--- a/doc/project/01-需求文档/用例文档第一稿.docx
+++ b/doc/project/01-需求文档/用例文档第一稿.docx
@@ -103,12 +103,6 @@
             <w:insideV w:val="none" w:color="auto" w:sz="0" w:space="0"/>
           </w:tblBorders>
           <w:shd w:val="clear" w:color="auto" w:fill="auto"/>
-          <w:tblCellMar>
-            <w:top w:w="0" w:type="dxa"/>
-            <w:left w:w="0" w:type="dxa"/>
-            <w:bottom w:w="0" w:type="dxa"/>
-            <w:right w:w="0" w:type="dxa"/>
-          </w:tblCellMar>
         </w:tblPrEx>
         <w:trPr>
           <w:tblHeader/>
@@ -324,7 +318,6 @@
             <w:insideH w:val="none" w:color="auto" w:sz="0" w:space="0"/>
             <w:insideV w:val="none" w:color="auto" w:sz="0" w:space="0"/>
           </w:tblBorders>
-          <w:shd w:val="clear" w:color="auto" w:fill="auto"/>
           <w:tblCellMar>
             <w:top w:w="0" w:type="dxa"/>
             <w:left w:w="0" w:type="dxa"/>
@@ -397,7 +390,6 @@
             <w:insideH w:val="none" w:color="auto" w:sz="0" w:space="0"/>
             <w:insideV w:val="none" w:color="auto" w:sz="0" w:space="0"/>
           </w:tblBorders>
-          <w:shd w:val="clear" w:color="auto" w:fill="auto"/>
           <w:tblCellMar>
             <w:top w:w="0" w:type="dxa"/>
             <w:left w:w="0" w:type="dxa"/>
@@ -816,6 +808,7 @@
             <w:insideH w:val="none" w:color="auto" w:sz="0" w:space="0"/>
             <w:insideV w:val="none" w:color="auto" w:sz="0" w:space="0"/>
           </w:tblBorders>
+          <w:shd w:val="clear" w:color="auto" w:fill="auto"/>
           <w:tblCellMar>
             <w:top w:w="0" w:type="dxa"/>
             <w:left w:w="0" w:type="dxa"/>
@@ -891,6 +884,7 @@
             <w:insideH w:val="none" w:color="auto" w:sz="0" w:space="0"/>
             <w:insideV w:val="none" w:color="auto" w:sz="0" w:space="0"/>
           </w:tblBorders>
+          <w:shd w:val="clear" w:color="auto" w:fill="auto"/>
           <w:tblCellMar>
             <w:top w:w="0" w:type="dxa"/>
             <w:left w:w="0" w:type="dxa"/>
@@ -1180,6 +1174,7 @@
             <w:insideH w:val="none" w:color="auto" w:sz="0" w:space="0"/>
             <w:insideV w:val="none" w:color="auto" w:sz="0" w:space="0"/>
           </w:tblBorders>
+          <w:shd w:val="clear" w:color="auto" w:fill="auto"/>
           <w:tblCellMar>
             <w:top w:w="0" w:type="dxa"/>
             <w:left w:w="0" w:type="dxa"/>
@@ -1252,6 +1247,7 @@
             <w:insideH w:val="none" w:color="auto" w:sz="0" w:space="0"/>
             <w:insideV w:val="none" w:color="auto" w:sz="0" w:space="0"/>
           </w:tblBorders>
+          <w:shd w:val="clear" w:color="auto" w:fill="auto"/>
           <w:tblCellMar>
             <w:top w:w="0" w:type="dxa"/>
             <w:left w:w="0" w:type="dxa"/>
@@ -1551,6 +1547,7 @@
             <w:insideH w:val="none" w:color="auto" w:sz="0" w:space="0"/>
             <w:insideV w:val="none" w:color="auto" w:sz="0" w:space="0"/>
           </w:tblBorders>
+          <w:shd w:val="clear" w:color="auto" w:fill="auto"/>
           <w:tblCellMar>
             <w:top w:w="0" w:type="dxa"/>
             <w:left w:w="0" w:type="dxa"/>
@@ -1626,6 +1623,7 @@
             <w:insideH w:val="none" w:color="auto" w:sz="0" w:space="0"/>
             <w:insideV w:val="none" w:color="auto" w:sz="0" w:space="0"/>
           </w:tblBorders>
+          <w:shd w:val="clear" w:color="auto" w:fill="auto"/>
           <w:tblCellMar>
             <w:top w:w="0" w:type="dxa"/>
             <w:left w:w="0" w:type="dxa"/>
@@ -1698,6 +1696,78 @@
             <w:insideH w:val="none" w:color="auto" w:sz="0" w:space="0"/>
             <w:insideV w:val="none" w:color="auto" w:sz="0" w:space="0"/>
           </w:tblBorders>
+          <w:tblCellMar>
+            <w:top w:w="0" w:type="dxa"/>
+            <w:left w:w="0" w:type="dxa"/>
+            <w:bottom w:w="0" w:type="dxa"/>
+            <w:right w:w="0" w:type="dxa"/>
+          </w:tblCellMar>
+        </w:tblPrEx>
+        <w:tc>
+          <w:tcPr>
+            <w:tcW w:w="0" w:type="auto"/>
+            <w:tcBorders>
+              <w:top w:val="nil"/>
+              <w:left w:val="nil"/>
+              <w:bottom w:val="nil"/>
+              <w:right w:val="single" w:color="auto" w:sz="2" w:space="0"/>
+            </w:tcBorders>
+            <w:shd w:val="clear" w:color="auto" w:fill="auto"/>
+            <w:tcMar>
+              <w:top w:w="120" w:type="dxa"/>
+              <w:left w:w="180" w:type="dxa"/>
+              <w:bottom w:w="120" w:type="dxa"/>
+              <w:right w:w="180" w:type="dxa"/>
+            </w:tcMar>
+            <w:vAlign w:val="center"/>
+          </w:tcPr>
+          <w:p>
+            <w:r>
+              <w:rPr>
+                <w:lang w:val="en-US" w:eastAsia="zh-CN"/>
+              </w:rPr>
+              <w:t>用例标识</w:t>
+            </w:r>
+          </w:p>
+        </w:tc>
+        <w:tc>
+          <w:tcPr>
+            <w:tcW w:w="0" w:type="auto"/>
+            <w:tcBorders>
+              <w:top w:val="nil"/>
+              <w:left w:val="nil"/>
+              <w:bottom w:val="nil"/>
+              <w:right w:val="nil"/>
+            </w:tcBorders>
+            <w:shd w:val="clear" w:color="auto" w:fill="auto"/>
+            <w:tcMar>
+              <w:top w:w="120" w:type="dxa"/>
+              <w:left w:w="180" w:type="dxa"/>
+              <w:bottom w:w="120" w:type="dxa"/>
+              <w:right w:w="180" w:type="dxa"/>
+            </w:tcMar>
+            <w:vAlign w:val="center"/>
+          </w:tcPr>
+          <w:p>
+            <w:r>
+              <w:rPr>
+                <w:lang w:val="en-US" w:eastAsia="zh-CN"/>
+              </w:rPr>
+              <w:t>UC-ADMIN-003-UserManage</w:t>
+            </w:r>
+          </w:p>
+        </w:tc>
+      </w:tr>
+      <w:tr>
+        <w:tblPrEx>
+          <w:tblBorders>
+            <w:top w:val="single" w:color="auto" w:sz="2" w:space="0"/>
+            <w:left w:val="single" w:color="auto" w:sz="2" w:space="0"/>
+            <w:bottom w:val="single" w:color="auto" w:sz="2" w:space="0"/>
+            <w:right w:val="single" w:color="auto" w:sz="2" w:space="0"/>
+            <w:insideH w:val="none" w:color="auto" w:sz="0" w:space="0"/>
+            <w:insideV w:val="none" w:color="auto" w:sz="0" w:space="0"/>
+          </w:tblBorders>
           <w:shd w:val="clear" w:color="auto" w:fill="auto"/>
           <w:tblCellMar>
             <w:top w:w="0" w:type="dxa"/>
@@ -1729,34 +1799,34 @@
               <w:rPr>
                 <w:lang w:val="en-US" w:eastAsia="zh-CN"/>
               </w:rPr>
-              <w:t>用例标识</w:t>
-            </w:r>
-          </w:p>
-        </w:tc>
-        <w:tc>
-          <w:tcPr>
-            <w:tcW w:w="0" w:type="auto"/>
-            <w:tcBorders>
-              <w:top w:val="nil"/>
-              <w:left w:val="nil"/>
-              <w:bottom w:val="nil"/>
-              <w:right w:val="nil"/>
-            </w:tcBorders>
-            <w:shd w:val="clear" w:color="auto" w:fill="auto"/>
-            <w:tcMar>
-              <w:top w:w="120" w:type="dxa"/>
-              <w:left w:w="180" w:type="dxa"/>
-              <w:bottom w:w="120" w:type="dxa"/>
-              <w:right w:w="180" w:type="dxa"/>
-            </w:tcMar>
-            <w:vAlign w:val="center"/>
-          </w:tcPr>
-          <w:p>
-            <w:r>
-              <w:rPr>
-                <w:lang w:val="en-US" w:eastAsia="zh-CN"/>
-              </w:rPr>
-              <w:t>UC-ADMIN-003-UserManage</w:t>
+              <w:t>主要执行者</w:t>
+            </w:r>
+          </w:p>
+        </w:tc>
+        <w:tc>
+          <w:tcPr>
+            <w:tcW w:w="0" w:type="auto"/>
+            <w:tcBorders>
+              <w:top w:val="nil"/>
+              <w:left w:val="nil"/>
+              <w:bottom w:val="nil"/>
+              <w:right w:val="nil"/>
+            </w:tcBorders>
+            <w:shd w:val="clear" w:color="auto" w:fill="auto"/>
+            <w:tcMar>
+              <w:top w:w="120" w:type="dxa"/>
+              <w:left w:w="180" w:type="dxa"/>
+              <w:bottom w:w="120" w:type="dxa"/>
+              <w:right w:w="180" w:type="dxa"/>
+            </w:tcMar>
+            <w:vAlign w:val="center"/>
+          </w:tcPr>
+          <w:p>
+            <w:r>
+              <w:rPr>
+                <w:lang w:val="en-US" w:eastAsia="zh-CN"/>
+              </w:rPr>
+              <w:t>管理员</w:t>
             </w:r>
           </w:p>
         </w:tc>
@@ -1802,34 +1872,34 @@
               <w:rPr>
                 <w:lang w:val="en-US" w:eastAsia="zh-CN"/>
               </w:rPr>
-              <w:t>主要执行者</w:t>
-            </w:r>
-          </w:p>
-        </w:tc>
-        <w:tc>
-          <w:tcPr>
-            <w:tcW w:w="0" w:type="auto"/>
-            <w:tcBorders>
-              <w:top w:val="nil"/>
-              <w:left w:val="nil"/>
-              <w:bottom w:val="nil"/>
-              <w:right w:val="nil"/>
-            </w:tcBorders>
-            <w:shd w:val="clear" w:color="auto" w:fill="auto"/>
-            <w:tcMar>
-              <w:top w:w="120" w:type="dxa"/>
-              <w:left w:w="180" w:type="dxa"/>
-              <w:bottom w:w="120" w:type="dxa"/>
-              <w:right w:w="180" w:type="dxa"/>
-            </w:tcMar>
-            <w:vAlign w:val="center"/>
-          </w:tcPr>
-          <w:p>
-            <w:r>
-              <w:rPr>
-                <w:lang w:val="en-US" w:eastAsia="zh-CN"/>
-              </w:rPr>
-              <w:t>管理员</w:t>
+              <w:t>目标</w:t>
+            </w:r>
+          </w:p>
+        </w:tc>
+        <w:tc>
+          <w:tcPr>
+            <w:tcW w:w="0" w:type="auto"/>
+            <w:tcBorders>
+              <w:top w:val="nil"/>
+              <w:left w:val="nil"/>
+              <w:bottom w:val="nil"/>
+              <w:right w:val="nil"/>
+            </w:tcBorders>
+            <w:shd w:val="clear" w:color="auto" w:fill="auto"/>
+            <w:tcMar>
+              <w:top w:w="120" w:type="dxa"/>
+              <w:left w:w="180" w:type="dxa"/>
+              <w:bottom w:w="120" w:type="dxa"/>
+              <w:right w:w="180" w:type="dxa"/>
+            </w:tcMar>
+            <w:vAlign w:val="center"/>
+          </w:tcPr>
+          <w:p>
+            <w:r>
+              <w:rPr>
+                <w:lang w:val="en-US" w:eastAsia="zh-CN"/>
+              </w:rPr>
+              <w:t>管理维修人员账号（新增、编辑、禁用、重置密码），并分配所属片区</w:t>
             </w:r>
           </w:p>
         </w:tc>
@@ -1874,34 +1944,34 @@
               <w:rPr>
                 <w:lang w:val="en-US" w:eastAsia="zh-CN"/>
               </w:rPr>
-              <w:t>目标</w:t>
-            </w:r>
-          </w:p>
-        </w:tc>
-        <w:tc>
-          <w:tcPr>
-            <w:tcW w:w="0" w:type="auto"/>
-            <w:tcBorders>
-              <w:top w:val="nil"/>
-              <w:left w:val="nil"/>
-              <w:bottom w:val="nil"/>
-              <w:right w:val="nil"/>
-            </w:tcBorders>
-            <w:shd w:val="clear" w:color="auto" w:fill="auto"/>
-            <w:tcMar>
-              <w:top w:w="120" w:type="dxa"/>
-              <w:left w:w="180" w:type="dxa"/>
-              <w:bottom w:w="120" w:type="dxa"/>
-              <w:right w:w="180" w:type="dxa"/>
-            </w:tcMar>
-            <w:vAlign w:val="center"/>
-          </w:tcPr>
-          <w:p>
-            <w:r>
-              <w:rPr>
-                <w:lang w:val="en-US" w:eastAsia="zh-CN"/>
-              </w:rPr>
-              <w:t>管理维修人员账号（新增、编辑、禁用、重置密码），并分配所属片区</w:t>
+              <w:t>范围</w:t>
+            </w:r>
+          </w:p>
+        </w:tc>
+        <w:tc>
+          <w:tcPr>
+            <w:tcW w:w="0" w:type="auto"/>
+            <w:tcBorders>
+              <w:top w:val="nil"/>
+              <w:left w:val="nil"/>
+              <w:bottom w:val="nil"/>
+              <w:right w:val="nil"/>
+            </w:tcBorders>
+            <w:shd w:val="clear" w:color="auto" w:fill="auto"/>
+            <w:tcMar>
+              <w:top w:w="120" w:type="dxa"/>
+              <w:left w:w="180" w:type="dxa"/>
+              <w:bottom w:w="120" w:type="dxa"/>
+              <w:right w:w="180" w:type="dxa"/>
+            </w:tcMar>
+            <w:vAlign w:val="center"/>
+          </w:tcPr>
+          <w:p>
+            <w:r>
+              <w:rPr>
+                <w:lang w:val="en-US" w:eastAsia="zh-CN"/>
+              </w:rPr>
+              <w:t>校园直饮矿化水物联网运维平台 - Web 管理端</w:t>
             </w:r>
           </w:p>
         </w:tc>
@@ -1916,64 +1986,65 @@
             <w:insideH w:val="none" w:color="auto" w:sz="0" w:space="0"/>
             <w:insideV w:val="none" w:color="auto" w:sz="0" w:space="0"/>
           </w:tblBorders>
-          <w:tblCellMar>
-            <w:top w:w="0" w:type="dxa"/>
-            <w:left w:w="0" w:type="dxa"/>
-            <w:bottom w:w="0" w:type="dxa"/>
-            <w:right w:w="0" w:type="dxa"/>
-          </w:tblCellMar>
-        </w:tblPrEx>
-        <w:tc>
-          <w:tcPr>
-            <w:tcW w:w="0" w:type="auto"/>
-            <w:tcBorders>
-              <w:top w:val="nil"/>
-              <w:left w:val="nil"/>
-              <w:bottom w:val="nil"/>
-              <w:right w:val="single" w:color="auto" w:sz="2" w:space="0"/>
-            </w:tcBorders>
-            <w:shd w:val="clear" w:color="auto" w:fill="auto"/>
-            <w:tcMar>
-              <w:top w:w="120" w:type="dxa"/>
-              <w:left w:w="180" w:type="dxa"/>
-              <w:bottom w:w="120" w:type="dxa"/>
-              <w:right w:w="180" w:type="dxa"/>
-            </w:tcMar>
-            <w:vAlign w:val="center"/>
-          </w:tcPr>
-          <w:p>
-            <w:r>
-              <w:rPr>
-                <w:lang w:val="en-US" w:eastAsia="zh-CN"/>
-              </w:rPr>
-              <w:t>范围</w:t>
-            </w:r>
-          </w:p>
-        </w:tc>
-        <w:tc>
-          <w:tcPr>
-            <w:tcW w:w="0" w:type="auto"/>
-            <w:tcBorders>
-              <w:top w:val="nil"/>
-              <w:left w:val="nil"/>
-              <w:bottom w:val="nil"/>
-              <w:right w:val="nil"/>
-            </w:tcBorders>
-            <w:shd w:val="clear" w:color="auto" w:fill="auto"/>
-            <w:tcMar>
-              <w:top w:w="120" w:type="dxa"/>
-              <w:left w:w="180" w:type="dxa"/>
-              <w:bottom w:w="120" w:type="dxa"/>
-              <w:right w:w="180" w:type="dxa"/>
-            </w:tcMar>
-            <w:vAlign w:val="center"/>
-          </w:tcPr>
-          <w:p>
-            <w:r>
-              <w:rPr>
-                <w:lang w:val="en-US" w:eastAsia="zh-CN"/>
-              </w:rPr>
-              <w:t>校园直饮矿化水物联网运维平台 - Web 管理端</w:t>
+          <w:shd w:val="clear" w:color="auto" w:fill="auto"/>
+          <w:tblCellMar>
+            <w:top w:w="0" w:type="dxa"/>
+            <w:left w:w="0" w:type="dxa"/>
+            <w:bottom w:w="0" w:type="dxa"/>
+            <w:right w:w="0" w:type="dxa"/>
+          </w:tblCellMar>
+        </w:tblPrEx>
+        <w:tc>
+          <w:tcPr>
+            <w:tcW w:w="0" w:type="auto"/>
+            <w:tcBorders>
+              <w:top w:val="nil"/>
+              <w:left w:val="nil"/>
+              <w:bottom w:val="nil"/>
+              <w:right w:val="single" w:color="auto" w:sz="2" w:space="0"/>
+            </w:tcBorders>
+            <w:shd w:val="clear" w:color="auto" w:fill="auto"/>
+            <w:tcMar>
+              <w:top w:w="120" w:type="dxa"/>
+              <w:left w:w="180" w:type="dxa"/>
+              <w:bottom w:w="120" w:type="dxa"/>
+              <w:right w:w="180" w:type="dxa"/>
+            </w:tcMar>
+            <w:vAlign w:val="center"/>
+          </w:tcPr>
+          <w:p>
+            <w:r>
+              <w:rPr>
+                <w:lang w:val="en-US" w:eastAsia="zh-CN"/>
+              </w:rPr>
+              <w:t>前置条件</w:t>
+            </w:r>
+          </w:p>
+        </w:tc>
+        <w:tc>
+          <w:tcPr>
+            <w:tcW w:w="0" w:type="auto"/>
+            <w:tcBorders>
+              <w:top w:val="nil"/>
+              <w:left w:val="nil"/>
+              <w:bottom w:val="nil"/>
+              <w:right w:val="nil"/>
+            </w:tcBorders>
+            <w:shd w:val="clear" w:color="auto" w:fill="auto"/>
+            <w:tcMar>
+              <w:top w:w="120" w:type="dxa"/>
+              <w:left w:w="180" w:type="dxa"/>
+              <w:bottom w:w="120" w:type="dxa"/>
+              <w:right w:w="180" w:type="dxa"/>
+            </w:tcMar>
+            <w:vAlign w:val="center"/>
+          </w:tcPr>
+          <w:p>
+            <w:r>
+              <w:rPr>
+                <w:lang w:val="en-US" w:eastAsia="zh-CN"/>
+              </w:rPr>
+              <w:t>管理员已登录系统</w:t>
             </w:r>
           </w:p>
         </w:tc>
@@ -2019,34 +2090,34 @@
               <w:rPr>
                 <w:lang w:val="en-US" w:eastAsia="zh-CN"/>
               </w:rPr>
-              <w:t>前置条件</w:t>
-            </w:r>
-          </w:p>
-        </w:tc>
-        <w:tc>
-          <w:tcPr>
-            <w:tcW w:w="0" w:type="auto"/>
-            <w:tcBorders>
-              <w:top w:val="nil"/>
-              <w:left w:val="nil"/>
-              <w:bottom w:val="nil"/>
-              <w:right w:val="nil"/>
-            </w:tcBorders>
-            <w:shd w:val="clear" w:color="auto" w:fill="auto"/>
-            <w:tcMar>
-              <w:top w:w="120" w:type="dxa"/>
-              <w:left w:w="180" w:type="dxa"/>
-              <w:bottom w:w="120" w:type="dxa"/>
-              <w:right w:w="180" w:type="dxa"/>
-            </w:tcMar>
-            <w:vAlign w:val="center"/>
-          </w:tcPr>
-          <w:p>
-            <w:r>
-              <w:rPr>
-                <w:lang w:val="en-US" w:eastAsia="zh-CN"/>
-              </w:rPr>
-              <w:t>管理员已登录系统</w:t>
+              <w:t>交互动作</w:t>
+            </w:r>
+          </w:p>
+        </w:tc>
+        <w:tc>
+          <w:tcPr>
+            <w:tcW w:w="0" w:type="auto"/>
+            <w:tcBorders>
+              <w:top w:val="nil"/>
+              <w:left w:val="nil"/>
+              <w:bottom w:val="nil"/>
+              <w:right w:val="nil"/>
+            </w:tcBorders>
+            <w:shd w:val="clear" w:color="auto" w:fill="auto"/>
+            <w:tcMar>
+              <w:top w:w="120" w:type="dxa"/>
+              <w:left w:w="180" w:type="dxa"/>
+              <w:bottom w:w="120" w:type="dxa"/>
+              <w:right w:w="180" w:type="dxa"/>
+            </w:tcMar>
+            <w:vAlign w:val="center"/>
+          </w:tcPr>
+          <w:p>
+            <w:r>
+              <w:rPr>
+                <w:lang w:val="en-US" w:eastAsia="zh-CN"/>
+              </w:rPr>
+              <w:t>（1）管理员点击 “人员管理→维修人员列表”（2）点击 “新增” 按钮，填写维修人员信息（姓名、账号、密码、所属片区等），点击 “保存”（3）点击某维修人员 “编辑” 按钮，修改信息后保存；点击 “禁用 / 启用” 按钮，切换账号状态（4）点击 “重置密码” 按钮，系统生成临时密码并推送至维修人员预留手机号 / 邮箱</w:t>
             </w:r>
           </w:p>
         </w:tc>
@@ -2061,78 +2132,7 @@
             <w:insideH w:val="none" w:color="auto" w:sz="0" w:space="0"/>
             <w:insideV w:val="none" w:color="auto" w:sz="0" w:space="0"/>
           </w:tblBorders>
-          <w:tblCellMar>
-            <w:top w:w="0" w:type="dxa"/>
-            <w:left w:w="0" w:type="dxa"/>
-            <w:bottom w:w="0" w:type="dxa"/>
-            <w:right w:w="0" w:type="dxa"/>
-          </w:tblCellMar>
-        </w:tblPrEx>
-        <w:tc>
-          <w:tcPr>
-            <w:tcW w:w="0" w:type="auto"/>
-            <w:tcBorders>
-              <w:top w:val="nil"/>
-              <w:left w:val="nil"/>
-              <w:bottom w:val="nil"/>
-              <w:right w:val="single" w:color="auto" w:sz="2" w:space="0"/>
-            </w:tcBorders>
-            <w:shd w:val="clear" w:color="auto" w:fill="auto"/>
-            <w:tcMar>
-              <w:top w:w="120" w:type="dxa"/>
-              <w:left w:w="180" w:type="dxa"/>
-              <w:bottom w:w="120" w:type="dxa"/>
-              <w:right w:w="180" w:type="dxa"/>
-            </w:tcMar>
-            <w:vAlign w:val="center"/>
-          </w:tcPr>
-          <w:p>
-            <w:r>
-              <w:rPr>
-                <w:lang w:val="en-US" w:eastAsia="zh-CN"/>
-              </w:rPr>
-              <w:t>交互动作</w:t>
-            </w:r>
-          </w:p>
-        </w:tc>
-        <w:tc>
-          <w:tcPr>
-            <w:tcW w:w="0" w:type="auto"/>
-            <w:tcBorders>
-              <w:top w:val="nil"/>
-              <w:left w:val="nil"/>
-              <w:bottom w:val="nil"/>
-              <w:right w:val="nil"/>
-            </w:tcBorders>
-            <w:shd w:val="clear" w:color="auto" w:fill="auto"/>
-            <w:tcMar>
-              <w:top w:w="120" w:type="dxa"/>
-              <w:left w:w="180" w:type="dxa"/>
-              <w:bottom w:w="120" w:type="dxa"/>
-              <w:right w:w="180" w:type="dxa"/>
-            </w:tcMar>
-            <w:vAlign w:val="center"/>
-          </w:tcPr>
-          <w:p>
-            <w:r>
-              <w:rPr>
-                <w:lang w:val="en-US" w:eastAsia="zh-CN"/>
-              </w:rPr>
-              <w:t>（1）管理员点击 “人员管理→维修人员列表”（2）点击 “新增” 按钮，填写维修人员信息（姓名、账号、密码、所属片区等），点击 “保存”（3）点击某维修人员 “编辑” 按钮，修改信息后保存；点击 “禁用 / 启用” 按钮，切换账号状态（4）点击 “重置密码” 按钮，系统生成临时密码并推送至维修人员预留手机号 / 邮箱</w:t>
-            </w:r>
-          </w:p>
-        </w:tc>
-      </w:tr>
-      <w:tr>
-        <w:tblPrEx>
-          <w:tblBorders>
-            <w:top w:val="single" w:color="auto" w:sz="2" w:space="0"/>
-            <w:left w:val="single" w:color="auto" w:sz="2" w:space="0"/>
-            <w:bottom w:val="single" w:color="auto" w:sz="2" w:space="0"/>
-            <w:right w:val="single" w:color="auto" w:sz="2" w:space="0"/>
-            <w:insideH w:val="none" w:color="auto" w:sz="0" w:space="0"/>
-            <w:insideV w:val="none" w:color="auto" w:sz="0" w:space="0"/>
-          </w:tblBorders>
+          <w:shd w:val="clear" w:color="auto" w:fill="auto"/>
           <w:tblCellMar>
             <w:top w:w="0" w:type="dxa"/>
             <w:left w:w="0" w:type="dxa"/>
@@ -2287,6 +2287,7 @@
             <w:insideH w:val="none" w:color="auto" w:sz="0" w:space="0"/>
             <w:insideV w:val="none" w:color="auto" w:sz="0" w:space="0"/>
           </w:tblBorders>
+          <w:shd w:val="clear" w:color="auto" w:fill="auto"/>
           <w:tblCellMar>
             <w:top w:w="0" w:type="dxa"/>
             <w:left w:w="0" w:type="dxa"/>
@@ -2362,6 +2363,150 @@
             <w:insideH w:val="none" w:color="auto" w:sz="0" w:space="0"/>
             <w:insideV w:val="none" w:color="auto" w:sz="0" w:space="0"/>
           </w:tblBorders>
+          <w:tblCellMar>
+            <w:top w:w="0" w:type="dxa"/>
+            <w:left w:w="0" w:type="dxa"/>
+            <w:bottom w:w="0" w:type="dxa"/>
+            <w:right w:w="0" w:type="dxa"/>
+          </w:tblCellMar>
+        </w:tblPrEx>
+        <w:tc>
+          <w:tcPr>
+            <w:tcW w:w="0" w:type="auto"/>
+            <w:tcBorders>
+              <w:top w:val="nil"/>
+              <w:left w:val="nil"/>
+              <w:bottom w:val="nil"/>
+              <w:right w:val="single" w:color="auto" w:sz="2" w:space="0"/>
+            </w:tcBorders>
+            <w:shd w:val="clear" w:color="auto" w:fill="auto"/>
+            <w:tcMar>
+              <w:top w:w="120" w:type="dxa"/>
+              <w:left w:w="180" w:type="dxa"/>
+              <w:bottom w:w="120" w:type="dxa"/>
+              <w:right w:w="180" w:type="dxa"/>
+            </w:tcMar>
+            <w:vAlign w:val="center"/>
+          </w:tcPr>
+          <w:p>
+            <w:r>
+              <w:rPr>
+                <w:lang w:val="en-US" w:eastAsia="zh-CN"/>
+              </w:rPr>
+              <w:t>用例名</w:t>
+            </w:r>
+          </w:p>
+        </w:tc>
+        <w:tc>
+          <w:tcPr>
+            <w:tcW w:w="0" w:type="auto"/>
+            <w:tcBorders>
+              <w:top w:val="nil"/>
+              <w:left w:val="nil"/>
+              <w:bottom w:val="nil"/>
+              <w:right w:val="nil"/>
+            </w:tcBorders>
+            <w:shd w:val="clear" w:color="auto" w:fill="auto"/>
+            <w:tcMar>
+              <w:top w:w="120" w:type="dxa"/>
+              <w:left w:w="180" w:type="dxa"/>
+              <w:bottom w:w="120" w:type="dxa"/>
+              <w:right w:w="180" w:type="dxa"/>
+            </w:tcMar>
+            <w:vAlign w:val="center"/>
+          </w:tcPr>
+          <w:p>
+            <w:r>
+              <w:rPr>
+                <w:lang w:val="en-US" w:eastAsia="zh-CN"/>
+              </w:rPr>
+              <w:t>地区管理</w:t>
+            </w:r>
+          </w:p>
+        </w:tc>
+      </w:tr>
+      <w:tr>
+        <w:tblPrEx>
+          <w:tblBorders>
+            <w:top w:val="single" w:color="auto" w:sz="2" w:space="0"/>
+            <w:left w:val="single" w:color="auto" w:sz="2" w:space="0"/>
+            <w:bottom w:val="single" w:color="auto" w:sz="2" w:space="0"/>
+            <w:right w:val="single" w:color="auto" w:sz="2" w:space="0"/>
+            <w:insideH w:val="none" w:color="auto" w:sz="0" w:space="0"/>
+            <w:insideV w:val="none" w:color="auto" w:sz="0" w:space="0"/>
+          </w:tblBorders>
+          <w:tblCellMar>
+            <w:top w:w="0" w:type="dxa"/>
+            <w:left w:w="0" w:type="dxa"/>
+            <w:bottom w:w="0" w:type="dxa"/>
+            <w:right w:w="0" w:type="dxa"/>
+          </w:tblCellMar>
+        </w:tblPrEx>
+        <w:tc>
+          <w:tcPr>
+            <w:tcW w:w="0" w:type="auto"/>
+            <w:tcBorders>
+              <w:top w:val="nil"/>
+              <w:left w:val="nil"/>
+              <w:bottom w:val="nil"/>
+              <w:right w:val="single" w:color="auto" w:sz="2" w:space="0"/>
+            </w:tcBorders>
+            <w:shd w:val="clear" w:color="auto" w:fill="auto"/>
+            <w:tcMar>
+              <w:top w:w="120" w:type="dxa"/>
+              <w:left w:w="180" w:type="dxa"/>
+              <w:bottom w:w="120" w:type="dxa"/>
+              <w:right w:w="180" w:type="dxa"/>
+            </w:tcMar>
+            <w:vAlign w:val="center"/>
+          </w:tcPr>
+          <w:p>
+            <w:r>
+              <w:rPr>
+                <w:lang w:val="en-US" w:eastAsia="zh-CN"/>
+              </w:rPr>
+              <w:t>用例标识</w:t>
+            </w:r>
+          </w:p>
+        </w:tc>
+        <w:tc>
+          <w:tcPr>
+            <w:tcW w:w="0" w:type="auto"/>
+            <w:tcBorders>
+              <w:top w:val="nil"/>
+              <w:left w:val="nil"/>
+              <w:bottom w:val="nil"/>
+              <w:right w:val="nil"/>
+            </w:tcBorders>
+            <w:shd w:val="clear" w:color="auto" w:fill="auto"/>
+            <w:tcMar>
+              <w:top w:w="120" w:type="dxa"/>
+              <w:left w:w="180" w:type="dxa"/>
+              <w:bottom w:w="120" w:type="dxa"/>
+              <w:right w:w="180" w:type="dxa"/>
+            </w:tcMar>
+            <w:vAlign w:val="center"/>
+          </w:tcPr>
+          <w:p>
+            <w:r>
+              <w:rPr>
+                <w:lang w:val="en-US" w:eastAsia="zh-CN"/>
+              </w:rPr>
+              <w:t>UC-ADMIN-004-AreaManage</w:t>
+            </w:r>
+          </w:p>
+        </w:tc>
+      </w:tr>
+      <w:tr>
+        <w:tblPrEx>
+          <w:tblBorders>
+            <w:top w:val="single" w:color="auto" w:sz="2" w:space="0"/>
+            <w:left w:val="single" w:color="auto" w:sz="2" w:space="0"/>
+            <w:bottom w:val="single" w:color="auto" w:sz="2" w:space="0"/>
+            <w:right w:val="single" w:color="auto" w:sz="2" w:space="0"/>
+            <w:insideH w:val="none" w:color="auto" w:sz="0" w:space="0"/>
+            <w:insideV w:val="none" w:color="auto" w:sz="0" w:space="0"/>
+          </w:tblBorders>
           <w:shd w:val="clear" w:color="auto" w:fill="auto"/>
           <w:tblCellMar>
             <w:top w:w="0" w:type="dxa"/>
@@ -2393,34 +2538,34 @@
               <w:rPr>
                 <w:lang w:val="en-US" w:eastAsia="zh-CN"/>
               </w:rPr>
-              <w:t>用例名</w:t>
-            </w:r>
-          </w:p>
-        </w:tc>
-        <w:tc>
-          <w:tcPr>
-            <w:tcW w:w="0" w:type="auto"/>
-            <w:tcBorders>
-              <w:top w:val="nil"/>
-              <w:left w:val="nil"/>
-              <w:bottom w:val="nil"/>
-              <w:right w:val="nil"/>
-            </w:tcBorders>
-            <w:shd w:val="clear" w:color="auto" w:fill="auto"/>
-            <w:tcMar>
-              <w:top w:w="120" w:type="dxa"/>
-              <w:left w:w="180" w:type="dxa"/>
-              <w:bottom w:w="120" w:type="dxa"/>
-              <w:right w:w="180" w:type="dxa"/>
-            </w:tcMar>
-            <w:vAlign w:val="center"/>
-          </w:tcPr>
-          <w:p>
-            <w:r>
-              <w:rPr>
-                <w:lang w:val="en-US" w:eastAsia="zh-CN"/>
-              </w:rPr>
-              <w:t>地区管理</w:t>
+              <w:t>主要执行者</w:t>
+            </w:r>
+          </w:p>
+        </w:tc>
+        <w:tc>
+          <w:tcPr>
+            <w:tcW w:w="0" w:type="auto"/>
+            <w:tcBorders>
+              <w:top w:val="nil"/>
+              <w:left w:val="nil"/>
+              <w:bottom w:val="nil"/>
+              <w:right w:val="nil"/>
+            </w:tcBorders>
+            <w:shd w:val="clear" w:color="auto" w:fill="auto"/>
+            <w:tcMar>
+              <w:top w:w="120" w:type="dxa"/>
+              <w:left w:w="180" w:type="dxa"/>
+              <w:bottom w:w="120" w:type="dxa"/>
+              <w:right w:w="180" w:type="dxa"/>
+            </w:tcMar>
+            <w:vAlign w:val="center"/>
+          </w:tcPr>
+          <w:p>
+            <w:r>
+              <w:rPr>
+                <w:lang w:val="en-US" w:eastAsia="zh-CN"/>
+              </w:rPr>
+              <w:t>管理员</w:t>
             </w:r>
           </w:p>
         </w:tc>
@@ -2466,34 +2611,34 @@
               <w:rPr>
                 <w:lang w:val="en-US" w:eastAsia="zh-CN"/>
               </w:rPr>
-              <w:t>用例标识</w:t>
-            </w:r>
-          </w:p>
-        </w:tc>
-        <w:tc>
-          <w:tcPr>
-            <w:tcW w:w="0" w:type="auto"/>
-            <w:tcBorders>
-              <w:top w:val="nil"/>
-              <w:left w:val="nil"/>
-              <w:bottom w:val="nil"/>
-              <w:right w:val="nil"/>
-            </w:tcBorders>
-            <w:shd w:val="clear" w:color="auto" w:fill="auto"/>
-            <w:tcMar>
-              <w:top w:w="120" w:type="dxa"/>
-              <w:left w:w="180" w:type="dxa"/>
-              <w:bottom w:w="120" w:type="dxa"/>
-              <w:right w:w="180" w:type="dxa"/>
-            </w:tcMar>
-            <w:vAlign w:val="center"/>
-          </w:tcPr>
-          <w:p>
-            <w:r>
-              <w:rPr>
-                <w:lang w:val="en-US" w:eastAsia="zh-CN"/>
-              </w:rPr>
-              <w:t>UC-ADMIN-004-AreaManage</w:t>
+              <w:t>目标</w:t>
+            </w:r>
+          </w:p>
+        </w:tc>
+        <w:tc>
+          <w:tcPr>
+            <w:tcW w:w="0" w:type="auto"/>
+            <w:tcBorders>
+              <w:top w:val="nil"/>
+              <w:left w:val="nil"/>
+              <w:bottom w:val="nil"/>
+              <w:right w:val="nil"/>
+            </w:tcBorders>
+            <w:shd w:val="clear" w:color="auto" w:fill="auto"/>
+            <w:tcMar>
+              <w:top w:w="120" w:type="dxa"/>
+              <w:left w:w="180" w:type="dxa"/>
+              <w:bottom w:w="120" w:type="dxa"/>
+              <w:right w:w="180" w:type="dxa"/>
+            </w:tcMar>
+            <w:vAlign w:val="center"/>
+          </w:tcPr>
+          <w:p>
+            <w:r>
+              <w:rPr>
+                <w:lang w:val="en-US" w:eastAsia="zh-CN"/>
+              </w:rPr>
+              <w:t>管理校园片区（新增、编辑、删除），查看片区设备分布</w:t>
             </w:r>
           </w:p>
         </w:tc>
@@ -2539,34 +2684,34 @@
               <w:rPr>
                 <w:lang w:val="en-US" w:eastAsia="zh-CN"/>
               </w:rPr>
-              <w:t>主要执行者</w:t>
-            </w:r>
-          </w:p>
-        </w:tc>
-        <w:tc>
-          <w:tcPr>
-            <w:tcW w:w="0" w:type="auto"/>
-            <w:tcBorders>
-              <w:top w:val="nil"/>
-              <w:left w:val="nil"/>
-              <w:bottom w:val="nil"/>
-              <w:right w:val="nil"/>
-            </w:tcBorders>
-            <w:shd w:val="clear" w:color="auto" w:fill="auto"/>
-            <w:tcMar>
-              <w:top w:w="120" w:type="dxa"/>
-              <w:left w:w="180" w:type="dxa"/>
-              <w:bottom w:w="120" w:type="dxa"/>
-              <w:right w:w="180" w:type="dxa"/>
-            </w:tcMar>
-            <w:vAlign w:val="center"/>
-          </w:tcPr>
-          <w:p>
-            <w:r>
-              <w:rPr>
-                <w:lang w:val="en-US" w:eastAsia="zh-CN"/>
-              </w:rPr>
-              <w:t>管理员</w:t>
+              <w:t>范围</w:t>
+            </w:r>
+          </w:p>
+        </w:tc>
+        <w:tc>
+          <w:tcPr>
+            <w:tcW w:w="0" w:type="auto"/>
+            <w:tcBorders>
+              <w:top w:val="nil"/>
+              <w:left w:val="nil"/>
+              <w:bottom w:val="nil"/>
+              <w:right w:val="nil"/>
+            </w:tcBorders>
+            <w:shd w:val="clear" w:color="auto" w:fill="auto"/>
+            <w:tcMar>
+              <w:top w:w="120" w:type="dxa"/>
+              <w:left w:w="180" w:type="dxa"/>
+              <w:bottom w:w="120" w:type="dxa"/>
+              <w:right w:w="180" w:type="dxa"/>
+            </w:tcMar>
+            <w:vAlign w:val="center"/>
+          </w:tcPr>
+          <w:p>
+            <w:r>
+              <w:rPr>
+                <w:lang w:val="en-US" w:eastAsia="zh-CN"/>
+              </w:rPr>
+              <w:t>校园直饮矿化水物联网运维平台 - Web 管理端</w:t>
             </w:r>
           </w:p>
         </w:tc>
@@ -2581,153 +2726,6 @@
             <w:insideH w:val="none" w:color="auto" w:sz="0" w:space="0"/>
             <w:insideV w:val="none" w:color="auto" w:sz="0" w:space="0"/>
           </w:tblBorders>
-          <w:shd w:val="clear" w:color="auto" w:fill="auto"/>
-          <w:tblCellMar>
-            <w:top w:w="0" w:type="dxa"/>
-            <w:left w:w="0" w:type="dxa"/>
-            <w:bottom w:w="0" w:type="dxa"/>
-            <w:right w:w="0" w:type="dxa"/>
-          </w:tblCellMar>
-        </w:tblPrEx>
-        <w:tc>
-          <w:tcPr>
-            <w:tcW w:w="0" w:type="auto"/>
-            <w:tcBorders>
-              <w:top w:val="nil"/>
-              <w:left w:val="nil"/>
-              <w:bottom w:val="nil"/>
-              <w:right w:val="single" w:color="auto" w:sz="2" w:space="0"/>
-            </w:tcBorders>
-            <w:shd w:val="clear" w:color="auto" w:fill="auto"/>
-            <w:tcMar>
-              <w:top w:w="120" w:type="dxa"/>
-              <w:left w:w="180" w:type="dxa"/>
-              <w:bottom w:w="120" w:type="dxa"/>
-              <w:right w:w="180" w:type="dxa"/>
-            </w:tcMar>
-            <w:vAlign w:val="center"/>
-          </w:tcPr>
-          <w:p>
-            <w:r>
-              <w:rPr>
-                <w:lang w:val="en-US" w:eastAsia="zh-CN"/>
-              </w:rPr>
-              <w:t>目标</w:t>
-            </w:r>
-          </w:p>
-        </w:tc>
-        <w:tc>
-          <w:tcPr>
-            <w:tcW w:w="0" w:type="auto"/>
-            <w:tcBorders>
-              <w:top w:val="nil"/>
-              <w:left w:val="nil"/>
-              <w:bottom w:val="nil"/>
-              <w:right w:val="nil"/>
-            </w:tcBorders>
-            <w:shd w:val="clear" w:color="auto" w:fill="auto"/>
-            <w:tcMar>
-              <w:top w:w="120" w:type="dxa"/>
-              <w:left w:w="180" w:type="dxa"/>
-              <w:bottom w:w="120" w:type="dxa"/>
-              <w:right w:w="180" w:type="dxa"/>
-            </w:tcMar>
-            <w:vAlign w:val="center"/>
-          </w:tcPr>
-          <w:p>
-            <w:r>
-              <w:rPr>
-                <w:lang w:val="en-US" w:eastAsia="zh-CN"/>
-              </w:rPr>
-              <w:t>管理校园片区（新增、编辑、删除），查看片区设备分布</w:t>
-            </w:r>
-          </w:p>
-        </w:tc>
-      </w:tr>
-      <w:tr>
-        <w:tblPrEx>
-          <w:tblBorders>
-            <w:top w:val="single" w:color="auto" w:sz="2" w:space="0"/>
-            <w:left w:val="single" w:color="auto" w:sz="2" w:space="0"/>
-            <w:bottom w:val="single" w:color="auto" w:sz="2" w:space="0"/>
-            <w:right w:val="single" w:color="auto" w:sz="2" w:space="0"/>
-            <w:insideH w:val="none" w:color="auto" w:sz="0" w:space="0"/>
-            <w:insideV w:val="none" w:color="auto" w:sz="0" w:space="0"/>
-          </w:tblBorders>
-          <w:shd w:val="clear" w:color="auto" w:fill="auto"/>
-          <w:tblCellMar>
-            <w:top w:w="0" w:type="dxa"/>
-            <w:left w:w="0" w:type="dxa"/>
-            <w:bottom w:w="0" w:type="dxa"/>
-            <w:right w:w="0" w:type="dxa"/>
-          </w:tblCellMar>
-        </w:tblPrEx>
-        <w:tc>
-          <w:tcPr>
-            <w:tcW w:w="0" w:type="auto"/>
-            <w:tcBorders>
-              <w:top w:val="nil"/>
-              <w:left w:val="nil"/>
-              <w:bottom w:val="nil"/>
-              <w:right w:val="single" w:color="auto" w:sz="2" w:space="0"/>
-            </w:tcBorders>
-            <w:shd w:val="clear" w:color="auto" w:fill="auto"/>
-            <w:tcMar>
-              <w:top w:w="120" w:type="dxa"/>
-              <w:left w:w="180" w:type="dxa"/>
-              <w:bottom w:w="120" w:type="dxa"/>
-              <w:right w:w="180" w:type="dxa"/>
-            </w:tcMar>
-            <w:vAlign w:val="center"/>
-          </w:tcPr>
-          <w:p>
-            <w:r>
-              <w:rPr>
-                <w:lang w:val="en-US" w:eastAsia="zh-CN"/>
-              </w:rPr>
-              <w:t>范围</w:t>
-            </w:r>
-          </w:p>
-        </w:tc>
-        <w:tc>
-          <w:tcPr>
-            <w:tcW w:w="0" w:type="auto"/>
-            <w:tcBorders>
-              <w:top w:val="nil"/>
-              <w:left w:val="nil"/>
-              <w:bottom w:val="nil"/>
-              <w:right w:val="nil"/>
-            </w:tcBorders>
-            <w:shd w:val="clear" w:color="auto" w:fill="auto"/>
-            <w:tcMar>
-              <w:top w:w="120" w:type="dxa"/>
-              <w:left w:w="180" w:type="dxa"/>
-              <w:bottom w:w="120" w:type="dxa"/>
-              <w:right w:w="180" w:type="dxa"/>
-            </w:tcMar>
-            <w:vAlign w:val="center"/>
-          </w:tcPr>
-          <w:p>
-            <w:r>
-              <w:rPr>
-                <w:lang w:val="en-US" w:eastAsia="zh-CN"/>
-              </w:rPr>
-              <w:t>校园直饮矿化水物联网运维平台 - Web 管理端</w:t>
-            </w:r>
-          </w:p>
-        </w:tc>
-      </w:tr>
-      <w:tr>
-        <w:tblPrEx>
-          <w:tblBorders>
-            <w:top w:val="single" w:color="auto" w:sz="2" w:space="0"/>
-            <w:left w:val="single" w:color="auto" w:sz="2" w:space="0"/>
-            <w:bottom w:val="single" w:color="auto" w:sz="2" w:space="0"/>
-            <w:right w:val="single" w:color="auto" w:sz="2" w:space="0"/>
-            <w:insideH w:val="none" w:color="auto" w:sz="0" w:space="0"/>
-            <w:insideV w:val="none" w:color="auto" w:sz="0" w:space="0"/>
-          </w:tblBorders>
-          <w:shd w:val="clear" w:color="auto" w:fill="auto"/>
           <w:tblCellMar>
             <w:top w:w="0" w:type="dxa"/>
             <w:left w:w="0" w:type="dxa"/>
@@ -3336,7 +3334,6 @@
             <w:insideH w:val="none" w:color="auto" w:sz="0" w:space="0"/>
             <w:insideV w:val="none" w:color="auto" w:sz="0" w:space="0"/>
           </w:tblBorders>
-          <w:shd w:val="clear" w:color="auto" w:fill="auto"/>
           <w:tblCellMar>
             <w:top w:w="0" w:type="dxa"/>
             <w:left w:w="0" w:type="dxa"/>
@@ -3409,7 +3406,6 @@
             <w:insideH w:val="none" w:color="auto" w:sz="0" w:space="0"/>
             <w:insideV w:val="none" w:color="auto" w:sz="0" w:space="0"/>
           </w:tblBorders>
-          <w:shd w:val="clear" w:color="auto" w:fill="auto"/>
           <w:tblCellMar>
             <w:top w:w="0" w:type="dxa"/>
             <w:left w:w="0" w:type="dxa"/>
@@ -3482,7 +3478,6 @@
             <w:insideH w:val="none" w:color="auto" w:sz="0" w:space="0"/>
             <w:insideV w:val="none" w:color="auto" w:sz="0" w:space="0"/>
           </w:tblBorders>
-          <w:shd w:val="clear" w:color="auto" w:fill="auto"/>
           <w:tblCellMar>
             <w:top w:w="0" w:type="dxa"/>
             <w:left w:w="0" w:type="dxa"/>
@@ -3997,6 +3992,7 @@
             <w:insideH w:val="none" w:color="auto" w:sz="0" w:space="0"/>
             <w:insideV w:val="none" w:color="auto" w:sz="0" w:space="0"/>
           </w:tblBorders>
+          <w:shd w:val="clear" w:color="auto" w:fill="auto"/>
           <w:tblCellMar>
             <w:top w:w="0" w:type="dxa"/>
             <w:left w:w="0" w:type="dxa"/>
@@ -4069,6 +4065,78 @@
             <w:insideH w:val="none" w:color="auto" w:sz="0" w:space="0"/>
             <w:insideV w:val="none" w:color="auto" w:sz="0" w:space="0"/>
           </w:tblBorders>
+          <w:tblCellMar>
+            <w:top w:w="0" w:type="dxa"/>
+            <w:left w:w="0" w:type="dxa"/>
+            <w:bottom w:w="0" w:type="dxa"/>
+            <w:right w:w="0" w:type="dxa"/>
+          </w:tblCellMar>
+        </w:tblPrEx>
+        <w:tc>
+          <w:tcPr>
+            <w:tcW w:w="0" w:type="auto"/>
+            <w:tcBorders>
+              <w:top w:val="nil"/>
+              <w:left w:val="nil"/>
+              <w:bottom w:val="nil"/>
+              <w:right w:val="single" w:color="auto" w:sz="2" w:space="0"/>
+            </w:tcBorders>
+            <w:shd w:val="clear" w:color="auto" w:fill="auto"/>
+            <w:tcMar>
+              <w:top w:w="120" w:type="dxa"/>
+              <w:left w:w="180" w:type="dxa"/>
+              <w:bottom w:w="120" w:type="dxa"/>
+              <w:right w:w="180" w:type="dxa"/>
+            </w:tcMar>
+            <w:vAlign w:val="center"/>
+          </w:tcPr>
+          <w:p>
+            <w:r>
+              <w:rPr>
+                <w:lang w:val="en-US" w:eastAsia="zh-CN"/>
+              </w:rPr>
+              <w:t>目标</w:t>
+            </w:r>
+          </w:p>
+        </w:tc>
+        <w:tc>
+          <w:tcPr>
+            <w:tcW w:w="0" w:type="auto"/>
+            <w:tcBorders>
+              <w:top w:val="nil"/>
+              <w:left w:val="nil"/>
+              <w:bottom w:val="nil"/>
+              <w:right w:val="nil"/>
+            </w:tcBorders>
+            <w:shd w:val="clear" w:color="auto" w:fill="auto"/>
+            <w:tcMar>
+              <w:top w:w="120" w:type="dxa"/>
+              <w:left w:w="180" w:type="dxa"/>
+              <w:bottom w:w="120" w:type="dxa"/>
+              <w:right w:w="180" w:type="dxa"/>
+            </w:tcMar>
+            <w:vAlign w:val="center"/>
+          </w:tcPr>
+          <w:p>
+            <w:r>
+              <w:rPr>
+                <w:lang w:val="en-US" w:eastAsia="zh-CN"/>
+              </w:rPr>
+              <w:t>抢单并处理本辖区工单，提交处理结果</w:t>
+            </w:r>
+          </w:p>
+        </w:tc>
+      </w:tr>
+      <w:tr>
+        <w:tblPrEx>
+          <w:tblBorders>
+            <w:top w:val="single" w:color="auto" w:sz="2" w:space="0"/>
+            <w:left w:val="single" w:color="auto" w:sz="2" w:space="0"/>
+            <w:bottom w:val="single" w:color="auto" w:sz="2" w:space="0"/>
+            <w:right w:val="single" w:color="auto" w:sz="2" w:space="0"/>
+            <w:insideH w:val="none" w:color="auto" w:sz="0" w:space="0"/>
+            <w:insideV w:val="none" w:color="auto" w:sz="0" w:space="0"/>
+          </w:tblBorders>
           <w:shd w:val="clear" w:color="auto" w:fill="auto"/>
           <w:tblCellMar>
             <w:top w:w="0" w:type="dxa"/>
@@ -4100,34 +4168,34 @@
               <w:rPr>
                 <w:lang w:val="en-US" w:eastAsia="zh-CN"/>
               </w:rPr>
-              <w:t>目标</w:t>
-            </w:r>
-          </w:p>
-        </w:tc>
-        <w:tc>
-          <w:tcPr>
-            <w:tcW w:w="0" w:type="auto"/>
-            <w:tcBorders>
-              <w:top w:val="nil"/>
-              <w:left w:val="nil"/>
-              <w:bottom w:val="nil"/>
-              <w:right w:val="nil"/>
-            </w:tcBorders>
-            <w:shd w:val="clear" w:color="auto" w:fill="auto"/>
-            <w:tcMar>
-              <w:top w:w="120" w:type="dxa"/>
-              <w:left w:w="180" w:type="dxa"/>
-              <w:bottom w:w="120" w:type="dxa"/>
-              <w:right w:w="180" w:type="dxa"/>
-            </w:tcMar>
-            <w:vAlign w:val="center"/>
-          </w:tcPr>
-          <w:p>
-            <w:r>
-              <w:rPr>
-                <w:lang w:val="en-US" w:eastAsia="zh-CN"/>
-              </w:rPr>
-              <w:t>抢单并处理本辖区工单，提交处理结果</w:t>
+              <w:t>范围</w:t>
+            </w:r>
+          </w:p>
+        </w:tc>
+        <w:tc>
+          <w:tcPr>
+            <w:tcW w:w="0" w:type="auto"/>
+            <w:tcBorders>
+              <w:top w:val="nil"/>
+              <w:left w:val="nil"/>
+              <w:bottom w:val="nil"/>
+              <w:right w:val="nil"/>
+            </w:tcBorders>
+            <w:shd w:val="clear" w:color="auto" w:fill="auto"/>
+            <w:tcMar>
+              <w:top w:w="120" w:type="dxa"/>
+              <w:left w:w="180" w:type="dxa"/>
+              <w:bottom w:w="120" w:type="dxa"/>
+              <w:right w:w="180" w:type="dxa"/>
+            </w:tcMar>
+            <w:vAlign w:val="center"/>
+          </w:tcPr>
+          <w:p>
+            <w:r>
+              <w:rPr>
+                <w:lang w:val="en-US" w:eastAsia="zh-CN"/>
+              </w:rPr>
+              <w:t>校园直饮矿化水物联网运维平台 - 运维 APP</w:t>
             </w:r>
           </w:p>
         </w:tc>
@@ -4142,64 +4210,65 @@
             <w:insideH w:val="none" w:color="auto" w:sz="0" w:space="0"/>
             <w:insideV w:val="none" w:color="auto" w:sz="0" w:space="0"/>
           </w:tblBorders>
-          <w:tblCellMar>
-            <w:top w:w="0" w:type="dxa"/>
-            <w:left w:w="0" w:type="dxa"/>
-            <w:bottom w:w="0" w:type="dxa"/>
-            <w:right w:w="0" w:type="dxa"/>
-          </w:tblCellMar>
-        </w:tblPrEx>
-        <w:tc>
-          <w:tcPr>
-            <w:tcW w:w="0" w:type="auto"/>
-            <w:tcBorders>
-              <w:top w:val="nil"/>
-              <w:left w:val="nil"/>
-              <w:bottom w:val="nil"/>
-              <w:right w:val="single" w:color="auto" w:sz="2" w:space="0"/>
-            </w:tcBorders>
-            <w:shd w:val="clear" w:color="auto" w:fill="auto"/>
-            <w:tcMar>
-              <w:top w:w="120" w:type="dxa"/>
-              <w:left w:w="180" w:type="dxa"/>
-              <w:bottom w:w="120" w:type="dxa"/>
-              <w:right w:w="180" w:type="dxa"/>
-            </w:tcMar>
-            <w:vAlign w:val="center"/>
-          </w:tcPr>
-          <w:p>
-            <w:r>
-              <w:rPr>
-                <w:lang w:val="en-US" w:eastAsia="zh-CN"/>
-              </w:rPr>
-              <w:t>范围</w:t>
-            </w:r>
-          </w:p>
-        </w:tc>
-        <w:tc>
-          <w:tcPr>
-            <w:tcW w:w="0" w:type="auto"/>
-            <w:tcBorders>
-              <w:top w:val="nil"/>
-              <w:left w:val="nil"/>
-              <w:bottom w:val="nil"/>
-              <w:right w:val="nil"/>
-            </w:tcBorders>
-            <w:shd w:val="clear" w:color="auto" w:fill="auto"/>
-            <w:tcMar>
-              <w:top w:w="120" w:type="dxa"/>
-              <w:left w:w="180" w:type="dxa"/>
-              <w:bottom w:w="120" w:type="dxa"/>
-              <w:right w:w="180" w:type="dxa"/>
-            </w:tcMar>
-            <w:vAlign w:val="center"/>
-          </w:tcPr>
-          <w:p>
-            <w:r>
-              <w:rPr>
-                <w:lang w:val="en-US" w:eastAsia="zh-CN"/>
-              </w:rPr>
-              <w:t>校园直饮矿化水物联网运维平台 - 运维 APP</w:t>
+          <w:shd w:val="clear" w:color="auto" w:fill="auto"/>
+          <w:tblCellMar>
+            <w:top w:w="0" w:type="dxa"/>
+            <w:left w:w="0" w:type="dxa"/>
+            <w:bottom w:w="0" w:type="dxa"/>
+            <w:right w:w="0" w:type="dxa"/>
+          </w:tblCellMar>
+        </w:tblPrEx>
+        <w:tc>
+          <w:tcPr>
+            <w:tcW w:w="0" w:type="auto"/>
+            <w:tcBorders>
+              <w:top w:val="nil"/>
+              <w:left w:val="nil"/>
+              <w:bottom w:val="nil"/>
+              <w:right w:val="single" w:color="auto" w:sz="2" w:space="0"/>
+            </w:tcBorders>
+            <w:shd w:val="clear" w:color="auto" w:fill="auto"/>
+            <w:tcMar>
+              <w:top w:w="120" w:type="dxa"/>
+              <w:left w:w="180" w:type="dxa"/>
+              <w:bottom w:w="120" w:type="dxa"/>
+              <w:right w:w="180" w:type="dxa"/>
+            </w:tcMar>
+            <w:vAlign w:val="center"/>
+          </w:tcPr>
+          <w:p>
+            <w:r>
+              <w:rPr>
+                <w:lang w:val="en-US" w:eastAsia="zh-CN"/>
+              </w:rPr>
+              <w:t>前置条件</w:t>
+            </w:r>
+          </w:p>
+        </w:tc>
+        <w:tc>
+          <w:tcPr>
+            <w:tcW w:w="0" w:type="auto"/>
+            <w:tcBorders>
+              <w:top w:val="nil"/>
+              <w:left w:val="nil"/>
+              <w:bottom w:val="nil"/>
+              <w:right w:val="nil"/>
+            </w:tcBorders>
+            <w:shd w:val="clear" w:color="auto" w:fill="auto"/>
+            <w:tcMar>
+              <w:top w:w="120" w:type="dxa"/>
+              <w:left w:w="180" w:type="dxa"/>
+              <w:bottom w:w="120" w:type="dxa"/>
+              <w:right w:w="180" w:type="dxa"/>
+            </w:tcMar>
+            <w:vAlign w:val="center"/>
+          </w:tcPr>
+          <w:p>
+            <w:r>
+              <w:rPr>
+                <w:lang w:val="en-US" w:eastAsia="zh-CN"/>
+              </w:rPr>
+              <w:t>维修人员已登录 APP，所属片区存在待抢单工单；APP 网络连接正常（或有离线缓存）</w:t>
             </w:r>
           </w:p>
         </w:tc>
@@ -4214,64 +4283,65 @@
             <w:insideH w:val="none" w:color="auto" w:sz="0" w:space="0"/>
             <w:insideV w:val="none" w:color="auto" w:sz="0" w:space="0"/>
           </w:tblBorders>
-          <w:tblCellMar>
-            <w:top w:w="0" w:type="dxa"/>
-            <w:left w:w="0" w:type="dxa"/>
-            <w:bottom w:w="0" w:type="dxa"/>
-            <w:right w:w="0" w:type="dxa"/>
-          </w:tblCellMar>
-        </w:tblPrEx>
-        <w:tc>
-          <w:tcPr>
-            <w:tcW w:w="0" w:type="auto"/>
-            <w:tcBorders>
-              <w:top w:val="nil"/>
-              <w:left w:val="nil"/>
-              <w:bottom w:val="nil"/>
-              <w:right w:val="single" w:color="auto" w:sz="2" w:space="0"/>
-            </w:tcBorders>
-            <w:shd w:val="clear" w:color="auto" w:fill="auto"/>
-            <w:tcMar>
-              <w:top w:w="120" w:type="dxa"/>
-              <w:left w:w="180" w:type="dxa"/>
-              <w:bottom w:w="120" w:type="dxa"/>
-              <w:right w:w="180" w:type="dxa"/>
-            </w:tcMar>
-            <w:vAlign w:val="center"/>
-          </w:tcPr>
-          <w:p>
-            <w:r>
-              <w:rPr>
-                <w:lang w:val="en-US" w:eastAsia="zh-CN"/>
-              </w:rPr>
-              <w:t>前置条件</w:t>
-            </w:r>
-          </w:p>
-        </w:tc>
-        <w:tc>
-          <w:tcPr>
-            <w:tcW w:w="0" w:type="auto"/>
-            <w:tcBorders>
-              <w:top w:val="nil"/>
-              <w:left w:val="nil"/>
-              <w:bottom w:val="nil"/>
-              <w:right w:val="nil"/>
-            </w:tcBorders>
-            <w:shd w:val="clear" w:color="auto" w:fill="auto"/>
-            <w:tcMar>
-              <w:top w:w="120" w:type="dxa"/>
-              <w:left w:w="180" w:type="dxa"/>
-              <w:bottom w:w="120" w:type="dxa"/>
-              <w:right w:w="180" w:type="dxa"/>
-            </w:tcMar>
-            <w:vAlign w:val="center"/>
-          </w:tcPr>
-          <w:p>
-            <w:r>
-              <w:rPr>
-                <w:lang w:val="en-US" w:eastAsia="zh-CN"/>
-              </w:rPr>
-              <w:t>维修人员已登录 APP，所属片区存在待抢单工单；APP 网络连接正常（或有离线缓存）</w:t>
+          <w:shd w:val="clear" w:color="auto" w:fill="auto"/>
+          <w:tblCellMar>
+            <w:top w:w="0" w:type="dxa"/>
+            <w:left w:w="0" w:type="dxa"/>
+            <w:bottom w:w="0" w:type="dxa"/>
+            <w:right w:w="0" w:type="dxa"/>
+          </w:tblCellMar>
+        </w:tblPrEx>
+        <w:tc>
+          <w:tcPr>
+            <w:tcW w:w="0" w:type="auto"/>
+            <w:tcBorders>
+              <w:top w:val="nil"/>
+              <w:left w:val="nil"/>
+              <w:bottom w:val="nil"/>
+              <w:right w:val="single" w:color="auto" w:sz="2" w:space="0"/>
+            </w:tcBorders>
+            <w:shd w:val="clear" w:color="auto" w:fill="auto"/>
+            <w:tcMar>
+              <w:top w:w="120" w:type="dxa"/>
+              <w:left w:w="180" w:type="dxa"/>
+              <w:bottom w:w="120" w:type="dxa"/>
+              <w:right w:w="180" w:type="dxa"/>
+            </w:tcMar>
+            <w:vAlign w:val="center"/>
+          </w:tcPr>
+          <w:p>
+            <w:r>
+              <w:rPr>
+                <w:lang w:val="en-US" w:eastAsia="zh-CN"/>
+              </w:rPr>
+              <w:t>交互动作</w:t>
+            </w:r>
+          </w:p>
+        </w:tc>
+        <w:tc>
+          <w:tcPr>
+            <w:tcW w:w="0" w:type="auto"/>
+            <w:tcBorders>
+              <w:top w:val="nil"/>
+              <w:left w:val="nil"/>
+              <w:bottom w:val="nil"/>
+              <w:right w:val="nil"/>
+            </w:tcBorders>
+            <w:shd w:val="clear" w:color="auto" w:fill="auto"/>
+            <w:tcMar>
+              <w:top w:w="120" w:type="dxa"/>
+              <w:left w:w="180" w:type="dxa"/>
+              <w:bottom w:w="120" w:type="dxa"/>
+              <w:right w:w="180" w:type="dxa"/>
+            </w:tcMar>
+            <w:vAlign w:val="center"/>
+          </w:tcPr>
+          <w:p>
+            <w:r>
+              <w:rPr>
+                <w:lang w:val="en-US" w:eastAsia="zh-CN"/>
+              </w:rPr>
+              <w:t>（1）抢单阶段：点击 “工单→待抢单”，查看本辖区待抢单工单，点击 “抢单” 按钮，系统校验后反馈结果（2）处理阶段：点击 “处理中” 工单的 “开始处理” 按钮，到达现场后填写处理表单（结果、备注、照片可选），点击 “提交处理结果”</w:t>
             </w:r>
           </w:p>
         </w:tc>
@@ -4287,78 +4357,6 @@
             <w:insideV w:val="none" w:color="auto" w:sz="0" w:space="0"/>
           </w:tblBorders>
           <w:shd w:val="clear" w:color="auto" w:fill="auto"/>
-          <w:tblCellMar>
-            <w:top w:w="0" w:type="dxa"/>
-            <w:left w:w="0" w:type="dxa"/>
-            <w:bottom w:w="0" w:type="dxa"/>
-            <w:right w:w="0" w:type="dxa"/>
-          </w:tblCellMar>
-        </w:tblPrEx>
-        <w:tc>
-          <w:tcPr>
-            <w:tcW w:w="0" w:type="auto"/>
-            <w:tcBorders>
-              <w:top w:val="nil"/>
-              <w:left w:val="nil"/>
-              <w:bottom w:val="nil"/>
-              <w:right w:val="single" w:color="auto" w:sz="2" w:space="0"/>
-            </w:tcBorders>
-            <w:shd w:val="clear" w:color="auto" w:fill="auto"/>
-            <w:tcMar>
-              <w:top w:w="120" w:type="dxa"/>
-              <w:left w:w="180" w:type="dxa"/>
-              <w:bottom w:w="120" w:type="dxa"/>
-              <w:right w:w="180" w:type="dxa"/>
-            </w:tcMar>
-            <w:vAlign w:val="center"/>
-          </w:tcPr>
-          <w:p>
-            <w:r>
-              <w:rPr>
-                <w:lang w:val="en-US" w:eastAsia="zh-CN"/>
-              </w:rPr>
-              <w:t>交互动作</w:t>
-            </w:r>
-          </w:p>
-        </w:tc>
-        <w:tc>
-          <w:tcPr>
-            <w:tcW w:w="0" w:type="auto"/>
-            <w:tcBorders>
-              <w:top w:val="nil"/>
-              <w:left w:val="nil"/>
-              <w:bottom w:val="nil"/>
-              <w:right w:val="nil"/>
-            </w:tcBorders>
-            <w:shd w:val="clear" w:color="auto" w:fill="auto"/>
-            <w:tcMar>
-              <w:top w:w="120" w:type="dxa"/>
-              <w:left w:w="180" w:type="dxa"/>
-              <w:bottom w:w="120" w:type="dxa"/>
-              <w:right w:w="180" w:type="dxa"/>
-            </w:tcMar>
-            <w:vAlign w:val="center"/>
-          </w:tcPr>
-          <w:p>
-            <w:r>
-              <w:rPr>
-                <w:lang w:val="en-US" w:eastAsia="zh-CN"/>
-              </w:rPr>
-              <w:t>（1）抢单阶段：点击 “工单→待抢单”，查看本辖区待抢单工单，点击 “抢单” 按钮，系统校验后反馈结果（2）处理阶段：点击 “处理中” 工单的 “开始处理” 按钮，到达现场后填写处理表单（结果、备注、照片可选），点击 “提交处理结果”</w:t>
-            </w:r>
-          </w:p>
-        </w:tc>
-      </w:tr>
-      <w:tr>
-        <w:tblPrEx>
-          <w:tblBorders>
-            <w:top w:val="single" w:color="auto" w:sz="2" w:space="0"/>
-            <w:left w:val="single" w:color="auto" w:sz="2" w:space="0"/>
-            <w:bottom w:val="single" w:color="auto" w:sz="2" w:space="0"/>
-            <w:right w:val="single" w:color="auto" w:sz="2" w:space="0"/>
-            <w:insideH w:val="none" w:color="auto" w:sz="0" w:space="0"/>
-            <w:insideV w:val="none" w:color="auto" w:sz="0" w:space="0"/>
-          </w:tblBorders>
           <w:tblCellMar>
             <w:top w:w="0" w:type="dxa"/>
             <w:left w:w="0" w:type="dxa"/>
@@ -4478,16 +4476,11 @@
       </w:r>
     </w:p>
     <w:p>
-      <w:pPr>
+      <w:r>
         <w:rPr>
           <w:rFonts w:hint="default"/>
         </w:rPr>
-      </w:pPr>
-      <w:r>
-        <w:rPr>
-          <w:rFonts w:hint="default"/>
-        </w:rPr>
-        <w:t>用例 1：扫码用水与水质查询</w:t>
+        <w:t>用例 1：扫码用水</w:t>
       </w:r>
     </w:p>
     <w:tbl>
@@ -4513,8 +4506,8 @@
         </w:tblCellMar>
       </w:tblPr>
       <w:tblGrid>
-        <w:gridCol w:w="719"/>
-        <w:gridCol w:w="7947"/>
+        <w:gridCol w:w="731"/>
+        <w:gridCol w:w="7935"/>
       </w:tblGrid>
       <w:tr>
         <w:tblPrEx>
@@ -4659,7 +4652,7 @@
               <w:rPr>
                 <w:lang w:val="en-US" w:eastAsia="zh-CN"/>
               </w:rPr>
-              <w:t>扫码用水与水质查询</w:t>
+              <w:t>扫码用水</w:t>
             </w:r>
           </w:p>
         </w:tc>
@@ -4674,6 +4667,7 @@
             <w:insideH w:val="none" w:color="auto" w:sz="0" w:space="0"/>
             <w:insideV w:val="none" w:color="auto" w:sz="0" w:space="0"/>
           </w:tblBorders>
+          <w:shd w:val="clear" w:color="auto" w:fill="auto"/>
           <w:tblCellMar>
             <w:top w:w="0" w:type="dxa"/>
             <w:left w:w="0" w:type="dxa"/>
@@ -4731,7 +4725,7 @@
               <w:rPr>
                 <w:lang w:val="en-US" w:eastAsia="zh-CN"/>
               </w:rPr>
-              <w:t>UC-STU-001-ScanDrinkQuality</w:t>
+              <w:t>UC-STU-001-ScanDrink</w:t>
             </w:r>
           </w:p>
         </w:tc>
@@ -4746,6 +4740,7 @@
             <w:insideH w:val="none" w:color="auto" w:sz="0" w:space="0"/>
             <w:insideV w:val="none" w:color="auto" w:sz="0" w:space="0"/>
           </w:tblBorders>
+          <w:shd w:val="clear" w:color="auto" w:fill="auto"/>
           <w:tblCellMar>
             <w:top w:w="0" w:type="dxa"/>
             <w:left w:w="0" w:type="dxa"/>
@@ -4818,6 +4813,78 @@
             <w:insideH w:val="none" w:color="auto" w:sz="0" w:space="0"/>
             <w:insideV w:val="none" w:color="auto" w:sz="0" w:space="0"/>
           </w:tblBorders>
+          <w:tblCellMar>
+            <w:top w:w="0" w:type="dxa"/>
+            <w:left w:w="0" w:type="dxa"/>
+            <w:bottom w:w="0" w:type="dxa"/>
+            <w:right w:w="0" w:type="dxa"/>
+          </w:tblCellMar>
+        </w:tblPrEx>
+        <w:tc>
+          <w:tcPr>
+            <w:tcW w:w="0" w:type="auto"/>
+            <w:tcBorders>
+              <w:top w:val="nil"/>
+              <w:left w:val="nil"/>
+              <w:bottom w:val="nil"/>
+              <w:right w:val="single" w:color="auto" w:sz="2" w:space="0"/>
+            </w:tcBorders>
+            <w:shd w:val="clear" w:color="auto" w:fill="auto"/>
+            <w:tcMar>
+              <w:top w:w="120" w:type="dxa"/>
+              <w:left w:w="180" w:type="dxa"/>
+              <w:bottom w:w="120" w:type="dxa"/>
+              <w:right w:w="180" w:type="dxa"/>
+            </w:tcMar>
+            <w:vAlign w:val="center"/>
+          </w:tcPr>
+          <w:p>
+            <w:r>
+              <w:rPr>
+                <w:lang w:val="en-US" w:eastAsia="zh-CN"/>
+              </w:rPr>
+              <w:t>目标</w:t>
+            </w:r>
+          </w:p>
+        </w:tc>
+        <w:tc>
+          <w:tcPr>
+            <w:tcW w:w="0" w:type="auto"/>
+            <w:tcBorders>
+              <w:top w:val="nil"/>
+              <w:left w:val="nil"/>
+              <w:bottom w:val="nil"/>
+              <w:right w:val="nil"/>
+            </w:tcBorders>
+            <w:shd w:val="clear" w:color="auto" w:fill="auto"/>
+            <w:tcMar>
+              <w:top w:w="120" w:type="dxa"/>
+              <w:left w:w="180" w:type="dxa"/>
+              <w:bottom w:w="120" w:type="dxa"/>
+              <w:right w:w="180" w:type="dxa"/>
+            </w:tcMar>
+            <w:vAlign w:val="center"/>
+          </w:tcPr>
+          <w:p>
+            <w:r>
+              <w:rPr>
+                <w:lang w:val="en-US" w:eastAsia="zh-CN"/>
+              </w:rPr>
+              <w:t>扫码使用校园直饮矿化水终端机饮水，生成饮水记录</w:t>
+            </w:r>
+          </w:p>
+        </w:tc>
+      </w:tr>
+      <w:tr>
+        <w:tblPrEx>
+          <w:tblBorders>
+            <w:top w:val="single" w:color="auto" w:sz="2" w:space="0"/>
+            <w:left w:val="single" w:color="auto" w:sz="2" w:space="0"/>
+            <w:bottom w:val="single" w:color="auto" w:sz="2" w:space="0"/>
+            <w:right w:val="single" w:color="auto" w:sz="2" w:space="0"/>
+            <w:insideH w:val="none" w:color="auto" w:sz="0" w:space="0"/>
+            <w:insideV w:val="none" w:color="auto" w:sz="0" w:space="0"/>
+          </w:tblBorders>
           <w:shd w:val="clear" w:color="auto" w:fill="auto"/>
           <w:tblCellMar>
             <w:top w:w="0" w:type="dxa"/>
@@ -4849,34 +4916,34 @@
               <w:rPr>
                 <w:lang w:val="en-US" w:eastAsia="zh-CN"/>
               </w:rPr>
-              <w:t>目标</w:t>
-            </w:r>
-          </w:p>
-        </w:tc>
-        <w:tc>
-          <w:tcPr>
-            <w:tcW w:w="0" w:type="auto"/>
-            <w:tcBorders>
-              <w:top w:val="nil"/>
-              <w:left w:val="nil"/>
-              <w:bottom w:val="nil"/>
-              <w:right w:val="nil"/>
-            </w:tcBorders>
-            <w:shd w:val="clear" w:color="auto" w:fill="auto"/>
-            <w:tcMar>
-              <w:top w:w="120" w:type="dxa"/>
-              <w:left w:w="180" w:type="dxa"/>
-              <w:bottom w:w="120" w:type="dxa"/>
-              <w:right w:w="180" w:type="dxa"/>
-            </w:tcMar>
-            <w:vAlign w:val="center"/>
-          </w:tcPr>
-          <w:p>
-            <w:r>
-              <w:rPr>
-                <w:lang w:val="en-US" w:eastAsia="zh-CN"/>
-              </w:rPr>
-              <w:t>扫码使用终端机饮水，或扫码查看关联制水机实时水质</w:t>
+              <w:t>范围</w:t>
+            </w:r>
+          </w:p>
+        </w:tc>
+        <w:tc>
+          <w:tcPr>
+            <w:tcW w:w="0" w:type="auto"/>
+            <w:tcBorders>
+              <w:top w:val="nil"/>
+              <w:left w:val="nil"/>
+              <w:bottom w:val="nil"/>
+              <w:right w:val="nil"/>
+            </w:tcBorders>
+            <w:shd w:val="clear" w:color="auto" w:fill="auto"/>
+            <w:tcMar>
+              <w:top w:w="120" w:type="dxa"/>
+              <w:left w:w="180" w:type="dxa"/>
+              <w:bottom w:w="120" w:type="dxa"/>
+              <w:right w:w="180" w:type="dxa"/>
+            </w:tcMar>
+            <w:vAlign w:val="center"/>
+          </w:tcPr>
+          <w:p>
+            <w:r>
+              <w:rPr>
+                <w:lang w:val="en-US" w:eastAsia="zh-CN"/>
+              </w:rPr>
+              <w:t>校园直饮矿化水物联网运维平台 - 水伴 APP</w:t>
             </w:r>
           </w:p>
         </w:tc>
@@ -4921,34 +4988,34 @@
               <w:rPr>
                 <w:lang w:val="en-US" w:eastAsia="zh-CN"/>
               </w:rPr>
-              <w:t>范围</w:t>
-            </w:r>
-          </w:p>
-        </w:tc>
-        <w:tc>
-          <w:tcPr>
-            <w:tcW w:w="0" w:type="auto"/>
-            <w:tcBorders>
-              <w:top w:val="nil"/>
-              <w:left w:val="nil"/>
-              <w:bottom w:val="nil"/>
-              <w:right w:val="nil"/>
-            </w:tcBorders>
-            <w:shd w:val="clear" w:color="auto" w:fill="auto"/>
-            <w:tcMar>
-              <w:top w:w="120" w:type="dxa"/>
-              <w:left w:w="180" w:type="dxa"/>
-              <w:bottom w:w="120" w:type="dxa"/>
-              <w:right w:w="180" w:type="dxa"/>
-            </w:tcMar>
-            <w:vAlign w:val="center"/>
-          </w:tcPr>
-          <w:p>
-            <w:r>
-              <w:rPr>
-                <w:lang w:val="en-US" w:eastAsia="zh-CN"/>
-              </w:rPr>
-              <w:t>校园直饮矿化水物联网运维平台 - 水伴 APP</w:t>
+              <w:t>前置条件</w:t>
+            </w:r>
+          </w:p>
+        </w:tc>
+        <w:tc>
+          <w:tcPr>
+            <w:tcW w:w="0" w:type="auto"/>
+            <w:tcBorders>
+              <w:top w:val="nil"/>
+              <w:left w:val="nil"/>
+              <w:bottom w:val="nil"/>
+              <w:right w:val="nil"/>
+            </w:tcBorders>
+            <w:shd w:val="clear" w:color="auto" w:fill="auto"/>
+            <w:tcMar>
+              <w:top w:w="120" w:type="dxa"/>
+              <w:left w:w="180" w:type="dxa"/>
+              <w:bottom w:w="120" w:type="dxa"/>
+              <w:right w:w="180" w:type="dxa"/>
+            </w:tcMar>
+            <w:vAlign w:val="center"/>
+          </w:tcPr>
+          <w:p>
+            <w:r>
+              <w:rPr>
+                <w:lang w:val="en-US" w:eastAsia="zh-CN"/>
+              </w:rPr>
+              <w:t>学生已登录 APP；在终端机旁可扫描二维码；APP 网络连接正常；终端机在线且状态正常</w:t>
             </w:r>
           </w:p>
         </w:tc>
@@ -4993,34 +5060,68 @@
               <w:rPr>
                 <w:lang w:val="en-US" w:eastAsia="zh-CN"/>
               </w:rPr>
-              <w:t>前置条件</w:t>
-            </w:r>
-          </w:p>
-        </w:tc>
-        <w:tc>
-          <w:tcPr>
-            <w:tcW w:w="0" w:type="auto"/>
-            <w:tcBorders>
-              <w:top w:val="nil"/>
-              <w:left w:val="nil"/>
-              <w:bottom w:val="nil"/>
-              <w:right w:val="nil"/>
-            </w:tcBorders>
-            <w:shd w:val="clear" w:color="auto" w:fill="auto"/>
-            <w:tcMar>
-              <w:top w:w="120" w:type="dxa"/>
-              <w:left w:w="180" w:type="dxa"/>
-              <w:bottom w:w="120" w:type="dxa"/>
-              <w:right w:w="180" w:type="dxa"/>
-            </w:tcMar>
-            <w:vAlign w:val="center"/>
-          </w:tcPr>
-          <w:p>
-            <w:r>
-              <w:rPr>
-                <w:lang w:val="en-US" w:eastAsia="zh-CN"/>
-              </w:rPr>
-              <w:t>学生已登录 APP，在终端机旁可扫描二维码；APP 网络连接正常</w:t>
+              <w:t>交互动作</w:t>
+            </w:r>
+          </w:p>
+        </w:tc>
+        <w:tc>
+          <w:tcPr>
+            <w:tcW w:w="0" w:type="auto"/>
+            <w:tcBorders>
+              <w:top w:val="nil"/>
+              <w:left w:val="nil"/>
+              <w:bottom w:val="nil"/>
+              <w:right w:val="nil"/>
+            </w:tcBorders>
+            <w:shd w:val="clear" w:color="auto" w:fill="auto"/>
+            <w:tcMar>
+              <w:top w:w="120" w:type="dxa"/>
+              <w:left w:w="180" w:type="dxa"/>
+              <w:bottom w:w="120" w:type="dxa"/>
+              <w:right w:w="180" w:type="dxa"/>
+            </w:tcMar>
+            <w:vAlign w:val="center"/>
+          </w:tcPr>
+          <w:p>
+            <w:r>
+              <w:rPr>
+                <w:lang w:val="en-US" w:eastAsia="zh-CN"/>
+              </w:rPr>
+              <w:t>（1）学生点击 APP 首页 “扫码用水” 按钮，启动扫码功能（2）扫描终端机二维码，选择 “用水” ：系统校验终端机状态，返回出水指令，终端机出水，APP 记录饮水量（</w:t>
+            </w:r>
+            <w:r>
+              <w:rPr>
+                <w:rFonts w:hint="eastAsia"/>
+                <w:lang w:val="en-US" w:eastAsia="zh-CN"/>
+              </w:rPr>
+              <w:t>3</w:t>
+            </w:r>
+            <w:r>
+              <w:rPr>
+                <w:lang w:val="en-US" w:eastAsia="zh-CN"/>
+              </w:rPr>
+              <w:t>）学生接水完成后，点击 APP “停止出水” 按钮，终端机停止出水</w:t>
+            </w:r>
+            <w:r>
+              <w:rPr>
+                <w:rFonts w:hint="default"/>
+                <w:lang w:val="en-US" w:eastAsia="zh-CN"/>
+              </w:rPr>
+              <w:t>（</w:t>
+            </w:r>
+            <w:r>
+              <w:rPr>
+                <w:rFonts w:hint="eastAsia"/>
+                <w:lang w:val="en-US" w:eastAsia="zh-CN"/>
+              </w:rPr>
+              <w:t>4</w:t>
+            </w:r>
+            <w:r>
+              <w:rPr>
+                <w:rFonts w:hint="default"/>
+                <w:lang w:val="en-US" w:eastAsia="zh-CN"/>
+              </w:rPr>
+              <w:t>）系统自动生成饮水记录（含饮水量、终端机位置、饮水时间），APP 展示本次饮水详情</w:t>
             </w:r>
           </w:p>
         </w:tc>
@@ -5066,78 +5167,6 @@
               <w:rPr>
                 <w:lang w:val="en-US" w:eastAsia="zh-CN"/>
               </w:rPr>
-              <w:t>交互动作</w:t>
-            </w:r>
-          </w:p>
-        </w:tc>
-        <w:tc>
-          <w:tcPr>
-            <w:tcW w:w="0" w:type="auto"/>
-            <w:tcBorders>
-              <w:top w:val="nil"/>
-              <w:left w:val="nil"/>
-              <w:bottom w:val="nil"/>
-              <w:right w:val="nil"/>
-            </w:tcBorders>
-            <w:shd w:val="clear" w:color="auto" w:fill="auto"/>
-            <w:tcMar>
-              <w:top w:w="120" w:type="dxa"/>
-              <w:left w:w="180" w:type="dxa"/>
-              <w:bottom w:w="120" w:type="dxa"/>
-              <w:right w:w="180" w:type="dxa"/>
-            </w:tcMar>
-            <w:vAlign w:val="center"/>
-          </w:tcPr>
-          <w:p>
-            <w:r>
-              <w:rPr>
-                <w:lang w:val="en-US" w:eastAsia="zh-CN"/>
-              </w:rPr>
-              <w:t>（1）学生点击 “扫码用水” 按钮，启动扫码功能（2）扫描终端机二维码，选择 “用水” 或 “查水质”（2.1）选择 “用水”：系统校验终端机状态，返回出水指令，终端机出水，APP 记录饮水量（2.2）选择 “查水质”：系统返回关联制水机实时 TDS 值、水质等级及历史曲线（3）操作完成，APP 展示结果（出水成功提示或水质详情卡片）</w:t>
-            </w:r>
-          </w:p>
-        </w:tc>
-      </w:tr>
-      <w:tr>
-        <w:tblPrEx>
-          <w:tblBorders>
-            <w:top w:val="single" w:color="auto" w:sz="2" w:space="0"/>
-            <w:left w:val="single" w:color="auto" w:sz="2" w:space="0"/>
-            <w:bottom w:val="single" w:color="auto" w:sz="2" w:space="0"/>
-            <w:right w:val="single" w:color="auto" w:sz="2" w:space="0"/>
-            <w:insideH w:val="none" w:color="auto" w:sz="0" w:space="0"/>
-            <w:insideV w:val="none" w:color="auto" w:sz="0" w:space="0"/>
-          </w:tblBorders>
-          <w:tblCellMar>
-            <w:top w:w="0" w:type="dxa"/>
-            <w:left w:w="0" w:type="dxa"/>
-            <w:bottom w:w="0" w:type="dxa"/>
-            <w:right w:w="0" w:type="dxa"/>
-          </w:tblCellMar>
-        </w:tblPrEx>
-        <w:tc>
-          <w:tcPr>
-            <w:tcW w:w="0" w:type="auto"/>
-            <w:tcBorders>
-              <w:top w:val="nil"/>
-              <w:left w:val="nil"/>
-              <w:bottom w:val="nil"/>
-              <w:right w:val="single" w:color="auto" w:sz="2" w:space="0"/>
-            </w:tcBorders>
-            <w:shd w:val="clear" w:color="auto" w:fill="auto"/>
-            <w:tcMar>
-              <w:top w:w="120" w:type="dxa"/>
-              <w:left w:w="180" w:type="dxa"/>
-              <w:bottom w:w="120" w:type="dxa"/>
-              <w:right w:w="180" w:type="dxa"/>
-            </w:tcMar>
-            <w:vAlign w:val="center"/>
-          </w:tcPr>
-          <w:p>
-            <w:r>
-              <w:rPr>
-                <w:lang w:val="en-US" w:eastAsia="zh-CN"/>
-              </w:rPr>
               <w:t>扩展交互</w:t>
             </w:r>
           </w:p>
@@ -5165,78 +5194,8 @@
               <w:rPr>
                 <w:lang w:val="en-US" w:eastAsia="zh-CN"/>
               </w:rPr>
-              <w:t>（1）终端机离线：提示 “终端机当前离线，请尝试其他饮水点”，推荐附近在线终端机（2）TDS 值超标：扫码查水质时数据标红，提示 “当前水质超标，不建议饮用”；扫码用水时禁止出水（3）扫码失败：提示 “扫码失败，请靠近二维码重试”，支持手动输入终端机编号</w:t>
-            </w:r>
-          </w:p>
-        </w:tc>
-      </w:tr>
-      <w:tr>
-        <w:tblPrEx>
-          <w:tblBorders>
-            <w:top w:val="single" w:color="auto" w:sz="2" w:space="0"/>
-            <w:left w:val="single" w:color="auto" w:sz="2" w:space="0"/>
-            <w:bottom w:val="single" w:color="auto" w:sz="2" w:space="0"/>
-            <w:right w:val="single" w:color="auto" w:sz="2" w:space="0"/>
-            <w:insideH w:val="none" w:color="auto" w:sz="0" w:space="0"/>
-            <w:insideV w:val="none" w:color="auto" w:sz="0" w:space="0"/>
-          </w:tblBorders>
-          <w:tblCellMar>
-            <w:top w:w="0" w:type="dxa"/>
-            <w:left w:w="0" w:type="dxa"/>
-            <w:bottom w:w="0" w:type="dxa"/>
-            <w:right w:w="0" w:type="dxa"/>
-          </w:tblCellMar>
-        </w:tblPrEx>
-        <w:tc>
-          <w:tcPr>
-            <w:tcW w:w="0" w:type="auto"/>
-            <w:tcBorders>
-              <w:top w:val="nil"/>
-              <w:left w:val="nil"/>
-              <w:bottom w:val="nil"/>
-              <w:right w:val="single" w:color="auto" w:sz="2" w:space="0"/>
-            </w:tcBorders>
-            <w:shd w:val="clear" w:color="auto" w:fill="auto"/>
-            <w:tcMar>
-              <w:top w:w="120" w:type="dxa"/>
-              <w:left w:w="180" w:type="dxa"/>
-              <w:bottom w:w="120" w:type="dxa"/>
-              <w:right w:w="180" w:type="dxa"/>
-            </w:tcMar>
-            <w:vAlign w:val="center"/>
-          </w:tcPr>
-          <w:p>
-            <w:pPr>
-              <w:rPr>
-                <w:lang w:val="en-US" w:eastAsia="zh-CN"/>
-              </w:rPr>
-            </w:pPr>
-          </w:p>
-        </w:tc>
-        <w:tc>
-          <w:tcPr>
-            <w:tcW w:w="0" w:type="auto"/>
-            <w:tcBorders>
-              <w:top w:val="nil"/>
-              <w:left w:val="nil"/>
-              <w:bottom w:val="nil"/>
-              <w:right w:val="nil"/>
-            </w:tcBorders>
-            <w:shd w:val="clear" w:color="auto" w:fill="auto"/>
-            <w:tcMar>
-              <w:top w:w="120" w:type="dxa"/>
-              <w:left w:w="180" w:type="dxa"/>
-              <w:bottom w:w="120" w:type="dxa"/>
-              <w:right w:w="180" w:type="dxa"/>
-            </w:tcMar>
-            <w:vAlign w:val="center"/>
-          </w:tcPr>
-          <w:p>
-            <w:pPr>
-              <w:rPr>
-                <w:lang w:val="en-US" w:eastAsia="zh-CN"/>
-              </w:rPr>
-            </w:pPr>
+              <w:t>（1）终端机离线：APP 提示 “终端机当前离线，请尝试其他饮水点”，并推荐附近 3 个在线终端机（2）制水机水质超标：APP 提示 “当前关联制水机水质不达标，暂不可用水”，禁止终端机出水（3）扫码失败（二维码模糊 / 遮挡）：APP 提示 “扫码失败，请靠近二维码重试”，支持手动输入终端机编号（如 “TERM001”）（4）网络中断（扫码后）：APP 缓存用水请求，提示 “网络异常，已缓存用水记录，联网后自动同步”</w:t>
+            </w:r>
           </w:p>
         </w:tc>
       </w:tr>
@@ -5268,17 +5227,18 @@
           <w:rFonts w:hint="default"/>
         </w:rPr>
       </w:pPr>
-    </w:p>
-    <w:p>
+      <w:bookmarkStart w:id="0" w:name="_GoBack"/>
+      <w:bookmarkEnd w:id="0"/>
       <w:r>
         <w:rPr>
           <w:rFonts w:hint="default"/>
         </w:rPr>
-        <w:t>用例 1：扫码用水</w:t>
+        <w:t>用例 2：水质查询</w:t>
       </w:r>
     </w:p>
     <w:tbl>
       <w:tblPr>
+        <w:tblStyle w:val="5"/>
         <w:tblW w:w="0" w:type="auto"/>
         <w:tblInd w:w="0" w:type="dxa"/>
         <w:tblBorders>
@@ -5289,748 +5249,7 @@
           <w:insideH w:val="none" w:color="auto" w:sz="0" w:space="0"/>
           <w:insideV w:val="none" w:color="auto" w:sz="0" w:space="0"/>
         </w:tblBorders>
-        <w:shd w:val="clear"/>
-        <w:tblLayout w:type="autofit"/>
-        <w:tblCellMar>
-          <w:top w:w="0" w:type="dxa"/>
-          <w:left w:w="0" w:type="dxa"/>
-          <w:bottom w:w="0" w:type="dxa"/>
-          <w:right w:w="0" w:type="dxa"/>
-        </w:tblCellMar>
-      </w:tblPr>
-      <w:tblGrid>
-        <w:gridCol w:w="731"/>
-        <w:gridCol w:w="7935"/>
-      </w:tblGrid>
-      <w:tr>
-        <w:tblPrEx>
-          <w:tblBorders>
-            <w:top w:val="none" w:color="auto" w:sz="0" w:space="0"/>
-            <w:left w:val="single" w:color="auto" w:sz="2" w:space="0"/>
-            <w:bottom w:val="single" w:color="auto" w:sz="2" w:space="0"/>
-            <w:right w:val="single" w:color="auto" w:sz="2" w:space="0"/>
-            <w:insideH w:val="none" w:color="auto" w:sz="0" w:space="0"/>
-            <w:insideV w:val="none" w:color="auto" w:sz="0" w:space="0"/>
-          </w:tblBorders>
-          <w:tblCellMar>
-            <w:top w:w="0" w:type="dxa"/>
-            <w:left w:w="0" w:type="dxa"/>
-            <w:bottom w:w="0" w:type="dxa"/>
-            <w:right w:w="0" w:type="dxa"/>
-          </w:tblCellMar>
-        </w:tblPrEx>
-        <w:trPr>
-          <w:tblHeader/>
-        </w:trPr>
-        <w:tc>
-          <w:tcPr>
-            <w:tcW w:w="0" w:type="auto"/>
-            <w:tcBorders>
-              <w:top w:val="nil"/>
-              <w:left w:val="nil"/>
-              <w:bottom w:val="nil"/>
-              <w:right w:val="single" w:color="auto" w:sz="2" w:space="0"/>
-            </w:tcBorders>
-            <w:shd w:val="clear" w:color="auto" w:fill="F2F2F2"/>
-            <w:tcMar>
-              <w:top w:w="120" w:type="dxa"/>
-              <w:left w:w="180" w:type="dxa"/>
-              <w:bottom w:w="120" w:type="dxa"/>
-              <w:right w:w="180" w:type="dxa"/>
-            </w:tcMar>
-            <w:vAlign w:val="center"/>
-          </w:tcPr>
-          <w:p>
-            <w:r>
-              <w:rPr>
-                <w:lang w:val="en-US" w:eastAsia="zh-CN"/>
-              </w:rPr>
-              <w:t>字段</w:t>
-            </w:r>
-          </w:p>
-        </w:tc>
-        <w:tc>
-          <w:tcPr>
-            <w:tcW w:w="0" w:type="auto"/>
-            <w:tcBorders>
-              <w:top w:val="nil"/>
-              <w:left w:val="nil"/>
-              <w:bottom w:val="nil"/>
-              <w:right w:val="nil"/>
-            </w:tcBorders>
-            <w:shd w:val="clear" w:color="auto" w:fill="F2F2F2"/>
-            <w:tcMar>
-              <w:top w:w="120" w:type="dxa"/>
-              <w:left w:w="180" w:type="dxa"/>
-              <w:bottom w:w="120" w:type="dxa"/>
-              <w:right w:w="180" w:type="dxa"/>
-            </w:tcMar>
-            <w:vAlign w:val="center"/>
-          </w:tcPr>
-          <w:p>
-            <w:r>
-              <w:rPr>
-                <w:lang w:val="en-US" w:eastAsia="zh-CN"/>
-              </w:rPr>
-              <w:t>内容</w:t>
-            </w:r>
-          </w:p>
-        </w:tc>
-      </w:tr>
-      <w:tr>
-        <w:tblPrEx>
-          <w:tblBorders>
-            <w:top w:val="single" w:color="auto" w:sz="2" w:space="0"/>
-            <w:left w:val="single" w:color="auto" w:sz="2" w:space="0"/>
-            <w:bottom w:val="single" w:color="auto" w:sz="2" w:space="0"/>
-            <w:right w:val="single" w:color="auto" w:sz="2" w:space="0"/>
-            <w:insideH w:val="none" w:color="auto" w:sz="0" w:space="0"/>
-            <w:insideV w:val="none" w:color="auto" w:sz="0" w:space="0"/>
-          </w:tblBorders>
-          <w:tblCellMar>
-            <w:top w:w="0" w:type="dxa"/>
-            <w:left w:w="0" w:type="dxa"/>
-            <w:bottom w:w="0" w:type="dxa"/>
-            <w:right w:w="0" w:type="dxa"/>
-          </w:tblCellMar>
-        </w:tblPrEx>
-        <w:tc>
-          <w:tcPr>
-            <w:tcW w:w="0" w:type="auto"/>
-            <w:tcBorders>
-              <w:top w:val="nil"/>
-              <w:left w:val="nil"/>
-              <w:bottom w:val="nil"/>
-              <w:right w:val="single" w:color="auto" w:sz="2" w:space="0"/>
-            </w:tcBorders>
-            <w:shd w:val="clear"/>
-            <w:tcMar>
-              <w:top w:w="120" w:type="dxa"/>
-              <w:left w:w="180" w:type="dxa"/>
-              <w:bottom w:w="120" w:type="dxa"/>
-              <w:right w:w="180" w:type="dxa"/>
-            </w:tcMar>
-            <w:vAlign w:val="center"/>
-          </w:tcPr>
-          <w:p>
-            <w:r>
-              <w:rPr>
-                <w:lang w:val="en-US" w:eastAsia="zh-CN"/>
-              </w:rPr>
-              <w:t>用例名</w:t>
-            </w:r>
-          </w:p>
-        </w:tc>
-        <w:tc>
-          <w:tcPr>
-            <w:tcW w:w="0" w:type="auto"/>
-            <w:tcBorders>
-              <w:top w:val="nil"/>
-              <w:left w:val="nil"/>
-              <w:bottom w:val="nil"/>
-              <w:right w:val="nil"/>
-            </w:tcBorders>
-            <w:shd w:val="clear"/>
-            <w:tcMar>
-              <w:top w:w="120" w:type="dxa"/>
-              <w:left w:w="180" w:type="dxa"/>
-              <w:bottom w:w="120" w:type="dxa"/>
-              <w:right w:w="180" w:type="dxa"/>
-            </w:tcMar>
-            <w:vAlign w:val="center"/>
-          </w:tcPr>
-          <w:p>
-            <w:r>
-              <w:rPr>
-                <w:lang w:val="en-US" w:eastAsia="zh-CN"/>
-              </w:rPr>
-              <w:t>扫码用水</w:t>
-            </w:r>
-          </w:p>
-        </w:tc>
-      </w:tr>
-      <w:tr>
-        <w:tblPrEx>
-          <w:tblBorders>
-            <w:top w:val="single" w:color="auto" w:sz="2" w:space="0"/>
-            <w:left w:val="single" w:color="auto" w:sz="2" w:space="0"/>
-            <w:bottom w:val="single" w:color="auto" w:sz="2" w:space="0"/>
-            <w:right w:val="single" w:color="auto" w:sz="2" w:space="0"/>
-            <w:insideH w:val="none" w:color="auto" w:sz="0" w:space="0"/>
-            <w:insideV w:val="none" w:color="auto" w:sz="0" w:space="0"/>
-          </w:tblBorders>
-          <w:shd w:val="clear"/>
-          <w:tblCellMar>
-            <w:top w:w="0" w:type="dxa"/>
-            <w:left w:w="0" w:type="dxa"/>
-            <w:bottom w:w="0" w:type="dxa"/>
-            <w:right w:w="0" w:type="dxa"/>
-          </w:tblCellMar>
-        </w:tblPrEx>
-        <w:tc>
-          <w:tcPr>
-            <w:tcW w:w="0" w:type="auto"/>
-            <w:tcBorders>
-              <w:top w:val="nil"/>
-              <w:left w:val="nil"/>
-              <w:bottom w:val="nil"/>
-              <w:right w:val="single" w:color="auto" w:sz="2" w:space="0"/>
-            </w:tcBorders>
-            <w:shd w:val="clear"/>
-            <w:tcMar>
-              <w:top w:w="120" w:type="dxa"/>
-              <w:left w:w="180" w:type="dxa"/>
-              <w:bottom w:w="120" w:type="dxa"/>
-              <w:right w:w="180" w:type="dxa"/>
-            </w:tcMar>
-            <w:vAlign w:val="center"/>
-          </w:tcPr>
-          <w:p>
-            <w:r>
-              <w:rPr>
-                <w:lang w:val="en-US" w:eastAsia="zh-CN"/>
-              </w:rPr>
-              <w:t>用例标识</w:t>
-            </w:r>
-          </w:p>
-        </w:tc>
-        <w:tc>
-          <w:tcPr>
-            <w:tcW w:w="0" w:type="auto"/>
-            <w:tcBorders>
-              <w:top w:val="nil"/>
-              <w:left w:val="nil"/>
-              <w:bottom w:val="nil"/>
-              <w:right w:val="nil"/>
-            </w:tcBorders>
-            <w:shd w:val="clear"/>
-            <w:tcMar>
-              <w:top w:w="120" w:type="dxa"/>
-              <w:left w:w="180" w:type="dxa"/>
-              <w:bottom w:w="120" w:type="dxa"/>
-              <w:right w:w="180" w:type="dxa"/>
-            </w:tcMar>
-            <w:vAlign w:val="center"/>
-          </w:tcPr>
-          <w:p>
-            <w:r>
-              <w:rPr>
-                <w:lang w:val="en-US" w:eastAsia="zh-CN"/>
-              </w:rPr>
-              <w:t>UC-STU-001-ScanDrink</w:t>
-            </w:r>
-          </w:p>
-        </w:tc>
-      </w:tr>
-      <w:tr>
-        <w:tblPrEx>
-          <w:tblBorders>
-            <w:top w:val="single" w:color="auto" w:sz="2" w:space="0"/>
-            <w:left w:val="single" w:color="auto" w:sz="2" w:space="0"/>
-            <w:bottom w:val="single" w:color="auto" w:sz="2" w:space="0"/>
-            <w:right w:val="single" w:color="auto" w:sz="2" w:space="0"/>
-            <w:insideH w:val="none" w:color="auto" w:sz="0" w:space="0"/>
-            <w:insideV w:val="none" w:color="auto" w:sz="0" w:space="0"/>
-          </w:tblBorders>
-          <w:tblCellMar>
-            <w:top w:w="0" w:type="dxa"/>
-            <w:left w:w="0" w:type="dxa"/>
-            <w:bottom w:w="0" w:type="dxa"/>
-            <w:right w:w="0" w:type="dxa"/>
-          </w:tblCellMar>
-        </w:tblPrEx>
-        <w:tc>
-          <w:tcPr>
-            <w:tcW w:w="0" w:type="auto"/>
-            <w:tcBorders>
-              <w:top w:val="nil"/>
-              <w:left w:val="nil"/>
-              <w:bottom w:val="nil"/>
-              <w:right w:val="single" w:color="auto" w:sz="2" w:space="0"/>
-            </w:tcBorders>
-            <w:shd w:val="clear"/>
-            <w:tcMar>
-              <w:top w:w="120" w:type="dxa"/>
-              <w:left w:w="180" w:type="dxa"/>
-              <w:bottom w:w="120" w:type="dxa"/>
-              <w:right w:w="180" w:type="dxa"/>
-            </w:tcMar>
-            <w:vAlign w:val="center"/>
-          </w:tcPr>
-          <w:p>
-            <w:r>
-              <w:rPr>
-                <w:lang w:val="en-US" w:eastAsia="zh-CN"/>
-              </w:rPr>
-              <w:t>主要执行者</w:t>
-            </w:r>
-          </w:p>
-        </w:tc>
-        <w:tc>
-          <w:tcPr>
-            <w:tcW w:w="0" w:type="auto"/>
-            <w:tcBorders>
-              <w:top w:val="nil"/>
-              <w:left w:val="nil"/>
-              <w:bottom w:val="nil"/>
-              <w:right w:val="nil"/>
-            </w:tcBorders>
-            <w:shd w:val="clear"/>
-            <w:tcMar>
-              <w:top w:w="120" w:type="dxa"/>
-              <w:left w:w="180" w:type="dxa"/>
-              <w:bottom w:w="120" w:type="dxa"/>
-              <w:right w:w="180" w:type="dxa"/>
-            </w:tcMar>
-            <w:vAlign w:val="center"/>
-          </w:tcPr>
-          <w:p>
-            <w:r>
-              <w:rPr>
-                <w:lang w:val="en-US" w:eastAsia="zh-CN"/>
-              </w:rPr>
-              <w:t>学生</w:t>
-            </w:r>
-          </w:p>
-        </w:tc>
-      </w:tr>
-      <w:tr>
-        <w:tblPrEx>
-          <w:tblBorders>
-            <w:top w:val="single" w:color="auto" w:sz="2" w:space="0"/>
-            <w:left w:val="single" w:color="auto" w:sz="2" w:space="0"/>
-            <w:bottom w:val="single" w:color="auto" w:sz="2" w:space="0"/>
-            <w:right w:val="single" w:color="auto" w:sz="2" w:space="0"/>
-            <w:insideH w:val="none" w:color="auto" w:sz="0" w:space="0"/>
-            <w:insideV w:val="none" w:color="auto" w:sz="0" w:space="0"/>
-          </w:tblBorders>
-          <w:shd w:val="clear"/>
-          <w:tblCellMar>
-            <w:top w:w="0" w:type="dxa"/>
-            <w:left w:w="0" w:type="dxa"/>
-            <w:bottom w:w="0" w:type="dxa"/>
-            <w:right w:w="0" w:type="dxa"/>
-          </w:tblCellMar>
-        </w:tblPrEx>
-        <w:tc>
-          <w:tcPr>
-            <w:tcW w:w="0" w:type="auto"/>
-            <w:tcBorders>
-              <w:top w:val="nil"/>
-              <w:left w:val="nil"/>
-              <w:bottom w:val="nil"/>
-              <w:right w:val="single" w:color="auto" w:sz="2" w:space="0"/>
-            </w:tcBorders>
-            <w:shd w:val="clear"/>
-            <w:tcMar>
-              <w:top w:w="120" w:type="dxa"/>
-              <w:left w:w="180" w:type="dxa"/>
-              <w:bottom w:w="120" w:type="dxa"/>
-              <w:right w:w="180" w:type="dxa"/>
-            </w:tcMar>
-            <w:vAlign w:val="center"/>
-          </w:tcPr>
-          <w:p>
-            <w:r>
-              <w:rPr>
-                <w:lang w:val="en-US" w:eastAsia="zh-CN"/>
-              </w:rPr>
-              <w:t>目标</w:t>
-            </w:r>
-          </w:p>
-        </w:tc>
-        <w:tc>
-          <w:tcPr>
-            <w:tcW w:w="0" w:type="auto"/>
-            <w:tcBorders>
-              <w:top w:val="nil"/>
-              <w:left w:val="nil"/>
-              <w:bottom w:val="nil"/>
-              <w:right w:val="nil"/>
-            </w:tcBorders>
-            <w:shd w:val="clear"/>
-            <w:tcMar>
-              <w:top w:w="120" w:type="dxa"/>
-              <w:left w:w="180" w:type="dxa"/>
-              <w:bottom w:w="120" w:type="dxa"/>
-              <w:right w:w="180" w:type="dxa"/>
-            </w:tcMar>
-            <w:vAlign w:val="center"/>
-          </w:tcPr>
-          <w:p>
-            <w:r>
-              <w:rPr>
-                <w:lang w:val="en-US" w:eastAsia="zh-CN"/>
-              </w:rPr>
-              <w:t>扫码使用校园直饮矿化水终端机饮水，生成饮水记录</w:t>
-            </w:r>
-          </w:p>
-        </w:tc>
-      </w:tr>
-      <w:tr>
-        <w:tblPrEx>
-          <w:tblBorders>
-            <w:top w:val="single" w:color="auto" w:sz="2" w:space="0"/>
-            <w:left w:val="single" w:color="auto" w:sz="2" w:space="0"/>
-            <w:bottom w:val="single" w:color="auto" w:sz="2" w:space="0"/>
-            <w:right w:val="single" w:color="auto" w:sz="2" w:space="0"/>
-            <w:insideH w:val="none" w:color="auto" w:sz="0" w:space="0"/>
-            <w:insideV w:val="none" w:color="auto" w:sz="0" w:space="0"/>
-          </w:tblBorders>
-          <w:tblCellMar>
-            <w:top w:w="0" w:type="dxa"/>
-            <w:left w:w="0" w:type="dxa"/>
-            <w:bottom w:w="0" w:type="dxa"/>
-            <w:right w:w="0" w:type="dxa"/>
-          </w:tblCellMar>
-        </w:tblPrEx>
-        <w:tc>
-          <w:tcPr>
-            <w:tcW w:w="0" w:type="auto"/>
-            <w:tcBorders>
-              <w:top w:val="nil"/>
-              <w:left w:val="nil"/>
-              <w:bottom w:val="nil"/>
-              <w:right w:val="single" w:color="auto" w:sz="2" w:space="0"/>
-            </w:tcBorders>
-            <w:shd w:val="clear"/>
-            <w:tcMar>
-              <w:top w:w="120" w:type="dxa"/>
-              <w:left w:w="180" w:type="dxa"/>
-              <w:bottom w:w="120" w:type="dxa"/>
-              <w:right w:w="180" w:type="dxa"/>
-            </w:tcMar>
-            <w:vAlign w:val="center"/>
-          </w:tcPr>
-          <w:p>
-            <w:r>
-              <w:rPr>
-                <w:lang w:val="en-US" w:eastAsia="zh-CN"/>
-              </w:rPr>
-              <w:t>范围</w:t>
-            </w:r>
-          </w:p>
-        </w:tc>
-        <w:tc>
-          <w:tcPr>
-            <w:tcW w:w="0" w:type="auto"/>
-            <w:tcBorders>
-              <w:top w:val="nil"/>
-              <w:left w:val="nil"/>
-              <w:bottom w:val="nil"/>
-              <w:right w:val="nil"/>
-            </w:tcBorders>
-            <w:shd w:val="clear"/>
-            <w:tcMar>
-              <w:top w:w="120" w:type="dxa"/>
-              <w:left w:w="180" w:type="dxa"/>
-              <w:bottom w:w="120" w:type="dxa"/>
-              <w:right w:w="180" w:type="dxa"/>
-            </w:tcMar>
-            <w:vAlign w:val="center"/>
-          </w:tcPr>
-          <w:p>
-            <w:r>
-              <w:rPr>
-                <w:lang w:val="en-US" w:eastAsia="zh-CN"/>
-              </w:rPr>
-              <w:t>校园直饮矿化水物联网运维平台 - 水伴 APP</w:t>
-            </w:r>
-          </w:p>
-        </w:tc>
-      </w:tr>
-      <w:tr>
-        <w:tblPrEx>
-          <w:tblBorders>
-            <w:top w:val="single" w:color="auto" w:sz="2" w:space="0"/>
-            <w:left w:val="single" w:color="auto" w:sz="2" w:space="0"/>
-            <w:bottom w:val="single" w:color="auto" w:sz="2" w:space="0"/>
-            <w:right w:val="single" w:color="auto" w:sz="2" w:space="0"/>
-            <w:insideH w:val="none" w:color="auto" w:sz="0" w:space="0"/>
-            <w:insideV w:val="none" w:color="auto" w:sz="0" w:space="0"/>
-          </w:tblBorders>
-          <w:shd w:val="clear"/>
-          <w:tblCellMar>
-            <w:top w:w="0" w:type="dxa"/>
-            <w:left w:w="0" w:type="dxa"/>
-            <w:bottom w:w="0" w:type="dxa"/>
-            <w:right w:w="0" w:type="dxa"/>
-          </w:tblCellMar>
-        </w:tblPrEx>
-        <w:tc>
-          <w:tcPr>
-            <w:tcW w:w="0" w:type="auto"/>
-            <w:tcBorders>
-              <w:top w:val="nil"/>
-              <w:left w:val="nil"/>
-              <w:bottom w:val="nil"/>
-              <w:right w:val="single" w:color="auto" w:sz="2" w:space="0"/>
-            </w:tcBorders>
-            <w:shd w:val="clear"/>
-            <w:tcMar>
-              <w:top w:w="120" w:type="dxa"/>
-              <w:left w:w="180" w:type="dxa"/>
-              <w:bottom w:w="120" w:type="dxa"/>
-              <w:right w:w="180" w:type="dxa"/>
-            </w:tcMar>
-            <w:vAlign w:val="center"/>
-          </w:tcPr>
-          <w:p>
-            <w:r>
-              <w:rPr>
-                <w:lang w:val="en-US" w:eastAsia="zh-CN"/>
-              </w:rPr>
-              <w:t>前置条件</w:t>
-            </w:r>
-          </w:p>
-        </w:tc>
-        <w:tc>
-          <w:tcPr>
-            <w:tcW w:w="0" w:type="auto"/>
-            <w:tcBorders>
-              <w:top w:val="nil"/>
-              <w:left w:val="nil"/>
-              <w:bottom w:val="nil"/>
-              <w:right w:val="nil"/>
-            </w:tcBorders>
-            <w:shd w:val="clear"/>
-            <w:tcMar>
-              <w:top w:w="120" w:type="dxa"/>
-              <w:left w:w="180" w:type="dxa"/>
-              <w:bottom w:w="120" w:type="dxa"/>
-              <w:right w:w="180" w:type="dxa"/>
-            </w:tcMar>
-            <w:vAlign w:val="center"/>
-          </w:tcPr>
-          <w:p>
-            <w:r>
-              <w:rPr>
-                <w:lang w:val="en-US" w:eastAsia="zh-CN"/>
-              </w:rPr>
-              <w:t>学生已登录 APP；在终端机旁可扫描二维码；APP 网络连接正常；终端机在线且状态正常</w:t>
-            </w:r>
-          </w:p>
-        </w:tc>
-      </w:tr>
-      <w:tr>
-        <w:tblPrEx>
-          <w:tblBorders>
-            <w:top w:val="single" w:color="auto" w:sz="2" w:space="0"/>
-            <w:left w:val="single" w:color="auto" w:sz="2" w:space="0"/>
-            <w:bottom w:val="single" w:color="auto" w:sz="2" w:space="0"/>
-            <w:right w:val="single" w:color="auto" w:sz="2" w:space="0"/>
-            <w:insideH w:val="none" w:color="auto" w:sz="0" w:space="0"/>
-            <w:insideV w:val="none" w:color="auto" w:sz="0" w:space="0"/>
-          </w:tblBorders>
-          <w:tblCellMar>
-            <w:top w:w="0" w:type="dxa"/>
-            <w:left w:w="0" w:type="dxa"/>
-            <w:bottom w:w="0" w:type="dxa"/>
-            <w:right w:w="0" w:type="dxa"/>
-          </w:tblCellMar>
-        </w:tblPrEx>
-        <w:tc>
-          <w:tcPr>
-            <w:tcW w:w="0" w:type="auto"/>
-            <w:tcBorders>
-              <w:top w:val="nil"/>
-              <w:left w:val="nil"/>
-              <w:bottom w:val="nil"/>
-              <w:right w:val="single" w:color="auto" w:sz="2" w:space="0"/>
-            </w:tcBorders>
-            <w:shd w:val="clear"/>
-            <w:tcMar>
-              <w:top w:w="120" w:type="dxa"/>
-              <w:left w:w="180" w:type="dxa"/>
-              <w:bottom w:w="120" w:type="dxa"/>
-              <w:right w:w="180" w:type="dxa"/>
-            </w:tcMar>
-            <w:vAlign w:val="center"/>
-          </w:tcPr>
-          <w:p>
-            <w:r>
-              <w:rPr>
-                <w:lang w:val="en-US" w:eastAsia="zh-CN"/>
-              </w:rPr>
-              <w:t>交互动作</w:t>
-            </w:r>
-          </w:p>
-        </w:tc>
-        <w:tc>
-          <w:tcPr>
-            <w:tcW w:w="0" w:type="auto"/>
-            <w:tcBorders>
-              <w:top w:val="nil"/>
-              <w:left w:val="nil"/>
-              <w:bottom w:val="nil"/>
-              <w:right w:val="nil"/>
-            </w:tcBorders>
-            <w:shd w:val="clear"/>
-            <w:tcMar>
-              <w:top w:w="120" w:type="dxa"/>
-              <w:left w:w="180" w:type="dxa"/>
-              <w:bottom w:w="120" w:type="dxa"/>
-              <w:right w:w="180" w:type="dxa"/>
-            </w:tcMar>
-            <w:vAlign w:val="center"/>
-          </w:tcPr>
-          <w:p>
-            <w:r>
-              <w:rPr>
-                <w:lang w:val="en-US" w:eastAsia="zh-CN"/>
-              </w:rPr>
-              <w:t>（1）学生点击 APP 首页 “扫码用水” 按钮，启动扫码功能（2）扫描终端机二维码，选择 “用水” ：系统校验终端机状态，返回出水指令，终端机出水，APP 记录饮水量（</w:t>
-            </w:r>
-            <w:r>
-              <w:rPr>
-                <w:rFonts w:hint="eastAsia"/>
-                <w:lang w:val="en-US" w:eastAsia="zh-CN"/>
-              </w:rPr>
-              <w:t>3</w:t>
-            </w:r>
-            <w:r>
-              <w:rPr>
-                <w:lang w:val="en-US" w:eastAsia="zh-CN"/>
-              </w:rPr>
-              <w:t>）学生接水完成后，点击 APP “停止出水” 按钮，终端机停止出水</w:t>
-            </w:r>
-            <w:r>
-              <w:rPr>
-                <w:rFonts w:hint="default"/>
-                <w:lang w:val="en-US" w:eastAsia="zh-CN"/>
-              </w:rPr>
-              <w:t>（</w:t>
-            </w:r>
-            <w:r>
-              <w:rPr>
-                <w:rFonts w:hint="eastAsia"/>
-                <w:lang w:val="en-US" w:eastAsia="zh-CN"/>
-              </w:rPr>
-              <w:t>4</w:t>
-            </w:r>
-            <w:r>
-              <w:rPr>
-                <w:rFonts w:hint="default"/>
-                <w:lang w:val="en-US" w:eastAsia="zh-CN"/>
-              </w:rPr>
-              <w:t>）系统自动生成饮水记录（含饮水量、终端机位置、饮水时间），APP 展示本次饮水详情</w:t>
-            </w:r>
-          </w:p>
-        </w:tc>
-      </w:tr>
-      <w:tr>
-        <w:tblPrEx>
-          <w:tblBorders>
-            <w:top w:val="single" w:color="auto" w:sz="2" w:space="0"/>
-            <w:left w:val="single" w:color="auto" w:sz="2" w:space="0"/>
-            <w:bottom w:val="single" w:color="auto" w:sz="2" w:space="0"/>
-            <w:right w:val="single" w:color="auto" w:sz="2" w:space="0"/>
-            <w:insideH w:val="none" w:color="auto" w:sz="0" w:space="0"/>
-            <w:insideV w:val="none" w:color="auto" w:sz="0" w:space="0"/>
-          </w:tblBorders>
-          <w:tblCellMar>
-            <w:top w:w="0" w:type="dxa"/>
-            <w:left w:w="0" w:type="dxa"/>
-            <w:bottom w:w="0" w:type="dxa"/>
-            <w:right w:w="0" w:type="dxa"/>
-          </w:tblCellMar>
-        </w:tblPrEx>
-        <w:tc>
-          <w:tcPr>
-            <w:tcW w:w="0" w:type="auto"/>
-            <w:tcBorders>
-              <w:top w:val="nil"/>
-              <w:left w:val="nil"/>
-              <w:bottom w:val="nil"/>
-              <w:right w:val="single" w:color="auto" w:sz="2" w:space="0"/>
-            </w:tcBorders>
-            <w:shd w:val="clear"/>
-            <w:tcMar>
-              <w:top w:w="120" w:type="dxa"/>
-              <w:left w:w="180" w:type="dxa"/>
-              <w:bottom w:w="120" w:type="dxa"/>
-              <w:right w:w="180" w:type="dxa"/>
-            </w:tcMar>
-            <w:vAlign w:val="center"/>
-          </w:tcPr>
-          <w:p>
-            <w:r>
-              <w:rPr>
-                <w:lang w:val="en-US" w:eastAsia="zh-CN"/>
-              </w:rPr>
-              <w:t>扩展交互</w:t>
-            </w:r>
-          </w:p>
-        </w:tc>
-        <w:tc>
-          <w:tcPr>
-            <w:tcW w:w="0" w:type="auto"/>
-            <w:tcBorders>
-              <w:top w:val="nil"/>
-              <w:left w:val="nil"/>
-              <w:bottom w:val="nil"/>
-              <w:right w:val="nil"/>
-            </w:tcBorders>
-            <w:shd w:val="clear"/>
-            <w:tcMar>
-              <w:top w:w="120" w:type="dxa"/>
-              <w:left w:w="180" w:type="dxa"/>
-              <w:bottom w:w="120" w:type="dxa"/>
-              <w:right w:w="180" w:type="dxa"/>
-            </w:tcMar>
-            <w:vAlign w:val="center"/>
-          </w:tcPr>
-          <w:p>
-            <w:r>
-              <w:rPr>
-                <w:lang w:val="en-US" w:eastAsia="zh-CN"/>
-              </w:rPr>
-              <w:t>（1）终端机离线：APP 提示 “终端机当前离线，请尝试其他饮水点”，并推荐附近 3 个在线终端机（2）制水机水质超标：APP 提示 “当前关联制水机水质不达标，暂不可用水”，禁止终端机出水（3）扫码失败（二维码模糊 / 遮挡）：APP 提示 “扫码失败，请靠近二维码重试”，支持手动输入终端机编号（如 “TERM001”）（4）网络中断（扫码后）：APP 缓存用水请求，提示 “网络异常，已缓存用水记录，联网后自动同步”</w:t>
-            </w:r>
-          </w:p>
-        </w:tc>
-      </w:tr>
-    </w:tbl>
-    <w:p>
-      <w:pPr>
-        <w:rPr>
-          <w:rFonts w:hint="default"/>
-        </w:rPr>
-      </w:pPr>
-    </w:p>
-    <w:p>
-      <w:pPr>
-        <w:rPr>
-          <w:rFonts w:hint="default"/>
-        </w:rPr>
-      </w:pPr>
-    </w:p>
-    <w:p>
-      <w:pPr>
-        <w:rPr>
-          <w:rFonts w:hint="default"/>
-        </w:rPr>
-      </w:pPr>
-      <w:r>
-        <w:rPr>
-          <w:rFonts w:hint="default"/>
-        </w:rPr>
-        <w:t>用例 2：水质查询</w:t>
-      </w:r>
-    </w:p>
-    <w:tbl>
-      <w:tblPr>
-        <w:tblW w:w="0" w:type="auto"/>
-        <w:tblInd w:w="0" w:type="dxa"/>
-        <w:tblBorders>
-          <w:top w:val="none" w:color="auto" w:sz="0" w:space="0"/>
-          <w:left w:val="single" w:color="auto" w:sz="2" w:space="0"/>
-          <w:bottom w:val="single" w:color="auto" w:sz="2" w:space="0"/>
-          <w:right w:val="single" w:color="auto" w:sz="2" w:space="0"/>
-          <w:insideH w:val="none" w:color="auto" w:sz="0" w:space="0"/>
-          <w:insideV w:val="none" w:color="auto" w:sz="0" w:space="0"/>
-        </w:tblBorders>
-        <w:shd w:val="clear"/>
+        <w:shd w:val="clear" w:color="auto" w:fill="auto"/>
         <w:tblLayout w:type="autofit"/>
         <w:tblCellMar>
           <w:top w:w="0" w:type="dxa"/>
@@ -6053,6 +5272,7 @@
             <w:insideH w:val="none" w:color="auto" w:sz="0" w:space="0"/>
             <w:insideV w:val="none" w:color="auto" w:sz="0" w:space="0"/>
           </w:tblBorders>
+          <w:shd w:val="clear" w:color="auto" w:fill="auto"/>
           <w:tblCellMar>
             <w:top w:w="0" w:type="dxa"/>
             <w:left w:w="0" w:type="dxa"/>
@@ -6128,23 +5348,24 @@
             <w:insideH w:val="none" w:color="auto" w:sz="0" w:space="0"/>
             <w:insideV w:val="none" w:color="auto" w:sz="0" w:space="0"/>
           </w:tblBorders>
-          <w:tblCellMar>
-            <w:top w:w="0" w:type="dxa"/>
-            <w:left w:w="0" w:type="dxa"/>
-            <w:bottom w:w="0" w:type="dxa"/>
-            <w:right w:w="0" w:type="dxa"/>
-          </w:tblCellMar>
-        </w:tblPrEx>
-        <w:tc>
-          <w:tcPr>
-            <w:tcW w:w="0" w:type="auto"/>
-            <w:tcBorders>
-              <w:top w:val="nil"/>
-              <w:left w:val="nil"/>
-              <w:bottom w:val="nil"/>
-              <w:right w:val="single" w:color="auto" w:sz="2" w:space="0"/>
-            </w:tcBorders>
-            <w:shd w:val="clear"/>
+          <w:shd w:val="clear" w:color="auto" w:fill="auto"/>
+          <w:tblCellMar>
+            <w:top w:w="0" w:type="dxa"/>
+            <w:left w:w="0" w:type="dxa"/>
+            <w:bottom w:w="0" w:type="dxa"/>
+            <w:right w:w="0" w:type="dxa"/>
+          </w:tblCellMar>
+        </w:tblPrEx>
+        <w:tc>
+          <w:tcPr>
+            <w:tcW w:w="0" w:type="auto"/>
+            <w:tcBorders>
+              <w:top w:val="nil"/>
+              <w:left w:val="nil"/>
+              <w:bottom w:val="nil"/>
+              <w:right w:val="single" w:color="auto" w:sz="2" w:space="0"/>
+            </w:tcBorders>
+            <w:shd w:val="clear" w:color="auto" w:fill="auto"/>
             <w:tcMar>
               <w:top w:w="120" w:type="dxa"/>
               <w:left w:w="180" w:type="dxa"/>
@@ -6171,7 +5392,7 @@
               <w:bottom w:val="nil"/>
               <w:right w:val="nil"/>
             </w:tcBorders>
-            <w:shd w:val="clear"/>
+            <w:shd w:val="clear" w:color="auto" w:fill="auto"/>
             <w:tcMar>
               <w:top w:w="120" w:type="dxa"/>
               <w:left w:w="180" w:type="dxa"/>
@@ -6200,23 +5421,24 @@
             <w:insideH w:val="none" w:color="auto" w:sz="0" w:space="0"/>
             <w:insideV w:val="none" w:color="auto" w:sz="0" w:space="0"/>
           </w:tblBorders>
-          <w:tblCellMar>
-            <w:top w:w="0" w:type="dxa"/>
-            <w:left w:w="0" w:type="dxa"/>
-            <w:bottom w:w="0" w:type="dxa"/>
-            <w:right w:w="0" w:type="dxa"/>
-          </w:tblCellMar>
-        </w:tblPrEx>
-        <w:tc>
-          <w:tcPr>
-            <w:tcW w:w="0" w:type="auto"/>
-            <w:tcBorders>
-              <w:top w:val="nil"/>
-              <w:left w:val="nil"/>
-              <w:bottom w:val="nil"/>
-              <w:right w:val="single" w:color="auto" w:sz="2" w:space="0"/>
-            </w:tcBorders>
-            <w:shd w:val="clear"/>
+          <w:shd w:val="clear" w:color="auto" w:fill="auto"/>
+          <w:tblCellMar>
+            <w:top w:w="0" w:type="dxa"/>
+            <w:left w:w="0" w:type="dxa"/>
+            <w:bottom w:w="0" w:type="dxa"/>
+            <w:right w:w="0" w:type="dxa"/>
+          </w:tblCellMar>
+        </w:tblPrEx>
+        <w:tc>
+          <w:tcPr>
+            <w:tcW w:w="0" w:type="auto"/>
+            <w:tcBorders>
+              <w:top w:val="nil"/>
+              <w:left w:val="nil"/>
+              <w:bottom w:val="nil"/>
+              <w:right w:val="single" w:color="auto" w:sz="2" w:space="0"/>
+            </w:tcBorders>
+            <w:shd w:val="clear" w:color="auto" w:fill="auto"/>
             <w:tcMar>
               <w:top w:w="120" w:type="dxa"/>
               <w:left w:w="180" w:type="dxa"/>
@@ -6243,7 +5465,7 @@
               <w:bottom w:val="nil"/>
               <w:right w:val="nil"/>
             </w:tcBorders>
-            <w:shd w:val="clear"/>
+            <w:shd w:val="clear" w:color="auto" w:fill="auto"/>
             <w:tcMar>
               <w:top w:w="120" w:type="dxa"/>
               <w:left w:w="180" w:type="dxa"/>
@@ -6272,23 +5494,24 @@
             <w:insideH w:val="none" w:color="auto" w:sz="0" w:space="0"/>
             <w:insideV w:val="none" w:color="auto" w:sz="0" w:space="0"/>
           </w:tblBorders>
-          <w:tblCellMar>
-            <w:top w:w="0" w:type="dxa"/>
-            <w:left w:w="0" w:type="dxa"/>
-            <w:bottom w:w="0" w:type="dxa"/>
-            <w:right w:w="0" w:type="dxa"/>
-          </w:tblCellMar>
-        </w:tblPrEx>
-        <w:tc>
-          <w:tcPr>
-            <w:tcW w:w="0" w:type="auto"/>
-            <w:tcBorders>
-              <w:top w:val="nil"/>
-              <w:left w:val="nil"/>
-              <w:bottom w:val="nil"/>
-              <w:right w:val="single" w:color="auto" w:sz="2" w:space="0"/>
-            </w:tcBorders>
-            <w:shd w:val="clear"/>
+          <w:shd w:val="clear" w:color="auto" w:fill="auto"/>
+          <w:tblCellMar>
+            <w:top w:w="0" w:type="dxa"/>
+            <w:left w:w="0" w:type="dxa"/>
+            <w:bottom w:w="0" w:type="dxa"/>
+            <w:right w:w="0" w:type="dxa"/>
+          </w:tblCellMar>
+        </w:tblPrEx>
+        <w:tc>
+          <w:tcPr>
+            <w:tcW w:w="0" w:type="auto"/>
+            <w:tcBorders>
+              <w:top w:val="nil"/>
+              <w:left w:val="nil"/>
+              <w:bottom w:val="nil"/>
+              <w:right w:val="single" w:color="auto" w:sz="2" w:space="0"/>
+            </w:tcBorders>
+            <w:shd w:val="clear" w:color="auto" w:fill="auto"/>
             <w:tcMar>
               <w:top w:w="120" w:type="dxa"/>
               <w:left w:w="180" w:type="dxa"/>
@@ -6315,7 +5538,7 @@
               <w:bottom w:val="nil"/>
               <w:right w:val="nil"/>
             </w:tcBorders>
-            <w:shd w:val="clear"/>
+            <w:shd w:val="clear" w:color="auto" w:fill="auto"/>
             <w:tcMar>
               <w:top w:w="120" w:type="dxa"/>
               <w:left w:w="180" w:type="dxa"/>
@@ -6344,23 +5567,24 @@
             <w:insideH w:val="none" w:color="auto" w:sz="0" w:space="0"/>
             <w:insideV w:val="none" w:color="auto" w:sz="0" w:space="0"/>
           </w:tblBorders>
-          <w:tblCellMar>
-            <w:top w:w="0" w:type="dxa"/>
-            <w:left w:w="0" w:type="dxa"/>
-            <w:bottom w:w="0" w:type="dxa"/>
-            <w:right w:w="0" w:type="dxa"/>
-          </w:tblCellMar>
-        </w:tblPrEx>
-        <w:tc>
-          <w:tcPr>
-            <w:tcW w:w="0" w:type="auto"/>
-            <w:tcBorders>
-              <w:top w:val="nil"/>
-              <w:left w:val="nil"/>
-              <w:bottom w:val="nil"/>
-              <w:right w:val="single" w:color="auto" w:sz="2" w:space="0"/>
-            </w:tcBorders>
-            <w:shd w:val="clear"/>
+          <w:shd w:val="clear" w:color="auto" w:fill="auto"/>
+          <w:tblCellMar>
+            <w:top w:w="0" w:type="dxa"/>
+            <w:left w:w="0" w:type="dxa"/>
+            <w:bottom w:w="0" w:type="dxa"/>
+            <w:right w:w="0" w:type="dxa"/>
+          </w:tblCellMar>
+        </w:tblPrEx>
+        <w:tc>
+          <w:tcPr>
+            <w:tcW w:w="0" w:type="auto"/>
+            <w:tcBorders>
+              <w:top w:val="nil"/>
+              <w:left w:val="nil"/>
+              <w:bottom w:val="nil"/>
+              <w:right w:val="single" w:color="auto" w:sz="2" w:space="0"/>
+            </w:tcBorders>
+            <w:shd w:val="clear" w:color="auto" w:fill="auto"/>
             <w:tcMar>
               <w:top w:w="120" w:type="dxa"/>
               <w:left w:w="180" w:type="dxa"/>
@@ -6387,7 +5611,7 @@
               <w:bottom w:val="nil"/>
               <w:right w:val="nil"/>
             </w:tcBorders>
-            <w:shd w:val="clear"/>
+            <w:shd w:val="clear" w:color="auto" w:fill="auto"/>
             <w:tcMar>
               <w:top w:w="120" w:type="dxa"/>
               <w:left w:w="180" w:type="dxa"/>
@@ -6416,23 +5640,24 @@
             <w:insideH w:val="none" w:color="auto" w:sz="0" w:space="0"/>
             <w:insideV w:val="none" w:color="auto" w:sz="0" w:space="0"/>
           </w:tblBorders>
-          <w:tblCellMar>
-            <w:top w:w="0" w:type="dxa"/>
-            <w:left w:w="0" w:type="dxa"/>
-            <w:bottom w:w="0" w:type="dxa"/>
-            <w:right w:w="0" w:type="dxa"/>
-          </w:tblCellMar>
-        </w:tblPrEx>
-        <w:tc>
-          <w:tcPr>
-            <w:tcW w:w="0" w:type="auto"/>
-            <w:tcBorders>
-              <w:top w:val="nil"/>
-              <w:left w:val="nil"/>
-              <w:bottom w:val="nil"/>
-              <w:right w:val="single" w:color="auto" w:sz="2" w:space="0"/>
-            </w:tcBorders>
-            <w:shd w:val="clear"/>
+          <w:shd w:val="clear" w:color="auto" w:fill="auto"/>
+          <w:tblCellMar>
+            <w:top w:w="0" w:type="dxa"/>
+            <w:left w:w="0" w:type="dxa"/>
+            <w:bottom w:w="0" w:type="dxa"/>
+            <w:right w:w="0" w:type="dxa"/>
+          </w:tblCellMar>
+        </w:tblPrEx>
+        <w:tc>
+          <w:tcPr>
+            <w:tcW w:w="0" w:type="auto"/>
+            <w:tcBorders>
+              <w:top w:val="nil"/>
+              <w:left w:val="nil"/>
+              <w:bottom w:val="nil"/>
+              <w:right w:val="single" w:color="auto" w:sz="2" w:space="0"/>
+            </w:tcBorders>
+            <w:shd w:val="clear" w:color="auto" w:fill="auto"/>
             <w:tcMar>
               <w:top w:w="120" w:type="dxa"/>
               <w:left w:w="180" w:type="dxa"/>
@@ -6459,7 +5684,7 @@
               <w:bottom w:val="nil"/>
               <w:right w:val="nil"/>
             </w:tcBorders>
-            <w:shd w:val="clear"/>
+            <w:shd w:val="clear" w:color="auto" w:fill="auto"/>
             <w:tcMar>
               <w:top w:w="120" w:type="dxa"/>
               <w:left w:w="180" w:type="dxa"/>
@@ -6488,24 +5713,24 @@
             <w:insideH w:val="none" w:color="auto" w:sz="0" w:space="0"/>
             <w:insideV w:val="none" w:color="auto" w:sz="0" w:space="0"/>
           </w:tblBorders>
-          <w:shd w:val="clear"/>
-          <w:tblCellMar>
-            <w:top w:w="0" w:type="dxa"/>
-            <w:left w:w="0" w:type="dxa"/>
-            <w:bottom w:w="0" w:type="dxa"/>
-            <w:right w:w="0" w:type="dxa"/>
-          </w:tblCellMar>
-        </w:tblPrEx>
-        <w:tc>
-          <w:tcPr>
-            <w:tcW w:w="0" w:type="auto"/>
-            <w:tcBorders>
-              <w:top w:val="nil"/>
-              <w:left w:val="nil"/>
-              <w:bottom w:val="nil"/>
-              <w:right w:val="single" w:color="auto" w:sz="2" w:space="0"/>
-            </w:tcBorders>
-            <w:shd w:val="clear"/>
+          <w:shd w:val="clear" w:color="auto" w:fill="auto"/>
+          <w:tblCellMar>
+            <w:top w:w="0" w:type="dxa"/>
+            <w:left w:w="0" w:type="dxa"/>
+            <w:bottom w:w="0" w:type="dxa"/>
+            <w:right w:w="0" w:type="dxa"/>
+          </w:tblCellMar>
+        </w:tblPrEx>
+        <w:tc>
+          <w:tcPr>
+            <w:tcW w:w="0" w:type="auto"/>
+            <w:tcBorders>
+              <w:top w:val="nil"/>
+              <w:left w:val="nil"/>
+              <w:bottom w:val="nil"/>
+              <w:right w:val="single" w:color="auto" w:sz="2" w:space="0"/>
+            </w:tcBorders>
+            <w:shd w:val="clear" w:color="auto" w:fill="auto"/>
             <w:tcMar>
               <w:top w:w="120" w:type="dxa"/>
               <w:left w:w="180" w:type="dxa"/>
@@ -6532,7 +5757,7 @@
               <w:bottom w:val="nil"/>
               <w:right w:val="nil"/>
             </w:tcBorders>
-            <w:shd w:val="clear"/>
+            <w:shd w:val="clear" w:color="auto" w:fill="auto"/>
             <w:tcMar>
               <w:top w:w="120" w:type="dxa"/>
               <w:left w:w="180" w:type="dxa"/>
@@ -6561,23 +5786,24 @@
             <w:insideH w:val="none" w:color="auto" w:sz="0" w:space="0"/>
             <w:insideV w:val="none" w:color="auto" w:sz="0" w:space="0"/>
           </w:tblBorders>
-          <w:tblCellMar>
-            <w:top w:w="0" w:type="dxa"/>
-            <w:left w:w="0" w:type="dxa"/>
-            <w:bottom w:w="0" w:type="dxa"/>
-            <w:right w:w="0" w:type="dxa"/>
-          </w:tblCellMar>
-        </w:tblPrEx>
-        <w:tc>
-          <w:tcPr>
-            <w:tcW w:w="0" w:type="auto"/>
-            <w:tcBorders>
-              <w:top w:val="nil"/>
-              <w:left w:val="nil"/>
-              <w:bottom w:val="nil"/>
-              <w:right w:val="single" w:color="auto" w:sz="2" w:space="0"/>
-            </w:tcBorders>
-            <w:shd w:val="clear"/>
+          <w:shd w:val="clear" w:color="auto" w:fill="auto"/>
+          <w:tblCellMar>
+            <w:top w:w="0" w:type="dxa"/>
+            <w:left w:w="0" w:type="dxa"/>
+            <w:bottom w:w="0" w:type="dxa"/>
+            <w:right w:w="0" w:type="dxa"/>
+          </w:tblCellMar>
+        </w:tblPrEx>
+        <w:tc>
+          <w:tcPr>
+            <w:tcW w:w="0" w:type="auto"/>
+            <w:tcBorders>
+              <w:top w:val="nil"/>
+              <w:left w:val="nil"/>
+              <w:bottom w:val="nil"/>
+              <w:right w:val="single" w:color="auto" w:sz="2" w:space="0"/>
+            </w:tcBorders>
+            <w:shd w:val="clear" w:color="auto" w:fill="auto"/>
             <w:tcMar>
               <w:top w:w="120" w:type="dxa"/>
               <w:left w:w="180" w:type="dxa"/>
@@ -6604,7 +5830,7 @@
               <w:bottom w:val="nil"/>
               <w:right w:val="nil"/>
             </w:tcBorders>
-            <w:shd w:val="clear"/>
+            <w:shd w:val="clear" w:color="auto" w:fill="auto"/>
             <w:tcMar>
               <w:top w:w="120" w:type="dxa"/>
               <w:left w:w="180" w:type="dxa"/>
@@ -6633,8 +5859,6 @@
               </w:rPr>
               <w:t>数据。</w:t>
             </w:r>
-            <w:bookmarkStart w:id="0" w:name="_GoBack"/>
-            <w:bookmarkEnd w:id="0"/>
           </w:p>
         </w:tc>
       </w:tr>
@@ -6648,23 +5872,24 @@
             <w:insideH w:val="none" w:color="auto" w:sz="0" w:space="0"/>
             <w:insideV w:val="none" w:color="auto" w:sz="0" w:space="0"/>
           </w:tblBorders>
-          <w:tblCellMar>
-            <w:top w:w="0" w:type="dxa"/>
-            <w:left w:w="0" w:type="dxa"/>
-            <w:bottom w:w="0" w:type="dxa"/>
-            <w:right w:w="0" w:type="dxa"/>
-          </w:tblCellMar>
-        </w:tblPrEx>
-        <w:tc>
-          <w:tcPr>
-            <w:tcW w:w="0" w:type="auto"/>
-            <w:tcBorders>
-              <w:top w:val="nil"/>
-              <w:left w:val="nil"/>
-              <w:bottom w:val="nil"/>
-              <w:right w:val="single" w:color="auto" w:sz="2" w:space="0"/>
-            </w:tcBorders>
-            <w:shd w:val="clear"/>
+          <w:shd w:val="clear" w:color="auto" w:fill="auto"/>
+          <w:tblCellMar>
+            <w:top w:w="0" w:type="dxa"/>
+            <w:left w:w="0" w:type="dxa"/>
+            <w:bottom w:w="0" w:type="dxa"/>
+            <w:right w:w="0" w:type="dxa"/>
+          </w:tblCellMar>
+        </w:tblPrEx>
+        <w:tc>
+          <w:tcPr>
+            <w:tcW w:w="0" w:type="auto"/>
+            <w:tcBorders>
+              <w:top w:val="nil"/>
+              <w:left w:val="nil"/>
+              <w:bottom w:val="nil"/>
+              <w:right w:val="single" w:color="auto" w:sz="2" w:space="0"/>
+            </w:tcBorders>
+            <w:shd w:val="clear" w:color="auto" w:fill="auto"/>
             <w:tcMar>
               <w:top w:w="120" w:type="dxa"/>
               <w:left w:w="180" w:type="dxa"/>
@@ -6691,7 +5916,7 @@
               <w:bottom w:val="nil"/>
               <w:right w:val="nil"/>
             </w:tcBorders>
-            <w:shd w:val="clear"/>
+            <w:shd w:val="clear" w:color="auto" w:fill="auto"/>
             <w:tcMar>
               <w:top w:w="120" w:type="dxa"/>
               <w:left w:w="180" w:type="dxa"/>
@@ -6957,6 +6182,163 @@
             <w:insideH w:val="none" w:color="auto" w:sz="0" w:space="0"/>
             <w:insideV w:val="none" w:color="auto" w:sz="0" w:space="0"/>
           </w:tblBorders>
+          <w:tblCellMar>
+            <w:top w:w="0" w:type="dxa"/>
+            <w:left w:w="0" w:type="dxa"/>
+            <w:bottom w:w="0" w:type="dxa"/>
+            <w:right w:w="0" w:type="dxa"/>
+          </w:tblCellMar>
+        </w:tblPrEx>
+        <w:tc>
+          <w:tcPr>
+            <w:tcW w:w="0" w:type="auto"/>
+            <w:tcBorders>
+              <w:top w:val="nil"/>
+              <w:left w:val="nil"/>
+              <w:bottom w:val="nil"/>
+              <w:right w:val="single" w:color="auto" w:sz="2" w:space="0"/>
+            </w:tcBorders>
+            <w:shd w:val="clear" w:color="auto" w:fill="auto"/>
+            <w:tcMar>
+              <w:top w:w="120" w:type="dxa"/>
+              <w:left w:w="180" w:type="dxa"/>
+              <w:bottom w:w="120" w:type="dxa"/>
+              <w:right w:w="180" w:type="dxa"/>
+            </w:tcMar>
+            <w:vAlign w:val="center"/>
+          </w:tcPr>
+          <w:p>
+            <w:r>
+              <w:rPr>
+                <w:lang w:val="en-US" w:eastAsia="zh-CN"/>
+              </w:rPr>
+              <w:t>用例标识</w:t>
+            </w:r>
+          </w:p>
+        </w:tc>
+        <w:tc>
+          <w:tcPr>
+            <w:tcW w:w="0" w:type="auto"/>
+            <w:tcBorders>
+              <w:top w:val="nil"/>
+              <w:left w:val="nil"/>
+              <w:bottom w:val="nil"/>
+              <w:right w:val="nil"/>
+            </w:tcBorders>
+            <w:shd w:val="clear" w:color="auto" w:fill="auto"/>
+            <w:tcMar>
+              <w:top w:w="120" w:type="dxa"/>
+              <w:left w:w="180" w:type="dxa"/>
+              <w:bottom w:w="120" w:type="dxa"/>
+              <w:right w:w="180" w:type="dxa"/>
+            </w:tcMar>
+            <w:vAlign w:val="center"/>
+          </w:tcPr>
+          <w:p>
+            <w:r>
+              <w:rPr>
+                <w:lang w:val="en-US" w:eastAsia="zh-CN"/>
+              </w:rPr>
+              <w:t>UC-STU-00</w:t>
+            </w:r>
+            <w:r>
+              <w:rPr>
+                <w:rFonts w:hint="eastAsia"/>
+                <w:lang w:val="en-US" w:eastAsia="zh-CN"/>
+              </w:rPr>
+              <w:t>3</w:t>
+            </w:r>
+            <w:r>
+              <w:rPr>
+                <w:lang w:val="en-US" w:eastAsia="zh-CN"/>
+              </w:rPr>
+              <w:t>-DrinkRecord</w:t>
+            </w:r>
+          </w:p>
+        </w:tc>
+      </w:tr>
+      <w:tr>
+        <w:tblPrEx>
+          <w:tblBorders>
+            <w:top w:val="single" w:color="auto" w:sz="2" w:space="0"/>
+            <w:left w:val="single" w:color="auto" w:sz="2" w:space="0"/>
+            <w:bottom w:val="single" w:color="auto" w:sz="2" w:space="0"/>
+            <w:right w:val="single" w:color="auto" w:sz="2" w:space="0"/>
+            <w:insideH w:val="none" w:color="auto" w:sz="0" w:space="0"/>
+            <w:insideV w:val="none" w:color="auto" w:sz="0" w:space="0"/>
+          </w:tblBorders>
+          <w:tblCellMar>
+            <w:top w:w="0" w:type="dxa"/>
+            <w:left w:w="0" w:type="dxa"/>
+            <w:bottom w:w="0" w:type="dxa"/>
+            <w:right w:w="0" w:type="dxa"/>
+          </w:tblCellMar>
+        </w:tblPrEx>
+        <w:tc>
+          <w:tcPr>
+            <w:tcW w:w="0" w:type="auto"/>
+            <w:tcBorders>
+              <w:top w:val="nil"/>
+              <w:left w:val="nil"/>
+              <w:bottom w:val="nil"/>
+              <w:right w:val="single" w:color="auto" w:sz="2" w:space="0"/>
+            </w:tcBorders>
+            <w:shd w:val="clear" w:color="auto" w:fill="auto"/>
+            <w:tcMar>
+              <w:top w:w="120" w:type="dxa"/>
+              <w:left w:w="180" w:type="dxa"/>
+              <w:bottom w:w="120" w:type="dxa"/>
+              <w:right w:w="180" w:type="dxa"/>
+            </w:tcMar>
+            <w:vAlign w:val="center"/>
+          </w:tcPr>
+          <w:p>
+            <w:r>
+              <w:rPr>
+                <w:lang w:val="en-US" w:eastAsia="zh-CN"/>
+              </w:rPr>
+              <w:t>主要执行者</w:t>
+            </w:r>
+          </w:p>
+        </w:tc>
+        <w:tc>
+          <w:tcPr>
+            <w:tcW w:w="0" w:type="auto"/>
+            <w:tcBorders>
+              <w:top w:val="nil"/>
+              <w:left w:val="nil"/>
+              <w:bottom w:val="nil"/>
+              <w:right w:val="nil"/>
+            </w:tcBorders>
+            <w:shd w:val="clear" w:color="auto" w:fill="auto"/>
+            <w:tcMar>
+              <w:top w:w="120" w:type="dxa"/>
+              <w:left w:w="180" w:type="dxa"/>
+              <w:bottom w:w="120" w:type="dxa"/>
+              <w:right w:w="180" w:type="dxa"/>
+            </w:tcMar>
+            <w:vAlign w:val="center"/>
+          </w:tcPr>
+          <w:p>
+            <w:r>
+              <w:rPr>
+                <w:lang w:val="en-US" w:eastAsia="zh-CN"/>
+              </w:rPr>
+              <w:t>学生</w:t>
+            </w:r>
+          </w:p>
+        </w:tc>
+      </w:tr>
+      <w:tr>
+        <w:tblPrEx>
+          <w:tblBorders>
+            <w:top w:val="single" w:color="auto" w:sz="2" w:space="0"/>
+            <w:left w:val="single" w:color="auto" w:sz="2" w:space="0"/>
+            <w:bottom w:val="single" w:color="auto" w:sz="2" w:space="0"/>
+            <w:right w:val="single" w:color="auto" w:sz="2" w:space="0"/>
+            <w:insideH w:val="none" w:color="auto" w:sz="0" w:space="0"/>
+            <w:insideV w:val="none" w:color="auto" w:sz="0" w:space="0"/>
+          </w:tblBorders>
           <w:shd w:val="clear" w:color="auto" w:fill="auto"/>
           <w:tblCellMar>
             <w:top w:w="0" w:type="dxa"/>
@@ -6988,47 +6370,34 @@
               <w:rPr>
                 <w:lang w:val="en-US" w:eastAsia="zh-CN"/>
               </w:rPr>
-              <w:t>用例标识</w:t>
-            </w:r>
-          </w:p>
-        </w:tc>
-        <w:tc>
-          <w:tcPr>
-            <w:tcW w:w="0" w:type="auto"/>
-            <w:tcBorders>
-              <w:top w:val="nil"/>
-              <w:left w:val="nil"/>
-              <w:bottom w:val="nil"/>
-              <w:right w:val="nil"/>
-            </w:tcBorders>
-            <w:shd w:val="clear" w:color="auto" w:fill="auto"/>
-            <w:tcMar>
-              <w:top w:w="120" w:type="dxa"/>
-              <w:left w:w="180" w:type="dxa"/>
-              <w:bottom w:w="120" w:type="dxa"/>
-              <w:right w:w="180" w:type="dxa"/>
-            </w:tcMar>
-            <w:vAlign w:val="center"/>
-          </w:tcPr>
-          <w:p>
-            <w:r>
-              <w:rPr>
-                <w:lang w:val="en-US" w:eastAsia="zh-CN"/>
-              </w:rPr>
-              <w:t>UC-STU-00</w:t>
-            </w:r>
-            <w:r>
-              <w:rPr>
-                <w:rFonts w:hint="eastAsia"/>
-                <w:lang w:val="en-US" w:eastAsia="zh-CN"/>
-              </w:rPr>
-              <w:t>3</w:t>
-            </w:r>
-            <w:r>
-              <w:rPr>
-                <w:lang w:val="en-US" w:eastAsia="zh-CN"/>
-              </w:rPr>
-              <w:t>-DrinkRecord</w:t>
+              <w:t>目标</w:t>
+            </w:r>
+          </w:p>
+        </w:tc>
+        <w:tc>
+          <w:tcPr>
+            <w:tcW w:w="0" w:type="auto"/>
+            <w:tcBorders>
+              <w:top w:val="nil"/>
+              <w:left w:val="nil"/>
+              <w:bottom w:val="nil"/>
+              <w:right w:val="nil"/>
+            </w:tcBorders>
+            <w:shd w:val="clear" w:color="auto" w:fill="auto"/>
+            <w:tcMar>
+              <w:top w:w="120" w:type="dxa"/>
+              <w:left w:w="180" w:type="dxa"/>
+              <w:bottom w:w="120" w:type="dxa"/>
+              <w:right w:w="180" w:type="dxa"/>
+            </w:tcMar>
+            <w:vAlign w:val="center"/>
+          </w:tcPr>
+          <w:p>
+            <w:r>
+              <w:rPr>
+                <w:lang w:val="en-US" w:eastAsia="zh-CN"/>
+              </w:rPr>
+              <w:t>查看当日及历史饮水量，掌握个人饮水情况</w:t>
             </w:r>
           </w:p>
         </w:tc>
@@ -7074,34 +6443,34 @@
               <w:rPr>
                 <w:lang w:val="en-US" w:eastAsia="zh-CN"/>
               </w:rPr>
-              <w:t>主要执行者</w:t>
-            </w:r>
-          </w:p>
-        </w:tc>
-        <w:tc>
-          <w:tcPr>
-            <w:tcW w:w="0" w:type="auto"/>
-            <w:tcBorders>
-              <w:top w:val="nil"/>
-              <w:left w:val="nil"/>
-              <w:bottom w:val="nil"/>
-              <w:right w:val="nil"/>
-            </w:tcBorders>
-            <w:shd w:val="clear" w:color="auto" w:fill="auto"/>
-            <w:tcMar>
-              <w:top w:w="120" w:type="dxa"/>
-              <w:left w:w="180" w:type="dxa"/>
-              <w:bottom w:w="120" w:type="dxa"/>
-              <w:right w:w="180" w:type="dxa"/>
-            </w:tcMar>
-            <w:vAlign w:val="center"/>
-          </w:tcPr>
-          <w:p>
-            <w:r>
-              <w:rPr>
-                <w:lang w:val="en-US" w:eastAsia="zh-CN"/>
-              </w:rPr>
-              <w:t>学生</w:t>
+              <w:t>范围</w:t>
+            </w:r>
+          </w:p>
+        </w:tc>
+        <w:tc>
+          <w:tcPr>
+            <w:tcW w:w="0" w:type="auto"/>
+            <w:tcBorders>
+              <w:top w:val="nil"/>
+              <w:left w:val="nil"/>
+              <w:bottom w:val="nil"/>
+              <w:right w:val="nil"/>
+            </w:tcBorders>
+            <w:shd w:val="clear" w:color="auto" w:fill="auto"/>
+            <w:tcMar>
+              <w:top w:w="120" w:type="dxa"/>
+              <w:left w:w="180" w:type="dxa"/>
+              <w:bottom w:w="120" w:type="dxa"/>
+              <w:right w:w="180" w:type="dxa"/>
+            </w:tcMar>
+            <w:vAlign w:val="center"/>
+          </w:tcPr>
+          <w:p>
+            <w:r>
+              <w:rPr>
+                <w:lang w:val="en-US" w:eastAsia="zh-CN"/>
+              </w:rPr>
+              <w:t>校园直饮矿化水物联网运维平台 - 水伴 APP</w:t>
             </w:r>
           </w:p>
         </w:tc>
@@ -7147,34 +6516,34 @@
               <w:rPr>
                 <w:lang w:val="en-US" w:eastAsia="zh-CN"/>
               </w:rPr>
-              <w:t>目标</w:t>
-            </w:r>
-          </w:p>
-        </w:tc>
-        <w:tc>
-          <w:tcPr>
-            <w:tcW w:w="0" w:type="auto"/>
-            <w:tcBorders>
-              <w:top w:val="nil"/>
-              <w:left w:val="nil"/>
-              <w:bottom w:val="nil"/>
-              <w:right w:val="nil"/>
-            </w:tcBorders>
-            <w:shd w:val="clear" w:color="auto" w:fill="auto"/>
-            <w:tcMar>
-              <w:top w:w="120" w:type="dxa"/>
-              <w:left w:w="180" w:type="dxa"/>
-              <w:bottom w:w="120" w:type="dxa"/>
-              <w:right w:w="180" w:type="dxa"/>
-            </w:tcMar>
-            <w:vAlign w:val="center"/>
-          </w:tcPr>
-          <w:p>
-            <w:r>
-              <w:rPr>
-                <w:lang w:val="en-US" w:eastAsia="zh-CN"/>
-              </w:rPr>
-              <w:t>查看当日及历史饮水量，掌握个人饮水情况</w:t>
+              <w:t>前置条件</w:t>
+            </w:r>
+          </w:p>
+        </w:tc>
+        <w:tc>
+          <w:tcPr>
+            <w:tcW w:w="0" w:type="auto"/>
+            <w:tcBorders>
+              <w:top w:val="nil"/>
+              <w:left w:val="nil"/>
+              <w:bottom w:val="nil"/>
+              <w:right w:val="nil"/>
+            </w:tcBorders>
+            <w:shd w:val="clear" w:color="auto" w:fill="auto"/>
+            <w:tcMar>
+              <w:top w:w="120" w:type="dxa"/>
+              <w:left w:w="180" w:type="dxa"/>
+              <w:bottom w:w="120" w:type="dxa"/>
+              <w:right w:w="180" w:type="dxa"/>
+            </w:tcMar>
+            <w:vAlign w:val="center"/>
+          </w:tcPr>
+          <w:p>
+            <w:r>
+              <w:rPr>
+                <w:lang w:val="en-US" w:eastAsia="zh-CN"/>
+              </w:rPr>
+              <w:t>学生已登录 APP，存在历史饮水记录（当日或往日）；APP 网络连接正常（或有缓存数据）</w:t>
             </w:r>
           </w:p>
         </w:tc>
@@ -7189,153 +6558,6 @@
             <w:insideH w:val="none" w:color="auto" w:sz="0" w:space="0"/>
             <w:insideV w:val="none" w:color="auto" w:sz="0" w:space="0"/>
           </w:tblBorders>
-          <w:shd w:val="clear" w:color="auto" w:fill="auto"/>
-          <w:tblCellMar>
-            <w:top w:w="0" w:type="dxa"/>
-            <w:left w:w="0" w:type="dxa"/>
-            <w:bottom w:w="0" w:type="dxa"/>
-            <w:right w:w="0" w:type="dxa"/>
-          </w:tblCellMar>
-        </w:tblPrEx>
-        <w:tc>
-          <w:tcPr>
-            <w:tcW w:w="0" w:type="auto"/>
-            <w:tcBorders>
-              <w:top w:val="nil"/>
-              <w:left w:val="nil"/>
-              <w:bottom w:val="nil"/>
-              <w:right w:val="single" w:color="auto" w:sz="2" w:space="0"/>
-            </w:tcBorders>
-            <w:shd w:val="clear" w:color="auto" w:fill="auto"/>
-            <w:tcMar>
-              <w:top w:w="120" w:type="dxa"/>
-              <w:left w:w="180" w:type="dxa"/>
-              <w:bottom w:w="120" w:type="dxa"/>
-              <w:right w:w="180" w:type="dxa"/>
-            </w:tcMar>
-            <w:vAlign w:val="center"/>
-          </w:tcPr>
-          <w:p>
-            <w:r>
-              <w:rPr>
-                <w:lang w:val="en-US" w:eastAsia="zh-CN"/>
-              </w:rPr>
-              <w:t>范围</w:t>
-            </w:r>
-          </w:p>
-        </w:tc>
-        <w:tc>
-          <w:tcPr>
-            <w:tcW w:w="0" w:type="auto"/>
-            <w:tcBorders>
-              <w:top w:val="nil"/>
-              <w:left w:val="nil"/>
-              <w:bottom w:val="nil"/>
-              <w:right w:val="nil"/>
-            </w:tcBorders>
-            <w:shd w:val="clear" w:color="auto" w:fill="auto"/>
-            <w:tcMar>
-              <w:top w:w="120" w:type="dxa"/>
-              <w:left w:w="180" w:type="dxa"/>
-              <w:bottom w:w="120" w:type="dxa"/>
-              <w:right w:w="180" w:type="dxa"/>
-            </w:tcMar>
-            <w:vAlign w:val="center"/>
-          </w:tcPr>
-          <w:p>
-            <w:r>
-              <w:rPr>
-                <w:lang w:val="en-US" w:eastAsia="zh-CN"/>
-              </w:rPr>
-              <w:t>校园直饮矿化水物联网运维平台 - 水伴 APP</w:t>
-            </w:r>
-          </w:p>
-        </w:tc>
-      </w:tr>
-      <w:tr>
-        <w:tblPrEx>
-          <w:tblBorders>
-            <w:top w:val="single" w:color="auto" w:sz="2" w:space="0"/>
-            <w:left w:val="single" w:color="auto" w:sz="2" w:space="0"/>
-            <w:bottom w:val="single" w:color="auto" w:sz="2" w:space="0"/>
-            <w:right w:val="single" w:color="auto" w:sz="2" w:space="0"/>
-            <w:insideH w:val="none" w:color="auto" w:sz="0" w:space="0"/>
-            <w:insideV w:val="none" w:color="auto" w:sz="0" w:space="0"/>
-          </w:tblBorders>
-          <w:shd w:val="clear" w:color="auto" w:fill="auto"/>
-          <w:tblCellMar>
-            <w:top w:w="0" w:type="dxa"/>
-            <w:left w:w="0" w:type="dxa"/>
-            <w:bottom w:w="0" w:type="dxa"/>
-            <w:right w:w="0" w:type="dxa"/>
-          </w:tblCellMar>
-        </w:tblPrEx>
-        <w:tc>
-          <w:tcPr>
-            <w:tcW w:w="0" w:type="auto"/>
-            <w:tcBorders>
-              <w:top w:val="nil"/>
-              <w:left w:val="nil"/>
-              <w:bottom w:val="nil"/>
-              <w:right w:val="single" w:color="auto" w:sz="2" w:space="0"/>
-            </w:tcBorders>
-            <w:shd w:val="clear" w:color="auto" w:fill="auto"/>
-            <w:tcMar>
-              <w:top w:w="120" w:type="dxa"/>
-              <w:left w:w="180" w:type="dxa"/>
-              <w:bottom w:w="120" w:type="dxa"/>
-              <w:right w:w="180" w:type="dxa"/>
-            </w:tcMar>
-            <w:vAlign w:val="center"/>
-          </w:tcPr>
-          <w:p>
-            <w:r>
-              <w:rPr>
-                <w:lang w:val="en-US" w:eastAsia="zh-CN"/>
-              </w:rPr>
-              <w:t>前置条件</w:t>
-            </w:r>
-          </w:p>
-        </w:tc>
-        <w:tc>
-          <w:tcPr>
-            <w:tcW w:w="0" w:type="auto"/>
-            <w:tcBorders>
-              <w:top w:val="nil"/>
-              <w:left w:val="nil"/>
-              <w:bottom w:val="nil"/>
-              <w:right w:val="nil"/>
-            </w:tcBorders>
-            <w:shd w:val="clear" w:color="auto" w:fill="auto"/>
-            <w:tcMar>
-              <w:top w:w="120" w:type="dxa"/>
-              <w:left w:w="180" w:type="dxa"/>
-              <w:bottom w:w="120" w:type="dxa"/>
-              <w:right w:w="180" w:type="dxa"/>
-            </w:tcMar>
-            <w:vAlign w:val="center"/>
-          </w:tcPr>
-          <w:p>
-            <w:r>
-              <w:rPr>
-                <w:lang w:val="en-US" w:eastAsia="zh-CN"/>
-              </w:rPr>
-              <w:t>学生已登录 APP，存在历史饮水记录（当日或往日）；APP 网络连接正常（或有缓存数据）</w:t>
-            </w:r>
-          </w:p>
-        </w:tc>
-      </w:tr>
-      <w:tr>
-        <w:tblPrEx>
-          <w:tblBorders>
-            <w:top w:val="single" w:color="auto" w:sz="2" w:space="0"/>
-            <w:left w:val="single" w:color="auto" w:sz="2" w:space="0"/>
-            <w:bottom w:val="single" w:color="auto" w:sz="2" w:space="0"/>
-            <w:right w:val="single" w:color="auto" w:sz="2" w:space="0"/>
-            <w:insideH w:val="none" w:color="auto" w:sz="0" w:space="0"/>
-            <w:insideV w:val="none" w:color="auto" w:sz="0" w:space="0"/>
-          </w:tblBorders>
-          <w:shd w:val="clear" w:color="auto" w:fill="auto"/>
           <w:tblCellMar>
             <w:top w:w="0" w:type="dxa"/>
             <w:left w:w="0" w:type="dxa"/>
@@ -7666,6 +6888,7 @@
             <w:insideH w:val="none" w:color="auto" w:sz="0" w:space="0"/>
             <w:insideV w:val="none" w:color="auto" w:sz="0" w:space="0"/>
           </w:tblBorders>
+          <w:shd w:val="clear" w:color="auto" w:fill="FFFFFF"/>
           <w:tblCellMar>
             <w:top w:w="0" w:type="dxa"/>
             <w:left w:w="0" w:type="dxa"/>
@@ -7748,6 +6971,7 @@
             <w:insideH w:val="none" w:color="auto" w:sz="0" w:space="0"/>
             <w:insideV w:val="none" w:color="auto" w:sz="0" w:space="0"/>
           </w:tblBorders>
+          <w:shd w:val="clear" w:color="auto" w:fill="FFFFFF"/>
           <w:tblCellMar>
             <w:top w:w="0" w:type="dxa"/>
             <w:left w:w="0" w:type="dxa"/>
@@ -8014,6 +7238,7 @@
             <w:insideH w:val="none" w:color="auto" w:sz="0" w:space="0"/>
             <w:insideV w:val="none" w:color="auto" w:sz="0" w:space="0"/>
           </w:tblBorders>
+          <w:shd w:val="clear" w:color="auto" w:fill="FFFFFF"/>
           <w:tblCellMar>
             <w:top w:w="0" w:type="dxa"/>
             <w:left w:w="0" w:type="dxa"/>
@@ -8098,6 +7323,7 @@
             <w:insideH w:val="none" w:color="auto" w:sz="0" w:space="0"/>
             <w:insideV w:val="none" w:color="auto" w:sz="0" w:space="0"/>
           </w:tblBorders>
+          <w:shd w:val="clear" w:color="auto" w:fill="FFFFFF"/>
           <w:tblCellMar>
             <w:top w:w="0" w:type="dxa"/>
             <w:left w:w="0" w:type="dxa"/>
@@ -8182,6 +7408,7 @@
             <w:insideH w:val="none" w:color="auto" w:sz="0" w:space="0"/>
             <w:insideV w:val="none" w:color="auto" w:sz="0" w:space="0"/>
           </w:tblBorders>
+          <w:shd w:val="clear" w:color="auto" w:fill="FFFFFF"/>
           <w:tblCellMar>
             <w:top w:w="0" w:type="dxa"/>
             <w:left w:w="0" w:type="dxa"/>
@@ -8350,6 +7577,7 @@
             <w:insideH w:val="none" w:color="auto" w:sz="0" w:space="0"/>
             <w:insideV w:val="none" w:color="auto" w:sz="0" w:space="0"/>
           </w:tblBorders>
+          <w:shd w:val="clear" w:color="auto" w:fill="FFFFFF"/>
           <w:tblCellMar>
             <w:top w:w="0" w:type="dxa"/>
             <w:left w:w="0" w:type="dxa"/>
@@ -8600,6 +7828,7 @@
             <w:insideH w:val="none" w:color="auto" w:sz="0" w:space="0"/>
             <w:insideV w:val="none" w:color="auto" w:sz="0" w:space="0"/>
           </w:tblBorders>
+          <w:shd w:val="clear" w:color="auto" w:fill="auto"/>
           <w:tblCellMar>
             <w:top w:w="0" w:type="dxa"/>
             <w:left w:w="0" w:type="dxa"/>
@@ -8821,6 +8050,7 @@
             <w:insideH w:val="none" w:color="auto" w:sz="0" w:space="0"/>
             <w:insideV w:val="none" w:color="auto" w:sz="0" w:space="0"/>
           </w:tblBorders>
+          <w:shd w:val="clear" w:color="auto" w:fill="auto"/>
           <w:tblCellMar>
             <w:top w:w="0" w:type="dxa"/>
             <w:left w:w="0" w:type="dxa"/>
@@ -8893,6 +8123,7 @@
             <w:insideH w:val="none" w:color="auto" w:sz="0" w:space="0"/>
             <w:insideV w:val="none" w:color="auto" w:sz="0" w:space="0"/>
           </w:tblBorders>
+          <w:shd w:val="clear" w:color="auto" w:fill="auto"/>
           <w:tblCellMar>
             <w:top w:w="0" w:type="dxa"/>
             <w:left w:w="0" w:type="dxa"/>
@@ -8965,6 +8196,7 @@
             <w:insideH w:val="none" w:color="auto" w:sz="0" w:space="0"/>
             <w:insideV w:val="none" w:color="auto" w:sz="0" w:space="0"/>
           </w:tblBorders>
+          <w:shd w:val="clear" w:color="auto" w:fill="auto"/>
           <w:tblCellMar>
             <w:top w:w="0" w:type="dxa"/>
             <w:left w:w="0" w:type="dxa"/>
@@ -9037,6 +8269,7 @@
             <w:insideH w:val="none" w:color="auto" w:sz="0" w:space="0"/>
             <w:insideV w:val="none" w:color="auto" w:sz="0" w:space="0"/>
           </w:tblBorders>
+          <w:shd w:val="clear" w:color="auto" w:fill="auto"/>
           <w:tblCellMar>
             <w:top w:w="0" w:type="dxa"/>
             <w:left w:w="0" w:type="dxa"/>
@@ -9109,6 +8342,7 @@
             <w:insideH w:val="none" w:color="auto" w:sz="0" w:space="0"/>
             <w:insideV w:val="none" w:color="auto" w:sz="0" w:space="0"/>
           </w:tblBorders>
+          <w:shd w:val="clear" w:color="auto" w:fill="auto"/>
           <w:tblCellMar>
             <w:top w:w="0" w:type="dxa"/>
             <w:left w:w="0" w:type="dxa"/>
@@ -9181,6 +8415,7 @@
             <w:insideH w:val="none" w:color="auto" w:sz="0" w:space="0"/>
             <w:insideV w:val="none" w:color="auto" w:sz="0" w:space="0"/>
           </w:tblBorders>
+          <w:shd w:val="clear" w:color="auto" w:fill="auto"/>
           <w:tblCellMar>
             <w:top w:w="0" w:type="dxa"/>
             <w:left w:w="0" w:type="dxa"/>

--- a/doc/project/01-需求文档/用例文档第一稿.docx
+++ b/doc/project/01-需求文档/用例文档第一稿.docx
@@ -4,14 +4,7 @@
   <w:body>
     <w:p>
       <w:pPr>
-        <w:pStyle w:val="2"/>
-        <w:keepNext w:val="0"/>
-        <w:keepLines w:val="0"/>
-        <w:widowControl/>
-        <w:suppressLineNumbers w:val="0"/>
-        <w:spacing w:before="0" w:beforeAutospacing="0" w:after="0" w:afterAutospacing="0" w:line="240" w:lineRule="auto"/>
-        <w:ind w:right="0" w:firstLine="720" w:firstLineChars="200"/>
-        <w:jc w:val="both"/>
+        <w:ind w:firstLine="7200" w:firstLineChars="2000"/>
         <w:rPr>
           <w:rFonts w:hint="eastAsia" w:ascii="黑体" w:hAnsi="黑体" w:eastAsia="黑体" w:cs="黑体"/>
           <w:b w:val="0"/>
@@ -25,6 +18,7 @@
           <w:sz w:val="36"/>
           <w:szCs w:val="20"/>
           <w:u w:val="none"/>
+          <w:lang w:val="en-US" w:eastAsia="zh-CN"/>
         </w:rPr>
       </w:pPr>
       <w:r>
@@ -41,9 +35,3802 @@
           <w:sz w:val="36"/>
           <w:szCs w:val="20"/>
           <w:u w:val="none"/>
-        </w:rPr>
-        <w:t>校园直饮矿化水物联网运维平台用例文档</w:t>
+          <w:lang w:val="en-US" w:eastAsia="zh-CN"/>
+        </w:rPr>
+        <w:t>汪汪队</w:t>
       </w:r>
+      <w:r>
+        <w:rPr>
+          <w:rFonts w:hint="eastAsia" w:ascii="黑体" w:hAnsi="黑体" w:eastAsia="黑体" w:cs="黑体"/>
+          <w:b w:val="0"/>
+          <w:bCs/>
+          <w:i w:val="0"/>
+          <w:iCs w:val="0"/>
+          <w:caps w:val="0"/>
+          <w:strike w:val="0"/>
+          <w:color w:val="auto"/>
+          <w:spacing w:val="0"/>
+          <w:sz w:val="36"/>
+          <w:szCs w:val="20"/>
+          <w:u w:val="none"/>
+          <w:lang w:val="en-US" w:eastAsia="zh-CN"/>
+        </w:rPr>
+        <w:br w:type="textWrapping"/>
+      </w:r>
+      <w:r>
+        <w:rPr>
+          <w:rFonts w:hint="eastAsia" w:ascii="黑体" w:hAnsi="黑体" w:eastAsia="黑体" w:cs="黑体"/>
+          <w:b w:val="0"/>
+          <w:bCs/>
+          <w:i w:val="0"/>
+          <w:iCs w:val="0"/>
+          <w:caps w:val="0"/>
+          <w:strike w:val="0"/>
+          <w:color w:val="auto"/>
+          <w:spacing w:val="0"/>
+          <w:sz w:val="36"/>
+          <w:szCs w:val="20"/>
+          <w:u w:val="none"/>
+          <w:lang w:val="en-US" w:eastAsia="zh-CN"/>
+        </w:rPr>
+        <w:t>----------------------------------------------</w:t>
+      </w:r>
+    </w:p>
+    <w:p>
+      <w:pPr>
+        <w:pStyle w:val="7"/>
+        <w:jc w:val="right"/>
+        <w:rPr>
+          <w:rFonts w:hint="eastAsia" w:ascii="Arial" w:hAnsi="Arial"/>
+          <w:lang w:val="en-US" w:eastAsia="zh-CN"/>
+        </w:rPr>
+      </w:pPr>
+      <w:r>
+        <w:rPr>
+          <w:rFonts w:hint="eastAsia" w:ascii="黑体" w:hAnsi="黑体" w:eastAsia="黑体" w:cs="黑体"/>
+          <w:b w:val="0"/>
+          <w:bCs/>
+          <w:i w:val="0"/>
+          <w:iCs w:val="0"/>
+          <w:caps w:val="0"/>
+          <w:strike w:val="0"/>
+          <w:color w:val="auto"/>
+          <w:spacing w:val="0"/>
+          <w:sz w:val="36"/>
+          <w:szCs w:val="20"/>
+          <w:u w:val="none"/>
+          <w:lang w:val="en-US" w:eastAsia="zh-CN"/>
+        </w:rPr>
+        <w:t>校园直饮矿化机管理系统</w:t>
+      </w:r>
+      <w:r>
+        <w:rPr>
+          <w:rFonts w:hint="eastAsia" w:ascii="黑体" w:hAnsi="黑体" w:eastAsia="黑体" w:cs="黑体"/>
+          <w:b w:val="0"/>
+          <w:bCs/>
+          <w:i w:val="0"/>
+          <w:iCs w:val="0"/>
+          <w:caps w:val="0"/>
+          <w:strike w:val="0"/>
+          <w:color w:val="auto"/>
+          <w:spacing w:val="0"/>
+          <w:sz w:val="36"/>
+          <w:szCs w:val="20"/>
+          <w:u w:val="none"/>
+          <w:lang w:val="en-US" w:eastAsia="zh-CN"/>
+        </w:rPr>
+        <w:br w:type="textWrapping"/>
+      </w:r>
+      <w:r>
+        <w:rPr>
+          <w:rFonts w:hint="eastAsia" w:ascii="Arial" w:hAnsi="Arial"/>
+          <w:lang w:val="en-US" w:eastAsia="zh-CN"/>
+        </w:rPr>
+        <w:t>用例文档</w:t>
+      </w:r>
+      <w:r>
+        <w:rPr>
+          <w:rFonts w:hint="eastAsia" w:ascii="Arial" w:hAnsi="Arial"/>
+          <w:lang w:val="en-US" w:eastAsia="zh-CN"/>
+        </w:rPr>
+        <w:br w:type="textWrapping"/>
+      </w:r>
+      <w:r>
+        <w:rPr>
+          <w:rFonts w:hint="eastAsia" w:ascii="Arial" w:hAnsi="Arial"/>
+          <w:lang w:val="en-US" w:eastAsia="zh-CN"/>
+        </w:rPr>
+        <w:t>版本1.0</w:t>
+      </w:r>
+    </w:p>
+    <w:p>
+      <w:pPr>
+        <w:rPr>
+          <w:rFonts w:hint="eastAsia" w:ascii="Arial" w:hAnsi="Arial"/>
+          <w:lang w:val="en-US" w:eastAsia="zh-CN"/>
+        </w:rPr>
+      </w:pPr>
+    </w:p>
+    <w:p>
+      <w:pPr>
+        <w:rPr>
+          <w:rFonts w:hint="eastAsia" w:ascii="Arial" w:hAnsi="Arial"/>
+          <w:lang w:val="en-US" w:eastAsia="zh-CN"/>
+        </w:rPr>
+      </w:pPr>
+    </w:p>
+    <w:p>
+      <w:pPr>
+        <w:pStyle w:val="7"/>
+      </w:pPr>
+      <w:r>
+        <w:rPr>
+          <w:rFonts w:hint="eastAsia" w:ascii="Arial" w:hAnsi="Arial"/>
+          <w:lang w:val="en-US" w:eastAsia="zh-CN"/>
+        </w:rPr>
+        <w:t xml:space="preserve">                              指导老师：肖雄仁</w:t>
+      </w:r>
+      <w:r>
+        <w:rPr>
+          <w:rFonts w:hint="eastAsia" w:ascii="Arial" w:hAnsi="Arial"/>
+          <w:lang w:val="en-US" w:eastAsia="zh-CN"/>
+        </w:rPr>
+        <w:br w:type="textWrapping"/>
+      </w:r>
+      <w:r>
+        <w:rPr>
+          <w:rFonts w:hint="eastAsia" w:ascii="Arial" w:hAnsi="Arial"/>
+          <w:lang w:val="en-US" w:eastAsia="zh-CN"/>
+        </w:rPr>
+        <w:br w:type="textWrapping"/>
+      </w:r>
+      <w:r>
+        <w:rPr>
+          <w:rFonts w:hint="eastAsia" w:ascii="Arial" w:hAnsi="Arial"/>
+          <w:lang w:val="en-US" w:eastAsia="zh-CN"/>
+        </w:rPr>
+        <w:br w:type="textWrapping"/>
+      </w:r>
+      <w:r>
+        <w:rPr>
+          <w:rFonts w:hint="eastAsia"/>
+        </w:rPr>
+        <w:t>修订历史记录</w:t>
+      </w:r>
+    </w:p>
+    <w:tbl>
+      <w:tblPr>
+        <w:tblStyle w:val="8"/>
+        <w:tblW w:w="0" w:type="auto"/>
+        <w:tblInd w:w="0" w:type="dxa"/>
+        <w:tblBorders>
+          <w:top w:val="single" w:color="auto" w:sz="6" w:space="0"/>
+          <w:left w:val="single" w:color="auto" w:sz="6" w:space="0"/>
+          <w:bottom w:val="single" w:color="auto" w:sz="6" w:space="0"/>
+          <w:right w:val="single" w:color="auto" w:sz="6" w:space="0"/>
+          <w:insideH w:val="single" w:color="auto" w:sz="6" w:space="0"/>
+          <w:insideV w:val="single" w:color="auto" w:sz="6" w:space="0"/>
+        </w:tblBorders>
+        <w:tblLayout w:type="fixed"/>
+        <w:tblCellMar>
+          <w:top w:w="0" w:type="dxa"/>
+          <w:left w:w="108" w:type="dxa"/>
+          <w:bottom w:w="0" w:type="dxa"/>
+          <w:right w:w="108" w:type="dxa"/>
+        </w:tblCellMar>
+      </w:tblPr>
+      <w:tblGrid>
+        <w:gridCol w:w="2304"/>
+        <w:gridCol w:w="1152"/>
+        <w:gridCol w:w="3744"/>
+        <w:gridCol w:w="2304"/>
+      </w:tblGrid>
+      <w:tr>
+        <w:tblPrEx>
+          <w:tblBorders>
+            <w:top w:val="single" w:color="auto" w:sz="6" w:space="0"/>
+            <w:left w:val="single" w:color="auto" w:sz="6" w:space="0"/>
+            <w:bottom w:val="single" w:color="auto" w:sz="6" w:space="0"/>
+            <w:right w:val="single" w:color="auto" w:sz="6" w:space="0"/>
+            <w:insideH w:val="single" w:color="auto" w:sz="6" w:space="0"/>
+            <w:insideV w:val="single" w:color="auto" w:sz="6" w:space="0"/>
+          </w:tblBorders>
+          <w:tblCellMar>
+            <w:top w:w="0" w:type="dxa"/>
+            <w:left w:w="108" w:type="dxa"/>
+            <w:bottom w:w="0" w:type="dxa"/>
+            <w:right w:w="108" w:type="dxa"/>
+          </w:tblCellMar>
+        </w:tblPrEx>
+        <w:tc>
+          <w:tcPr>
+            <w:tcW w:w="2304" w:type="dxa"/>
+          </w:tcPr>
+          <w:p>
+            <w:pPr>
+              <w:pStyle w:val="10"/>
+              <w:jc w:val="center"/>
+              <w:rPr>
+                <w:b/>
+              </w:rPr>
+            </w:pPr>
+            <w:r>
+              <w:rPr>
+                <w:rFonts w:hint="eastAsia"/>
+                <w:b/>
+              </w:rPr>
+              <w:t>日期</w:t>
+            </w:r>
+          </w:p>
+        </w:tc>
+        <w:tc>
+          <w:tcPr>
+            <w:tcW w:w="1152" w:type="dxa"/>
+          </w:tcPr>
+          <w:p>
+            <w:pPr>
+              <w:pStyle w:val="10"/>
+              <w:jc w:val="center"/>
+              <w:rPr>
+                <w:b/>
+              </w:rPr>
+            </w:pPr>
+            <w:r>
+              <w:rPr>
+                <w:rFonts w:hint="eastAsia"/>
+                <w:b/>
+              </w:rPr>
+              <w:t>版本</w:t>
+            </w:r>
+          </w:p>
+        </w:tc>
+        <w:tc>
+          <w:tcPr>
+            <w:tcW w:w="3744" w:type="dxa"/>
+          </w:tcPr>
+          <w:p>
+            <w:pPr>
+              <w:pStyle w:val="10"/>
+              <w:jc w:val="center"/>
+              <w:rPr>
+                <w:b/>
+              </w:rPr>
+            </w:pPr>
+            <w:r>
+              <w:rPr>
+                <w:rFonts w:hint="eastAsia"/>
+                <w:b/>
+              </w:rPr>
+              <w:t>说明</w:t>
+            </w:r>
+          </w:p>
+        </w:tc>
+        <w:tc>
+          <w:tcPr>
+            <w:tcW w:w="2304" w:type="dxa"/>
+          </w:tcPr>
+          <w:p>
+            <w:pPr>
+              <w:pStyle w:val="10"/>
+              <w:jc w:val="center"/>
+              <w:rPr>
+                <w:b/>
+              </w:rPr>
+            </w:pPr>
+            <w:r>
+              <w:rPr>
+                <w:rFonts w:hint="eastAsia"/>
+                <w:b/>
+              </w:rPr>
+              <w:t>作者</w:t>
+            </w:r>
+          </w:p>
+        </w:tc>
+      </w:tr>
+      <w:tr>
+        <w:tblPrEx>
+          <w:tblBorders>
+            <w:top w:val="single" w:color="auto" w:sz="6" w:space="0"/>
+            <w:left w:val="single" w:color="auto" w:sz="6" w:space="0"/>
+            <w:bottom w:val="single" w:color="auto" w:sz="6" w:space="0"/>
+            <w:right w:val="single" w:color="auto" w:sz="6" w:space="0"/>
+            <w:insideH w:val="single" w:color="auto" w:sz="6" w:space="0"/>
+            <w:insideV w:val="single" w:color="auto" w:sz="6" w:space="0"/>
+          </w:tblBorders>
+          <w:tblCellMar>
+            <w:top w:w="0" w:type="dxa"/>
+            <w:left w:w="108" w:type="dxa"/>
+            <w:bottom w:w="0" w:type="dxa"/>
+            <w:right w:w="108" w:type="dxa"/>
+          </w:tblCellMar>
+        </w:tblPrEx>
+        <w:tc>
+          <w:tcPr>
+            <w:tcW w:w="2304" w:type="dxa"/>
+          </w:tcPr>
+          <w:p>
+            <w:pPr>
+              <w:pStyle w:val="10"/>
+              <w:rPr>
+                <w:rFonts w:hint="default" w:eastAsiaTheme="minorEastAsia"/>
+                <w:lang w:val="en-US" w:eastAsia="zh-CN"/>
+              </w:rPr>
+            </w:pPr>
+            <w:r>
+              <w:rPr>
+                <w:rFonts w:hint="eastAsia" w:ascii="Times New Roman"/>
+                <w:lang w:val="en-US" w:eastAsia="zh-CN"/>
+              </w:rPr>
+              <w:t>2025.10.31</w:t>
+            </w:r>
+          </w:p>
+        </w:tc>
+        <w:tc>
+          <w:tcPr>
+            <w:tcW w:w="1152" w:type="dxa"/>
+          </w:tcPr>
+          <w:p>
+            <w:pPr>
+              <w:pStyle w:val="10"/>
+              <w:rPr>
+                <w:rFonts w:hint="default" w:eastAsiaTheme="minorEastAsia"/>
+                <w:lang w:val="en-US" w:eastAsia="zh-CN"/>
+              </w:rPr>
+            </w:pPr>
+            <w:r>
+              <w:rPr>
+                <w:rFonts w:hint="eastAsia" w:ascii="Times New Roman"/>
+                <w:lang w:val="en-US" w:eastAsia="zh-CN"/>
+              </w:rPr>
+              <w:t>1.0</w:t>
+            </w:r>
+          </w:p>
+        </w:tc>
+        <w:tc>
+          <w:tcPr>
+            <w:tcW w:w="3744" w:type="dxa"/>
+          </w:tcPr>
+          <w:p>
+            <w:pPr>
+              <w:pStyle w:val="10"/>
+              <w:rPr>
+                <w:rFonts w:hint="default" w:eastAsiaTheme="minorEastAsia"/>
+                <w:lang w:val="en-US" w:eastAsia="zh-CN"/>
+              </w:rPr>
+            </w:pPr>
+            <w:r>
+              <w:rPr>
+                <w:rFonts w:hint="eastAsia"/>
+                <w:lang w:val="en-US" w:eastAsia="zh-CN"/>
+              </w:rPr>
+              <w:t>创建用例文档</w:t>
+            </w:r>
+          </w:p>
+        </w:tc>
+        <w:tc>
+          <w:tcPr>
+            <w:tcW w:w="2304" w:type="dxa"/>
+          </w:tcPr>
+          <w:p>
+            <w:pPr>
+              <w:pStyle w:val="10"/>
+              <w:rPr>
+                <w:rFonts w:hint="default" w:eastAsiaTheme="minorEastAsia"/>
+                <w:lang w:val="en-US" w:eastAsia="zh-CN"/>
+              </w:rPr>
+            </w:pPr>
+            <w:r>
+              <w:rPr>
+                <w:rFonts w:hint="eastAsia" w:ascii="Times New Roman"/>
+                <w:lang w:val="en-US" w:eastAsia="zh-CN"/>
+              </w:rPr>
+              <w:t>曹峻茂</w:t>
+            </w:r>
+          </w:p>
+        </w:tc>
+      </w:tr>
+      <w:tr>
+        <w:tblPrEx>
+          <w:tblBorders>
+            <w:top w:val="single" w:color="auto" w:sz="6" w:space="0"/>
+            <w:left w:val="single" w:color="auto" w:sz="6" w:space="0"/>
+            <w:bottom w:val="single" w:color="auto" w:sz="6" w:space="0"/>
+            <w:right w:val="single" w:color="auto" w:sz="6" w:space="0"/>
+            <w:insideH w:val="single" w:color="auto" w:sz="6" w:space="0"/>
+            <w:insideV w:val="single" w:color="auto" w:sz="6" w:space="0"/>
+          </w:tblBorders>
+          <w:tblCellMar>
+            <w:top w:w="0" w:type="dxa"/>
+            <w:left w:w="108" w:type="dxa"/>
+            <w:bottom w:w="0" w:type="dxa"/>
+            <w:right w:w="108" w:type="dxa"/>
+          </w:tblCellMar>
+        </w:tblPrEx>
+        <w:tc>
+          <w:tcPr>
+            <w:tcW w:w="2304" w:type="dxa"/>
+          </w:tcPr>
+          <w:p>
+            <w:pPr>
+              <w:pStyle w:val="10"/>
+            </w:pPr>
+          </w:p>
+        </w:tc>
+        <w:tc>
+          <w:tcPr>
+            <w:tcW w:w="1152" w:type="dxa"/>
+          </w:tcPr>
+          <w:p>
+            <w:pPr>
+              <w:pStyle w:val="10"/>
+            </w:pPr>
+          </w:p>
+        </w:tc>
+        <w:tc>
+          <w:tcPr>
+            <w:tcW w:w="3744" w:type="dxa"/>
+          </w:tcPr>
+          <w:p>
+            <w:pPr>
+              <w:pStyle w:val="10"/>
+            </w:pPr>
+          </w:p>
+        </w:tc>
+        <w:tc>
+          <w:tcPr>
+            <w:tcW w:w="2304" w:type="dxa"/>
+          </w:tcPr>
+          <w:p>
+            <w:pPr>
+              <w:pStyle w:val="10"/>
+            </w:pPr>
+          </w:p>
+        </w:tc>
+      </w:tr>
+      <w:tr>
+        <w:tblPrEx>
+          <w:tblBorders>
+            <w:top w:val="single" w:color="auto" w:sz="6" w:space="0"/>
+            <w:left w:val="single" w:color="auto" w:sz="6" w:space="0"/>
+            <w:bottom w:val="single" w:color="auto" w:sz="6" w:space="0"/>
+            <w:right w:val="single" w:color="auto" w:sz="6" w:space="0"/>
+            <w:insideH w:val="single" w:color="auto" w:sz="6" w:space="0"/>
+            <w:insideV w:val="single" w:color="auto" w:sz="6" w:space="0"/>
+          </w:tblBorders>
+          <w:tblCellMar>
+            <w:top w:w="0" w:type="dxa"/>
+            <w:left w:w="108" w:type="dxa"/>
+            <w:bottom w:w="0" w:type="dxa"/>
+            <w:right w:w="108" w:type="dxa"/>
+          </w:tblCellMar>
+        </w:tblPrEx>
+        <w:tc>
+          <w:tcPr>
+            <w:tcW w:w="2304" w:type="dxa"/>
+          </w:tcPr>
+          <w:p>
+            <w:pPr>
+              <w:pStyle w:val="10"/>
+            </w:pPr>
+          </w:p>
+        </w:tc>
+        <w:tc>
+          <w:tcPr>
+            <w:tcW w:w="1152" w:type="dxa"/>
+          </w:tcPr>
+          <w:p>
+            <w:pPr>
+              <w:pStyle w:val="10"/>
+            </w:pPr>
+          </w:p>
+        </w:tc>
+        <w:tc>
+          <w:tcPr>
+            <w:tcW w:w="3744" w:type="dxa"/>
+          </w:tcPr>
+          <w:p>
+            <w:pPr>
+              <w:pStyle w:val="10"/>
+            </w:pPr>
+          </w:p>
+        </w:tc>
+        <w:tc>
+          <w:tcPr>
+            <w:tcW w:w="2304" w:type="dxa"/>
+          </w:tcPr>
+          <w:p>
+            <w:pPr>
+              <w:pStyle w:val="10"/>
+            </w:pPr>
+          </w:p>
+        </w:tc>
+      </w:tr>
+      <w:tr>
+        <w:tblPrEx>
+          <w:tblBorders>
+            <w:top w:val="single" w:color="auto" w:sz="6" w:space="0"/>
+            <w:left w:val="single" w:color="auto" w:sz="6" w:space="0"/>
+            <w:bottom w:val="single" w:color="auto" w:sz="6" w:space="0"/>
+            <w:right w:val="single" w:color="auto" w:sz="6" w:space="0"/>
+            <w:insideH w:val="single" w:color="auto" w:sz="6" w:space="0"/>
+            <w:insideV w:val="single" w:color="auto" w:sz="6" w:space="0"/>
+          </w:tblBorders>
+          <w:tblCellMar>
+            <w:top w:w="0" w:type="dxa"/>
+            <w:left w:w="108" w:type="dxa"/>
+            <w:bottom w:w="0" w:type="dxa"/>
+            <w:right w:w="108" w:type="dxa"/>
+          </w:tblCellMar>
+        </w:tblPrEx>
+        <w:tc>
+          <w:tcPr>
+            <w:tcW w:w="2304" w:type="dxa"/>
+          </w:tcPr>
+          <w:p>
+            <w:pPr>
+              <w:pStyle w:val="10"/>
+            </w:pPr>
+          </w:p>
+        </w:tc>
+        <w:tc>
+          <w:tcPr>
+            <w:tcW w:w="1152" w:type="dxa"/>
+          </w:tcPr>
+          <w:p>
+            <w:pPr>
+              <w:pStyle w:val="10"/>
+            </w:pPr>
+          </w:p>
+        </w:tc>
+        <w:tc>
+          <w:tcPr>
+            <w:tcW w:w="3744" w:type="dxa"/>
+          </w:tcPr>
+          <w:p>
+            <w:pPr>
+              <w:pStyle w:val="10"/>
+            </w:pPr>
+          </w:p>
+        </w:tc>
+        <w:tc>
+          <w:tcPr>
+            <w:tcW w:w="2304" w:type="dxa"/>
+          </w:tcPr>
+          <w:p>
+            <w:pPr>
+              <w:pStyle w:val="10"/>
+            </w:pPr>
+          </w:p>
+        </w:tc>
+      </w:tr>
+    </w:tbl>
+    <w:p/>
+    <w:p>
+      <w:pPr>
+        <w:rPr>
+          <w:rFonts w:hint="default" w:ascii="Arial" w:hAnsi="Arial"/>
+          <w:lang w:val="en-US" w:eastAsia="zh-CN"/>
+        </w:rPr>
+      </w:pPr>
+    </w:p>
+    <w:p>
+      <w:pPr>
+        <w:ind w:left="7189" w:leftChars="2052" w:hanging="2880" w:hangingChars="800"/>
+        <w:rPr>
+          <w:rFonts w:hint="default" w:ascii="黑体" w:hAnsi="黑体" w:eastAsia="黑体" w:cs="黑体"/>
+          <w:b w:val="0"/>
+          <w:bCs/>
+          <w:i w:val="0"/>
+          <w:iCs w:val="0"/>
+          <w:caps w:val="0"/>
+          <w:strike w:val="0"/>
+          <w:color w:val="auto"/>
+          <w:spacing w:val="0"/>
+          <w:sz w:val="36"/>
+          <w:szCs w:val="20"/>
+          <w:u w:val="none"/>
+          <w:lang w:val="en-US" w:eastAsia="zh-CN"/>
+        </w:rPr>
+      </w:pPr>
+    </w:p>
+    <w:p>
+      <w:pPr>
+        <w:rPr>
+          <w:rFonts w:hint="default"/>
+        </w:rPr>
+      </w:pPr>
+    </w:p>
+    <w:p>
+      <w:pPr>
+        <w:rPr>
+          <w:rFonts w:hint="default"/>
+        </w:rPr>
+      </w:pPr>
+    </w:p>
+    <w:p>
+      <w:pPr>
+        <w:rPr>
+          <w:rFonts w:hint="default"/>
+        </w:rPr>
+      </w:pPr>
+    </w:p>
+    <w:p>
+      <w:pPr>
+        <w:rPr>
+          <w:rFonts w:hint="default"/>
+        </w:rPr>
+      </w:pPr>
+    </w:p>
+    <w:p>
+      <w:pPr>
+        <w:rPr>
+          <w:rFonts w:hint="default"/>
+        </w:rPr>
+      </w:pPr>
+    </w:p>
+    <w:p>
+      <w:pPr>
+        <w:rPr>
+          <w:rFonts w:hint="default"/>
+        </w:rPr>
+      </w:pPr>
+    </w:p>
+    <w:p>
+      <w:pPr>
+        <w:rPr>
+          <w:rFonts w:hint="default"/>
+        </w:rPr>
+      </w:pPr>
+    </w:p>
+    <w:p>
+      <w:pPr>
+        <w:rPr>
+          <w:rFonts w:hint="default"/>
+        </w:rPr>
+      </w:pPr>
+    </w:p>
+    <w:p>
+      <w:pPr>
+        <w:rPr>
+          <w:rFonts w:hint="default"/>
+        </w:rPr>
+      </w:pPr>
+    </w:p>
+    <w:p>
+      <w:pPr>
+        <w:rPr>
+          <w:rFonts w:hint="default"/>
+        </w:rPr>
+      </w:pPr>
+    </w:p>
+    <w:p>
+      <w:pPr>
+        <w:rPr>
+          <w:rFonts w:hint="default"/>
+        </w:rPr>
+      </w:pPr>
+    </w:p>
+    <w:p>
+      <w:pPr>
+        <w:rPr>
+          <w:rFonts w:hint="default"/>
+        </w:rPr>
+      </w:pPr>
+    </w:p>
+    <w:p>
+      <w:pPr>
+        <w:rPr>
+          <w:rFonts w:hint="default"/>
+        </w:rPr>
+      </w:pPr>
+    </w:p>
+    <w:p>
+      <w:pPr>
+        <w:rPr>
+          <w:rFonts w:hint="default" w:ascii="黑体" w:hAnsi="黑体" w:eastAsia="黑体" w:cs="黑体"/>
+          <w:b w:val="0"/>
+          <w:bCs/>
+          <w:i w:val="0"/>
+          <w:iCs w:val="0"/>
+          <w:caps w:val="0"/>
+          <w:strike w:val="0"/>
+          <w:color w:val="auto"/>
+          <w:spacing w:val="0"/>
+          <w:kern w:val="2"/>
+          <w:sz w:val="36"/>
+          <w:szCs w:val="20"/>
+          <w:u w:val="none"/>
+          <w:lang w:val="en-US" w:eastAsia="zh-CN" w:bidi="ar-SA"/>
+        </w:rPr>
+      </w:pPr>
+      <w:r>
+        <w:rPr>
+          <w:rFonts w:hint="eastAsia"/>
+          <w:lang w:val="en-US" w:eastAsia="zh-CN"/>
+        </w:rPr>
+        <w:t xml:space="preserve">                       </w:t>
+      </w:r>
+      <w:r>
+        <w:rPr>
+          <w:rFonts w:hint="eastAsia" w:ascii="黑体" w:hAnsi="黑体" w:eastAsia="黑体" w:cs="黑体"/>
+          <w:b w:val="0"/>
+          <w:bCs/>
+          <w:i w:val="0"/>
+          <w:iCs w:val="0"/>
+          <w:caps w:val="0"/>
+          <w:strike w:val="0"/>
+          <w:color w:val="auto"/>
+          <w:spacing w:val="0"/>
+          <w:kern w:val="2"/>
+          <w:sz w:val="36"/>
+          <w:szCs w:val="20"/>
+          <w:u w:val="none"/>
+          <w:lang w:val="en-US" w:eastAsia="zh-CN" w:bidi="ar-SA"/>
+        </w:rPr>
+        <w:t xml:space="preserve">   目录</w:t>
+      </w:r>
+    </w:p>
+    <w:p>
+      <w:pPr>
+        <w:rPr>
+          <w:rFonts w:hint="default"/>
+          <w:lang w:val="en-US" w:eastAsia="zh-CN"/>
+        </w:rPr>
+      </w:pPr>
+      <w:r>
+        <w:rPr>
+          <w:rFonts w:hint="eastAsia"/>
+          <w:lang w:val="en-US" w:eastAsia="zh-CN"/>
+        </w:rPr>
+        <w:t>1用例列表                                                                3</w:t>
+      </w:r>
+    </w:p>
+    <w:p>
+      <w:pPr>
+        <w:rPr>
+          <w:rFonts w:hint="eastAsia"/>
+          <w:lang w:val="en-US" w:eastAsia="zh-CN"/>
+        </w:rPr>
+      </w:pPr>
+    </w:p>
+    <w:p>
+      <w:pPr>
+        <w:rPr>
+          <w:rFonts w:hint="default"/>
+          <w:lang w:val="en-US" w:eastAsia="zh-CN"/>
+        </w:rPr>
+      </w:pPr>
+      <w:r>
+        <w:rPr>
+          <w:rFonts w:hint="eastAsia"/>
+          <w:lang w:val="en-US" w:eastAsia="zh-CN"/>
+        </w:rPr>
+        <w:t>2用例图                                                                  4</w:t>
+      </w:r>
+    </w:p>
+    <w:p>
+      <w:pPr>
+        <w:rPr>
+          <w:rFonts w:hint="default"/>
+          <w:lang w:val="en-US" w:eastAsia="zh-CN"/>
+        </w:rPr>
+      </w:pPr>
+      <w:r>
+        <w:rPr>
+          <w:rFonts w:hint="eastAsia"/>
+          <w:lang w:val="en-US" w:eastAsia="zh-CN"/>
+        </w:rPr>
+        <w:t xml:space="preserve">  2.1管理员</w:t>
+      </w:r>
+      <w:r>
+        <w:rPr>
+          <w:rFonts w:hint="eastAsia"/>
+          <w:lang w:val="en-US" w:eastAsia="zh-CN"/>
+        </w:rPr>
+        <w:t>用例图                                                        4</w:t>
+      </w:r>
+    </w:p>
+    <w:p>
+      <w:pPr>
+        <w:rPr>
+          <w:rFonts w:hint="default"/>
+          <w:lang w:val="en-US" w:eastAsia="zh-CN"/>
+        </w:rPr>
+      </w:pPr>
+      <w:r>
+        <w:rPr>
+          <w:rFonts w:hint="eastAsia"/>
+          <w:lang w:val="en-US" w:eastAsia="zh-CN"/>
+        </w:rPr>
+        <w:t xml:space="preserve">  2.2维修人员</w:t>
+      </w:r>
+      <w:r>
+        <w:rPr>
+          <w:rFonts w:hint="eastAsia"/>
+          <w:lang w:val="en-US" w:eastAsia="zh-CN"/>
+        </w:rPr>
+        <w:t>用例图                                                      5</w:t>
+      </w:r>
+    </w:p>
+    <w:p>
+      <w:pPr>
+        <w:rPr>
+          <w:rFonts w:hint="eastAsia"/>
+          <w:lang w:val="en-US" w:eastAsia="zh-CN"/>
+        </w:rPr>
+      </w:pPr>
+      <w:r>
+        <w:rPr>
+          <w:rFonts w:hint="eastAsia"/>
+          <w:lang w:val="en-US" w:eastAsia="zh-CN"/>
+        </w:rPr>
+        <w:t xml:space="preserve">  2.3学生</w:t>
+      </w:r>
+      <w:r>
+        <w:rPr>
+          <w:rFonts w:hint="eastAsia"/>
+          <w:lang w:val="en-US" w:eastAsia="zh-CN"/>
+        </w:rPr>
+        <w:t xml:space="preserve">用例图                                                          6   </w:t>
+      </w:r>
+    </w:p>
+    <w:p>
+      <w:pPr>
+        <w:rPr>
+          <w:rFonts w:hint="default"/>
+          <w:lang w:val="en-US" w:eastAsia="zh-CN"/>
+        </w:rPr>
+      </w:pPr>
+      <w:r>
+        <w:rPr>
+          <w:rFonts w:hint="eastAsia"/>
+          <w:lang w:val="en-US" w:eastAsia="zh-CN"/>
+        </w:rPr>
+        <w:t xml:space="preserve">  2.4系统用例图</w:t>
+      </w:r>
+      <w:r>
+        <w:rPr>
+          <w:rFonts w:hint="default"/>
+          <w:lang w:val="en-US" w:eastAsia="zh-CN"/>
+        </w:rPr>
+        <w:t> </w:t>
+      </w:r>
+      <w:r>
+        <w:rPr>
+          <w:rFonts w:hint="eastAsia"/>
+          <w:lang w:val="en-US" w:eastAsia="zh-CN"/>
+        </w:rPr>
+        <w:t xml:space="preserve">                                                         7</w:t>
+      </w:r>
+    </w:p>
+    <w:p>
+      <w:pPr>
+        <w:rPr>
+          <w:rFonts w:hint="eastAsia"/>
+          <w:lang w:val="en-US" w:eastAsia="zh-CN"/>
+        </w:rPr>
+      </w:pPr>
+      <w:r>
+        <w:rPr>
+          <w:rFonts w:hint="eastAsia"/>
+          <w:lang w:val="en-US" w:eastAsia="zh-CN"/>
+        </w:rPr>
+        <w:t>用例描述                                                                 8</w:t>
+      </w:r>
+    </w:p>
+    <w:p>
+      <w:pPr>
+        <w:rPr>
+          <w:rFonts w:hint="default"/>
+          <w:lang w:val="en-US" w:eastAsia="zh-CN"/>
+        </w:rPr>
+      </w:pPr>
+      <w:r>
+        <w:rPr>
+          <w:rFonts w:hint="eastAsia"/>
+          <w:lang w:val="en-US" w:eastAsia="zh-CN"/>
+        </w:rPr>
+        <w:t xml:space="preserve">   3.1</w:t>
+      </w:r>
+      <w:r>
+        <w:rPr>
+          <w:rFonts w:hint="default"/>
+          <w:lang w:val="en-US" w:eastAsia="zh-CN"/>
+        </w:rPr>
+        <w:t>管理员用例</w:t>
+      </w:r>
+      <w:r>
+        <w:rPr>
+          <w:rFonts w:hint="eastAsia"/>
+          <w:lang w:val="en-US" w:eastAsia="zh-CN"/>
+        </w:rPr>
+        <w:t xml:space="preserve">描述                                                     8    </w:t>
+      </w:r>
+    </w:p>
+    <w:p>
+      <w:pPr>
+        <w:rPr>
+          <w:rFonts w:hint="default"/>
+          <w:lang w:val="en-US" w:eastAsia="zh-CN"/>
+        </w:rPr>
+      </w:pPr>
+      <w:r>
+        <w:rPr>
+          <w:rFonts w:hint="eastAsia"/>
+          <w:lang w:val="en-US" w:eastAsia="zh-CN"/>
+        </w:rPr>
+        <w:t xml:space="preserve">   3.2维修人员用例描述                                                  12 </w:t>
+      </w:r>
+    </w:p>
+    <w:p>
+      <w:pPr>
+        <w:rPr>
+          <w:rFonts w:hint="default"/>
+          <w:lang w:val="en-US" w:eastAsia="zh-CN"/>
+        </w:rPr>
+      </w:pPr>
+      <w:r>
+        <w:rPr>
+          <w:rFonts w:hint="eastAsia"/>
+          <w:lang w:val="en-US" w:eastAsia="zh-CN"/>
+        </w:rPr>
+        <w:t xml:space="preserve">   3.3学生用例描述                                                      14</w:t>
+      </w:r>
+    </w:p>
+    <w:p>
+      <w:pPr>
+        <w:rPr>
+          <w:rFonts w:hint="default"/>
+          <w:lang w:val="en-US" w:eastAsia="zh-CN"/>
+        </w:rPr>
+      </w:pPr>
+      <w:r>
+        <w:rPr>
+          <w:rFonts w:hint="eastAsia"/>
+          <w:lang w:val="en-US" w:eastAsia="zh-CN"/>
+        </w:rPr>
+        <w:t xml:space="preserve">   3.4系统用例描述                                                      18</w:t>
+      </w:r>
+    </w:p>
+    <w:p>
+      <w:pPr>
+        <w:rPr>
+          <w:rFonts w:hint="default"/>
+        </w:rPr>
+      </w:pPr>
+    </w:p>
+    <w:p>
+      <w:pPr>
+        <w:rPr>
+          <w:rFonts w:hint="default"/>
+        </w:rPr>
+      </w:pPr>
+    </w:p>
+    <w:p>
+      <w:pPr>
+        <w:rPr>
+          <w:rFonts w:hint="default"/>
+        </w:rPr>
+      </w:pPr>
+    </w:p>
+    <w:p>
+      <w:pPr>
+        <w:rPr>
+          <w:rFonts w:hint="default"/>
+        </w:rPr>
+      </w:pPr>
+    </w:p>
+    <w:p>
+      <w:pPr>
+        <w:rPr>
+          <w:rFonts w:hint="default"/>
+        </w:rPr>
+      </w:pPr>
+    </w:p>
+    <w:p>
+      <w:pPr>
+        <w:rPr>
+          <w:rFonts w:hint="default"/>
+        </w:rPr>
+      </w:pPr>
+    </w:p>
+    <w:p>
+      <w:pPr>
+        <w:rPr>
+          <w:rFonts w:hint="default"/>
+        </w:rPr>
+      </w:pPr>
+    </w:p>
+    <w:p>
+      <w:pPr>
+        <w:rPr>
+          <w:rFonts w:hint="default"/>
+        </w:rPr>
+      </w:pPr>
+    </w:p>
+    <w:p>
+      <w:pPr>
+        <w:rPr>
+          <w:rFonts w:hint="default"/>
+        </w:rPr>
+      </w:pPr>
+    </w:p>
+    <w:p>
+      <w:pPr>
+        <w:rPr>
+          <w:rFonts w:hint="default"/>
+        </w:rPr>
+      </w:pPr>
+    </w:p>
+    <w:p>
+      <w:pPr>
+        <w:rPr>
+          <w:rFonts w:hint="default"/>
+        </w:rPr>
+      </w:pPr>
+    </w:p>
+    <w:p>
+      <w:pPr>
+        <w:rPr>
+          <w:rFonts w:hint="default"/>
+        </w:rPr>
+      </w:pPr>
+    </w:p>
+    <w:p>
+      <w:pPr>
+        <w:rPr>
+          <w:rFonts w:hint="default"/>
+        </w:rPr>
+      </w:pPr>
+    </w:p>
+    <w:p>
+      <w:pPr>
+        <w:rPr>
+          <w:rFonts w:hint="default"/>
+        </w:rPr>
+      </w:pPr>
+    </w:p>
+    <w:p>
+      <w:pPr>
+        <w:rPr>
+          <w:rFonts w:hint="default"/>
+        </w:rPr>
+      </w:pPr>
+    </w:p>
+    <w:p>
+      <w:pPr>
+        <w:rPr>
+          <w:rFonts w:hint="default"/>
+        </w:rPr>
+      </w:pPr>
+    </w:p>
+    <w:p>
+      <w:pPr>
+        <w:rPr>
+          <w:rFonts w:hint="default"/>
+        </w:rPr>
+      </w:pPr>
+    </w:p>
+    <w:p>
+      <w:pPr>
+        <w:rPr>
+          <w:rFonts w:hint="default"/>
+        </w:rPr>
+      </w:pPr>
+    </w:p>
+    <w:p>
+      <w:pPr>
+        <w:rPr>
+          <w:rFonts w:hint="default"/>
+        </w:rPr>
+      </w:pPr>
+    </w:p>
+    <w:p>
+      <w:pPr>
+        <w:rPr>
+          <w:rFonts w:hint="default"/>
+        </w:rPr>
+      </w:pPr>
+    </w:p>
+    <w:p>
+      <w:pPr>
+        <w:rPr>
+          <w:rFonts w:hint="default"/>
+        </w:rPr>
+      </w:pPr>
+    </w:p>
+    <w:p>
+      <w:pPr>
+        <w:rPr>
+          <w:rFonts w:hint="default"/>
+        </w:rPr>
+      </w:pPr>
+    </w:p>
+    <w:p>
+      <w:pPr>
+        <w:rPr>
+          <w:rFonts w:hint="default"/>
+        </w:rPr>
+      </w:pPr>
+    </w:p>
+    <w:p>
+      <w:pPr>
+        <w:rPr>
+          <w:rFonts w:hint="default"/>
+        </w:rPr>
+      </w:pPr>
+    </w:p>
+    <w:p>
+      <w:pPr>
+        <w:rPr>
+          <w:rFonts w:hint="default"/>
+        </w:rPr>
+      </w:pPr>
+    </w:p>
+    <w:p>
+      <w:pPr>
+        <w:rPr>
+          <w:rFonts w:hint="default"/>
+        </w:rPr>
+      </w:pPr>
+    </w:p>
+    <w:p>
+      <w:pPr>
+        <w:rPr>
+          <w:rFonts w:hint="default"/>
+        </w:rPr>
+      </w:pPr>
+    </w:p>
+    <w:p>
+      <w:pPr>
+        <w:rPr>
+          <w:rFonts w:hint="default"/>
+        </w:rPr>
+      </w:pPr>
+    </w:p>
+    <w:p>
+      <w:pPr>
+        <w:rPr>
+          <w:rFonts w:hint="default"/>
+        </w:rPr>
+      </w:pPr>
+    </w:p>
+    <w:p>
+      <w:pPr>
+        <w:rPr>
+          <w:rFonts w:hint="default"/>
+        </w:rPr>
+      </w:pPr>
+    </w:p>
+    <w:p>
+      <w:pPr>
+        <w:rPr>
+          <w:rFonts w:hint="default"/>
+        </w:rPr>
+      </w:pPr>
+    </w:p>
+    <w:p>
+      <w:pPr>
+        <w:rPr>
+          <w:rFonts w:hint="default"/>
+        </w:rPr>
+      </w:pPr>
+    </w:p>
+    <w:p>
+      <w:pPr>
+        <w:rPr>
+          <w:rFonts w:hint="default"/>
+        </w:rPr>
+      </w:pPr>
+    </w:p>
+    <w:p>
+      <w:pPr>
+        <w:rPr>
+          <w:rFonts w:hint="default"/>
+        </w:rPr>
+      </w:pPr>
+    </w:p>
+    <w:p>
+      <w:pPr>
+        <w:rPr>
+          <w:rFonts w:hint="eastAsia"/>
+          <w:lang w:val="en-US" w:eastAsia="zh-CN"/>
+        </w:rPr>
+      </w:pPr>
+      <w:r>
+        <w:rPr>
+          <w:rFonts w:hint="default"/>
+          <w:lang w:val="en-US" w:eastAsia="zh-CN"/>
+        </w:rPr>
+        <w:t> 用例列表</w:t>
+      </w:r>
+    </w:p>
+    <w:tbl>
+      <w:tblPr>
+        <w:tblW w:w="0" w:type="auto"/>
+        <w:tblInd w:w="0" w:type="dxa"/>
+        <w:tblBorders>
+          <w:top w:val="none" w:color="auto" w:sz="0" w:space="0"/>
+          <w:left w:val="single" w:color="auto" w:sz="2" w:space="0"/>
+          <w:bottom w:val="single" w:color="auto" w:sz="2" w:space="0"/>
+          <w:right w:val="single" w:color="auto" w:sz="2" w:space="0"/>
+          <w:insideH w:val="none" w:color="auto" w:sz="0" w:space="0"/>
+          <w:insideV w:val="none" w:color="auto" w:sz="0" w:space="0"/>
+        </w:tblBorders>
+        <w:shd w:val="clear"/>
+        <w:tblLayout w:type="autofit"/>
+        <w:tblCellMar>
+          <w:top w:w="0" w:type="dxa"/>
+          <w:left w:w="0" w:type="dxa"/>
+          <w:bottom w:w="0" w:type="dxa"/>
+          <w:right w:w="0" w:type="dxa"/>
+        </w:tblCellMar>
+      </w:tblPr>
+      <w:tblGrid>
+        <w:gridCol w:w="1200"/>
+        <w:gridCol w:w="3090"/>
+        <w:gridCol w:w="3342"/>
+      </w:tblGrid>
+      <w:tr>
+        <w:tblPrEx>
+          <w:tblBorders>
+            <w:top w:val="none" w:color="auto" w:sz="0" w:space="0"/>
+            <w:left w:val="single" w:color="auto" w:sz="2" w:space="0"/>
+            <w:bottom w:val="single" w:color="auto" w:sz="2" w:space="0"/>
+            <w:right w:val="single" w:color="auto" w:sz="2" w:space="0"/>
+            <w:insideH w:val="none" w:color="auto" w:sz="0" w:space="0"/>
+            <w:insideV w:val="none" w:color="auto" w:sz="0" w:space="0"/>
+          </w:tblBorders>
+          <w:shd w:val="clear"/>
+          <w:tblCellMar>
+            <w:top w:w="0" w:type="dxa"/>
+            <w:left w:w="0" w:type="dxa"/>
+            <w:bottom w:w="0" w:type="dxa"/>
+            <w:right w:w="0" w:type="dxa"/>
+          </w:tblCellMar>
+        </w:tblPrEx>
+        <w:trPr>
+          <w:tblHeader/>
+        </w:trPr>
+        <w:tc>
+          <w:tcPr>
+            <w:tcW w:w="0" w:type="auto"/>
+            <w:tcBorders>
+              <w:top w:val="nil"/>
+              <w:left w:val="nil"/>
+              <w:bottom w:val="nil"/>
+              <w:right w:val="single" w:color="auto" w:sz="2" w:space="0"/>
+            </w:tcBorders>
+            <w:shd w:val="clear" w:color="auto" w:fill="F2F2F2"/>
+            <w:tcMar>
+              <w:top w:w="120" w:type="dxa"/>
+              <w:left w:w="180" w:type="dxa"/>
+              <w:bottom w:w="120" w:type="dxa"/>
+              <w:right w:w="180" w:type="dxa"/>
+            </w:tcMar>
+            <w:vAlign w:val="center"/>
+          </w:tcPr>
+          <w:p>
+            <w:pPr>
+              <w:rPr>
+                <w:rFonts w:hint="eastAsia"/>
+                <w:lang w:val="en-US" w:eastAsia="zh-CN"/>
+              </w:rPr>
+            </w:pPr>
+            <w:r>
+              <w:rPr>
+                <w:rFonts w:hint="eastAsia"/>
+                <w:lang w:val="en-US" w:eastAsia="zh-CN"/>
+              </w:rPr>
+              <w:t>参与者</w:t>
+            </w:r>
+          </w:p>
+        </w:tc>
+        <w:tc>
+          <w:tcPr>
+            <w:tcW w:w="0" w:type="auto"/>
+            <w:tcBorders>
+              <w:top w:val="nil"/>
+              <w:left w:val="nil"/>
+              <w:bottom w:val="nil"/>
+              <w:right w:val="single" w:color="auto" w:sz="2" w:space="0"/>
+            </w:tcBorders>
+            <w:shd w:val="clear" w:color="auto" w:fill="F2F2F2"/>
+            <w:tcMar>
+              <w:top w:w="120" w:type="dxa"/>
+              <w:left w:w="180" w:type="dxa"/>
+              <w:bottom w:w="120" w:type="dxa"/>
+              <w:right w:w="180" w:type="dxa"/>
+            </w:tcMar>
+            <w:vAlign w:val="center"/>
+          </w:tcPr>
+          <w:p>
+            <w:pPr>
+              <w:rPr>
+                <w:rFonts w:hint="eastAsia"/>
+                <w:lang w:val="en-US" w:eastAsia="zh-CN"/>
+              </w:rPr>
+            </w:pPr>
+            <w:r>
+              <w:rPr>
+                <w:rFonts w:hint="eastAsia"/>
+                <w:lang w:val="en-US" w:eastAsia="zh-CN"/>
+              </w:rPr>
+              <w:t>用例名称</w:t>
+            </w:r>
+          </w:p>
+        </w:tc>
+        <w:tc>
+          <w:tcPr>
+            <w:tcW w:w="0" w:type="auto"/>
+            <w:tcBorders>
+              <w:top w:val="nil"/>
+              <w:left w:val="nil"/>
+              <w:bottom w:val="nil"/>
+              <w:right w:val="nil"/>
+            </w:tcBorders>
+            <w:shd w:val="clear" w:color="auto" w:fill="F2F2F2"/>
+            <w:tcMar>
+              <w:top w:w="120" w:type="dxa"/>
+              <w:left w:w="180" w:type="dxa"/>
+              <w:bottom w:w="120" w:type="dxa"/>
+              <w:right w:w="180" w:type="dxa"/>
+            </w:tcMar>
+            <w:vAlign w:val="center"/>
+          </w:tcPr>
+          <w:p>
+            <w:pPr>
+              <w:rPr>
+                <w:rFonts w:hint="eastAsia"/>
+                <w:lang w:val="en-US" w:eastAsia="zh-CN"/>
+              </w:rPr>
+            </w:pPr>
+            <w:r>
+              <w:rPr>
+                <w:rFonts w:hint="eastAsia"/>
+                <w:lang w:val="en-US" w:eastAsia="zh-CN"/>
+              </w:rPr>
+              <w:t>用例标识</w:t>
+            </w:r>
+          </w:p>
+        </w:tc>
+      </w:tr>
+      <w:tr>
+        <w:tblPrEx>
+          <w:tblBorders>
+            <w:top w:val="single" w:color="auto" w:sz="2" w:space="0"/>
+            <w:left w:val="single" w:color="auto" w:sz="2" w:space="0"/>
+            <w:bottom w:val="single" w:color="auto" w:sz="2" w:space="0"/>
+            <w:right w:val="single" w:color="auto" w:sz="2" w:space="0"/>
+            <w:insideH w:val="none" w:color="auto" w:sz="0" w:space="0"/>
+            <w:insideV w:val="none" w:color="auto" w:sz="0" w:space="0"/>
+          </w:tblBorders>
+          <w:tblCellMar>
+            <w:top w:w="0" w:type="dxa"/>
+            <w:left w:w="0" w:type="dxa"/>
+            <w:bottom w:w="0" w:type="dxa"/>
+            <w:right w:w="0" w:type="dxa"/>
+          </w:tblCellMar>
+        </w:tblPrEx>
+        <w:tc>
+          <w:tcPr>
+            <w:tcW w:w="0" w:type="auto"/>
+            <w:tcBorders>
+              <w:top w:val="nil"/>
+              <w:left w:val="nil"/>
+              <w:bottom w:val="nil"/>
+              <w:right w:val="single" w:color="auto" w:sz="2" w:space="0"/>
+            </w:tcBorders>
+            <w:shd w:val="clear"/>
+            <w:tcMar>
+              <w:top w:w="120" w:type="dxa"/>
+              <w:left w:w="180" w:type="dxa"/>
+              <w:bottom w:w="120" w:type="dxa"/>
+              <w:right w:w="180" w:type="dxa"/>
+            </w:tcMar>
+            <w:vAlign w:val="center"/>
+          </w:tcPr>
+          <w:p>
+            <w:pPr>
+              <w:rPr>
+                <w:rFonts w:hint="eastAsia"/>
+                <w:lang w:val="en-US" w:eastAsia="zh-CN"/>
+              </w:rPr>
+            </w:pPr>
+            <w:r>
+              <w:rPr>
+                <w:rFonts w:hint="eastAsia"/>
+                <w:lang w:val="en-US" w:eastAsia="zh-CN"/>
+              </w:rPr>
+              <w:t>管理员</w:t>
+            </w:r>
+          </w:p>
+        </w:tc>
+        <w:tc>
+          <w:tcPr>
+            <w:tcW w:w="0" w:type="auto"/>
+            <w:tcBorders>
+              <w:top w:val="nil"/>
+              <w:left w:val="nil"/>
+              <w:bottom w:val="nil"/>
+              <w:right w:val="single" w:color="auto" w:sz="2" w:space="0"/>
+            </w:tcBorders>
+            <w:shd w:val="clear"/>
+            <w:tcMar>
+              <w:top w:w="120" w:type="dxa"/>
+              <w:left w:w="180" w:type="dxa"/>
+              <w:bottom w:w="120" w:type="dxa"/>
+              <w:right w:w="180" w:type="dxa"/>
+            </w:tcMar>
+            <w:vAlign w:val="center"/>
+          </w:tcPr>
+          <w:p>
+            <w:pPr>
+              <w:rPr>
+                <w:rFonts w:hint="eastAsia"/>
+                <w:lang w:val="en-US" w:eastAsia="zh-CN"/>
+              </w:rPr>
+            </w:pPr>
+            <w:r>
+              <w:rPr>
+                <w:rFonts w:hint="eastAsia"/>
+                <w:lang w:val="en-US" w:eastAsia="zh-CN"/>
+              </w:rPr>
+              <w:t>设备实时监控</w:t>
+            </w:r>
+          </w:p>
+        </w:tc>
+        <w:tc>
+          <w:tcPr>
+            <w:tcW w:w="0" w:type="auto"/>
+            <w:tcBorders>
+              <w:top w:val="nil"/>
+              <w:left w:val="nil"/>
+              <w:bottom w:val="nil"/>
+              <w:right w:val="nil"/>
+            </w:tcBorders>
+            <w:shd w:val="clear"/>
+            <w:tcMar>
+              <w:top w:w="120" w:type="dxa"/>
+              <w:left w:w="180" w:type="dxa"/>
+              <w:bottom w:w="120" w:type="dxa"/>
+              <w:right w:w="180" w:type="dxa"/>
+            </w:tcMar>
+            <w:vAlign w:val="center"/>
+          </w:tcPr>
+          <w:p>
+            <w:pPr>
+              <w:rPr>
+                <w:rFonts w:hint="eastAsia"/>
+                <w:lang w:val="en-US" w:eastAsia="zh-CN"/>
+              </w:rPr>
+            </w:pPr>
+            <w:r>
+              <w:rPr>
+                <w:rFonts w:hint="eastAsia"/>
+                <w:lang w:val="en-US" w:eastAsia="zh-CN"/>
+              </w:rPr>
+              <w:t>UC-ADMIN-001-MonitorDevice</w:t>
+            </w:r>
+          </w:p>
+        </w:tc>
+      </w:tr>
+      <w:tr>
+        <w:tblPrEx>
+          <w:tblBorders>
+            <w:top w:val="single" w:color="auto" w:sz="2" w:space="0"/>
+            <w:left w:val="single" w:color="auto" w:sz="2" w:space="0"/>
+            <w:bottom w:val="single" w:color="auto" w:sz="2" w:space="0"/>
+            <w:right w:val="single" w:color="auto" w:sz="2" w:space="0"/>
+            <w:insideH w:val="none" w:color="auto" w:sz="0" w:space="0"/>
+            <w:insideV w:val="none" w:color="auto" w:sz="0" w:space="0"/>
+          </w:tblBorders>
+          <w:tblCellMar>
+            <w:top w:w="0" w:type="dxa"/>
+            <w:left w:w="0" w:type="dxa"/>
+            <w:bottom w:w="0" w:type="dxa"/>
+            <w:right w:w="0" w:type="dxa"/>
+          </w:tblCellMar>
+        </w:tblPrEx>
+        <w:tc>
+          <w:tcPr>
+            <w:tcW w:w="0" w:type="auto"/>
+            <w:tcBorders>
+              <w:top w:val="nil"/>
+              <w:left w:val="nil"/>
+              <w:bottom w:val="nil"/>
+              <w:right w:val="single" w:color="auto" w:sz="2" w:space="0"/>
+            </w:tcBorders>
+            <w:shd w:val="clear"/>
+            <w:tcMar>
+              <w:top w:w="120" w:type="dxa"/>
+              <w:left w:w="180" w:type="dxa"/>
+              <w:bottom w:w="120" w:type="dxa"/>
+              <w:right w:w="180" w:type="dxa"/>
+            </w:tcMar>
+            <w:vAlign w:val="center"/>
+          </w:tcPr>
+          <w:p>
+            <w:pPr>
+              <w:rPr>
+                <w:rFonts w:hint="eastAsia"/>
+                <w:lang w:val="en-US" w:eastAsia="zh-CN"/>
+              </w:rPr>
+            </w:pPr>
+            <w:r>
+              <w:rPr>
+                <w:rFonts w:hint="eastAsia"/>
+                <w:lang w:val="en-US" w:eastAsia="zh-CN"/>
+              </w:rPr>
+              <w:t>管理员</w:t>
+            </w:r>
+          </w:p>
+        </w:tc>
+        <w:tc>
+          <w:tcPr>
+            <w:tcW w:w="0" w:type="auto"/>
+            <w:tcBorders>
+              <w:top w:val="nil"/>
+              <w:left w:val="nil"/>
+              <w:bottom w:val="nil"/>
+              <w:right w:val="single" w:color="auto" w:sz="2" w:space="0"/>
+            </w:tcBorders>
+            <w:shd w:val="clear"/>
+            <w:tcMar>
+              <w:top w:w="120" w:type="dxa"/>
+              <w:left w:w="180" w:type="dxa"/>
+              <w:bottom w:w="120" w:type="dxa"/>
+              <w:right w:w="180" w:type="dxa"/>
+            </w:tcMar>
+            <w:vAlign w:val="center"/>
+          </w:tcPr>
+          <w:p>
+            <w:pPr>
+              <w:rPr>
+                <w:rFonts w:hint="eastAsia"/>
+                <w:lang w:val="en-US" w:eastAsia="zh-CN"/>
+              </w:rPr>
+            </w:pPr>
+            <w:r>
+              <w:rPr>
+                <w:rFonts w:hint="eastAsia"/>
+                <w:lang w:val="en-US" w:eastAsia="zh-CN"/>
+              </w:rPr>
+              <w:t>超时工单人工派单</w:t>
+            </w:r>
+          </w:p>
+        </w:tc>
+        <w:tc>
+          <w:tcPr>
+            <w:tcW w:w="0" w:type="auto"/>
+            <w:tcBorders>
+              <w:top w:val="nil"/>
+              <w:left w:val="nil"/>
+              <w:bottom w:val="nil"/>
+              <w:right w:val="nil"/>
+            </w:tcBorders>
+            <w:shd w:val="clear"/>
+            <w:tcMar>
+              <w:top w:w="120" w:type="dxa"/>
+              <w:left w:w="180" w:type="dxa"/>
+              <w:bottom w:w="120" w:type="dxa"/>
+              <w:right w:w="180" w:type="dxa"/>
+            </w:tcMar>
+            <w:vAlign w:val="center"/>
+          </w:tcPr>
+          <w:p>
+            <w:pPr>
+              <w:rPr>
+                <w:rFonts w:hint="eastAsia"/>
+                <w:lang w:val="en-US" w:eastAsia="zh-CN"/>
+              </w:rPr>
+            </w:pPr>
+            <w:r>
+              <w:rPr>
+                <w:rFonts w:hint="eastAsia"/>
+                <w:lang w:val="en-US" w:eastAsia="zh-CN"/>
+              </w:rPr>
+              <w:t>UC-ADMIN-002-WorkOrderAssign</w:t>
+            </w:r>
+          </w:p>
+        </w:tc>
+      </w:tr>
+      <w:tr>
+        <w:tblPrEx>
+          <w:tblBorders>
+            <w:top w:val="single" w:color="auto" w:sz="2" w:space="0"/>
+            <w:left w:val="single" w:color="auto" w:sz="2" w:space="0"/>
+            <w:bottom w:val="single" w:color="auto" w:sz="2" w:space="0"/>
+            <w:right w:val="single" w:color="auto" w:sz="2" w:space="0"/>
+            <w:insideH w:val="none" w:color="auto" w:sz="0" w:space="0"/>
+            <w:insideV w:val="none" w:color="auto" w:sz="0" w:space="0"/>
+          </w:tblBorders>
+          <w:tblCellMar>
+            <w:top w:w="0" w:type="dxa"/>
+            <w:left w:w="0" w:type="dxa"/>
+            <w:bottom w:w="0" w:type="dxa"/>
+            <w:right w:w="0" w:type="dxa"/>
+          </w:tblCellMar>
+        </w:tblPrEx>
+        <w:tc>
+          <w:tcPr>
+            <w:tcW w:w="0" w:type="auto"/>
+            <w:tcBorders>
+              <w:top w:val="nil"/>
+              <w:left w:val="nil"/>
+              <w:bottom w:val="nil"/>
+              <w:right w:val="single" w:color="auto" w:sz="2" w:space="0"/>
+            </w:tcBorders>
+            <w:shd w:val="clear"/>
+            <w:tcMar>
+              <w:top w:w="120" w:type="dxa"/>
+              <w:left w:w="180" w:type="dxa"/>
+              <w:bottom w:w="120" w:type="dxa"/>
+              <w:right w:w="180" w:type="dxa"/>
+            </w:tcMar>
+            <w:vAlign w:val="center"/>
+          </w:tcPr>
+          <w:p>
+            <w:pPr>
+              <w:rPr>
+                <w:rFonts w:hint="eastAsia"/>
+                <w:lang w:val="en-US" w:eastAsia="zh-CN"/>
+              </w:rPr>
+            </w:pPr>
+            <w:r>
+              <w:rPr>
+                <w:rFonts w:hint="eastAsia"/>
+                <w:lang w:val="en-US" w:eastAsia="zh-CN"/>
+              </w:rPr>
+              <w:t>管理员</w:t>
+            </w:r>
+          </w:p>
+        </w:tc>
+        <w:tc>
+          <w:tcPr>
+            <w:tcW w:w="0" w:type="auto"/>
+            <w:tcBorders>
+              <w:top w:val="nil"/>
+              <w:left w:val="nil"/>
+              <w:bottom w:val="nil"/>
+              <w:right w:val="single" w:color="auto" w:sz="2" w:space="0"/>
+            </w:tcBorders>
+            <w:shd w:val="clear"/>
+            <w:tcMar>
+              <w:top w:w="120" w:type="dxa"/>
+              <w:left w:w="180" w:type="dxa"/>
+              <w:bottom w:w="120" w:type="dxa"/>
+              <w:right w:w="180" w:type="dxa"/>
+            </w:tcMar>
+            <w:vAlign w:val="center"/>
+          </w:tcPr>
+          <w:p>
+            <w:pPr>
+              <w:rPr>
+                <w:rFonts w:hint="eastAsia"/>
+                <w:lang w:val="en-US" w:eastAsia="zh-CN"/>
+              </w:rPr>
+            </w:pPr>
+            <w:r>
+              <w:rPr>
+                <w:rFonts w:hint="eastAsia"/>
+                <w:lang w:val="en-US" w:eastAsia="zh-CN"/>
+              </w:rPr>
+              <w:t>人员管理</w:t>
+            </w:r>
+          </w:p>
+        </w:tc>
+        <w:tc>
+          <w:tcPr>
+            <w:tcW w:w="0" w:type="auto"/>
+            <w:tcBorders>
+              <w:top w:val="nil"/>
+              <w:left w:val="nil"/>
+              <w:bottom w:val="nil"/>
+              <w:right w:val="nil"/>
+            </w:tcBorders>
+            <w:shd w:val="clear"/>
+            <w:tcMar>
+              <w:top w:w="120" w:type="dxa"/>
+              <w:left w:w="180" w:type="dxa"/>
+              <w:bottom w:w="120" w:type="dxa"/>
+              <w:right w:w="180" w:type="dxa"/>
+            </w:tcMar>
+            <w:vAlign w:val="center"/>
+          </w:tcPr>
+          <w:p>
+            <w:pPr>
+              <w:rPr>
+                <w:rFonts w:hint="eastAsia"/>
+                <w:lang w:val="en-US" w:eastAsia="zh-CN"/>
+              </w:rPr>
+            </w:pPr>
+            <w:r>
+              <w:rPr>
+                <w:rFonts w:hint="eastAsia"/>
+                <w:lang w:val="en-US" w:eastAsia="zh-CN"/>
+              </w:rPr>
+              <w:t>UC-ADMIN-003-UserManage</w:t>
+            </w:r>
+          </w:p>
+        </w:tc>
+      </w:tr>
+      <w:tr>
+        <w:tblPrEx>
+          <w:tblBorders>
+            <w:top w:val="single" w:color="auto" w:sz="2" w:space="0"/>
+            <w:left w:val="single" w:color="auto" w:sz="2" w:space="0"/>
+            <w:bottom w:val="single" w:color="auto" w:sz="2" w:space="0"/>
+            <w:right w:val="single" w:color="auto" w:sz="2" w:space="0"/>
+            <w:insideH w:val="none" w:color="auto" w:sz="0" w:space="0"/>
+            <w:insideV w:val="none" w:color="auto" w:sz="0" w:space="0"/>
+          </w:tblBorders>
+          <w:shd w:val="clear"/>
+          <w:tblCellMar>
+            <w:top w:w="0" w:type="dxa"/>
+            <w:left w:w="0" w:type="dxa"/>
+            <w:bottom w:w="0" w:type="dxa"/>
+            <w:right w:w="0" w:type="dxa"/>
+          </w:tblCellMar>
+        </w:tblPrEx>
+        <w:tc>
+          <w:tcPr>
+            <w:tcW w:w="0" w:type="auto"/>
+            <w:tcBorders>
+              <w:top w:val="nil"/>
+              <w:left w:val="nil"/>
+              <w:bottom w:val="nil"/>
+              <w:right w:val="single" w:color="auto" w:sz="2" w:space="0"/>
+            </w:tcBorders>
+            <w:shd w:val="clear"/>
+            <w:tcMar>
+              <w:top w:w="120" w:type="dxa"/>
+              <w:left w:w="180" w:type="dxa"/>
+              <w:bottom w:w="120" w:type="dxa"/>
+              <w:right w:w="180" w:type="dxa"/>
+            </w:tcMar>
+            <w:vAlign w:val="center"/>
+          </w:tcPr>
+          <w:p>
+            <w:pPr>
+              <w:rPr>
+                <w:rFonts w:hint="eastAsia"/>
+                <w:lang w:val="en-US" w:eastAsia="zh-CN"/>
+              </w:rPr>
+            </w:pPr>
+            <w:r>
+              <w:rPr>
+                <w:rFonts w:hint="eastAsia"/>
+                <w:lang w:val="en-US" w:eastAsia="zh-CN"/>
+              </w:rPr>
+              <w:t>管理员</w:t>
+            </w:r>
+          </w:p>
+        </w:tc>
+        <w:tc>
+          <w:tcPr>
+            <w:tcW w:w="0" w:type="auto"/>
+            <w:tcBorders>
+              <w:top w:val="nil"/>
+              <w:left w:val="nil"/>
+              <w:bottom w:val="nil"/>
+              <w:right w:val="single" w:color="auto" w:sz="2" w:space="0"/>
+            </w:tcBorders>
+            <w:shd w:val="clear"/>
+            <w:tcMar>
+              <w:top w:w="120" w:type="dxa"/>
+              <w:left w:w="180" w:type="dxa"/>
+              <w:bottom w:w="120" w:type="dxa"/>
+              <w:right w:w="180" w:type="dxa"/>
+            </w:tcMar>
+            <w:vAlign w:val="center"/>
+          </w:tcPr>
+          <w:p>
+            <w:pPr>
+              <w:rPr>
+                <w:rFonts w:hint="eastAsia"/>
+                <w:lang w:val="en-US" w:eastAsia="zh-CN"/>
+              </w:rPr>
+            </w:pPr>
+            <w:r>
+              <w:rPr>
+                <w:rFonts w:hint="eastAsia"/>
+                <w:lang w:val="en-US" w:eastAsia="zh-CN"/>
+              </w:rPr>
+              <w:t>地区管理</w:t>
+            </w:r>
+          </w:p>
+        </w:tc>
+        <w:tc>
+          <w:tcPr>
+            <w:tcW w:w="0" w:type="auto"/>
+            <w:tcBorders>
+              <w:top w:val="nil"/>
+              <w:left w:val="nil"/>
+              <w:bottom w:val="nil"/>
+              <w:right w:val="nil"/>
+            </w:tcBorders>
+            <w:shd w:val="clear"/>
+            <w:tcMar>
+              <w:top w:w="120" w:type="dxa"/>
+              <w:left w:w="180" w:type="dxa"/>
+              <w:bottom w:w="120" w:type="dxa"/>
+              <w:right w:w="180" w:type="dxa"/>
+            </w:tcMar>
+            <w:vAlign w:val="center"/>
+          </w:tcPr>
+          <w:p>
+            <w:pPr>
+              <w:rPr>
+                <w:rFonts w:hint="eastAsia"/>
+                <w:lang w:val="en-US" w:eastAsia="zh-CN"/>
+              </w:rPr>
+            </w:pPr>
+            <w:r>
+              <w:rPr>
+                <w:rFonts w:hint="eastAsia"/>
+                <w:lang w:val="en-US" w:eastAsia="zh-CN"/>
+              </w:rPr>
+              <w:t>UC-ADMIN-004-AreaManage</w:t>
+            </w:r>
+          </w:p>
+        </w:tc>
+      </w:tr>
+      <w:tr>
+        <w:tblPrEx>
+          <w:tblBorders>
+            <w:top w:val="single" w:color="auto" w:sz="2" w:space="0"/>
+            <w:left w:val="single" w:color="auto" w:sz="2" w:space="0"/>
+            <w:bottom w:val="single" w:color="auto" w:sz="2" w:space="0"/>
+            <w:right w:val="single" w:color="auto" w:sz="2" w:space="0"/>
+            <w:insideH w:val="none" w:color="auto" w:sz="0" w:space="0"/>
+            <w:insideV w:val="none" w:color="auto" w:sz="0" w:space="0"/>
+          </w:tblBorders>
+          <w:shd w:val="clear"/>
+          <w:tblCellMar>
+            <w:top w:w="0" w:type="dxa"/>
+            <w:left w:w="0" w:type="dxa"/>
+            <w:bottom w:w="0" w:type="dxa"/>
+            <w:right w:w="0" w:type="dxa"/>
+          </w:tblCellMar>
+        </w:tblPrEx>
+        <w:tc>
+          <w:tcPr>
+            <w:tcW w:w="0" w:type="auto"/>
+            <w:tcBorders>
+              <w:top w:val="nil"/>
+              <w:left w:val="nil"/>
+              <w:bottom w:val="nil"/>
+              <w:right w:val="single" w:color="auto" w:sz="2" w:space="0"/>
+            </w:tcBorders>
+            <w:shd w:val="clear"/>
+            <w:tcMar>
+              <w:top w:w="120" w:type="dxa"/>
+              <w:left w:w="180" w:type="dxa"/>
+              <w:bottom w:w="120" w:type="dxa"/>
+              <w:right w:w="180" w:type="dxa"/>
+            </w:tcMar>
+            <w:vAlign w:val="center"/>
+          </w:tcPr>
+          <w:p>
+            <w:pPr>
+              <w:rPr>
+                <w:rFonts w:hint="eastAsia"/>
+                <w:lang w:val="en-US" w:eastAsia="zh-CN"/>
+              </w:rPr>
+            </w:pPr>
+            <w:r>
+              <w:rPr>
+                <w:rFonts w:hint="eastAsia"/>
+                <w:lang w:val="en-US" w:eastAsia="zh-CN"/>
+              </w:rPr>
+              <w:t>维修人员</w:t>
+            </w:r>
+          </w:p>
+        </w:tc>
+        <w:tc>
+          <w:tcPr>
+            <w:tcW w:w="0" w:type="auto"/>
+            <w:tcBorders>
+              <w:top w:val="nil"/>
+              <w:left w:val="nil"/>
+              <w:bottom w:val="nil"/>
+              <w:right w:val="single" w:color="auto" w:sz="2" w:space="0"/>
+            </w:tcBorders>
+            <w:shd w:val="clear"/>
+            <w:tcMar>
+              <w:top w:w="120" w:type="dxa"/>
+              <w:left w:w="180" w:type="dxa"/>
+              <w:bottom w:w="120" w:type="dxa"/>
+              <w:right w:w="180" w:type="dxa"/>
+            </w:tcMar>
+            <w:vAlign w:val="center"/>
+          </w:tcPr>
+          <w:p>
+            <w:pPr>
+              <w:rPr>
+                <w:rFonts w:hint="eastAsia"/>
+                <w:lang w:val="en-US" w:eastAsia="zh-CN"/>
+              </w:rPr>
+            </w:pPr>
+            <w:r>
+              <w:rPr>
+                <w:rFonts w:hint="eastAsia"/>
+                <w:lang w:val="en-US" w:eastAsia="zh-CN"/>
+              </w:rPr>
+              <w:t>本辖区设备巡检</w:t>
+            </w:r>
+          </w:p>
+        </w:tc>
+        <w:tc>
+          <w:tcPr>
+            <w:tcW w:w="0" w:type="auto"/>
+            <w:tcBorders>
+              <w:top w:val="nil"/>
+              <w:left w:val="nil"/>
+              <w:bottom w:val="nil"/>
+              <w:right w:val="nil"/>
+            </w:tcBorders>
+            <w:shd w:val="clear"/>
+            <w:tcMar>
+              <w:top w:w="120" w:type="dxa"/>
+              <w:left w:w="180" w:type="dxa"/>
+              <w:bottom w:w="120" w:type="dxa"/>
+              <w:right w:w="180" w:type="dxa"/>
+            </w:tcMar>
+            <w:vAlign w:val="center"/>
+          </w:tcPr>
+          <w:p>
+            <w:pPr>
+              <w:rPr>
+                <w:rFonts w:hint="eastAsia"/>
+                <w:lang w:val="en-US" w:eastAsia="zh-CN"/>
+              </w:rPr>
+            </w:pPr>
+            <w:r>
+              <w:rPr>
+                <w:rFonts w:hint="eastAsia"/>
+                <w:lang w:val="en-US" w:eastAsia="zh-CN"/>
+              </w:rPr>
+              <w:t>UC-REP-001-DeviceCheck</w:t>
+            </w:r>
+          </w:p>
+        </w:tc>
+      </w:tr>
+      <w:tr>
+        <w:tblPrEx>
+          <w:tblBorders>
+            <w:top w:val="single" w:color="auto" w:sz="2" w:space="0"/>
+            <w:left w:val="single" w:color="auto" w:sz="2" w:space="0"/>
+            <w:bottom w:val="single" w:color="auto" w:sz="2" w:space="0"/>
+            <w:right w:val="single" w:color="auto" w:sz="2" w:space="0"/>
+            <w:insideH w:val="none" w:color="auto" w:sz="0" w:space="0"/>
+            <w:insideV w:val="none" w:color="auto" w:sz="0" w:space="0"/>
+          </w:tblBorders>
+          <w:shd w:val="clear"/>
+          <w:tblCellMar>
+            <w:top w:w="0" w:type="dxa"/>
+            <w:left w:w="0" w:type="dxa"/>
+            <w:bottom w:w="0" w:type="dxa"/>
+            <w:right w:w="0" w:type="dxa"/>
+          </w:tblCellMar>
+        </w:tblPrEx>
+        <w:tc>
+          <w:tcPr>
+            <w:tcW w:w="0" w:type="auto"/>
+            <w:tcBorders>
+              <w:top w:val="nil"/>
+              <w:left w:val="nil"/>
+              <w:bottom w:val="nil"/>
+              <w:right w:val="single" w:color="auto" w:sz="2" w:space="0"/>
+            </w:tcBorders>
+            <w:shd w:val="clear"/>
+            <w:tcMar>
+              <w:top w:w="120" w:type="dxa"/>
+              <w:left w:w="180" w:type="dxa"/>
+              <w:bottom w:w="120" w:type="dxa"/>
+              <w:right w:w="180" w:type="dxa"/>
+            </w:tcMar>
+            <w:vAlign w:val="center"/>
+          </w:tcPr>
+          <w:p>
+            <w:pPr>
+              <w:rPr>
+                <w:rFonts w:hint="eastAsia"/>
+                <w:lang w:val="en-US" w:eastAsia="zh-CN"/>
+              </w:rPr>
+            </w:pPr>
+            <w:r>
+              <w:rPr>
+                <w:rFonts w:hint="eastAsia"/>
+                <w:lang w:val="en-US" w:eastAsia="zh-CN"/>
+              </w:rPr>
+              <w:t>维修人员</w:t>
+            </w:r>
+          </w:p>
+        </w:tc>
+        <w:tc>
+          <w:tcPr>
+            <w:tcW w:w="0" w:type="auto"/>
+            <w:tcBorders>
+              <w:top w:val="nil"/>
+              <w:left w:val="nil"/>
+              <w:bottom w:val="nil"/>
+              <w:right w:val="single" w:color="auto" w:sz="2" w:space="0"/>
+            </w:tcBorders>
+            <w:shd w:val="clear"/>
+            <w:tcMar>
+              <w:top w:w="120" w:type="dxa"/>
+              <w:left w:w="180" w:type="dxa"/>
+              <w:bottom w:w="120" w:type="dxa"/>
+              <w:right w:w="180" w:type="dxa"/>
+            </w:tcMar>
+            <w:vAlign w:val="center"/>
+          </w:tcPr>
+          <w:p>
+            <w:pPr>
+              <w:rPr>
+                <w:rFonts w:hint="eastAsia"/>
+                <w:lang w:val="en-US" w:eastAsia="zh-CN"/>
+              </w:rPr>
+            </w:pPr>
+            <w:r>
+              <w:rPr>
+                <w:rFonts w:hint="eastAsia"/>
+                <w:lang w:val="en-US" w:eastAsia="zh-CN"/>
+              </w:rPr>
+              <w:t>工单抢单与处理</w:t>
+            </w:r>
+          </w:p>
+        </w:tc>
+        <w:tc>
+          <w:tcPr>
+            <w:tcW w:w="0" w:type="auto"/>
+            <w:tcBorders>
+              <w:top w:val="nil"/>
+              <w:left w:val="nil"/>
+              <w:bottom w:val="nil"/>
+              <w:right w:val="nil"/>
+            </w:tcBorders>
+            <w:shd w:val="clear"/>
+            <w:tcMar>
+              <w:top w:w="120" w:type="dxa"/>
+              <w:left w:w="180" w:type="dxa"/>
+              <w:bottom w:w="120" w:type="dxa"/>
+              <w:right w:w="180" w:type="dxa"/>
+            </w:tcMar>
+            <w:vAlign w:val="center"/>
+          </w:tcPr>
+          <w:p>
+            <w:pPr>
+              <w:rPr>
+                <w:rFonts w:hint="eastAsia"/>
+                <w:lang w:val="en-US" w:eastAsia="zh-CN"/>
+              </w:rPr>
+            </w:pPr>
+            <w:r>
+              <w:rPr>
+                <w:rFonts w:hint="eastAsia"/>
+                <w:lang w:val="en-US" w:eastAsia="zh-CN"/>
+              </w:rPr>
+              <w:t>UC-REP-002-WorkOrderHandle</w:t>
+            </w:r>
+          </w:p>
+        </w:tc>
+      </w:tr>
+      <w:tr>
+        <w:tblPrEx>
+          <w:tblBorders>
+            <w:top w:val="single" w:color="auto" w:sz="2" w:space="0"/>
+            <w:left w:val="single" w:color="auto" w:sz="2" w:space="0"/>
+            <w:bottom w:val="single" w:color="auto" w:sz="2" w:space="0"/>
+            <w:right w:val="single" w:color="auto" w:sz="2" w:space="0"/>
+            <w:insideH w:val="none" w:color="auto" w:sz="0" w:space="0"/>
+            <w:insideV w:val="none" w:color="auto" w:sz="0" w:space="0"/>
+          </w:tblBorders>
+          <w:tblCellMar>
+            <w:top w:w="0" w:type="dxa"/>
+            <w:left w:w="0" w:type="dxa"/>
+            <w:bottom w:w="0" w:type="dxa"/>
+            <w:right w:w="0" w:type="dxa"/>
+          </w:tblCellMar>
+        </w:tblPrEx>
+        <w:tc>
+          <w:tcPr>
+            <w:tcW w:w="0" w:type="auto"/>
+            <w:tcBorders>
+              <w:top w:val="nil"/>
+              <w:left w:val="nil"/>
+              <w:bottom w:val="nil"/>
+              <w:right w:val="single" w:color="auto" w:sz="2" w:space="0"/>
+            </w:tcBorders>
+            <w:shd w:val="clear"/>
+            <w:tcMar>
+              <w:top w:w="120" w:type="dxa"/>
+              <w:left w:w="180" w:type="dxa"/>
+              <w:bottom w:w="120" w:type="dxa"/>
+              <w:right w:w="180" w:type="dxa"/>
+            </w:tcMar>
+            <w:vAlign w:val="center"/>
+          </w:tcPr>
+          <w:p>
+            <w:pPr>
+              <w:rPr>
+                <w:rFonts w:hint="eastAsia"/>
+                <w:lang w:val="en-US" w:eastAsia="zh-CN"/>
+              </w:rPr>
+            </w:pPr>
+            <w:r>
+              <w:rPr>
+                <w:rFonts w:hint="eastAsia"/>
+                <w:lang w:val="en-US" w:eastAsia="zh-CN"/>
+              </w:rPr>
+              <w:t>学生</w:t>
+            </w:r>
+          </w:p>
+        </w:tc>
+        <w:tc>
+          <w:tcPr>
+            <w:tcW w:w="0" w:type="auto"/>
+            <w:tcBorders>
+              <w:top w:val="nil"/>
+              <w:left w:val="nil"/>
+              <w:bottom w:val="nil"/>
+              <w:right w:val="single" w:color="auto" w:sz="2" w:space="0"/>
+            </w:tcBorders>
+            <w:shd w:val="clear"/>
+            <w:tcMar>
+              <w:top w:w="120" w:type="dxa"/>
+              <w:left w:w="180" w:type="dxa"/>
+              <w:bottom w:w="120" w:type="dxa"/>
+              <w:right w:w="180" w:type="dxa"/>
+            </w:tcMar>
+            <w:vAlign w:val="center"/>
+          </w:tcPr>
+          <w:p>
+            <w:pPr>
+              <w:rPr>
+                <w:rFonts w:hint="eastAsia"/>
+                <w:lang w:val="en-US" w:eastAsia="zh-CN"/>
+              </w:rPr>
+            </w:pPr>
+            <w:r>
+              <w:rPr>
+                <w:rFonts w:hint="eastAsia"/>
+                <w:lang w:val="en-US" w:eastAsia="zh-CN"/>
+              </w:rPr>
+              <w:t>扫码用水</w:t>
+            </w:r>
+          </w:p>
+        </w:tc>
+        <w:tc>
+          <w:tcPr>
+            <w:tcW w:w="0" w:type="auto"/>
+            <w:tcBorders>
+              <w:top w:val="nil"/>
+              <w:left w:val="nil"/>
+              <w:bottom w:val="nil"/>
+              <w:right w:val="nil"/>
+            </w:tcBorders>
+            <w:shd w:val="clear"/>
+            <w:tcMar>
+              <w:top w:w="120" w:type="dxa"/>
+              <w:left w:w="180" w:type="dxa"/>
+              <w:bottom w:w="120" w:type="dxa"/>
+              <w:right w:w="180" w:type="dxa"/>
+            </w:tcMar>
+            <w:vAlign w:val="center"/>
+          </w:tcPr>
+          <w:p>
+            <w:pPr>
+              <w:rPr>
+                <w:rFonts w:hint="eastAsia"/>
+                <w:lang w:val="en-US" w:eastAsia="zh-CN"/>
+              </w:rPr>
+            </w:pPr>
+            <w:r>
+              <w:rPr>
+                <w:rFonts w:hint="eastAsia"/>
+                <w:lang w:val="en-US" w:eastAsia="zh-CN"/>
+              </w:rPr>
+              <w:t>UC-STU-001-</w:t>
+            </w:r>
+            <w:r>
+              <w:rPr>
+                <w:lang w:val="en-US" w:eastAsia="zh-CN"/>
+              </w:rPr>
+              <w:t>ScanDrink</w:t>
+            </w:r>
+          </w:p>
+        </w:tc>
+      </w:tr>
+      <w:tr>
+        <w:tblPrEx>
+          <w:tblBorders>
+            <w:top w:val="single" w:color="auto" w:sz="2" w:space="0"/>
+            <w:left w:val="single" w:color="auto" w:sz="2" w:space="0"/>
+            <w:bottom w:val="single" w:color="auto" w:sz="2" w:space="0"/>
+            <w:right w:val="single" w:color="auto" w:sz="2" w:space="0"/>
+            <w:insideH w:val="none" w:color="auto" w:sz="0" w:space="0"/>
+            <w:insideV w:val="none" w:color="auto" w:sz="0" w:space="0"/>
+          </w:tblBorders>
+          <w:tblCellMar>
+            <w:top w:w="0" w:type="dxa"/>
+            <w:left w:w="0" w:type="dxa"/>
+            <w:bottom w:w="0" w:type="dxa"/>
+            <w:right w:w="0" w:type="dxa"/>
+          </w:tblCellMar>
+        </w:tblPrEx>
+        <w:tc>
+          <w:tcPr>
+            <w:tcW w:w="0" w:type="auto"/>
+            <w:tcBorders>
+              <w:top w:val="nil"/>
+              <w:left w:val="nil"/>
+              <w:bottom w:val="nil"/>
+              <w:right w:val="single" w:color="auto" w:sz="2" w:space="0"/>
+            </w:tcBorders>
+            <w:shd w:val="clear"/>
+            <w:tcMar>
+              <w:top w:w="120" w:type="dxa"/>
+              <w:left w:w="180" w:type="dxa"/>
+              <w:bottom w:w="120" w:type="dxa"/>
+              <w:right w:w="180" w:type="dxa"/>
+            </w:tcMar>
+            <w:vAlign w:val="center"/>
+          </w:tcPr>
+          <w:p>
+            <w:pPr>
+              <w:rPr>
+                <w:rFonts w:hint="default"/>
+                <w:lang w:val="en-US" w:eastAsia="zh-CN"/>
+              </w:rPr>
+            </w:pPr>
+            <w:r>
+              <w:rPr>
+                <w:rFonts w:hint="eastAsia"/>
+                <w:lang w:val="en-US" w:eastAsia="zh-CN"/>
+              </w:rPr>
+              <w:t>学生</w:t>
+            </w:r>
+          </w:p>
+        </w:tc>
+        <w:tc>
+          <w:tcPr>
+            <w:tcW w:w="0" w:type="auto"/>
+            <w:tcBorders>
+              <w:top w:val="nil"/>
+              <w:left w:val="nil"/>
+              <w:bottom w:val="nil"/>
+              <w:right w:val="single" w:color="auto" w:sz="2" w:space="0"/>
+            </w:tcBorders>
+            <w:shd w:val="clear"/>
+            <w:tcMar>
+              <w:top w:w="120" w:type="dxa"/>
+              <w:left w:w="180" w:type="dxa"/>
+              <w:bottom w:w="120" w:type="dxa"/>
+              <w:right w:w="180" w:type="dxa"/>
+            </w:tcMar>
+            <w:vAlign w:val="center"/>
+          </w:tcPr>
+          <w:p>
+            <w:pPr>
+              <w:rPr>
+                <w:rFonts w:hint="eastAsia"/>
+                <w:lang w:val="en-US" w:eastAsia="zh-CN"/>
+              </w:rPr>
+            </w:pPr>
+            <w:r>
+              <w:rPr>
+                <w:rFonts w:hint="eastAsia"/>
+                <w:lang w:val="en-US" w:eastAsia="zh-CN"/>
+              </w:rPr>
+              <w:t>水质查询</w:t>
+            </w:r>
+          </w:p>
+        </w:tc>
+        <w:tc>
+          <w:tcPr>
+            <w:tcW w:w="0" w:type="auto"/>
+            <w:tcBorders>
+              <w:top w:val="nil"/>
+              <w:left w:val="nil"/>
+              <w:bottom w:val="nil"/>
+              <w:right w:val="nil"/>
+            </w:tcBorders>
+            <w:shd w:val="clear"/>
+            <w:tcMar>
+              <w:top w:w="120" w:type="dxa"/>
+              <w:left w:w="180" w:type="dxa"/>
+              <w:bottom w:w="120" w:type="dxa"/>
+              <w:right w:w="180" w:type="dxa"/>
+            </w:tcMar>
+            <w:vAlign w:val="center"/>
+          </w:tcPr>
+          <w:p>
+            <w:pPr>
+              <w:rPr>
+                <w:rFonts w:hint="eastAsia"/>
+                <w:lang w:val="en-US" w:eastAsia="zh-CN"/>
+              </w:rPr>
+            </w:pPr>
+            <w:r>
+              <w:rPr>
+                <w:lang w:val="en-US" w:eastAsia="zh-CN"/>
+              </w:rPr>
+              <w:t>UC-STU-002-QualityCheck</w:t>
+            </w:r>
+          </w:p>
+        </w:tc>
+      </w:tr>
+      <w:tr>
+        <w:tblPrEx>
+          <w:tblBorders>
+            <w:top w:val="single" w:color="auto" w:sz="2" w:space="0"/>
+            <w:left w:val="single" w:color="auto" w:sz="2" w:space="0"/>
+            <w:bottom w:val="single" w:color="auto" w:sz="2" w:space="0"/>
+            <w:right w:val="single" w:color="auto" w:sz="2" w:space="0"/>
+            <w:insideH w:val="none" w:color="auto" w:sz="0" w:space="0"/>
+            <w:insideV w:val="none" w:color="auto" w:sz="0" w:space="0"/>
+          </w:tblBorders>
+          <w:shd w:val="clear"/>
+          <w:tblCellMar>
+            <w:top w:w="0" w:type="dxa"/>
+            <w:left w:w="0" w:type="dxa"/>
+            <w:bottom w:w="0" w:type="dxa"/>
+            <w:right w:w="0" w:type="dxa"/>
+          </w:tblCellMar>
+        </w:tblPrEx>
+        <w:tc>
+          <w:tcPr>
+            <w:tcW w:w="0" w:type="auto"/>
+            <w:tcBorders>
+              <w:top w:val="nil"/>
+              <w:left w:val="nil"/>
+              <w:bottom w:val="nil"/>
+              <w:right w:val="single" w:color="auto" w:sz="2" w:space="0"/>
+            </w:tcBorders>
+            <w:shd w:val="clear"/>
+            <w:tcMar>
+              <w:top w:w="120" w:type="dxa"/>
+              <w:left w:w="180" w:type="dxa"/>
+              <w:bottom w:w="120" w:type="dxa"/>
+              <w:right w:w="180" w:type="dxa"/>
+            </w:tcMar>
+            <w:vAlign w:val="center"/>
+          </w:tcPr>
+          <w:p>
+            <w:pPr>
+              <w:rPr>
+                <w:rFonts w:hint="eastAsia"/>
+                <w:lang w:val="en-US" w:eastAsia="zh-CN"/>
+              </w:rPr>
+            </w:pPr>
+            <w:r>
+              <w:rPr>
+                <w:rFonts w:hint="eastAsia"/>
+                <w:lang w:val="en-US" w:eastAsia="zh-CN"/>
+              </w:rPr>
+              <w:t>学生</w:t>
+            </w:r>
+          </w:p>
+        </w:tc>
+        <w:tc>
+          <w:tcPr>
+            <w:tcW w:w="0" w:type="auto"/>
+            <w:tcBorders>
+              <w:top w:val="nil"/>
+              <w:left w:val="nil"/>
+              <w:bottom w:val="nil"/>
+              <w:right w:val="single" w:color="auto" w:sz="2" w:space="0"/>
+            </w:tcBorders>
+            <w:shd w:val="clear"/>
+            <w:tcMar>
+              <w:top w:w="120" w:type="dxa"/>
+              <w:left w:w="180" w:type="dxa"/>
+              <w:bottom w:w="120" w:type="dxa"/>
+              <w:right w:w="180" w:type="dxa"/>
+            </w:tcMar>
+            <w:vAlign w:val="center"/>
+          </w:tcPr>
+          <w:p>
+            <w:pPr>
+              <w:rPr>
+                <w:rFonts w:hint="eastAsia"/>
+                <w:lang w:val="en-US" w:eastAsia="zh-CN"/>
+              </w:rPr>
+            </w:pPr>
+            <w:r>
+              <w:rPr>
+                <w:rFonts w:hint="eastAsia"/>
+                <w:lang w:val="en-US" w:eastAsia="zh-CN"/>
+              </w:rPr>
+              <w:t>查看每日饮水量</w:t>
+            </w:r>
+          </w:p>
+        </w:tc>
+        <w:tc>
+          <w:tcPr>
+            <w:tcW w:w="0" w:type="auto"/>
+            <w:tcBorders>
+              <w:top w:val="nil"/>
+              <w:left w:val="nil"/>
+              <w:bottom w:val="nil"/>
+              <w:right w:val="nil"/>
+            </w:tcBorders>
+            <w:shd w:val="clear"/>
+            <w:tcMar>
+              <w:top w:w="120" w:type="dxa"/>
+              <w:left w:w="180" w:type="dxa"/>
+              <w:bottom w:w="120" w:type="dxa"/>
+              <w:right w:w="180" w:type="dxa"/>
+            </w:tcMar>
+            <w:vAlign w:val="center"/>
+          </w:tcPr>
+          <w:p>
+            <w:pPr>
+              <w:rPr>
+                <w:rFonts w:hint="eastAsia"/>
+                <w:lang w:val="en-US" w:eastAsia="zh-CN"/>
+              </w:rPr>
+            </w:pPr>
+            <w:r>
+              <w:rPr>
+                <w:rFonts w:hint="eastAsia"/>
+                <w:lang w:val="en-US" w:eastAsia="zh-CN"/>
+              </w:rPr>
+              <w:t>UC-STU-003-DrinkRecord</w:t>
+            </w:r>
+          </w:p>
+        </w:tc>
+      </w:tr>
+      <w:tr>
+        <w:tblPrEx>
+          <w:tblBorders>
+            <w:top w:val="single" w:color="auto" w:sz="2" w:space="0"/>
+            <w:left w:val="single" w:color="auto" w:sz="2" w:space="0"/>
+            <w:bottom w:val="single" w:color="auto" w:sz="2" w:space="0"/>
+            <w:right w:val="single" w:color="auto" w:sz="2" w:space="0"/>
+            <w:insideH w:val="none" w:color="auto" w:sz="0" w:space="0"/>
+            <w:insideV w:val="none" w:color="auto" w:sz="0" w:space="0"/>
+          </w:tblBorders>
+          <w:tblCellMar>
+            <w:top w:w="0" w:type="dxa"/>
+            <w:left w:w="0" w:type="dxa"/>
+            <w:bottom w:w="0" w:type="dxa"/>
+            <w:right w:w="0" w:type="dxa"/>
+          </w:tblCellMar>
+        </w:tblPrEx>
+        <w:tc>
+          <w:tcPr>
+            <w:tcW w:w="0" w:type="auto"/>
+            <w:tcBorders>
+              <w:top w:val="nil"/>
+              <w:left w:val="nil"/>
+              <w:bottom w:val="nil"/>
+              <w:right w:val="single" w:color="auto" w:sz="2" w:space="0"/>
+            </w:tcBorders>
+            <w:shd w:val="clear"/>
+            <w:tcMar>
+              <w:top w:w="120" w:type="dxa"/>
+              <w:left w:w="180" w:type="dxa"/>
+              <w:bottom w:w="120" w:type="dxa"/>
+              <w:right w:w="180" w:type="dxa"/>
+            </w:tcMar>
+            <w:vAlign w:val="center"/>
+          </w:tcPr>
+          <w:p>
+            <w:pPr>
+              <w:rPr>
+                <w:rFonts w:hint="eastAsia"/>
+                <w:lang w:val="en-US" w:eastAsia="zh-CN"/>
+              </w:rPr>
+            </w:pPr>
+            <w:r>
+              <w:rPr>
+                <w:rFonts w:hint="eastAsia"/>
+                <w:lang w:val="en-US" w:eastAsia="zh-CN"/>
+              </w:rPr>
+              <w:t>学生</w:t>
+            </w:r>
+          </w:p>
+        </w:tc>
+        <w:tc>
+          <w:tcPr>
+            <w:tcW w:w="0" w:type="auto"/>
+            <w:tcBorders>
+              <w:top w:val="nil"/>
+              <w:left w:val="nil"/>
+              <w:bottom w:val="nil"/>
+              <w:right w:val="single" w:color="auto" w:sz="2" w:space="0"/>
+            </w:tcBorders>
+            <w:shd w:val="clear"/>
+            <w:tcMar>
+              <w:top w:w="120" w:type="dxa"/>
+              <w:left w:w="180" w:type="dxa"/>
+              <w:bottom w:w="120" w:type="dxa"/>
+              <w:right w:w="180" w:type="dxa"/>
+            </w:tcMar>
+            <w:vAlign w:val="center"/>
+          </w:tcPr>
+          <w:p>
+            <w:pPr>
+              <w:rPr>
+                <w:rFonts w:hint="eastAsia"/>
+                <w:lang w:val="en-US" w:eastAsia="zh-CN"/>
+              </w:rPr>
+            </w:pPr>
+            <w:r>
+              <w:rPr>
+                <w:rFonts w:hint="eastAsia"/>
+                <w:lang w:val="en-US" w:eastAsia="zh-CN"/>
+              </w:rPr>
+              <w:t>查看校内矿化水终端机的位置</w:t>
+            </w:r>
+          </w:p>
+        </w:tc>
+        <w:tc>
+          <w:tcPr>
+            <w:tcW w:w="0" w:type="auto"/>
+            <w:tcBorders>
+              <w:top w:val="nil"/>
+              <w:left w:val="nil"/>
+              <w:bottom w:val="nil"/>
+              <w:right w:val="nil"/>
+            </w:tcBorders>
+            <w:shd w:val="clear"/>
+            <w:tcMar>
+              <w:top w:w="120" w:type="dxa"/>
+              <w:left w:w="180" w:type="dxa"/>
+              <w:bottom w:w="120" w:type="dxa"/>
+              <w:right w:w="180" w:type="dxa"/>
+            </w:tcMar>
+            <w:vAlign w:val="center"/>
+          </w:tcPr>
+          <w:p>
+            <w:pPr>
+              <w:rPr>
+                <w:rFonts w:hint="eastAsia"/>
+                <w:lang w:val="en-US" w:eastAsia="zh-CN"/>
+              </w:rPr>
+            </w:pPr>
+            <w:r>
+              <w:rPr>
+                <w:rFonts w:hint="eastAsia"/>
+                <w:lang w:val="en-US" w:eastAsia="zh-CN"/>
+              </w:rPr>
+              <w:t>UC-STU-004-ViewTerminalLocation</w:t>
+            </w:r>
+          </w:p>
+        </w:tc>
+      </w:tr>
+      <w:tr>
+        <w:tblPrEx>
+          <w:tblBorders>
+            <w:top w:val="single" w:color="auto" w:sz="2" w:space="0"/>
+            <w:left w:val="single" w:color="auto" w:sz="2" w:space="0"/>
+            <w:bottom w:val="single" w:color="auto" w:sz="2" w:space="0"/>
+            <w:right w:val="single" w:color="auto" w:sz="2" w:space="0"/>
+            <w:insideH w:val="none" w:color="auto" w:sz="0" w:space="0"/>
+            <w:insideV w:val="none" w:color="auto" w:sz="0" w:space="0"/>
+          </w:tblBorders>
+          <w:tblCellMar>
+            <w:top w:w="0" w:type="dxa"/>
+            <w:left w:w="0" w:type="dxa"/>
+            <w:bottom w:w="0" w:type="dxa"/>
+            <w:right w:w="0" w:type="dxa"/>
+          </w:tblCellMar>
+        </w:tblPrEx>
+        <w:tc>
+          <w:tcPr>
+            <w:tcW w:w="0" w:type="auto"/>
+            <w:tcBorders>
+              <w:top w:val="nil"/>
+              <w:left w:val="nil"/>
+              <w:bottom w:val="nil"/>
+              <w:right w:val="single" w:color="auto" w:sz="2" w:space="0"/>
+            </w:tcBorders>
+            <w:shd w:val="clear"/>
+            <w:tcMar>
+              <w:top w:w="120" w:type="dxa"/>
+              <w:left w:w="180" w:type="dxa"/>
+              <w:bottom w:w="120" w:type="dxa"/>
+              <w:right w:w="180" w:type="dxa"/>
+            </w:tcMar>
+            <w:vAlign w:val="center"/>
+          </w:tcPr>
+          <w:p>
+            <w:pPr>
+              <w:rPr>
+                <w:rFonts w:hint="eastAsia"/>
+                <w:lang w:val="en-US" w:eastAsia="zh-CN"/>
+              </w:rPr>
+            </w:pPr>
+            <w:r>
+              <w:rPr>
+                <w:rFonts w:hint="eastAsia"/>
+                <w:lang w:val="en-US" w:eastAsia="zh-CN"/>
+              </w:rPr>
+              <w:t>系统</w:t>
+            </w:r>
+          </w:p>
+        </w:tc>
+        <w:tc>
+          <w:tcPr>
+            <w:tcW w:w="0" w:type="auto"/>
+            <w:tcBorders>
+              <w:top w:val="nil"/>
+              <w:left w:val="nil"/>
+              <w:bottom w:val="nil"/>
+              <w:right w:val="single" w:color="auto" w:sz="2" w:space="0"/>
+            </w:tcBorders>
+            <w:shd w:val="clear"/>
+            <w:tcMar>
+              <w:top w:w="120" w:type="dxa"/>
+              <w:left w:w="180" w:type="dxa"/>
+              <w:bottom w:w="120" w:type="dxa"/>
+              <w:right w:w="180" w:type="dxa"/>
+            </w:tcMar>
+            <w:vAlign w:val="center"/>
+          </w:tcPr>
+          <w:p>
+            <w:pPr>
+              <w:rPr>
+                <w:rFonts w:hint="eastAsia"/>
+                <w:lang w:val="en-US" w:eastAsia="zh-CN"/>
+              </w:rPr>
+            </w:pPr>
+            <w:r>
+              <w:rPr>
+                <w:rFonts w:hint="eastAsia"/>
+                <w:lang w:val="en-US" w:eastAsia="zh-CN"/>
+              </w:rPr>
+              <w:t>设备异常告警与工单自动生成</w:t>
+            </w:r>
+          </w:p>
+        </w:tc>
+        <w:tc>
+          <w:tcPr>
+            <w:tcW w:w="0" w:type="auto"/>
+            <w:tcBorders>
+              <w:top w:val="nil"/>
+              <w:left w:val="nil"/>
+              <w:bottom w:val="nil"/>
+              <w:right w:val="nil"/>
+            </w:tcBorders>
+            <w:shd w:val="clear"/>
+            <w:tcMar>
+              <w:top w:w="120" w:type="dxa"/>
+              <w:left w:w="180" w:type="dxa"/>
+              <w:bottom w:w="120" w:type="dxa"/>
+              <w:right w:w="180" w:type="dxa"/>
+            </w:tcMar>
+            <w:vAlign w:val="center"/>
+          </w:tcPr>
+          <w:p>
+            <w:pPr>
+              <w:rPr>
+                <w:rFonts w:hint="eastAsia"/>
+                <w:lang w:val="en-US" w:eastAsia="zh-CN"/>
+              </w:rPr>
+            </w:pPr>
+            <w:r>
+              <w:rPr>
+                <w:rFonts w:hint="eastAsia"/>
+                <w:lang w:val="en-US" w:eastAsia="zh-CN"/>
+              </w:rPr>
+              <w:t>UC-SYS-001-AlertWorkOrderCreate</w:t>
+            </w:r>
+          </w:p>
+        </w:tc>
+      </w:tr>
+    </w:tbl>
+    <w:p>
+      <w:pPr>
+        <w:rPr>
+          <w:rFonts w:hint="default"/>
+        </w:rPr>
+      </w:pPr>
+    </w:p>
+    <w:p>
+      <w:pPr>
+        <w:rPr>
+          <w:rFonts w:hint="default"/>
+        </w:rPr>
+      </w:pPr>
+    </w:p>
+    <w:p>
+      <w:pPr>
+        <w:rPr>
+          <w:rFonts w:hint="default"/>
+        </w:rPr>
+      </w:pPr>
+    </w:p>
+    <w:p>
+      <w:pPr>
+        <w:rPr>
+          <w:rFonts w:hint="default"/>
+        </w:rPr>
+      </w:pPr>
+    </w:p>
+    <w:p>
+      <w:pPr>
+        <w:rPr>
+          <w:rFonts w:hint="default"/>
+        </w:rPr>
+      </w:pPr>
+    </w:p>
+    <w:p>
+      <w:pPr>
+        <w:rPr>
+          <w:rFonts w:hint="default"/>
+        </w:rPr>
+      </w:pPr>
+    </w:p>
+    <w:p>
+      <w:pPr>
+        <w:rPr>
+          <w:rFonts w:hint="default"/>
+        </w:rPr>
+      </w:pPr>
+    </w:p>
+    <w:p>
+      <w:pPr>
+        <w:rPr>
+          <w:rFonts w:hint="default"/>
+        </w:rPr>
+      </w:pPr>
+    </w:p>
+    <w:p>
+      <w:pPr>
+        <w:rPr>
+          <w:rFonts w:hint="default"/>
+        </w:rPr>
+      </w:pPr>
+    </w:p>
+    <w:p>
+      <w:pPr>
+        <w:rPr>
+          <w:rFonts w:hint="default"/>
+        </w:rPr>
+      </w:pPr>
+    </w:p>
+    <w:p>
+      <w:pPr>
+        <w:rPr>
+          <w:rFonts w:hint="default"/>
+        </w:rPr>
+      </w:pPr>
+    </w:p>
+    <w:p>
+      <w:pPr>
+        <w:rPr>
+          <w:rFonts w:hint="default"/>
+        </w:rPr>
+      </w:pPr>
+    </w:p>
+    <w:p>
+      <w:pPr>
+        <w:rPr>
+          <w:rFonts w:hint="default"/>
+        </w:rPr>
+      </w:pPr>
+    </w:p>
+    <w:p>
+      <w:pPr>
+        <w:rPr>
+          <w:rFonts w:hint="default"/>
+        </w:rPr>
+      </w:pPr>
+    </w:p>
+    <w:p>
+      <w:pPr>
+        <w:rPr>
+          <w:rFonts w:hint="default"/>
+        </w:rPr>
+      </w:pPr>
+    </w:p>
+    <w:p>
+      <w:pPr>
+        <w:rPr>
+          <w:rFonts w:hint="default"/>
+        </w:rPr>
+      </w:pPr>
+    </w:p>
+    <w:p>
+      <w:pPr>
+        <w:rPr>
+          <w:rFonts w:hint="default"/>
+        </w:rPr>
+      </w:pPr>
+    </w:p>
+    <w:p>
+      <w:pPr>
+        <w:rPr>
+          <w:rFonts w:hint="default"/>
+        </w:rPr>
+      </w:pPr>
+    </w:p>
+    <w:p>
+      <w:pPr>
+        <w:rPr>
+          <w:rFonts w:hint="default"/>
+        </w:rPr>
+      </w:pPr>
+    </w:p>
+    <w:p>
+      <w:pPr>
+        <w:rPr>
+          <w:rFonts w:hint="default"/>
+        </w:rPr>
+      </w:pPr>
+      <w:r>
+        <w:rPr>
+          <w:rFonts w:hint="eastAsia"/>
+          <w:lang w:val="en-US" w:eastAsia="zh-CN"/>
+        </w:rPr>
+        <w:t>管理员用例图</w:t>
+      </w:r>
+    </w:p>
+    <w:p>
+      <w:pPr>
+        <w:rPr>
+          <w:rFonts w:hint="default"/>
+        </w:rPr>
+      </w:pPr>
+    </w:p>
+    <w:p>
+      <w:pPr>
+        <w:rPr>
+          <w:rFonts w:hint="default"/>
+        </w:rPr>
+      </w:pPr>
+    </w:p>
+    <w:p>
+      <w:pPr>
+        <w:rPr>
+          <w:rFonts w:hint="default"/>
+        </w:rPr>
+      </w:pPr>
+      <w:r>
+        <w:drawing>
+          <wp:inline distT="0" distB="0" distL="114300" distR="114300">
+            <wp:extent cx="5273040" cy="4090670"/>
+            <wp:effectExtent l="0" t="0" r="10160" b="11430"/>
+            <wp:docPr id="2" name="图片 1"/>
+            <wp:cNvGraphicFramePr>
+              <a:graphicFrameLocks xmlns:a="http://schemas.openxmlformats.org/drawingml/2006/main" noChangeAspect="1"/>
+            </wp:cNvGraphicFramePr>
+            <a:graphic xmlns:a="http://schemas.openxmlformats.org/drawingml/2006/main">
+              <a:graphicData uri="http://schemas.openxmlformats.org/drawingml/2006/picture">
+                <pic:pic xmlns:pic="http://schemas.openxmlformats.org/drawingml/2006/picture">
+                  <pic:nvPicPr>
+                    <pic:cNvPr id="2" name="图片 1"/>
+                    <pic:cNvPicPr>
+                      <a:picLocks noChangeAspect="1"/>
+                    </pic:cNvPicPr>
+                  </pic:nvPicPr>
+                  <pic:blipFill>
+                    <a:blip r:embed="rId5"/>
+                    <a:stretch>
+                      <a:fillRect/>
+                    </a:stretch>
+                  </pic:blipFill>
+                  <pic:spPr>
+                    <a:xfrm>
+                      <a:off x="0" y="0"/>
+                      <a:ext cx="5273040" cy="4090670"/>
+                    </a:xfrm>
+                    <a:prstGeom prst="rect">
+                      <a:avLst/>
+                    </a:prstGeom>
+                    <a:noFill/>
+                    <a:ln>
+                      <a:noFill/>
+                    </a:ln>
+                  </pic:spPr>
+                </pic:pic>
+              </a:graphicData>
+            </a:graphic>
+          </wp:inline>
+        </w:drawing>
+      </w:r>
+    </w:p>
+    <w:p>
+      <w:pPr>
+        <w:rPr>
+          <w:rFonts w:hint="default"/>
+        </w:rPr>
+      </w:pPr>
+    </w:p>
+    <w:p>
+      <w:pPr>
+        <w:rPr>
+          <w:rFonts w:hint="default"/>
+        </w:rPr>
+      </w:pPr>
+    </w:p>
+    <w:p>
+      <w:pPr>
+        <w:rPr>
+          <w:rFonts w:hint="default"/>
+        </w:rPr>
+      </w:pPr>
+    </w:p>
+    <w:p>
+      <w:pPr>
+        <w:rPr>
+          <w:rFonts w:hint="default"/>
+        </w:rPr>
+      </w:pPr>
+    </w:p>
+    <w:p>
+      <w:pPr>
+        <w:rPr>
+          <w:rFonts w:hint="default"/>
+        </w:rPr>
+      </w:pPr>
+    </w:p>
+    <w:p>
+      <w:pPr>
+        <w:rPr>
+          <w:rFonts w:hint="default"/>
+        </w:rPr>
+      </w:pPr>
+    </w:p>
+    <w:p>
+      <w:pPr>
+        <w:rPr>
+          <w:rFonts w:hint="default"/>
+        </w:rPr>
+      </w:pPr>
+    </w:p>
+    <w:p>
+      <w:pPr>
+        <w:rPr>
+          <w:rFonts w:hint="default"/>
+        </w:rPr>
+      </w:pPr>
+    </w:p>
+    <w:p>
+      <w:pPr>
+        <w:rPr>
+          <w:rFonts w:hint="default"/>
+        </w:rPr>
+      </w:pPr>
+    </w:p>
+    <w:p>
+      <w:pPr>
+        <w:rPr>
+          <w:rFonts w:hint="default"/>
+        </w:rPr>
+      </w:pPr>
+    </w:p>
+    <w:p>
+      <w:pPr>
+        <w:rPr>
+          <w:rFonts w:hint="default"/>
+        </w:rPr>
+      </w:pPr>
+    </w:p>
+    <w:p>
+      <w:pPr>
+        <w:rPr>
+          <w:rFonts w:hint="default"/>
+        </w:rPr>
+      </w:pPr>
+    </w:p>
+    <w:p>
+      <w:pPr>
+        <w:rPr>
+          <w:rFonts w:hint="default"/>
+        </w:rPr>
+      </w:pPr>
+    </w:p>
+    <w:p>
+      <w:pPr>
+        <w:rPr>
+          <w:rFonts w:hint="default"/>
+        </w:rPr>
+      </w:pPr>
+    </w:p>
+    <w:p>
+      <w:pPr>
+        <w:rPr>
+          <w:rFonts w:hint="default"/>
+        </w:rPr>
+      </w:pPr>
+    </w:p>
+    <w:p>
+      <w:pPr>
+        <w:rPr>
+          <w:rFonts w:hint="default"/>
+        </w:rPr>
+      </w:pPr>
+    </w:p>
+    <w:p>
+      <w:pPr>
+        <w:rPr>
+          <w:rFonts w:hint="default"/>
+        </w:rPr>
+      </w:pPr>
+    </w:p>
+    <w:p>
+      <w:pPr>
+        <w:rPr>
+          <w:rFonts w:hint="default"/>
+        </w:rPr>
+      </w:pPr>
+    </w:p>
+    <w:p>
+      <w:pPr>
+        <w:rPr>
+          <w:rFonts w:hint="default"/>
+        </w:rPr>
+      </w:pPr>
+    </w:p>
+    <w:p>
+      <w:pPr>
+        <w:rPr>
+          <w:rFonts w:hint="default"/>
+        </w:rPr>
+      </w:pPr>
+    </w:p>
+    <w:p>
+      <w:pPr>
+        <w:rPr>
+          <w:rFonts w:hint="default"/>
+        </w:rPr>
+      </w:pPr>
+    </w:p>
+    <w:p>
+      <w:pPr>
+        <w:rPr>
+          <w:rFonts w:hint="default"/>
+        </w:rPr>
+      </w:pPr>
+      <w:r>
+        <w:rPr>
+          <w:rFonts w:hint="eastAsia"/>
+          <w:lang w:val="en-US" w:eastAsia="zh-CN"/>
+        </w:rPr>
+        <w:t>维修人员用例图</w:t>
+      </w:r>
+    </w:p>
+    <w:p>
+      <w:pPr>
+        <w:rPr>
+          <w:rFonts w:hint="default"/>
+        </w:rPr>
+      </w:pPr>
+    </w:p>
+    <w:p>
+      <w:pPr>
+        <w:rPr>
+          <w:rFonts w:hint="default"/>
+        </w:rPr>
+      </w:pPr>
+    </w:p>
+    <w:p>
+      <w:pPr>
+        <w:rPr>
+          <w:rFonts w:hint="default"/>
+        </w:rPr>
+      </w:pPr>
+    </w:p>
+    <w:p>
+      <w:pPr>
+        <w:rPr>
+          <w:rFonts w:hint="default"/>
+        </w:rPr>
+      </w:pPr>
+      <w:r>
+        <w:drawing>
+          <wp:inline distT="0" distB="0" distL="114300" distR="114300">
+            <wp:extent cx="4679950" cy="4508500"/>
+            <wp:effectExtent l="0" t="0" r="6350" b="0"/>
+            <wp:docPr id="3" name="图片 2"/>
+            <wp:cNvGraphicFramePr>
+              <a:graphicFrameLocks xmlns:a="http://schemas.openxmlformats.org/drawingml/2006/main" noChangeAspect="1"/>
+            </wp:cNvGraphicFramePr>
+            <a:graphic xmlns:a="http://schemas.openxmlformats.org/drawingml/2006/main">
+              <a:graphicData uri="http://schemas.openxmlformats.org/drawingml/2006/picture">
+                <pic:pic xmlns:pic="http://schemas.openxmlformats.org/drawingml/2006/picture">
+                  <pic:nvPicPr>
+                    <pic:cNvPr id="3" name="图片 2"/>
+                    <pic:cNvPicPr>
+                      <a:picLocks noChangeAspect="1"/>
+                    </pic:cNvPicPr>
+                  </pic:nvPicPr>
+                  <pic:blipFill>
+                    <a:blip r:embed="rId6"/>
+                    <a:stretch>
+                      <a:fillRect/>
+                    </a:stretch>
+                  </pic:blipFill>
+                  <pic:spPr>
+                    <a:xfrm>
+                      <a:off x="0" y="0"/>
+                      <a:ext cx="4679950" cy="4508500"/>
+                    </a:xfrm>
+                    <a:prstGeom prst="rect">
+                      <a:avLst/>
+                    </a:prstGeom>
+                    <a:noFill/>
+                    <a:ln>
+                      <a:noFill/>
+                    </a:ln>
+                  </pic:spPr>
+                </pic:pic>
+              </a:graphicData>
+            </a:graphic>
+          </wp:inline>
+        </w:drawing>
+      </w:r>
+    </w:p>
+    <w:p>
+      <w:pPr>
+        <w:rPr>
+          <w:rFonts w:hint="default"/>
+        </w:rPr>
+      </w:pPr>
+    </w:p>
+    <w:p>
+      <w:pPr>
+        <w:rPr>
+          <w:rFonts w:hint="default"/>
+        </w:rPr>
+      </w:pPr>
+    </w:p>
+    <w:p>
+      <w:pPr>
+        <w:rPr>
+          <w:rFonts w:hint="default"/>
+        </w:rPr>
+      </w:pPr>
+    </w:p>
+    <w:p>
+      <w:pPr>
+        <w:rPr>
+          <w:rFonts w:hint="default"/>
+        </w:rPr>
+      </w:pPr>
+    </w:p>
+    <w:p>
+      <w:pPr>
+        <w:rPr>
+          <w:rFonts w:hint="default"/>
+        </w:rPr>
+      </w:pPr>
+    </w:p>
+    <w:p>
+      <w:pPr>
+        <w:rPr>
+          <w:rFonts w:hint="default"/>
+        </w:rPr>
+      </w:pPr>
+    </w:p>
+    <w:p>
+      <w:pPr>
+        <w:rPr>
+          <w:rFonts w:hint="default"/>
+        </w:rPr>
+      </w:pPr>
+    </w:p>
+    <w:p>
+      <w:pPr>
+        <w:rPr>
+          <w:rFonts w:hint="default"/>
+        </w:rPr>
+      </w:pPr>
+    </w:p>
+    <w:p>
+      <w:pPr>
+        <w:rPr>
+          <w:rFonts w:hint="default"/>
+        </w:rPr>
+      </w:pPr>
+    </w:p>
+    <w:p>
+      <w:pPr>
+        <w:rPr>
+          <w:rFonts w:hint="default"/>
+        </w:rPr>
+      </w:pPr>
+    </w:p>
+    <w:p>
+      <w:pPr>
+        <w:rPr>
+          <w:rFonts w:hint="default"/>
+        </w:rPr>
+      </w:pPr>
+    </w:p>
+    <w:p>
+      <w:pPr>
+        <w:rPr>
+          <w:rFonts w:hint="default"/>
+        </w:rPr>
+      </w:pPr>
+    </w:p>
+    <w:p>
+      <w:pPr>
+        <w:rPr>
+          <w:rFonts w:hint="default"/>
+        </w:rPr>
+      </w:pPr>
+    </w:p>
+    <w:p>
+      <w:pPr>
+        <w:rPr>
+          <w:rFonts w:hint="default"/>
+        </w:rPr>
+      </w:pPr>
+    </w:p>
+    <w:p>
+      <w:pPr>
+        <w:rPr>
+          <w:rFonts w:hint="default"/>
+        </w:rPr>
+      </w:pPr>
+    </w:p>
+    <w:p>
+      <w:pPr>
+        <w:rPr>
+          <w:rFonts w:hint="eastAsia" w:eastAsiaTheme="minorEastAsia"/>
+          <w:lang w:val="en-US" w:eastAsia="zh-CN"/>
+        </w:rPr>
+      </w:pPr>
+    </w:p>
+    <w:p>
+      <w:pPr>
+        <w:rPr>
+          <w:rFonts w:hint="default"/>
+        </w:rPr>
+      </w:pPr>
+      <w:r>
+        <w:rPr>
+          <w:rFonts w:hint="eastAsia"/>
+          <w:lang w:val="en-US" w:eastAsia="zh-CN"/>
+        </w:rPr>
+        <w:t xml:space="preserve">学生用例图   </w:t>
+      </w:r>
+    </w:p>
+    <w:p>
+      <w:pPr>
+        <w:rPr>
+          <w:rFonts w:hint="default"/>
+        </w:rPr>
+      </w:pPr>
+    </w:p>
+    <w:p>
+      <w:pPr>
+        <w:rPr>
+          <w:rFonts w:hint="default"/>
+        </w:rPr>
+      </w:pPr>
+    </w:p>
+    <w:p>
+      <w:pPr>
+        <w:rPr>
+          <w:rFonts w:hint="default"/>
+        </w:rPr>
+      </w:pPr>
+    </w:p>
+    <w:p>
+      <w:pPr>
+        <w:rPr>
+          <w:rFonts w:hint="default"/>
+        </w:rPr>
+      </w:pPr>
+      <w:r>
+        <w:drawing>
+          <wp:inline distT="0" distB="0" distL="114300" distR="114300">
+            <wp:extent cx="5054600" cy="4406900"/>
+            <wp:effectExtent l="0" t="0" r="0" b="0"/>
+            <wp:docPr id="4" name="图片 3"/>
+            <wp:cNvGraphicFramePr>
+              <a:graphicFrameLocks xmlns:a="http://schemas.openxmlformats.org/drawingml/2006/main" noChangeAspect="1"/>
+            </wp:cNvGraphicFramePr>
+            <a:graphic xmlns:a="http://schemas.openxmlformats.org/drawingml/2006/main">
+              <a:graphicData uri="http://schemas.openxmlformats.org/drawingml/2006/picture">
+                <pic:pic xmlns:pic="http://schemas.openxmlformats.org/drawingml/2006/picture">
+                  <pic:nvPicPr>
+                    <pic:cNvPr id="4" name="图片 3"/>
+                    <pic:cNvPicPr>
+                      <a:picLocks noChangeAspect="1"/>
+                    </pic:cNvPicPr>
+                  </pic:nvPicPr>
+                  <pic:blipFill>
+                    <a:blip r:embed="rId7"/>
+                    <a:stretch>
+                      <a:fillRect/>
+                    </a:stretch>
+                  </pic:blipFill>
+                  <pic:spPr>
+                    <a:xfrm>
+                      <a:off x="0" y="0"/>
+                      <a:ext cx="5054600" cy="4406900"/>
+                    </a:xfrm>
+                    <a:prstGeom prst="rect">
+                      <a:avLst/>
+                    </a:prstGeom>
+                    <a:noFill/>
+                    <a:ln>
+                      <a:noFill/>
+                    </a:ln>
+                  </pic:spPr>
+                </pic:pic>
+              </a:graphicData>
+            </a:graphic>
+          </wp:inline>
+        </w:drawing>
+      </w:r>
+    </w:p>
+    <w:p>
+      <w:pPr>
+        <w:rPr>
+          <w:rFonts w:hint="default"/>
+        </w:rPr>
+      </w:pPr>
+    </w:p>
+    <w:p>
+      <w:pPr>
+        <w:rPr>
+          <w:rFonts w:hint="default"/>
+        </w:rPr>
+      </w:pPr>
+    </w:p>
+    <w:p>
+      <w:pPr>
+        <w:rPr>
+          <w:rFonts w:hint="default"/>
+        </w:rPr>
+      </w:pPr>
+    </w:p>
+    <w:p>
+      <w:pPr>
+        <w:rPr>
+          <w:rFonts w:hint="default"/>
+        </w:rPr>
+      </w:pPr>
+    </w:p>
+    <w:p>
+      <w:pPr>
+        <w:rPr>
+          <w:rFonts w:hint="default"/>
+        </w:rPr>
+      </w:pPr>
+    </w:p>
+    <w:p>
+      <w:pPr>
+        <w:rPr>
+          <w:rFonts w:hint="default"/>
+        </w:rPr>
+      </w:pPr>
+    </w:p>
+    <w:p>
+      <w:pPr>
+        <w:rPr>
+          <w:rFonts w:hint="default"/>
+        </w:rPr>
+      </w:pPr>
+    </w:p>
+    <w:p>
+      <w:pPr>
+        <w:rPr>
+          <w:rFonts w:hint="default"/>
+        </w:rPr>
+      </w:pPr>
+    </w:p>
+    <w:p>
+      <w:pPr>
+        <w:rPr>
+          <w:rFonts w:hint="default"/>
+        </w:rPr>
+      </w:pPr>
+    </w:p>
+    <w:p>
+      <w:pPr>
+        <w:rPr>
+          <w:rFonts w:hint="default"/>
+        </w:rPr>
+      </w:pPr>
+    </w:p>
+    <w:p>
+      <w:pPr>
+        <w:rPr>
+          <w:rFonts w:hint="default"/>
+        </w:rPr>
+      </w:pPr>
+    </w:p>
+    <w:p>
+      <w:pPr>
+        <w:rPr>
+          <w:rFonts w:hint="default"/>
+        </w:rPr>
+      </w:pPr>
+    </w:p>
+    <w:p>
+      <w:pPr>
+        <w:rPr>
+          <w:rFonts w:hint="default"/>
+        </w:rPr>
+      </w:pPr>
+    </w:p>
+    <w:p>
+      <w:pPr>
+        <w:rPr>
+          <w:rFonts w:hint="default"/>
+        </w:rPr>
+      </w:pPr>
+    </w:p>
+    <w:p>
+      <w:pPr>
+        <w:rPr>
+          <w:rFonts w:hint="default"/>
+        </w:rPr>
+      </w:pPr>
+    </w:p>
+    <w:p>
+      <w:pPr>
+        <w:rPr>
+          <w:rFonts w:hint="default"/>
+        </w:rPr>
+      </w:pPr>
+    </w:p>
+    <w:p>
+      <w:pPr>
+        <w:rPr>
+          <w:rFonts w:hint="default"/>
+        </w:rPr>
+      </w:pPr>
+    </w:p>
+    <w:p>
+      <w:pPr>
+        <w:rPr>
+          <w:rFonts w:hint="default"/>
+        </w:rPr>
+      </w:pPr>
+    </w:p>
+    <w:p>
+      <w:pPr>
+        <w:rPr>
+          <w:rFonts w:hint="default"/>
+        </w:rPr>
+      </w:pPr>
+    </w:p>
+    <w:p>
+      <w:pPr>
+        <w:rPr>
+          <w:rFonts w:hint="default" w:eastAsiaTheme="minorEastAsia"/>
+          <w:lang w:val="en-US" w:eastAsia="zh-CN"/>
+        </w:rPr>
+      </w:pPr>
+      <w:r>
+        <w:rPr>
+          <w:rFonts w:hint="eastAsia"/>
+          <w:lang w:val="en-US" w:eastAsia="zh-CN"/>
+        </w:rPr>
+        <w:t>系统用例图</w:t>
+      </w:r>
+    </w:p>
+    <w:p>
+      <w:pPr>
+        <w:rPr>
+          <w:rFonts w:hint="default"/>
+        </w:rPr>
+      </w:pPr>
+    </w:p>
+    <w:p>
+      <w:pPr>
+        <w:rPr>
+          <w:rFonts w:hint="default"/>
+        </w:rPr>
+      </w:pPr>
+    </w:p>
+    <w:p>
+      <w:pPr>
+        <w:rPr>
+          <w:rFonts w:hint="default"/>
+        </w:rPr>
+      </w:pPr>
+    </w:p>
+    <w:p>
+      <w:pPr>
+        <w:rPr>
+          <w:rFonts w:hint="default"/>
+        </w:rPr>
+      </w:pPr>
+    </w:p>
+    <w:p>
+      <w:pPr>
+        <w:rPr>
+          <w:rFonts w:hint="default"/>
+        </w:rPr>
+      </w:pPr>
+      <w:r>
+        <w:drawing>
+          <wp:inline distT="0" distB="0" distL="114300" distR="114300">
+            <wp:extent cx="5272405" cy="3714115"/>
+            <wp:effectExtent l="0" t="0" r="10795" b="6985"/>
+            <wp:docPr id="5" name="图片 4"/>
+            <wp:cNvGraphicFramePr>
+              <a:graphicFrameLocks xmlns:a="http://schemas.openxmlformats.org/drawingml/2006/main" noChangeAspect="1"/>
+            </wp:cNvGraphicFramePr>
+            <a:graphic xmlns:a="http://schemas.openxmlformats.org/drawingml/2006/main">
+              <a:graphicData uri="http://schemas.openxmlformats.org/drawingml/2006/picture">
+                <pic:pic xmlns:pic="http://schemas.openxmlformats.org/drawingml/2006/picture">
+                  <pic:nvPicPr>
+                    <pic:cNvPr id="5" name="图片 4"/>
+                    <pic:cNvPicPr>
+                      <a:picLocks noChangeAspect="1"/>
+                    </pic:cNvPicPr>
+                  </pic:nvPicPr>
+                  <pic:blipFill>
+                    <a:blip r:embed="rId8"/>
+                    <a:stretch>
+                      <a:fillRect/>
+                    </a:stretch>
+                  </pic:blipFill>
+                  <pic:spPr>
+                    <a:xfrm>
+                      <a:off x="0" y="0"/>
+                      <a:ext cx="5272405" cy="3714115"/>
+                    </a:xfrm>
+                    <a:prstGeom prst="rect">
+                      <a:avLst/>
+                    </a:prstGeom>
+                    <a:noFill/>
+                    <a:ln>
+                      <a:noFill/>
+                    </a:ln>
+                  </pic:spPr>
+                </pic:pic>
+              </a:graphicData>
+            </a:graphic>
+          </wp:inline>
+        </w:drawing>
+      </w:r>
+    </w:p>
+    <w:p>
+      <w:pPr>
+        <w:rPr>
+          <w:rFonts w:hint="default"/>
+        </w:rPr>
+      </w:pPr>
+    </w:p>
+    <w:p>
+      <w:pPr>
+        <w:rPr>
+          <w:rFonts w:hint="default"/>
+        </w:rPr>
+      </w:pPr>
+    </w:p>
+    <w:p>
+      <w:pPr>
+        <w:rPr>
+          <w:rFonts w:hint="default"/>
+        </w:rPr>
+      </w:pPr>
+    </w:p>
+    <w:p>
+      <w:pPr>
+        <w:rPr>
+          <w:rFonts w:hint="default"/>
+        </w:rPr>
+      </w:pPr>
+      <w:bookmarkStart w:id="0" w:name="_GoBack"/>
+    </w:p>
+    <w:bookmarkEnd w:id="0"/>
+    <w:p>
+      <w:pPr>
+        <w:rPr>
+          <w:rFonts w:hint="default"/>
+        </w:rPr>
+      </w:pPr>
+    </w:p>
+    <w:p>
+      <w:pPr>
+        <w:rPr>
+          <w:rFonts w:hint="default"/>
+        </w:rPr>
+      </w:pPr>
+    </w:p>
+    <w:p>
+      <w:pPr>
+        <w:rPr>
+          <w:rFonts w:hint="default"/>
+        </w:rPr>
+      </w:pPr>
+    </w:p>
+    <w:p>
+      <w:pPr>
+        <w:rPr>
+          <w:rFonts w:hint="default"/>
+        </w:rPr>
+      </w:pPr>
+    </w:p>
+    <w:p>
+      <w:pPr>
+        <w:rPr>
+          <w:rFonts w:hint="default"/>
+        </w:rPr>
+      </w:pPr>
+    </w:p>
+    <w:p>
+      <w:pPr>
+        <w:rPr>
+          <w:rFonts w:hint="default"/>
+        </w:rPr>
+      </w:pPr>
+    </w:p>
+    <w:p>
+      <w:pPr>
+        <w:rPr>
+          <w:rFonts w:hint="default"/>
+        </w:rPr>
+      </w:pPr>
+    </w:p>
+    <w:p>
+      <w:pPr>
+        <w:rPr>
+          <w:rFonts w:hint="default"/>
+        </w:rPr>
+      </w:pPr>
+    </w:p>
+    <w:p>
+      <w:pPr>
+        <w:rPr>
+          <w:rFonts w:hint="default"/>
+        </w:rPr>
+      </w:pPr>
+    </w:p>
+    <w:p>
+      <w:pPr>
+        <w:rPr>
+          <w:rFonts w:hint="default"/>
+        </w:rPr>
+      </w:pPr>
+    </w:p>
+    <w:p>
+      <w:pPr>
+        <w:rPr>
+          <w:rFonts w:hint="default"/>
+        </w:rPr>
+      </w:pPr>
+    </w:p>
+    <w:p>
+      <w:pPr>
+        <w:rPr>
+          <w:rFonts w:hint="default"/>
+        </w:rPr>
+      </w:pPr>
+    </w:p>
+    <w:p>
+      <w:pPr>
+        <w:rPr>
+          <w:rFonts w:hint="default"/>
+        </w:rPr>
+      </w:pPr>
+    </w:p>
+    <w:p>
+      <w:pPr>
+        <w:rPr>
+          <w:rFonts w:hint="default"/>
+        </w:rPr>
+      </w:pPr>
+    </w:p>
+    <w:p>
+      <w:pPr>
+        <w:rPr>
+          <w:rFonts w:hint="default"/>
+        </w:rPr>
+      </w:pPr>
+    </w:p>
+    <w:p>
+      <w:pPr>
+        <w:rPr>
+          <w:rFonts w:hint="default"/>
+        </w:rPr>
+      </w:pPr>
+    </w:p>
+    <w:p>
+      <w:pPr>
+        <w:rPr>
+          <w:rFonts w:hint="default"/>
+        </w:rPr>
+      </w:pPr>
+    </w:p>
+    <w:p>
+      <w:pPr>
+        <w:rPr>
+          <w:rFonts w:hint="default"/>
+        </w:rPr>
+      </w:pPr>
+    </w:p>
+    <w:p>
+      <w:pPr>
+        <w:rPr>
+          <w:rFonts w:hint="default"/>
+        </w:rPr>
+      </w:pPr>
+    </w:p>
+    <w:p>
+      <w:pPr>
+        <w:rPr>
+          <w:rFonts w:hint="default"/>
+        </w:rPr>
+      </w:pPr>
+    </w:p>
+    <w:p>
+      <w:pPr>
+        <w:rPr>
+          <w:rFonts w:hint="default"/>
+        </w:rPr>
+      </w:pPr>
+    </w:p>
+    <w:p>
+      <w:pPr>
+        <w:rPr>
+          <w:rFonts w:hint="default"/>
+        </w:rPr>
+      </w:pPr>
+    </w:p>
+    <w:p>
+      <w:pPr>
+        <w:rPr>
+          <w:rFonts w:hint="default"/>
+        </w:rPr>
+      </w:pPr>
+    </w:p>
+    <w:p>
+      <w:pPr>
+        <w:rPr>
+          <w:rFonts w:hint="default"/>
+        </w:rPr>
+      </w:pPr>
+    </w:p>
+    <w:p>
+      <w:pPr>
+        <w:rPr>
+          <w:rFonts w:hint="default"/>
+        </w:rPr>
+      </w:pPr>
+    </w:p>
+    <w:p>
+      <w:pPr>
+        <w:rPr>
+          <w:rFonts w:hint="default"/>
+        </w:rPr>
+      </w:pPr>
+    </w:p>
+    <w:p>
+      <w:pPr>
+        <w:rPr>
+          <w:rFonts w:hint="default"/>
+        </w:rPr>
+      </w:pPr>
+    </w:p>
+    <w:p>
+      <w:pPr>
+        <w:rPr>
+          <w:rFonts w:hint="default"/>
+        </w:rPr>
+      </w:pPr>
+    </w:p>
+    <w:p>
+      <w:pPr>
+        <w:rPr>
+          <w:rFonts w:hint="default"/>
+        </w:rPr>
+      </w:pPr>
+    </w:p>
+    <w:p>
+      <w:pPr>
+        <w:rPr>
+          <w:rFonts w:hint="default"/>
+        </w:rPr>
+      </w:pPr>
     </w:p>
     <w:p>
       <w:r>
@@ -68,7 +3855,7 @@
     </w:p>
     <w:tbl>
       <w:tblPr>
-        <w:tblStyle w:val="5"/>
+        <w:tblStyle w:val="8"/>
         <w:tblW w:w="0" w:type="auto"/>
         <w:tblInd w:w="0" w:type="dxa"/>
         <w:tblBorders>
@@ -103,6 +3890,12 @@
             <w:insideV w:val="none" w:color="auto" w:sz="0" w:space="0"/>
           </w:tblBorders>
           <w:shd w:val="clear" w:color="auto" w:fill="auto"/>
+          <w:tblCellMar>
+            <w:top w:w="0" w:type="dxa"/>
+            <w:left w:w="0" w:type="dxa"/>
+            <w:bottom w:w="0" w:type="dxa"/>
+            <w:right w:w="0" w:type="dxa"/>
+          </w:tblCellMar>
         </w:tblPrEx>
         <w:trPr>
           <w:tblHeader/>
@@ -318,6 +4111,7 @@
             <w:insideH w:val="none" w:color="auto" w:sz="0" w:space="0"/>
             <w:insideV w:val="none" w:color="auto" w:sz="0" w:space="0"/>
           </w:tblBorders>
+          <w:shd w:val="clear" w:color="auto" w:fill="auto"/>
           <w:tblCellMar>
             <w:top w:w="0" w:type="dxa"/>
             <w:left w:w="0" w:type="dxa"/>
@@ -376,78 +4170,6 @@
                 <w:lang w:val="en-US" w:eastAsia="zh-CN"/>
               </w:rPr>
               <w:t>管理员</w:t>
-            </w:r>
-          </w:p>
-        </w:tc>
-      </w:tr>
-      <w:tr>
-        <w:tblPrEx>
-          <w:tblBorders>
-            <w:top w:val="single" w:color="auto" w:sz="2" w:space="0"/>
-            <w:left w:val="single" w:color="auto" w:sz="2" w:space="0"/>
-            <w:bottom w:val="single" w:color="auto" w:sz="2" w:space="0"/>
-            <w:right w:val="single" w:color="auto" w:sz="2" w:space="0"/>
-            <w:insideH w:val="none" w:color="auto" w:sz="0" w:space="0"/>
-            <w:insideV w:val="none" w:color="auto" w:sz="0" w:space="0"/>
-          </w:tblBorders>
-          <w:tblCellMar>
-            <w:top w:w="0" w:type="dxa"/>
-            <w:left w:w="0" w:type="dxa"/>
-            <w:bottom w:w="0" w:type="dxa"/>
-            <w:right w:w="0" w:type="dxa"/>
-          </w:tblCellMar>
-        </w:tblPrEx>
-        <w:tc>
-          <w:tcPr>
-            <w:tcW w:w="0" w:type="auto"/>
-            <w:tcBorders>
-              <w:top w:val="nil"/>
-              <w:left w:val="nil"/>
-              <w:bottom w:val="nil"/>
-              <w:right w:val="single" w:color="auto" w:sz="2" w:space="0"/>
-            </w:tcBorders>
-            <w:shd w:val="clear" w:color="auto" w:fill="auto"/>
-            <w:tcMar>
-              <w:top w:w="120" w:type="dxa"/>
-              <w:left w:w="180" w:type="dxa"/>
-              <w:bottom w:w="120" w:type="dxa"/>
-              <w:right w:w="180" w:type="dxa"/>
-            </w:tcMar>
-            <w:vAlign w:val="center"/>
-          </w:tcPr>
-          <w:p>
-            <w:r>
-              <w:rPr>
-                <w:lang w:val="en-US" w:eastAsia="zh-CN"/>
-              </w:rPr>
-              <w:t>目标</w:t>
-            </w:r>
-          </w:p>
-        </w:tc>
-        <w:tc>
-          <w:tcPr>
-            <w:tcW w:w="0" w:type="auto"/>
-            <w:tcBorders>
-              <w:top w:val="nil"/>
-              <w:left w:val="nil"/>
-              <w:bottom w:val="nil"/>
-              <w:right w:val="nil"/>
-            </w:tcBorders>
-            <w:shd w:val="clear" w:color="auto" w:fill="auto"/>
-            <w:tcMar>
-              <w:top w:w="120" w:type="dxa"/>
-              <w:left w:w="180" w:type="dxa"/>
-              <w:bottom w:w="120" w:type="dxa"/>
-              <w:right w:w="180" w:type="dxa"/>
-            </w:tcMar>
-            <w:vAlign w:val="center"/>
-          </w:tcPr>
-          <w:p>
-            <w:r>
-              <w:rPr>
-                <w:lang w:val="en-US" w:eastAsia="zh-CN"/>
-              </w:rPr>
-              <w:t>实时掌握全量设备运行状态，获取异常设备告警信息</w:t>
             </w:r>
           </w:p>
         </w:tc>
@@ -493,7 +4215,7 @@
               <w:rPr>
                 <w:lang w:val="en-US" w:eastAsia="zh-CN"/>
               </w:rPr>
-              <w:t>范围</w:t>
+              <w:t>目标</w:t>
             </w:r>
           </w:p>
         </w:tc>
@@ -520,7 +4242,7 @@
               <w:rPr>
                 <w:lang w:val="en-US" w:eastAsia="zh-CN"/>
               </w:rPr>
-              <w:t>校园直饮矿化水物联网运维平台 - Web 管理端</w:t>
+              <w:t>实时掌握全量设备运行状态，获取异常设备告警信息</w:t>
             </w:r>
           </w:p>
         </w:tc>
@@ -566,7 +4288,7 @@
               <w:rPr>
                 <w:lang w:val="en-US" w:eastAsia="zh-CN"/>
               </w:rPr>
-              <w:t>前置条件</w:t>
+              <w:t>范围</w:t>
             </w:r>
           </w:p>
         </w:tc>
@@ -593,7 +4315,7 @@
               <w:rPr>
                 <w:lang w:val="en-US" w:eastAsia="zh-CN"/>
               </w:rPr>
-              <w:t>管理员已登录系统；平台已连接 MQTT 服务器，可接收设备实时数据</w:t>
+              <w:t>校园直饮矿化水物联网运维平台 - Web 管理端</w:t>
             </w:r>
           </w:p>
         </w:tc>
@@ -639,7 +4361,7 @@
               <w:rPr>
                 <w:lang w:val="en-US" w:eastAsia="zh-CN"/>
               </w:rPr>
-              <w:t>交互动作</w:t>
+              <w:t>前置条件</w:t>
             </w:r>
           </w:p>
         </w:tc>
@@ -666,7 +4388,7 @@
               <w:rPr>
                 <w:lang w:val="en-US" w:eastAsia="zh-CN"/>
               </w:rPr>
-              <w:t>（1）管理员点击左侧菜单 “设备监控→实时监控”（2）系统加载全量设备列表，按 “制水机 / 供水机 / 终端机” 分组展示，含设备 ID、名称、所属片区、实时状态（3）管理员点击某设备，右侧弹出数据面板，展示实时传感器数据（如制水机 TDS / 水压 / 流量、供水机水位 / 漏水状态）（4）系统每 5 秒自动刷新数据，管理员可手动点击 “刷新” 按钮同步最新数据</w:t>
+              <w:t>管理员已登录系统；平台已连接 MQTT 服务器，可接收设备实时数据</w:t>
             </w:r>
           </w:p>
         </w:tc>
@@ -712,6 +4434,79 @@
               <w:rPr>
                 <w:lang w:val="en-US" w:eastAsia="zh-CN"/>
               </w:rPr>
+              <w:t>交互动作</w:t>
+            </w:r>
+          </w:p>
+        </w:tc>
+        <w:tc>
+          <w:tcPr>
+            <w:tcW w:w="0" w:type="auto"/>
+            <w:tcBorders>
+              <w:top w:val="nil"/>
+              <w:left w:val="nil"/>
+              <w:bottom w:val="nil"/>
+              <w:right w:val="nil"/>
+            </w:tcBorders>
+            <w:shd w:val="clear" w:color="auto" w:fill="auto"/>
+            <w:tcMar>
+              <w:top w:w="120" w:type="dxa"/>
+              <w:left w:w="180" w:type="dxa"/>
+              <w:bottom w:w="120" w:type="dxa"/>
+              <w:right w:w="180" w:type="dxa"/>
+            </w:tcMar>
+            <w:vAlign w:val="center"/>
+          </w:tcPr>
+          <w:p>
+            <w:r>
+              <w:rPr>
+                <w:lang w:val="en-US" w:eastAsia="zh-CN"/>
+              </w:rPr>
+              <w:t>（1）管理员点击左侧菜单 “设备监控→实时监控”（2）系统加载全量设备列表，按 “制水机 / 供水机 / 终端机” 分组展示，含设备 ID、名称、所属片区、实时状态（3）管理员点击某设备，右侧弹出数据面板，展示实时传感器数据（如制水机 TDS / 水压 / 流量、供水机水位 / 漏水状态）（4）系统每 5 秒自动刷新数据，管理员可手动点击 “刷新” 按钮同步最新数据</w:t>
+            </w:r>
+          </w:p>
+        </w:tc>
+      </w:tr>
+      <w:tr>
+        <w:tblPrEx>
+          <w:tblBorders>
+            <w:top w:val="single" w:color="auto" w:sz="2" w:space="0"/>
+            <w:left w:val="single" w:color="auto" w:sz="2" w:space="0"/>
+            <w:bottom w:val="single" w:color="auto" w:sz="2" w:space="0"/>
+            <w:right w:val="single" w:color="auto" w:sz="2" w:space="0"/>
+            <w:insideH w:val="none" w:color="auto" w:sz="0" w:space="0"/>
+            <w:insideV w:val="none" w:color="auto" w:sz="0" w:space="0"/>
+          </w:tblBorders>
+          <w:shd w:val="clear" w:color="auto" w:fill="auto"/>
+          <w:tblCellMar>
+            <w:top w:w="0" w:type="dxa"/>
+            <w:left w:w="0" w:type="dxa"/>
+            <w:bottom w:w="0" w:type="dxa"/>
+            <w:right w:w="0" w:type="dxa"/>
+          </w:tblCellMar>
+        </w:tblPrEx>
+        <w:tc>
+          <w:tcPr>
+            <w:tcW w:w="0" w:type="auto"/>
+            <w:tcBorders>
+              <w:top w:val="nil"/>
+              <w:left w:val="nil"/>
+              <w:bottom w:val="nil"/>
+              <w:right w:val="single" w:color="auto" w:sz="2" w:space="0"/>
+            </w:tcBorders>
+            <w:shd w:val="clear" w:color="auto" w:fill="auto"/>
+            <w:tcMar>
+              <w:top w:w="120" w:type="dxa"/>
+              <w:left w:w="180" w:type="dxa"/>
+              <w:bottom w:w="120" w:type="dxa"/>
+              <w:right w:w="180" w:type="dxa"/>
+            </w:tcMar>
+            <w:vAlign w:val="center"/>
+          </w:tcPr>
+          <w:p>
+            <w:r>
+              <w:rPr>
+                <w:lang w:val="en-US" w:eastAsia="zh-CN"/>
+              </w:rPr>
               <w:t>扩展交互</w:t>
             </w:r>
           </w:p>
@@ -765,6 +4560,20 @@
           <w:rFonts w:hint="default"/>
         </w:rPr>
       </w:pPr>
+    </w:p>
+    <w:p>
+      <w:pPr>
+        <w:rPr>
+          <w:rFonts w:hint="default"/>
+        </w:rPr>
+      </w:pPr>
+    </w:p>
+    <w:p>
+      <w:pPr>
+        <w:rPr>
+          <w:rFonts w:hint="default"/>
+        </w:rPr>
+      </w:pPr>
       <w:r>
         <w:rPr>
           <w:rFonts w:hint="default"/>
@@ -774,7 +4583,7 @@
     </w:p>
     <w:tbl>
       <w:tblPr>
-        <w:tblStyle w:val="5"/>
+        <w:tblStyle w:val="8"/>
         <w:tblW w:w="0" w:type="auto"/>
         <w:tblInd w:w="0" w:type="dxa"/>
         <w:tblBorders>
@@ -957,6 +4766,7 @@
             <w:insideH w:val="none" w:color="auto" w:sz="0" w:space="0"/>
             <w:insideV w:val="none" w:color="auto" w:sz="0" w:space="0"/>
           </w:tblBorders>
+          <w:shd w:val="clear" w:color="auto" w:fill="auto"/>
           <w:tblCellMar>
             <w:top w:w="0" w:type="dxa"/>
             <w:left w:w="0" w:type="dxa"/>
@@ -1015,78 +4825,6 @@
                 <w:lang w:val="en-US" w:eastAsia="zh-CN"/>
               </w:rPr>
               <w:t>UC-ADMIN-002-WorkOrderAssign</w:t>
-            </w:r>
-          </w:p>
-        </w:tc>
-      </w:tr>
-      <w:tr>
-        <w:tblPrEx>
-          <w:tblBorders>
-            <w:top w:val="single" w:color="auto" w:sz="2" w:space="0"/>
-            <w:left w:val="single" w:color="auto" w:sz="2" w:space="0"/>
-            <w:bottom w:val="single" w:color="auto" w:sz="2" w:space="0"/>
-            <w:right w:val="single" w:color="auto" w:sz="2" w:space="0"/>
-            <w:insideH w:val="none" w:color="auto" w:sz="0" w:space="0"/>
-            <w:insideV w:val="none" w:color="auto" w:sz="0" w:space="0"/>
-          </w:tblBorders>
-          <w:tblCellMar>
-            <w:top w:w="0" w:type="dxa"/>
-            <w:left w:w="0" w:type="dxa"/>
-            <w:bottom w:w="0" w:type="dxa"/>
-            <w:right w:w="0" w:type="dxa"/>
-          </w:tblCellMar>
-        </w:tblPrEx>
-        <w:tc>
-          <w:tcPr>
-            <w:tcW w:w="0" w:type="auto"/>
-            <w:tcBorders>
-              <w:top w:val="nil"/>
-              <w:left w:val="nil"/>
-              <w:bottom w:val="nil"/>
-              <w:right w:val="single" w:color="auto" w:sz="2" w:space="0"/>
-            </w:tcBorders>
-            <w:shd w:val="clear" w:color="auto" w:fill="auto"/>
-            <w:tcMar>
-              <w:top w:w="120" w:type="dxa"/>
-              <w:left w:w="180" w:type="dxa"/>
-              <w:bottom w:w="120" w:type="dxa"/>
-              <w:right w:w="180" w:type="dxa"/>
-            </w:tcMar>
-            <w:vAlign w:val="center"/>
-          </w:tcPr>
-          <w:p>
-            <w:r>
-              <w:rPr>
-                <w:lang w:val="en-US" w:eastAsia="zh-CN"/>
-              </w:rPr>
-              <w:t>主要执行者</w:t>
-            </w:r>
-          </w:p>
-        </w:tc>
-        <w:tc>
-          <w:tcPr>
-            <w:tcW w:w="0" w:type="auto"/>
-            <w:tcBorders>
-              <w:top w:val="nil"/>
-              <w:left w:val="nil"/>
-              <w:bottom w:val="nil"/>
-              <w:right w:val="nil"/>
-            </w:tcBorders>
-            <w:shd w:val="clear" w:color="auto" w:fill="auto"/>
-            <w:tcMar>
-              <w:top w:w="120" w:type="dxa"/>
-              <w:left w:w="180" w:type="dxa"/>
-              <w:bottom w:w="120" w:type="dxa"/>
-              <w:right w:w="180" w:type="dxa"/>
-            </w:tcMar>
-            <w:vAlign w:val="center"/>
-          </w:tcPr>
-          <w:p>
-            <w:r>
-              <w:rPr>
-                <w:lang w:val="en-US" w:eastAsia="zh-CN"/>
-              </w:rPr>
-              <w:t>管理员</w:t>
             </w:r>
           </w:p>
         </w:tc>
@@ -1132,7 +4870,7 @@
               <w:rPr>
                 <w:lang w:val="en-US" w:eastAsia="zh-CN"/>
               </w:rPr>
-              <w:t>目标</w:t>
+              <w:t>主要执行者</w:t>
             </w:r>
           </w:p>
         </w:tc>
@@ -1159,7 +4897,7 @@
               <w:rPr>
                 <w:lang w:val="en-US" w:eastAsia="zh-CN"/>
               </w:rPr>
-              <w:t>对超时未抢单工单手动指派维修人员，确保工单及时处理</w:t>
+              <w:t>管理员</w:t>
             </w:r>
           </w:p>
         </w:tc>
@@ -1205,7 +4943,7 @@
               <w:rPr>
                 <w:lang w:val="en-US" w:eastAsia="zh-CN"/>
               </w:rPr>
-              <w:t>范围</w:t>
+              <w:t>目标</w:t>
             </w:r>
           </w:p>
         </w:tc>
@@ -1232,7 +4970,7 @@
               <w:rPr>
                 <w:lang w:val="en-US" w:eastAsia="zh-CN"/>
               </w:rPr>
-              <w:t>校园直饮矿化水物联网运维平台 - Web 管理端</w:t>
+              <w:t>对超时未抢单工单手动指派维修人员，确保工单及时处理</w:t>
             </w:r>
           </w:p>
         </w:tc>
@@ -1278,7 +5016,7 @@
               <w:rPr>
                 <w:lang w:val="en-US" w:eastAsia="zh-CN"/>
               </w:rPr>
-              <w:t>前置条件</w:t>
+              <w:t>范围</w:t>
             </w:r>
           </w:p>
         </w:tc>
@@ -1305,7 +5043,7 @@
               <w:rPr>
                 <w:lang w:val="en-US" w:eastAsia="zh-CN"/>
               </w:rPr>
-              <w:t>管理员已登录系统；存在 “待抢单且超时” 的工单（创建超 30 分钟）；目标维修人员所属片区与工单片区一致</w:t>
+              <w:t>校园直饮矿化水物联网运维平台 - Web 管理端</w:t>
             </w:r>
           </w:p>
         </w:tc>
@@ -1351,7 +5089,7 @@
               <w:rPr>
                 <w:lang w:val="en-US" w:eastAsia="zh-CN"/>
               </w:rPr>
-              <w:t>交互动作</w:t>
+              <w:t>前置条件</w:t>
             </w:r>
           </w:p>
         </w:tc>
@@ -1378,7 +5116,7 @@
               <w:rPr>
                 <w:lang w:val="en-US" w:eastAsia="zh-CN"/>
               </w:rPr>
-              <w:t>（1）管理员在 “工单管理→工单列表” 筛选 “状态 = 待抢单 + 超时 = 是”，超时工单标红显示（2）点击目标工单 “人工派单” 按钮，弹出派单弹窗（3）选择 “所属片区维修人员”（仅显示工单片区维修员）（4）填写派单备注（可选），点击 “确认派单”（5）系统反馈派单结果，工单状态更新为 “处理中”</w:t>
+              <w:t>管理员已登录系统；存在 “待抢单且超时” 的工单（创建超 30 分钟）；目标维修人员所属片区与工单片区一致</w:t>
             </w:r>
           </w:p>
         </w:tc>
@@ -1393,6 +5131,7 @@
             <w:insideH w:val="none" w:color="auto" w:sz="0" w:space="0"/>
             <w:insideV w:val="none" w:color="auto" w:sz="0" w:space="0"/>
           </w:tblBorders>
+          <w:shd w:val="clear" w:color="auto" w:fill="auto"/>
           <w:tblCellMar>
             <w:top w:w="0" w:type="dxa"/>
             <w:left w:w="0" w:type="dxa"/>
@@ -1423,6 +5162,79 @@
               <w:rPr>
                 <w:lang w:val="en-US" w:eastAsia="zh-CN"/>
               </w:rPr>
+              <w:t>交互动作</w:t>
+            </w:r>
+          </w:p>
+        </w:tc>
+        <w:tc>
+          <w:tcPr>
+            <w:tcW w:w="0" w:type="auto"/>
+            <w:tcBorders>
+              <w:top w:val="nil"/>
+              <w:left w:val="nil"/>
+              <w:bottom w:val="nil"/>
+              <w:right w:val="nil"/>
+            </w:tcBorders>
+            <w:shd w:val="clear" w:color="auto" w:fill="auto"/>
+            <w:tcMar>
+              <w:top w:w="120" w:type="dxa"/>
+              <w:left w:w="180" w:type="dxa"/>
+              <w:bottom w:w="120" w:type="dxa"/>
+              <w:right w:w="180" w:type="dxa"/>
+            </w:tcMar>
+            <w:vAlign w:val="center"/>
+          </w:tcPr>
+          <w:p>
+            <w:r>
+              <w:rPr>
+                <w:lang w:val="en-US" w:eastAsia="zh-CN"/>
+              </w:rPr>
+              <w:t>（1）管理员在 “工单管理→工单列表” 筛选 “状态 = 待抢单 + 超时 = 是”，超时工单标红显示（2）点击目标工单 “人工派单” 按钮，弹出派单弹窗（3）选择 “所属片区维修人员”（仅显示工单片区维修员）（4）填写派单备注（可选），点击 “确认派单”（5）系统反馈派单结果，工单状态更新为 “处理中”</w:t>
+            </w:r>
+          </w:p>
+        </w:tc>
+      </w:tr>
+      <w:tr>
+        <w:tblPrEx>
+          <w:tblBorders>
+            <w:top w:val="single" w:color="auto" w:sz="2" w:space="0"/>
+            <w:left w:val="single" w:color="auto" w:sz="2" w:space="0"/>
+            <w:bottom w:val="single" w:color="auto" w:sz="2" w:space="0"/>
+            <w:right w:val="single" w:color="auto" w:sz="2" w:space="0"/>
+            <w:insideH w:val="none" w:color="auto" w:sz="0" w:space="0"/>
+            <w:insideV w:val="none" w:color="auto" w:sz="0" w:space="0"/>
+          </w:tblBorders>
+          <w:shd w:val="clear" w:color="auto" w:fill="auto"/>
+          <w:tblCellMar>
+            <w:top w:w="0" w:type="dxa"/>
+            <w:left w:w="0" w:type="dxa"/>
+            <w:bottom w:w="0" w:type="dxa"/>
+            <w:right w:w="0" w:type="dxa"/>
+          </w:tblCellMar>
+        </w:tblPrEx>
+        <w:tc>
+          <w:tcPr>
+            <w:tcW w:w="0" w:type="auto"/>
+            <w:tcBorders>
+              <w:top w:val="nil"/>
+              <w:left w:val="nil"/>
+              <w:bottom w:val="nil"/>
+              <w:right w:val="single" w:color="auto" w:sz="2" w:space="0"/>
+            </w:tcBorders>
+            <w:shd w:val="clear" w:color="auto" w:fill="auto"/>
+            <w:tcMar>
+              <w:top w:w="120" w:type="dxa"/>
+              <w:left w:w="180" w:type="dxa"/>
+              <w:bottom w:w="120" w:type="dxa"/>
+              <w:right w:w="180" w:type="dxa"/>
+            </w:tcMar>
+            <w:vAlign w:val="center"/>
+          </w:tcPr>
+          <w:p>
+            <w:r>
+              <w:rPr>
+                <w:lang w:val="en-US" w:eastAsia="zh-CN"/>
+              </w:rPr>
               <w:t>扩展交互</w:t>
             </w:r>
           </w:p>
@@ -1513,7 +5325,7 @@
     </w:p>
     <w:tbl>
       <w:tblPr>
-        <w:tblStyle w:val="5"/>
+        <w:tblStyle w:val="8"/>
         <w:tblW w:w="0" w:type="auto"/>
         <w:tblInd w:w="0" w:type="dxa"/>
         <w:tblBorders>
@@ -1696,6 +5508,7 @@
             <w:insideH w:val="none" w:color="auto" w:sz="0" w:space="0"/>
             <w:insideV w:val="none" w:color="auto" w:sz="0" w:space="0"/>
           </w:tblBorders>
+          <w:shd w:val="clear" w:color="auto" w:fill="auto"/>
           <w:tblCellMar>
             <w:top w:w="0" w:type="dxa"/>
             <w:left w:w="0" w:type="dxa"/>
@@ -1914,6 +5727,7 @@
             <w:insideH w:val="none" w:color="auto" w:sz="0" w:space="0"/>
             <w:insideV w:val="none" w:color="auto" w:sz="0" w:space="0"/>
           </w:tblBorders>
+          <w:shd w:val="clear" w:color="auto" w:fill="auto"/>
           <w:tblCellMar>
             <w:top w:w="0" w:type="dxa"/>
             <w:left w:w="0" w:type="dxa"/>
@@ -2253,7 +6067,7 @@
     </w:p>
     <w:tbl>
       <w:tblPr>
-        <w:tblStyle w:val="5"/>
+        <w:tblStyle w:val="8"/>
         <w:tblW w:w="0" w:type="auto"/>
         <w:tblInd w:w="0" w:type="dxa"/>
         <w:tblBorders>
@@ -2287,7 +6101,6 @@
             <w:insideH w:val="none" w:color="auto" w:sz="0" w:space="0"/>
             <w:insideV w:val="none" w:color="auto" w:sz="0" w:space="0"/>
           </w:tblBorders>
-          <w:shd w:val="clear" w:color="auto" w:fill="auto"/>
           <w:tblCellMar>
             <w:top w:w="0" w:type="dxa"/>
             <w:left w:w="0" w:type="dxa"/>
@@ -2349,150 +6162,6 @@
                 <w:lang w:val="en-US" w:eastAsia="zh-CN"/>
               </w:rPr>
               <w:t>内容</w:t>
-            </w:r>
-          </w:p>
-        </w:tc>
-      </w:tr>
-      <w:tr>
-        <w:tblPrEx>
-          <w:tblBorders>
-            <w:top w:val="single" w:color="auto" w:sz="2" w:space="0"/>
-            <w:left w:val="single" w:color="auto" w:sz="2" w:space="0"/>
-            <w:bottom w:val="single" w:color="auto" w:sz="2" w:space="0"/>
-            <w:right w:val="single" w:color="auto" w:sz="2" w:space="0"/>
-            <w:insideH w:val="none" w:color="auto" w:sz="0" w:space="0"/>
-            <w:insideV w:val="none" w:color="auto" w:sz="0" w:space="0"/>
-          </w:tblBorders>
-          <w:tblCellMar>
-            <w:top w:w="0" w:type="dxa"/>
-            <w:left w:w="0" w:type="dxa"/>
-            <w:bottom w:w="0" w:type="dxa"/>
-            <w:right w:w="0" w:type="dxa"/>
-          </w:tblCellMar>
-        </w:tblPrEx>
-        <w:tc>
-          <w:tcPr>
-            <w:tcW w:w="0" w:type="auto"/>
-            <w:tcBorders>
-              <w:top w:val="nil"/>
-              <w:left w:val="nil"/>
-              <w:bottom w:val="nil"/>
-              <w:right w:val="single" w:color="auto" w:sz="2" w:space="0"/>
-            </w:tcBorders>
-            <w:shd w:val="clear" w:color="auto" w:fill="auto"/>
-            <w:tcMar>
-              <w:top w:w="120" w:type="dxa"/>
-              <w:left w:w="180" w:type="dxa"/>
-              <w:bottom w:w="120" w:type="dxa"/>
-              <w:right w:w="180" w:type="dxa"/>
-            </w:tcMar>
-            <w:vAlign w:val="center"/>
-          </w:tcPr>
-          <w:p>
-            <w:r>
-              <w:rPr>
-                <w:lang w:val="en-US" w:eastAsia="zh-CN"/>
-              </w:rPr>
-              <w:t>用例名</w:t>
-            </w:r>
-          </w:p>
-        </w:tc>
-        <w:tc>
-          <w:tcPr>
-            <w:tcW w:w="0" w:type="auto"/>
-            <w:tcBorders>
-              <w:top w:val="nil"/>
-              <w:left w:val="nil"/>
-              <w:bottom w:val="nil"/>
-              <w:right w:val="nil"/>
-            </w:tcBorders>
-            <w:shd w:val="clear" w:color="auto" w:fill="auto"/>
-            <w:tcMar>
-              <w:top w:w="120" w:type="dxa"/>
-              <w:left w:w="180" w:type="dxa"/>
-              <w:bottom w:w="120" w:type="dxa"/>
-              <w:right w:w="180" w:type="dxa"/>
-            </w:tcMar>
-            <w:vAlign w:val="center"/>
-          </w:tcPr>
-          <w:p>
-            <w:r>
-              <w:rPr>
-                <w:lang w:val="en-US" w:eastAsia="zh-CN"/>
-              </w:rPr>
-              <w:t>地区管理</w:t>
-            </w:r>
-          </w:p>
-        </w:tc>
-      </w:tr>
-      <w:tr>
-        <w:tblPrEx>
-          <w:tblBorders>
-            <w:top w:val="single" w:color="auto" w:sz="2" w:space="0"/>
-            <w:left w:val="single" w:color="auto" w:sz="2" w:space="0"/>
-            <w:bottom w:val="single" w:color="auto" w:sz="2" w:space="0"/>
-            <w:right w:val="single" w:color="auto" w:sz="2" w:space="0"/>
-            <w:insideH w:val="none" w:color="auto" w:sz="0" w:space="0"/>
-            <w:insideV w:val="none" w:color="auto" w:sz="0" w:space="0"/>
-          </w:tblBorders>
-          <w:tblCellMar>
-            <w:top w:w="0" w:type="dxa"/>
-            <w:left w:w="0" w:type="dxa"/>
-            <w:bottom w:w="0" w:type="dxa"/>
-            <w:right w:w="0" w:type="dxa"/>
-          </w:tblCellMar>
-        </w:tblPrEx>
-        <w:tc>
-          <w:tcPr>
-            <w:tcW w:w="0" w:type="auto"/>
-            <w:tcBorders>
-              <w:top w:val="nil"/>
-              <w:left w:val="nil"/>
-              <w:bottom w:val="nil"/>
-              <w:right w:val="single" w:color="auto" w:sz="2" w:space="0"/>
-            </w:tcBorders>
-            <w:shd w:val="clear" w:color="auto" w:fill="auto"/>
-            <w:tcMar>
-              <w:top w:w="120" w:type="dxa"/>
-              <w:left w:w="180" w:type="dxa"/>
-              <w:bottom w:w="120" w:type="dxa"/>
-              <w:right w:w="180" w:type="dxa"/>
-            </w:tcMar>
-            <w:vAlign w:val="center"/>
-          </w:tcPr>
-          <w:p>
-            <w:r>
-              <w:rPr>
-                <w:lang w:val="en-US" w:eastAsia="zh-CN"/>
-              </w:rPr>
-              <w:t>用例标识</w:t>
-            </w:r>
-          </w:p>
-        </w:tc>
-        <w:tc>
-          <w:tcPr>
-            <w:tcW w:w="0" w:type="auto"/>
-            <w:tcBorders>
-              <w:top w:val="nil"/>
-              <w:left w:val="nil"/>
-              <w:bottom w:val="nil"/>
-              <w:right w:val="nil"/>
-            </w:tcBorders>
-            <w:shd w:val="clear" w:color="auto" w:fill="auto"/>
-            <w:tcMar>
-              <w:top w:w="120" w:type="dxa"/>
-              <w:left w:w="180" w:type="dxa"/>
-              <w:bottom w:w="120" w:type="dxa"/>
-              <w:right w:w="180" w:type="dxa"/>
-            </w:tcMar>
-            <w:vAlign w:val="center"/>
-          </w:tcPr>
-          <w:p>
-            <w:r>
-              <w:rPr>
-                <w:lang w:val="en-US" w:eastAsia="zh-CN"/>
-              </w:rPr>
-              <w:t>UC-ADMIN-004-AreaManage</w:t>
             </w:r>
           </w:p>
         </w:tc>
@@ -2538,6 +6207,150 @@
               <w:rPr>
                 <w:lang w:val="en-US" w:eastAsia="zh-CN"/>
               </w:rPr>
+              <w:t>用例名</w:t>
+            </w:r>
+          </w:p>
+        </w:tc>
+        <w:tc>
+          <w:tcPr>
+            <w:tcW w:w="0" w:type="auto"/>
+            <w:tcBorders>
+              <w:top w:val="nil"/>
+              <w:left w:val="nil"/>
+              <w:bottom w:val="nil"/>
+              <w:right w:val="nil"/>
+            </w:tcBorders>
+            <w:shd w:val="clear" w:color="auto" w:fill="auto"/>
+            <w:tcMar>
+              <w:top w:w="120" w:type="dxa"/>
+              <w:left w:w="180" w:type="dxa"/>
+              <w:bottom w:w="120" w:type="dxa"/>
+              <w:right w:w="180" w:type="dxa"/>
+            </w:tcMar>
+            <w:vAlign w:val="center"/>
+          </w:tcPr>
+          <w:p>
+            <w:r>
+              <w:rPr>
+                <w:lang w:val="en-US" w:eastAsia="zh-CN"/>
+              </w:rPr>
+              <w:t>地区管理</w:t>
+            </w:r>
+          </w:p>
+        </w:tc>
+      </w:tr>
+      <w:tr>
+        <w:tblPrEx>
+          <w:tblBorders>
+            <w:top w:val="single" w:color="auto" w:sz="2" w:space="0"/>
+            <w:left w:val="single" w:color="auto" w:sz="2" w:space="0"/>
+            <w:bottom w:val="single" w:color="auto" w:sz="2" w:space="0"/>
+            <w:right w:val="single" w:color="auto" w:sz="2" w:space="0"/>
+            <w:insideH w:val="none" w:color="auto" w:sz="0" w:space="0"/>
+            <w:insideV w:val="none" w:color="auto" w:sz="0" w:space="0"/>
+          </w:tblBorders>
+          <w:tblCellMar>
+            <w:top w:w="0" w:type="dxa"/>
+            <w:left w:w="0" w:type="dxa"/>
+            <w:bottom w:w="0" w:type="dxa"/>
+            <w:right w:w="0" w:type="dxa"/>
+          </w:tblCellMar>
+        </w:tblPrEx>
+        <w:tc>
+          <w:tcPr>
+            <w:tcW w:w="0" w:type="auto"/>
+            <w:tcBorders>
+              <w:top w:val="nil"/>
+              <w:left w:val="nil"/>
+              <w:bottom w:val="nil"/>
+              <w:right w:val="single" w:color="auto" w:sz="2" w:space="0"/>
+            </w:tcBorders>
+            <w:shd w:val="clear" w:color="auto" w:fill="auto"/>
+            <w:tcMar>
+              <w:top w:w="120" w:type="dxa"/>
+              <w:left w:w="180" w:type="dxa"/>
+              <w:bottom w:w="120" w:type="dxa"/>
+              <w:right w:w="180" w:type="dxa"/>
+            </w:tcMar>
+            <w:vAlign w:val="center"/>
+          </w:tcPr>
+          <w:p>
+            <w:r>
+              <w:rPr>
+                <w:lang w:val="en-US" w:eastAsia="zh-CN"/>
+              </w:rPr>
+              <w:t>用例标识</w:t>
+            </w:r>
+          </w:p>
+        </w:tc>
+        <w:tc>
+          <w:tcPr>
+            <w:tcW w:w="0" w:type="auto"/>
+            <w:tcBorders>
+              <w:top w:val="nil"/>
+              <w:left w:val="nil"/>
+              <w:bottom w:val="nil"/>
+              <w:right w:val="nil"/>
+            </w:tcBorders>
+            <w:shd w:val="clear" w:color="auto" w:fill="auto"/>
+            <w:tcMar>
+              <w:top w:w="120" w:type="dxa"/>
+              <w:left w:w="180" w:type="dxa"/>
+              <w:bottom w:w="120" w:type="dxa"/>
+              <w:right w:w="180" w:type="dxa"/>
+            </w:tcMar>
+            <w:vAlign w:val="center"/>
+          </w:tcPr>
+          <w:p>
+            <w:r>
+              <w:rPr>
+                <w:lang w:val="en-US" w:eastAsia="zh-CN"/>
+              </w:rPr>
+              <w:t>UC-ADMIN-004-AreaManage</w:t>
+            </w:r>
+          </w:p>
+        </w:tc>
+      </w:tr>
+      <w:tr>
+        <w:tblPrEx>
+          <w:tblBorders>
+            <w:top w:val="single" w:color="auto" w:sz="2" w:space="0"/>
+            <w:left w:val="single" w:color="auto" w:sz="2" w:space="0"/>
+            <w:bottom w:val="single" w:color="auto" w:sz="2" w:space="0"/>
+            <w:right w:val="single" w:color="auto" w:sz="2" w:space="0"/>
+            <w:insideH w:val="none" w:color="auto" w:sz="0" w:space="0"/>
+            <w:insideV w:val="none" w:color="auto" w:sz="0" w:space="0"/>
+          </w:tblBorders>
+          <w:tblCellMar>
+            <w:top w:w="0" w:type="dxa"/>
+            <w:left w:w="0" w:type="dxa"/>
+            <w:bottom w:w="0" w:type="dxa"/>
+            <w:right w:w="0" w:type="dxa"/>
+          </w:tblCellMar>
+        </w:tblPrEx>
+        <w:tc>
+          <w:tcPr>
+            <w:tcW w:w="0" w:type="auto"/>
+            <w:tcBorders>
+              <w:top w:val="nil"/>
+              <w:left w:val="nil"/>
+              <w:bottom w:val="nil"/>
+              <w:right w:val="single" w:color="auto" w:sz="2" w:space="0"/>
+            </w:tcBorders>
+            <w:shd w:val="clear" w:color="auto" w:fill="auto"/>
+            <w:tcMar>
+              <w:top w:w="120" w:type="dxa"/>
+              <w:left w:w="180" w:type="dxa"/>
+              <w:bottom w:w="120" w:type="dxa"/>
+              <w:right w:w="180" w:type="dxa"/>
+            </w:tcMar>
+            <w:vAlign w:val="center"/>
+          </w:tcPr>
+          <w:p>
+            <w:r>
+              <w:rPr>
+                <w:lang w:val="en-US" w:eastAsia="zh-CN"/>
+              </w:rPr>
               <w:t>主要执行者</w:t>
             </w:r>
           </w:p>
@@ -2726,6 +6539,7 @@
             <w:insideH w:val="none" w:color="auto" w:sz="0" w:space="0"/>
             <w:insideV w:val="none" w:color="auto" w:sz="0" w:space="0"/>
           </w:tblBorders>
+          <w:shd w:val="clear" w:color="auto" w:fill="auto"/>
           <w:tblCellMar>
             <w:top w:w="0" w:type="dxa"/>
             <w:left w:w="0" w:type="dxa"/>
@@ -3005,7 +6819,7 @@
     </w:p>
     <w:tbl>
       <w:tblPr>
-        <w:tblStyle w:val="5"/>
+        <w:tblStyle w:val="8"/>
         <w:tblW w:w="0" w:type="auto"/>
         <w:tblInd w:w="0" w:type="dxa"/>
         <w:tblBorders>
@@ -3039,7 +6853,6 @@
             <w:insideH w:val="none" w:color="auto" w:sz="0" w:space="0"/>
             <w:insideV w:val="none" w:color="auto" w:sz="0" w:space="0"/>
           </w:tblBorders>
-          <w:shd w:val="clear" w:color="auto" w:fill="auto"/>
           <w:tblCellMar>
             <w:top w:w="0" w:type="dxa"/>
             <w:left w:w="0" w:type="dxa"/>
@@ -3101,6 +6914,150 @@
                 <w:lang w:val="en-US" w:eastAsia="zh-CN"/>
               </w:rPr>
               <w:t>内容</w:t>
+            </w:r>
+          </w:p>
+        </w:tc>
+      </w:tr>
+      <w:tr>
+        <w:tblPrEx>
+          <w:tblBorders>
+            <w:top w:val="single" w:color="auto" w:sz="2" w:space="0"/>
+            <w:left w:val="single" w:color="auto" w:sz="2" w:space="0"/>
+            <w:bottom w:val="single" w:color="auto" w:sz="2" w:space="0"/>
+            <w:right w:val="single" w:color="auto" w:sz="2" w:space="0"/>
+            <w:insideH w:val="none" w:color="auto" w:sz="0" w:space="0"/>
+            <w:insideV w:val="none" w:color="auto" w:sz="0" w:space="0"/>
+          </w:tblBorders>
+          <w:tblCellMar>
+            <w:top w:w="0" w:type="dxa"/>
+            <w:left w:w="0" w:type="dxa"/>
+            <w:bottom w:w="0" w:type="dxa"/>
+            <w:right w:w="0" w:type="dxa"/>
+          </w:tblCellMar>
+        </w:tblPrEx>
+        <w:tc>
+          <w:tcPr>
+            <w:tcW w:w="0" w:type="auto"/>
+            <w:tcBorders>
+              <w:top w:val="nil"/>
+              <w:left w:val="nil"/>
+              <w:bottom w:val="nil"/>
+              <w:right w:val="single" w:color="auto" w:sz="2" w:space="0"/>
+            </w:tcBorders>
+            <w:shd w:val="clear" w:color="auto" w:fill="auto"/>
+            <w:tcMar>
+              <w:top w:w="120" w:type="dxa"/>
+              <w:left w:w="180" w:type="dxa"/>
+              <w:bottom w:w="120" w:type="dxa"/>
+              <w:right w:w="180" w:type="dxa"/>
+            </w:tcMar>
+            <w:vAlign w:val="center"/>
+          </w:tcPr>
+          <w:p>
+            <w:r>
+              <w:rPr>
+                <w:lang w:val="en-US" w:eastAsia="zh-CN"/>
+              </w:rPr>
+              <w:t>用例名</w:t>
+            </w:r>
+          </w:p>
+        </w:tc>
+        <w:tc>
+          <w:tcPr>
+            <w:tcW w:w="0" w:type="auto"/>
+            <w:tcBorders>
+              <w:top w:val="nil"/>
+              <w:left w:val="nil"/>
+              <w:bottom w:val="nil"/>
+              <w:right w:val="nil"/>
+            </w:tcBorders>
+            <w:shd w:val="clear" w:color="auto" w:fill="auto"/>
+            <w:tcMar>
+              <w:top w:w="120" w:type="dxa"/>
+              <w:left w:w="180" w:type="dxa"/>
+              <w:bottom w:w="120" w:type="dxa"/>
+              <w:right w:w="180" w:type="dxa"/>
+            </w:tcMar>
+            <w:vAlign w:val="center"/>
+          </w:tcPr>
+          <w:p>
+            <w:r>
+              <w:rPr>
+                <w:lang w:val="en-US" w:eastAsia="zh-CN"/>
+              </w:rPr>
+              <w:t>本辖区设备巡检</w:t>
+            </w:r>
+          </w:p>
+        </w:tc>
+      </w:tr>
+      <w:tr>
+        <w:tblPrEx>
+          <w:tblBorders>
+            <w:top w:val="single" w:color="auto" w:sz="2" w:space="0"/>
+            <w:left w:val="single" w:color="auto" w:sz="2" w:space="0"/>
+            <w:bottom w:val="single" w:color="auto" w:sz="2" w:space="0"/>
+            <w:right w:val="single" w:color="auto" w:sz="2" w:space="0"/>
+            <w:insideH w:val="none" w:color="auto" w:sz="0" w:space="0"/>
+            <w:insideV w:val="none" w:color="auto" w:sz="0" w:space="0"/>
+          </w:tblBorders>
+          <w:tblCellMar>
+            <w:top w:w="0" w:type="dxa"/>
+            <w:left w:w="0" w:type="dxa"/>
+            <w:bottom w:w="0" w:type="dxa"/>
+            <w:right w:w="0" w:type="dxa"/>
+          </w:tblCellMar>
+        </w:tblPrEx>
+        <w:tc>
+          <w:tcPr>
+            <w:tcW w:w="0" w:type="auto"/>
+            <w:tcBorders>
+              <w:top w:val="nil"/>
+              <w:left w:val="nil"/>
+              <w:bottom w:val="nil"/>
+              <w:right w:val="single" w:color="auto" w:sz="2" w:space="0"/>
+            </w:tcBorders>
+            <w:shd w:val="clear" w:color="auto" w:fill="auto"/>
+            <w:tcMar>
+              <w:top w:w="120" w:type="dxa"/>
+              <w:left w:w="180" w:type="dxa"/>
+              <w:bottom w:w="120" w:type="dxa"/>
+              <w:right w:w="180" w:type="dxa"/>
+            </w:tcMar>
+            <w:vAlign w:val="center"/>
+          </w:tcPr>
+          <w:p>
+            <w:r>
+              <w:rPr>
+                <w:lang w:val="en-US" w:eastAsia="zh-CN"/>
+              </w:rPr>
+              <w:t>用例标识</w:t>
+            </w:r>
+          </w:p>
+        </w:tc>
+        <w:tc>
+          <w:tcPr>
+            <w:tcW w:w="0" w:type="auto"/>
+            <w:tcBorders>
+              <w:top w:val="nil"/>
+              <w:left w:val="nil"/>
+              <w:bottom w:val="nil"/>
+              <w:right w:val="nil"/>
+            </w:tcBorders>
+            <w:shd w:val="clear" w:color="auto" w:fill="auto"/>
+            <w:tcMar>
+              <w:top w:w="120" w:type="dxa"/>
+              <w:left w:w="180" w:type="dxa"/>
+              <w:bottom w:w="120" w:type="dxa"/>
+              <w:right w:w="180" w:type="dxa"/>
+            </w:tcMar>
+            <w:vAlign w:val="center"/>
+          </w:tcPr>
+          <w:p>
+            <w:r>
+              <w:rPr>
+                <w:lang w:val="en-US" w:eastAsia="zh-CN"/>
+              </w:rPr>
+              <w:t>UC-REP-001-DeviceCheck</w:t>
             </w:r>
           </w:p>
         </w:tc>
@@ -3146,7 +7103,7 @@
               <w:rPr>
                 <w:lang w:val="en-US" w:eastAsia="zh-CN"/>
               </w:rPr>
-              <w:t>用例名</w:t>
+              <w:t>主要执行者</w:t>
             </w:r>
           </w:p>
         </w:tc>
@@ -3173,7 +7130,223 @@
               <w:rPr>
                 <w:lang w:val="en-US" w:eastAsia="zh-CN"/>
               </w:rPr>
-              <w:t>本辖区设备巡检</w:t>
+              <w:t>维修人员</w:t>
+            </w:r>
+          </w:p>
+        </w:tc>
+      </w:tr>
+      <w:tr>
+        <w:tblPrEx>
+          <w:tblBorders>
+            <w:top w:val="single" w:color="auto" w:sz="2" w:space="0"/>
+            <w:left w:val="single" w:color="auto" w:sz="2" w:space="0"/>
+            <w:bottom w:val="single" w:color="auto" w:sz="2" w:space="0"/>
+            <w:right w:val="single" w:color="auto" w:sz="2" w:space="0"/>
+            <w:insideH w:val="none" w:color="auto" w:sz="0" w:space="0"/>
+            <w:insideV w:val="none" w:color="auto" w:sz="0" w:space="0"/>
+          </w:tblBorders>
+          <w:tblCellMar>
+            <w:top w:w="0" w:type="dxa"/>
+            <w:left w:w="0" w:type="dxa"/>
+            <w:bottom w:w="0" w:type="dxa"/>
+            <w:right w:w="0" w:type="dxa"/>
+          </w:tblCellMar>
+        </w:tblPrEx>
+        <w:tc>
+          <w:tcPr>
+            <w:tcW w:w="0" w:type="auto"/>
+            <w:tcBorders>
+              <w:top w:val="nil"/>
+              <w:left w:val="nil"/>
+              <w:bottom w:val="nil"/>
+              <w:right w:val="single" w:color="auto" w:sz="2" w:space="0"/>
+            </w:tcBorders>
+            <w:shd w:val="clear" w:color="auto" w:fill="auto"/>
+            <w:tcMar>
+              <w:top w:w="120" w:type="dxa"/>
+              <w:left w:w="180" w:type="dxa"/>
+              <w:bottom w:w="120" w:type="dxa"/>
+              <w:right w:w="180" w:type="dxa"/>
+            </w:tcMar>
+            <w:vAlign w:val="center"/>
+          </w:tcPr>
+          <w:p>
+            <w:r>
+              <w:rPr>
+                <w:lang w:val="en-US" w:eastAsia="zh-CN"/>
+              </w:rPr>
+              <w:t>目标</w:t>
+            </w:r>
+          </w:p>
+        </w:tc>
+        <w:tc>
+          <w:tcPr>
+            <w:tcW w:w="0" w:type="auto"/>
+            <w:tcBorders>
+              <w:top w:val="nil"/>
+              <w:left w:val="nil"/>
+              <w:bottom w:val="nil"/>
+              <w:right w:val="nil"/>
+            </w:tcBorders>
+            <w:shd w:val="clear" w:color="auto" w:fill="auto"/>
+            <w:tcMar>
+              <w:top w:w="120" w:type="dxa"/>
+              <w:left w:w="180" w:type="dxa"/>
+              <w:bottom w:w="120" w:type="dxa"/>
+              <w:right w:w="180" w:type="dxa"/>
+            </w:tcMar>
+            <w:vAlign w:val="center"/>
+          </w:tcPr>
+          <w:p>
+            <w:r>
+              <w:rPr>
+                <w:lang w:val="en-US" w:eastAsia="zh-CN"/>
+              </w:rPr>
+              <w:t>巡检本辖区设备，记录设备状态（正常 / 异常）并提交巡检结果</w:t>
+            </w:r>
+          </w:p>
+        </w:tc>
+      </w:tr>
+      <w:tr>
+        <w:tblPrEx>
+          <w:tblBorders>
+            <w:top w:val="single" w:color="auto" w:sz="2" w:space="0"/>
+            <w:left w:val="single" w:color="auto" w:sz="2" w:space="0"/>
+            <w:bottom w:val="single" w:color="auto" w:sz="2" w:space="0"/>
+            <w:right w:val="single" w:color="auto" w:sz="2" w:space="0"/>
+            <w:insideH w:val="none" w:color="auto" w:sz="0" w:space="0"/>
+            <w:insideV w:val="none" w:color="auto" w:sz="0" w:space="0"/>
+          </w:tblBorders>
+          <w:tblCellMar>
+            <w:top w:w="0" w:type="dxa"/>
+            <w:left w:w="0" w:type="dxa"/>
+            <w:bottom w:w="0" w:type="dxa"/>
+            <w:right w:w="0" w:type="dxa"/>
+          </w:tblCellMar>
+        </w:tblPrEx>
+        <w:tc>
+          <w:tcPr>
+            <w:tcW w:w="0" w:type="auto"/>
+            <w:tcBorders>
+              <w:top w:val="nil"/>
+              <w:left w:val="nil"/>
+              <w:bottom w:val="nil"/>
+              <w:right w:val="single" w:color="auto" w:sz="2" w:space="0"/>
+            </w:tcBorders>
+            <w:shd w:val="clear" w:color="auto" w:fill="auto"/>
+            <w:tcMar>
+              <w:top w:w="120" w:type="dxa"/>
+              <w:left w:w="180" w:type="dxa"/>
+              <w:bottom w:w="120" w:type="dxa"/>
+              <w:right w:w="180" w:type="dxa"/>
+            </w:tcMar>
+            <w:vAlign w:val="center"/>
+          </w:tcPr>
+          <w:p>
+            <w:r>
+              <w:rPr>
+                <w:lang w:val="en-US" w:eastAsia="zh-CN"/>
+              </w:rPr>
+              <w:t>范围</w:t>
+            </w:r>
+          </w:p>
+        </w:tc>
+        <w:tc>
+          <w:tcPr>
+            <w:tcW w:w="0" w:type="auto"/>
+            <w:tcBorders>
+              <w:top w:val="nil"/>
+              <w:left w:val="nil"/>
+              <w:bottom w:val="nil"/>
+              <w:right w:val="nil"/>
+            </w:tcBorders>
+            <w:shd w:val="clear" w:color="auto" w:fill="auto"/>
+            <w:tcMar>
+              <w:top w:w="120" w:type="dxa"/>
+              <w:left w:w="180" w:type="dxa"/>
+              <w:bottom w:w="120" w:type="dxa"/>
+              <w:right w:w="180" w:type="dxa"/>
+            </w:tcMar>
+            <w:vAlign w:val="center"/>
+          </w:tcPr>
+          <w:p>
+            <w:r>
+              <w:rPr>
+                <w:lang w:val="en-US" w:eastAsia="zh-CN"/>
+              </w:rPr>
+              <w:t>校园直饮矿化水物联网运维平台 - 运维 APP</w:t>
+            </w:r>
+          </w:p>
+        </w:tc>
+      </w:tr>
+      <w:tr>
+        <w:tblPrEx>
+          <w:tblBorders>
+            <w:top w:val="single" w:color="auto" w:sz="2" w:space="0"/>
+            <w:left w:val="single" w:color="auto" w:sz="2" w:space="0"/>
+            <w:bottom w:val="single" w:color="auto" w:sz="2" w:space="0"/>
+            <w:right w:val="single" w:color="auto" w:sz="2" w:space="0"/>
+            <w:insideH w:val="none" w:color="auto" w:sz="0" w:space="0"/>
+            <w:insideV w:val="none" w:color="auto" w:sz="0" w:space="0"/>
+          </w:tblBorders>
+          <w:tblCellMar>
+            <w:top w:w="0" w:type="dxa"/>
+            <w:left w:w="0" w:type="dxa"/>
+            <w:bottom w:w="0" w:type="dxa"/>
+            <w:right w:w="0" w:type="dxa"/>
+          </w:tblCellMar>
+        </w:tblPrEx>
+        <w:tc>
+          <w:tcPr>
+            <w:tcW w:w="0" w:type="auto"/>
+            <w:tcBorders>
+              <w:top w:val="nil"/>
+              <w:left w:val="nil"/>
+              <w:bottom w:val="nil"/>
+              <w:right w:val="single" w:color="auto" w:sz="2" w:space="0"/>
+            </w:tcBorders>
+            <w:shd w:val="clear" w:color="auto" w:fill="auto"/>
+            <w:tcMar>
+              <w:top w:w="120" w:type="dxa"/>
+              <w:left w:w="180" w:type="dxa"/>
+              <w:bottom w:w="120" w:type="dxa"/>
+              <w:right w:w="180" w:type="dxa"/>
+            </w:tcMar>
+            <w:vAlign w:val="center"/>
+          </w:tcPr>
+          <w:p>
+            <w:r>
+              <w:rPr>
+                <w:lang w:val="en-US" w:eastAsia="zh-CN"/>
+              </w:rPr>
+              <w:t>前置条件</w:t>
+            </w:r>
+          </w:p>
+        </w:tc>
+        <w:tc>
+          <w:tcPr>
+            <w:tcW w:w="0" w:type="auto"/>
+            <w:tcBorders>
+              <w:top w:val="nil"/>
+              <w:left w:val="nil"/>
+              <w:bottom w:val="nil"/>
+              <w:right w:val="nil"/>
+            </w:tcBorders>
+            <w:shd w:val="clear" w:color="auto" w:fill="auto"/>
+            <w:tcMar>
+              <w:top w:w="120" w:type="dxa"/>
+              <w:left w:w="180" w:type="dxa"/>
+              <w:bottom w:w="120" w:type="dxa"/>
+              <w:right w:w="180" w:type="dxa"/>
+            </w:tcMar>
+            <w:vAlign w:val="center"/>
+          </w:tcPr>
+          <w:p>
+            <w:r>
+              <w:rPr>
+                <w:lang w:val="en-US" w:eastAsia="zh-CN"/>
+              </w:rPr>
+              <w:t>维修人员已登录 APP，账号绑定所属片区；APP 已加载本辖区设备列表（支持离线缓存）</w:t>
             </w:r>
           </w:p>
         </w:tc>
@@ -3219,7 +7392,7 @@
               <w:rPr>
                 <w:lang w:val="en-US" w:eastAsia="zh-CN"/>
               </w:rPr>
-              <w:t>用例标识</w:t>
+              <w:t>交互动作</w:t>
             </w:r>
           </w:p>
         </w:tc>
@@ -3246,80 +7419,7 @@
               <w:rPr>
                 <w:lang w:val="en-US" w:eastAsia="zh-CN"/>
               </w:rPr>
-              <w:t>UC-REP-001-DeviceCheck</w:t>
-            </w:r>
-          </w:p>
-        </w:tc>
-      </w:tr>
-      <w:tr>
-        <w:tblPrEx>
-          <w:tblBorders>
-            <w:top w:val="single" w:color="auto" w:sz="2" w:space="0"/>
-            <w:left w:val="single" w:color="auto" w:sz="2" w:space="0"/>
-            <w:bottom w:val="single" w:color="auto" w:sz="2" w:space="0"/>
-            <w:right w:val="single" w:color="auto" w:sz="2" w:space="0"/>
-            <w:insideH w:val="none" w:color="auto" w:sz="0" w:space="0"/>
-            <w:insideV w:val="none" w:color="auto" w:sz="0" w:space="0"/>
-          </w:tblBorders>
-          <w:shd w:val="clear" w:color="auto" w:fill="auto"/>
-          <w:tblCellMar>
-            <w:top w:w="0" w:type="dxa"/>
-            <w:left w:w="0" w:type="dxa"/>
-            <w:bottom w:w="0" w:type="dxa"/>
-            <w:right w:w="0" w:type="dxa"/>
-          </w:tblCellMar>
-        </w:tblPrEx>
-        <w:tc>
-          <w:tcPr>
-            <w:tcW w:w="0" w:type="auto"/>
-            <w:tcBorders>
-              <w:top w:val="nil"/>
-              <w:left w:val="nil"/>
-              <w:bottom w:val="nil"/>
-              <w:right w:val="single" w:color="auto" w:sz="2" w:space="0"/>
-            </w:tcBorders>
-            <w:shd w:val="clear" w:color="auto" w:fill="auto"/>
-            <w:tcMar>
-              <w:top w:w="120" w:type="dxa"/>
-              <w:left w:w="180" w:type="dxa"/>
-              <w:bottom w:w="120" w:type="dxa"/>
-              <w:right w:w="180" w:type="dxa"/>
-            </w:tcMar>
-            <w:vAlign w:val="center"/>
-          </w:tcPr>
-          <w:p>
-            <w:r>
-              <w:rPr>
-                <w:lang w:val="en-US" w:eastAsia="zh-CN"/>
-              </w:rPr>
-              <w:t>主要执行者</w:t>
-            </w:r>
-          </w:p>
-        </w:tc>
-        <w:tc>
-          <w:tcPr>
-            <w:tcW w:w="0" w:type="auto"/>
-            <w:tcBorders>
-              <w:top w:val="nil"/>
-              <w:left w:val="nil"/>
-              <w:bottom w:val="nil"/>
-              <w:right w:val="nil"/>
-            </w:tcBorders>
-            <w:shd w:val="clear" w:color="auto" w:fill="auto"/>
-            <w:tcMar>
-              <w:top w:w="120" w:type="dxa"/>
-              <w:left w:w="180" w:type="dxa"/>
-              <w:bottom w:w="120" w:type="dxa"/>
-              <w:right w:w="180" w:type="dxa"/>
-            </w:tcMar>
-            <w:vAlign w:val="center"/>
-          </w:tcPr>
-          <w:p>
-            <w:r>
-              <w:rPr>
-                <w:lang w:val="en-US" w:eastAsia="zh-CN"/>
-              </w:rPr>
-              <w:t>维修人员</w:t>
+              <w:t>（1）维修人员点击 “巡检→片区设备”（2）页面加载本辖区设备列表，按 “制水机 / 供水机” 分组，含设备 ID、名称、位置、上次巡检时间（3）点击设备右侧 “开始巡检” 按钮，填写巡检表单（设备状态、异常描述、现场照片可选）（4）点击 “提交巡检”，系统保存巡检记录</w:t>
             </w:r>
           </w:p>
         </w:tc>
@@ -3364,296 +7464,6 @@
               <w:rPr>
                 <w:lang w:val="en-US" w:eastAsia="zh-CN"/>
               </w:rPr>
-              <w:t>目标</w:t>
-            </w:r>
-          </w:p>
-        </w:tc>
-        <w:tc>
-          <w:tcPr>
-            <w:tcW w:w="0" w:type="auto"/>
-            <w:tcBorders>
-              <w:top w:val="nil"/>
-              <w:left w:val="nil"/>
-              <w:bottom w:val="nil"/>
-              <w:right w:val="nil"/>
-            </w:tcBorders>
-            <w:shd w:val="clear" w:color="auto" w:fill="auto"/>
-            <w:tcMar>
-              <w:top w:w="120" w:type="dxa"/>
-              <w:left w:w="180" w:type="dxa"/>
-              <w:bottom w:w="120" w:type="dxa"/>
-              <w:right w:w="180" w:type="dxa"/>
-            </w:tcMar>
-            <w:vAlign w:val="center"/>
-          </w:tcPr>
-          <w:p>
-            <w:r>
-              <w:rPr>
-                <w:lang w:val="en-US" w:eastAsia="zh-CN"/>
-              </w:rPr>
-              <w:t>巡检本辖区设备，记录设备状态（正常 / 异常）并提交巡检结果</w:t>
-            </w:r>
-          </w:p>
-        </w:tc>
-      </w:tr>
-      <w:tr>
-        <w:tblPrEx>
-          <w:tblBorders>
-            <w:top w:val="single" w:color="auto" w:sz="2" w:space="0"/>
-            <w:left w:val="single" w:color="auto" w:sz="2" w:space="0"/>
-            <w:bottom w:val="single" w:color="auto" w:sz="2" w:space="0"/>
-            <w:right w:val="single" w:color="auto" w:sz="2" w:space="0"/>
-            <w:insideH w:val="none" w:color="auto" w:sz="0" w:space="0"/>
-            <w:insideV w:val="none" w:color="auto" w:sz="0" w:space="0"/>
-          </w:tblBorders>
-          <w:tblCellMar>
-            <w:top w:w="0" w:type="dxa"/>
-            <w:left w:w="0" w:type="dxa"/>
-            <w:bottom w:w="0" w:type="dxa"/>
-            <w:right w:w="0" w:type="dxa"/>
-          </w:tblCellMar>
-        </w:tblPrEx>
-        <w:tc>
-          <w:tcPr>
-            <w:tcW w:w="0" w:type="auto"/>
-            <w:tcBorders>
-              <w:top w:val="nil"/>
-              <w:left w:val="nil"/>
-              <w:bottom w:val="nil"/>
-              <w:right w:val="single" w:color="auto" w:sz="2" w:space="0"/>
-            </w:tcBorders>
-            <w:shd w:val="clear" w:color="auto" w:fill="auto"/>
-            <w:tcMar>
-              <w:top w:w="120" w:type="dxa"/>
-              <w:left w:w="180" w:type="dxa"/>
-              <w:bottom w:w="120" w:type="dxa"/>
-              <w:right w:w="180" w:type="dxa"/>
-            </w:tcMar>
-            <w:vAlign w:val="center"/>
-          </w:tcPr>
-          <w:p>
-            <w:r>
-              <w:rPr>
-                <w:lang w:val="en-US" w:eastAsia="zh-CN"/>
-              </w:rPr>
-              <w:t>范围</w:t>
-            </w:r>
-          </w:p>
-        </w:tc>
-        <w:tc>
-          <w:tcPr>
-            <w:tcW w:w="0" w:type="auto"/>
-            <w:tcBorders>
-              <w:top w:val="nil"/>
-              <w:left w:val="nil"/>
-              <w:bottom w:val="nil"/>
-              <w:right w:val="nil"/>
-            </w:tcBorders>
-            <w:shd w:val="clear" w:color="auto" w:fill="auto"/>
-            <w:tcMar>
-              <w:top w:w="120" w:type="dxa"/>
-              <w:left w:w="180" w:type="dxa"/>
-              <w:bottom w:w="120" w:type="dxa"/>
-              <w:right w:w="180" w:type="dxa"/>
-            </w:tcMar>
-            <w:vAlign w:val="center"/>
-          </w:tcPr>
-          <w:p>
-            <w:r>
-              <w:rPr>
-                <w:lang w:val="en-US" w:eastAsia="zh-CN"/>
-              </w:rPr>
-              <w:t>校园直饮矿化水物联网运维平台 - 运维 APP</w:t>
-            </w:r>
-          </w:p>
-        </w:tc>
-      </w:tr>
-      <w:tr>
-        <w:tblPrEx>
-          <w:tblBorders>
-            <w:top w:val="single" w:color="auto" w:sz="2" w:space="0"/>
-            <w:left w:val="single" w:color="auto" w:sz="2" w:space="0"/>
-            <w:bottom w:val="single" w:color="auto" w:sz="2" w:space="0"/>
-            <w:right w:val="single" w:color="auto" w:sz="2" w:space="0"/>
-            <w:insideH w:val="none" w:color="auto" w:sz="0" w:space="0"/>
-            <w:insideV w:val="none" w:color="auto" w:sz="0" w:space="0"/>
-          </w:tblBorders>
-          <w:tblCellMar>
-            <w:top w:w="0" w:type="dxa"/>
-            <w:left w:w="0" w:type="dxa"/>
-            <w:bottom w:w="0" w:type="dxa"/>
-            <w:right w:w="0" w:type="dxa"/>
-          </w:tblCellMar>
-        </w:tblPrEx>
-        <w:tc>
-          <w:tcPr>
-            <w:tcW w:w="0" w:type="auto"/>
-            <w:tcBorders>
-              <w:top w:val="nil"/>
-              <w:left w:val="nil"/>
-              <w:bottom w:val="nil"/>
-              <w:right w:val="single" w:color="auto" w:sz="2" w:space="0"/>
-            </w:tcBorders>
-            <w:shd w:val="clear" w:color="auto" w:fill="auto"/>
-            <w:tcMar>
-              <w:top w:w="120" w:type="dxa"/>
-              <w:left w:w="180" w:type="dxa"/>
-              <w:bottom w:w="120" w:type="dxa"/>
-              <w:right w:w="180" w:type="dxa"/>
-            </w:tcMar>
-            <w:vAlign w:val="center"/>
-          </w:tcPr>
-          <w:p>
-            <w:r>
-              <w:rPr>
-                <w:lang w:val="en-US" w:eastAsia="zh-CN"/>
-              </w:rPr>
-              <w:t>前置条件</w:t>
-            </w:r>
-          </w:p>
-        </w:tc>
-        <w:tc>
-          <w:tcPr>
-            <w:tcW w:w="0" w:type="auto"/>
-            <w:tcBorders>
-              <w:top w:val="nil"/>
-              <w:left w:val="nil"/>
-              <w:bottom w:val="nil"/>
-              <w:right w:val="nil"/>
-            </w:tcBorders>
-            <w:shd w:val="clear" w:color="auto" w:fill="auto"/>
-            <w:tcMar>
-              <w:top w:w="120" w:type="dxa"/>
-              <w:left w:w="180" w:type="dxa"/>
-              <w:bottom w:w="120" w:type="dxa"/>
-              <w:right w:w="180" w:type="dxa"/>
-            </w:tcMar>
-            <w:vAlign w:val="center"/>
-          </w:tcPr>
-          <w:p>
-            <w:r>
-              <w:rPr>
-                <w:lang w:val="en-US" w:eastAsia="zh-CN"/>
-              </w:rPr>
-              <w:t>维修人员已登录 APP，账号绑定所属片区；APP 已加载本辖区设备列表（支持离线缓存）</w:t>
-            </w:r>
-          </w:p>
-        </w:tc>
-      </w:tr>
-      <w:tr>
-        <w:tblPrEx>
-          <w:tblBorders>
-            <w:top w:val="single" w:color="auto" w:sz="2" w:space="0"/>
-            <w:left w:val="single" w:color="auto" w:sz="2" w:space="0"/>
-            <w:bottom w:val="single" w:color="auto" w:sz="2" w:space="0"/>
-            <w:right w:val="single" w:color="auto" w:sz="2" w:space="0"/>
-            <w:insideH w:val="none" w:color="auto" w:sz="0" w:space="0"/>
-            <w:insideV w:val="none" w:color="auto" w:sz="0" w:space="0"/>
-          </w:tblBorders>
-          <w:shd w:val="clear" w:color="auto" w:fill="auto"/>
-          <w:tblCellMar>
-            <w:top w:w="0" w:type="dxa"/>
-            <w:left w:w="0" w:type="dxa"/>
-            <w:bottom w:w="0" w:type="dxa"/>
-            <w:right w:w="0" w:type="dxa"/>
-          </w:tblCellMar>
-        </w:tblPrEx>
-        <w:tc>
-          <w:tcPr>
-            <w:tcW w:w="0" w:type="auto"/>
-            <w:tcBorders>
-              <w:top w:val="nil"/>
-              <w:left w:val="nil"/>
-              <w:bottom w:val="nil"/>
-              <w:right w:val="single" w:color="auto" w:sz="2" w:space="0"/>
-            </w:tcBorders>
-            <w:shd w:val="clear" w:color="auto" w:fill="auto"/>
-            <w:tcMar>
-              <w:top w:w="120" w:type="dxa"/>
-              <w:left w:w="180" w:type="dxa"/>
-              <w:bottom w:w="120" w:type="dxa"/>
-              <w:right w:w="180" w:type="dxa"/>
-            </w:tcMar>
-            <w:vAlign w:val="center"/>
-          </w:tcPr>
-          <w:p>
-            <w:r>
-              <w:rPr>
-                <w:lang w:val="en-US" w:eastAsia="zh-CN"/>
-              </w:rPr>
-              <w:t>交互动作</w:t>
-            </w:r>
-          </w:p>
-        </w:tc>
-        <w:tc>
-          <w:tcPr>
-            <w:tcW w:w="0" w:type="auto"/>
-            <w:tcBorders>
-              <w:top w:val="nil"/>
-              <w:left w:val="nil"/>
-              <w:bottom w:val="nil"/>
-              <w:right w:val="nil"/>
-            </w:tcBorders>
-            <w:shd w:val="clear" w:color="auto" w:fill="auto"/>
-            <w:tcMar>
-              <w:top w:w="120" w:type="dxa"/>
-              <w:left w:w="180" w:type="dxa"/>
-              <w:bottom w:w="120" w:type="dxa"/>
-              <w:right w:w="180" w:type="dxa"/>
-            </w:tcMar>
-            <w:vAlign w:val="center"/>
-          </w:tcPr>
-          <w:p>
-            <w:r>
-              <w:rPr>
-                <w:lang w:val="en-US" w:eastAsia="zh-CN"/>
-              </w:rPr>
-              <w:t>（1）维修人员点击 “巡检→片区设备”（2）页面加载本辖区设备列表，按 “制水机 / 供水机” 分组，含设备 ID、名称、位置、上次巡检时间（3）点击设备右侧 “开始巡检” 按钮，填写巡检表单（设备状态、异常描述、现场照片可选）（4）点击 “提交巡检”，系统保存巡检记录</w:t>
-            </w:r>
-          </w:p>
-        </w:tc>
-      </w:tr>
-      <w:tr>
-        <w:tblPrEx>
-          <w:tblBorders>
-            <w:top w:val="single" w:color="auto" w:sz="2" w:space="0"/>
-            <w:left w:val="single" w:color="auto" w:sz="2" w:space="0"/>
-            <w:bottom w:val="single" w:color="auto" w:sz="2" w:space="0"/>
-            <w:right w:val="single" w:color="auto" w:sz="2" w:space="0"/>
-            <w:insideH w:val="none" w:color="auto" w:sz="0" w:space="0"/>
-            <w:insideV w:val="none" w:color="auto" w:sz="0" w:space="0"/>
-          </w:tblBorders>
-          <w:shd w:val="clear" w:color="auto" w:fill="auto"/>
-          <w:tblCellMar>
-            <w:top w:w="0" w:type="dxa"/>
-            <w:left w:w="0" w:type="dxa"/>
-            <w:bottom w:w="0" w:type="dxa"/>
-            <w:right w:w="0" w:type="dxa"/>
-          </w:tblCellMar>
-        </w:tblPrEx>
-        <w:tc>
-          <w:tcPr>
-            <w:tcW w:w="0" w:type="auto"/>
-            <w:tcBorders>
-              <w:top w:val="nil"/>
-              <w:left w:val="nil"/>
-              <w:bottom w:val="nil"/>
-              <w:right w:val="single" w:color="auto" w:sz="2" w:space="0"/>
-            </w:tcBorders>
-            <w:shd w:val="clear" w:color="auto" w:fill="auto"/>
-            <w:tcMar>
-              <w:top w:w="120" w:type="dxa"/>
-              <w:left w:w="180" w:type="dxa"/>
-              <w:bottom w:w="120" w:type="dxa"/>
-              <w:right w:w="180" w:type="dxa"/>
-            </w:tcMar>
-            <w:vAlign w:val="center"/>
-          </w:tcPr>
-          <w:p>
-            <w:r>
-              <w:rPr>
-                <w:lang w:val="en-US" w:eastAsia="zh-CN"/>
-              </w:rPr>
               <w:t>扩展交互</w:t>
             </w:r>
           </w:p>
@@ -3737,7 +7547,7 @@
     </w:p>
     <w:tbl>
       <w:tblPr>
-        <w:tblStyle w:val="5"/>
+        <w:tblStyle w:val="8"/>
         <w:tblW w:w="0" w:type="auto"/>
         <w:tblInd w:w="0" w:type="dxa"/>
         <w:tblBorders>
@@ -3847,7 +7657,6 @@
             <w:insideH w:val="none" w:color="auto" w:sz="0" w:space="0"/>
             <w:insideV w:val="none" w:color="auto" w:sz="0" w:space="0"/>
           </w:tblBorders>
-          <w:shd w:val="clear" w:color="auto" w:fill="auto"/>
           <w:tblCellMar>
             <w:top w:w="0" w:type="dxa"/>
             <w:left w:w="0" w:type="dxa"/>
@@ -3906,78 +7715,6 @@
                 <w:lang w:val="en-US" w:eastAsia="zh-CN"/>
               </w:rPr>
               <w:t>工单抢单与处理</w:t>
-            </w:r>
-          </w:p>
-        </w:tc>
-      </w:tr>
-      <w:tr>
-        <w:tblPrEx>
-          <w:tblBorders>
-            <w:top w:val="single" w:color="auto" w:sz="2" w:space="0"/>
-            <w:left w:val="single" w:color="auto" w:sz="2" w:space="0"/>
-            <w:bottom w:val="single" w:color="auto" w:sz="2" w:space="0"/>
-            <w:right w:val="single" w:color="auto" w:sz="2" w:space="0"/>
-            <w:insideH w:val="none" w:color="auto" w:sz="0" w:space="0"/>
-            <w:insideV w:val="none" w:color="auto" w:sz="0" w:space="0"/>
-          </w:tblBorders>
-          <w:tblCellMar>
-            <w:top w:w="0" w:type="dxa"/>
-            <w:left w:w="0" w:type="dxa"/>
-            <w:bottom w:w="0" w:type="dxa"/>
-            <w:right w:w="0" w:type="dxa"/>
-          </w:tblCellMar>
-        </w:tblPrEx>
-        <w:tc>
-          <w:tcPr>
-            <w:tcW w:w="0" w:type="auto"/>
-            <w:tcBorders>
-              <w:top w:val="nil"/>
-              <w:left w:val="nil"/>
-              <w:bottom w:val="nil"/>
-              <w:right w:val="single" w:color="auto" w:sz="2" w:space="0"/>
-            </w:tcBorders>
-            <w:shd w:val="clear" w:color="auto" w:fill="auto"/>
-            <w:tcMar>
-              <w:top w:w="120" w:type="dxa"/>
-              <w:left w:w="180" w:type="dxa"/>
-              <w:bottom w:w="120" w:type="dxa"/>
-              <w:right w:w="180" w:type="dxa"/>
-            </w:tcMar>
-            <w:vAlign w:val="center"/>
-          </w:tcPr>
-          <w:p>
-            <w:r>
-              <w:rPr>
-                <w:lang w:val="en-US" w:eastAsia="zh-CN"/>
-              </w:rPr>
-              <w:t>用例标识</w:t>
-            </w:r>
-          </w:p>
-        </w:tc>
-        <w:tc>
-          <w:tcPr>
-            <w:tcW w:w="0" w:type="auto"/>
-            <w:tcBorders>
-              <w:top w:val="nil"/>
-              <w:left w:val="nil"/>
-              <w:bottom w:val="nil"/>
-              <w:right w:val="nil"/>
-            </w:tcBorders>
-            <w:shd w:val="clear" w:color="auto" w:fill="auto"/>
-            <w:tcMar>
-              <w:top w:w="120" w:type="dxa"/>
-              <w:left w:w="180" w:type="dxa"/>
-              <w:bottom w:w="120" w:type="dxa"/>
-              <w:right w:w="180" w:type="dxa"/>
-            </w:tcMar>
-            <w:vAlign w:val="center"/>
-          </w:tcPr>
-          <w:p>
-            <w:r>
-              <w:rPr>
-                <w:lang w:val="en-US" w:eastAsia="zh-CN"/>
-              </w:rPr>
-              <w:t>UC-REP-002-WorkOrderHandle</w:t>
             </w:r>
           </w:p>
         </w:tc>
@@ -4023,7 +7760,7 @@
               <w:rPr>
                 <w:lang w:val="en-US" w:eastAsia="zh-CN"/>
               </w:rPr>
-              <w:t>主要执行者</w:t>
+              <w:t>用例标识</w:t>
             </w:r>
           </w:p>
         </w:tc>
@@ -4050,7 +7787,7 @@
               <w:rPr>
                 <w:lang w:val="en-US" w:eastAsia="zh-CN"/>
               </w:rPr>
-              <w:t>维修人员</w:t>
+              <w:t>UC-REP-002-WorkOrderHandle</w:t>
             </w:r>
           </w:p>
         </w:tc>
@@ -4095,7 +7832,7 @@
               <w:rPr>
                 <w:lang w:val="en-US" w:eastAsia="zh-CN"/>
               </w:rPr>
-              <w:t>目标</w:t>
+              <w:t>主要执行者</w:t>
             </w:r>
           </w:p>
         </w:tc>
@@ -4122,7 +7859,7 @@
               <w:rPr>
                 <w:lang w:val="en-US" w:eastAsia="zh-CN"/>
               </w:rPr>
-              <w:t>抢单并处理本辖区工单，提交处理结果</w:t>
+              <w:t>维修人员</w:t>
             </w:r>
           </w:p>
         </w:tc>
@@ -4168,7 +7905,7 @@
               <w:rPr>
                 <w:lang w:val="en-US" w:eastAsia="zh-CN"/>
               </w:rPr>
-              <w:t>范围</w:t>
+              <w:t>目标</w:t>
             </w:r>
           </w:p>
         </w:tc>
@@ -4195,7 +7932,7 @@
               <w:rPr>
                 <w:lang w:val="en-US" w:eastAsia="zh-CN"/>
               </w:rPr>
-              <w:t>校园直饮矿化水物联网运维平台 - 运维 APP</w:t>
+              <w:t>抢单并处理本辖区工单，提交处理结果</w:t>
             </w:r>
           </w:p>
         </w:tc>
@@ -4241,7 +7978,7 @@
               <w:rPr>
                 <w:lang w:val="en-US" w:eastAsia="zh-CN"/>
               </w:rPr>
-              <w:t>前置条件</w:t>
+              <w:t>范围</w:t>
             </w:r>
           </w:p>
         </w:tc>
@@ -4268,7 +8005,7 @@
               <w:rPr>
                 <w:lang w:val="en-US" w:eastAsia="zh-CN"/>
               </w:rPr>
-              <w:t>维修人员已登录 APP，所属片区存在待抢单工单；APP 网络连接正常（或有离线缓存）</w:t>
+              <w:t>校园直饮矿化水物联网运维平台 - 运维 APP</w:t>
             </w:r>
           </w:p>
         </w:tc>
@@ -4314,7 +8051,7 @@
               <w:rPr>
                 <w:lang w:val="en-US" w:eastAsia="zh-CN"/>
               </w:rPr>
-              <w:t>交互动作</w:t>
+              <w:t>前置条件</w:t>
             </w:r>
           </w:p>
         </w:tc>
@@ -4341,7 +8078,7 @@
               <w:rPr>
                 <w:lang w:val="en-US" w:eastAsia="zh-CN"/>
               </w:rPr>
-              <w:t>（1）抢单阶段：点击 “工单→待抢单”，查看本辖区待抢单工单，点击 “抢单” 按钮，系统校验后反馈结果（2）处理阶段：点击 “处理中” 工单的 “开始处理” 按钮，到达现场后填写处理表单（结果、备注、照片可选），点击 “提交处理结果”</w:t>
+              <w:t>维修人员已登录 APP，所属片区存在待抢单工单；APP 网络连接正常（或有离线缓存）</w:t>
             </w:r>
           </w:p>
         </w:tc>
@@ -4387,6 +8124,78 @@
               <w:rPr>
                 <w:lang w:val="en-US" w:eastAsia="zh-CN"/>
               </w:rPr>
+              <w:t>交互动作</w:t>
+            </w:r>
+          </w:p>
+        </w:tc>
+        <w:tc>
+          <w:tcPr>
+            <w:tcW w:w="0" w:type="auto"/>
+            <w:tcBorders>
+              <w:top w:val="nil"/>
+              <w:left w:val="nil"/>
+              <w:bottom w:val="nil"/>
+              <w:right w:val="nil"/>
+            </w:tcBorders>
+            <w:shd w:val="clear" w:color="auto" w:fill="auto"/>
+            <w:tcMar>
+              <w:top w:w="120" w:type="dxa"/>
+              <w:left w:w="180" w:type="dxa"/>
+              <w:bottom w:w="120" w:type="dxa"/>
+              <w:right w:w="180" w:type="dxa"/>
+            </w:tcMar>
+            <w:vAlign w:val="center"/>
+          </w:tcPr>
+          <w:p>
+            <w:r>
+              <w:rPr>
+                <w:lang w:val="en-US" w:eastAsia="zh-CN"/>
+              </w:rPr>
+              <w:t>（1）抢单阶段：点击 “工单→待抢单”，查看本辖区待抢单工单，点击 “抢单” 按钮，系统校验后反馈结果（2）处理阶段：点击 “处理中” 工单的 “开始处理” 按钮，到达现场后填写处理表单（结果、备注、照片可选），点击 “提交处理结果”</w:t>
+            </w:r>
+          </w:p>
+        </w:tc>
+      </w:tr>
+      <w:tr>
+        <w:tblPrEx>
+          <w:tblBorders>
+            <w:top w:val="single" w:color="auto" w:sz="2" w:space="0"/>
+            <w:left w:val="single" w:color="auto" w:sz="2" w:space="0"/>
+            <w:bottom w:val="single" w:color="auto" w:sz="2" w:space="0"/>
+            <w:right w:val="single" w:color="auto" w:sz="2" w:space="0"/>
+            <w:insideH w:val="none" w:color="auto" w:sz="0" w:space="0"/>
+            <w:insideV w:val="none" w:color="auto" w:sz="0" w:space="0"/>
+          </w:tblBorders>
+          <w:tblCellMar>
+            <w:top w:w="0" w:type="dxa"/>
+            <w:left w:w="0" w:type="dxa"/>
+            <w:bottom w:w="0" w:type="dxa"/>
+            <w:right w:w="0" w:type="dxa"/>
+          </w:tblCellMar>
+        </w:tblPrEx>
+        <w:tc>
+          <w:tcPr>
+            <w:tcW w:w="0" w:type="auto"/>
+            <w:tcBorders>
+              <w:top w:val="nil"/>
+              <w:left w:val="nil"/>
+              <w:bottom w:val="nil"/>
+              <w:right w:val="single" w:color="auto" w:sz="2" w:space="0"/>
+            </w:tcBorders>
+            <w:shd w:val="clear" w:color="auto" w:fill="auto"/>
+            <w:tcMar>
+              <w:top w:w="120" w:type="dxa"/>
+              <w:left w:w="180" w:type="dxa"/>
+              <w:bottom w:w="120" w:type="dxa"/>
+              <w:right w:w="180" w:type="dxa"/>
+            </w:tcMar>
+            <w:vAlign w:val="center"/>
+          </w:tcPr>
+          <w:p>
+            <w:r>
+              <w:rPr>
+                <w:lang w:val="en-US" w:eastAsia="zh-CN"/>
+              </w:rPr>
               <w:t>扩展交互</w:t>
             </w:r>
           </w:p>
@@ -4461,13 +8270,6 @@
           <w:rFonts w:hint="default"/>
         </w:rPr>
       </w:pPr>
-    </w:p>
-    <w:p>
-      <w:pPr>
-        <w:rPr>
-          <w:rFonts w:hint="default"/>
-        </w:rPr>
-      </w:pPr>
       <w:r>
         <w:rPr>
           <w:rFonts w:hint="default"/>
@@ -4485,7 +8287,7 @@
     </w:p>
     <w:tbl>
       <w:tblPr>
-        <w:tblStyle w:val="5"/>
+        <w:tblStyle w:val="8"/>
         <w:tblW w:w="0" w:type="auto"/>
         <w:tblInd w:w="0" w:type="dxa"/>
         <w:tblBorders>
@@ -4813,6 +8615,7 @@
             <w:insideH w:val="none" w:color="auto" w:sz="0" w:space="0"/>
             <w:insideV w:val="none" w:color="auto" w:sz="0" w:space="0"/>
           </w:tblBorders>
+          <w:shd w:val="clear" w:color="auto" w:fill="auto"/>
           <w:tblCellMar>
             <w:top w:w="0" w:type="dxa"/>
             <w:left w:w="0" w:type="dxa"/>
@@ -4958,6 +8761,7 @@
             <w:insideH w:val="none" w:color="auto" w:sz="0" w:space="0"/>
             <w:insideV w:val="none" w:color="auto" w:sz="0" w:space="0"/>
           </w:tblBorders>
+          <w:shd w:val="clear" w:color="auto" w:fill="auto"/>
           <w:tblCellMar>
             <w:top w:w="0" w:type="dxa"/>
             <w:left w:w="0" w:type="dxa"/>
@@ -5016,112 +8820,6 @@
                 <w:lang w:val="en-US" w:eastAsia="zh-CN"/>
               </w:rPr>
               <w:t>学生已登录 APP；在终端机旁可扫描二维码；APP 网络连接正常；终端机在线且状态正常</w:t>
-            </w:r>
-          </w:p>
-        </w:tc>
-      </w:tr>
-      <w:tr>
-        <w:tblPrEx>
-          <w:tblBorders>
-            <w:top w:val="single" w:color="auto" w:sz="2" w:space="0"/>
-            <w:left w:val="single" w:color="auto" w:sz="2" w:space="0"/>
-            <w:bottom w:val="single" w:color="auto" w:sz="2" w:space="0"/>
-            <w:right w:val="single" w:color="auto" w:sz="2" w:space="0"/>
-            <w:insideH w:val="none" w:color="auto" w:sz="0" w:space="0"/>
-            <w:insideV w:val="none" w:color="auto" w:sz="0" w:space="0"/>
-          </w:tblBorders>
-          <w:tblCellMar>
-            <w:top w:w="0" w:type="dxa"/>
-            <w:left w:w="0" w:type="dxa"/>
-            <w:bottom w:w="0" w:type="dxa"/>
-            <w:right w:w="0" w:type="dxa"/>
-          </w:tblCellMar>
-        </w:tblPrEx>
-        <w:tc>
-          <w:tcPr>
-            <w:tcW w:w="0" w:type="auto"/>
-            <w:tcBorders>
-              <w:top w:val="nil"/>
-              <w:left w:val="nil"/>
-              <w:bottom w:val="nil"/>
-              <w:right w:val="single" w:color="auto" w:sz="2" w:space="0"/>
-            </w:tcBorders>
-            <w:shd w:val="clear" w:color="auto" w:fill="auto"/>
-            <w:tcMar>
-              <w:top w:w="120" w:type="dxa"/>
-              <w:left w:w="180" w:type="dxa"/>
-              <w:bottom w:w="120" w:type="dxa"/>
-              <w:right w:w="180" w:type="dxa"/>
-            </w:tcMar>
-            <w:vAlign w:val="center"/>
-          </w:tcPr>
-          <w:p>
-            <w:r>
-              <w:rPr>
-                <w:lang w:val="en-US" w:eastAsia="zh-CN"/>
-              </w:rPr>
-              <w:t>交互动作</w:t>
-            </w:r>
-          </w:p>
-        </w:tc>
-        <w:tc>
-          <w:tcPr>
-            <w:tcW w:w="0" w:type="auto"/>
-            <w:tcBorders>
-              <w:top w:val="nil"/>
-              <w:left w:val="nil"/>
-              <w:bottom w:val="nil"/>
-              <w:right w:val="nil"/>
-            </w:tcBorders>
-            <w:shd w:val="clear" w:color="auto" w:fill="auto"/>
-            <w:tcMar>
-              <w:top w:w="120" w:type="dxa"/>
-              <w:left w:w="180" w:type="dxa"/>
-              <w:bottom w:w="120" w:type="dxa"/>
-              <w:right w:w="180" w:type="dxa"/>
-            </w:tcMar>
-            <w:vAlign w:val="center"/>
-          </w:tcPr>
-          <w:p>
-            <w:r>
-              <w:rPr>
-                <w:lang w:val="en-US" w:eastAsia="zh-CN"/>
-              </w:rPr>
-              <w:t>（1）学生点击 APP 首页 “扫码用水” 按钮，启动扫码功能（2）扫描终端机二维码，选择 “用水” ：系统校验终端机状态，返回出水指令，终端机出水，APP 记录饮水量（</w:t>
-            </w:r>
-            <w:r>
-              <w:rPr>
-                <w:rFonts w:hint="eastAsia"/>
-                <w:lang w:val="en-US" w:eastAsia="zh-CN"/>
-              </w:rPr>
-              <w:t>3</w:t>
-            </w:r>
-            <w:r>
-              <w:rPr>
-                <w:lang w:val="en-US" w:eastAsia="zh-CN"/>
-              </w:rPr>
-              <w:t>）学生接水完成后，点击 APP “停止出水” 按钮，终端机停止出水</w:t>
-            </w:r>
-            <w:r>
-              <w:rPr>
-                <w:rFonts w:hint="default"/>
-                <w:lang w:val="en-US" w:eastAsia="zh-CN"/>
-              </w:rPr>
-              <w:t>（</w:t>
-            </w:r>
-            <w:r>
-              <w:rPr>
-                <w:rFonts w:hint="eastAsia"/>
-                <w:lang w:val="en-US" w:eastAsia="zh-CN"/>
-              </w:rPr>
-              <w:t>4</w:t>
-            </w:r>
-            <w:r>
-              <w:rPr>
-                <w:rFonts w:hint="default"/>
-                <w:lang w:val="en-US" w:eastAsia="zh-CN"/>
-              </w:rPr>
-              <w:t>）系统自动生成饮水记录（含饮水量、终端机位置、饮水时间），APP 展示本次饮水详情</w:t>
             </w:r>
           </w:p>
         </w:tc>
@@ -5167,6 +8865,113 @@
               <w:rPr>
                 <w:lang w:val="en-US" w:eastAsia="zh-CN"/>
               </w:rPr>
+              <w:t>交互动作</w:t>
+            </w:r>
+          </w:p>
+        </w:tc>
+        <w:tc>
+          <w:tcPr>
+            <w:tcW w:w="0" w:type="auto"/>
+            <w:tcBorders>
+              <w:top w:val="nil"/>
+              <w:left w:val="nil"/>
+              <w:bottom w:val="nil"/>
+              <w:right w:val="nil"/>
+            </w:tcBorders>
+            <w:shd w:val="clear" w:color="auto" w:fill="auto"/>
+            <w:tcMar>
+              <w:top w:w="120" w:type="dxa"/>
+              <w:left w:w="180" w:type="dxa"/>
+              <w:bottom w:w="120" w:type="dxa"/>
+              <w:right w:w="180" w:type="dxa"/>
+            </w:tcMar>
+            <w:vAlign w:val="center"/>
+          </w:tcPr>
+          <w:p>
+            <w:r>
+              <w:rPr>
+                <w:lang w:val="en-US" w:eastAsia="zh-CN"/>
+              </w:rPr>
+              <w:t>（1）学生点击 APP 首页 “扫码用水” 按钮，启动扫码功能（2）扫描终端机二维码，选择 “用水” ：系统校验终端机状态，返回出水指令，终端机出水，APP 记录饮水量（</w:t>
+            </w:r>
+            <w:r>
+              <w:rPr>
+                <w:rFonts w:hint="eastAsia"/>
+                <w:lang w:val="en-US" w:eastAsia="zh-CN"/>
+              </w:rPr>
+              <w:t>3</w:t>
+            </w:r>
+            <w:r>
+              <w:rPr>
+                <w:lang w:val="en-US" w:eastAsia="zh-CN"/>
+              </w:rPr>
+              <w:t>）学生接水完成后，点击 APP “停止出水” 按钮，终端机停止出水</w:t>
+            </w:r>
+            <w:r>
+              <w:rPr>
+                <w:rFonts w:hint="default"/>
+                <w:lang w:val="en-US" w:eastAsia="zh-CN"/>
+              </w:rPr>
+              <w:t>（</w:t>
+            </w:r>
+            <w:r>
+              <w:rPr>
+                <w:rFonts w:hint="eastAsia"/>
+                <w:lang w:val="en-US" w:eastAsia="zh-CN"/>
+              </w:rPr>
+              <w:t>4</w:t>
+            </w:r>
+            <w:r>
+              <w:rPr>
+                <w:rFonts w:hint="default"/>
+                <w:lang w:val="en-US" w:eastAsia="zh-CN"/>
+              </w:rPr>
+              <w:t>）系统自动生成饮水记录（含饮水量、终端机位置、饮水时间），APP 展示本次饮水详情</w:t>
+            </w:r>
+          </w:p>
+        </w:tc>
+      </w:tr>
+      <w:tr>
+        <w:tblPrEx>
+          <w:tblBorders>
+            <w:top w:val="single" w:color="auto" w:sz="2" w:space="0"/>
+            <w:left w:val="single" w:color="auto" w:sz="2" w:space="0"/>
+            <w:bottom w:val="single" w:color="auto" w:sz="2" w:space="0"/>
+            <w:right w:val="single" w:color="auto" w:sz="2" w:space="0"/>
+            <w:insideH w:val="none" w:color="auto" w:sz="0" w:space="0"/>
+            <w:insideV w:val="none" w:color="auto" w:sz="0" w:space="0"/>
+          </w:tblBorders>
+          <w:shd w:val="clear" w:color="auto" w:fill="auto"/>
+          <w:tblCellMar>
+            <w:top w:w="0" w:type="dxa"/>
+            <w:left w:w="0" w:type="dxa"/>
+            <w:bottom w:w="0" w:type="dxa"/>
+            <w:right w:w="0" w:type="dxa"/>
+          </w:tblCellMar>
+        </w:tblPrEx>
+        <w:tc>
+          <w:tcPr>
+            <w:tcW w:w="0" w:type="auto"/>
+            <w:tcBorders>
+              <w:top w:val="nil"/>
+              <w:left w:val="nil"/>
+              <w:bottom w:val="nil"/>
+              <w:right w:val="single" w:color="auto" w:sz="2" w:space="0"/>
+            </w:tcBorders>
+            <w:shd w:val="clear" w:color="auto" w:fill="auto"/>
+            <w:tcMar>
+              <w:top w:w="120" w:type="dxa"/>
+              <w:left w:w="180" w:type="dxa"/>
+              <w:bottom w:w="120" w:type="dxa"/>
+              <w:right w:w="180" w:type="dxa"/>
+            </w:tcMar>
+            <w:vAlign w:val="center"/>
+          </w:tcPr>
+          <w:p>
+            <w:r>
+              <w:rPr>
+                <w:lang w:val="en-US" w:eastAsia="zh-CN"/>
+              </w:rPr>
               <w:t>扩展交互</w:t>
             </w:r>
           </w:p>
@@ -5227,8 +9032,6 @@
           <w:rFonts w:hint="default"/>
         </w:rPr>
       </w:pPr>
-      <w:bookmarkStart w:id="0" w:name="_GoBack"/>
-      <w:bookmarkEnd w:id="0"/>
       <w:r>
         <w:rPr>
           <w:rFonts w:hint="default"/>
@@ -5238,7 +9041,7 @@
     </w:p>
     <w:tbl>
       <w:tblPr>
-        <w:tblStyle w:val="5"/>
+        <w:tblStyle w:val="8"/>
         <w:tblW w:w="0" w:type="auto"/>
         <w:tblInd w:w="0" w:type="dxa"/>
         <w:tblBorders>
@@ -5259,8 +9062,8 @@
         </w:tblCellMar>
       </w:tblPr>
       <w:tblGrid>
-        <w:gridCol w:w="725"/>
-        <w:gridCol w:w="7941"/>
+        <w:gridCol w:w="753"/>
+        <w:gridCol w:w="7913"/>
       </w:tblGrid>
       <w:tr>
         <w:tblPrEx>
@@ -5850,7 +9653,7 @@
               <w:rPr>
                 <w:lang w:val="en-US" w:eastAsia="zh-CN"/>
               </w:rPr>
-              <w:t>（1）学生点击 APP 首页 “扫码用水” 按钮，启动扫码功能（2）扫描终端机二维码，选择 “查水质”：系统返回关联制水机实时 TDS 值、水质等级及历史曲线（3）操作完成，APP 展示</w:t>
+              <w:t>（1）学生点击 APP 首页 “扫码用水” 按钮，启动扫码功能（2）扫描终端机二维码，选择 “查水质”：系统返回关联制水机实时 TDS 值、水质等级（3）操作完成，APP 展示</w:t>
             </w:r>
             <w:r>
               <w:rPr>
@@ -5930,7 +9733,7 @@
               <w:rPr>
                 <w:lang w:val="en-US" w:eastAsia="zh-CN"/>
               </w:rPr>
-              <w:t>（1）终端机未关联制水机：APP 提示 “该终端机暂未关联制水机，无法查询水质”（2）制水机离线（无实时数据）：APP 提示 “关联制水机当前离线，展示最近一次水质数据（更新时间：XXXX）”（3）TDS 值超标（&gt;600mg/L）：水质等级标红显示 “水质超标”，提示 “当前水质不建议饮用”（4）历史曲线加载失败：APP 提示 “历史水质数据加载失败，请重试”，保留实时水质数据展示</w:t>
+              <w:t>（1）终端机未关联制水机：APP 提示 “该终端机暂未关联制水机，无法查询水质”（2）制水机离线（无实时数据）：APP 提示 “关联制水机当前离线，展示最近一次水质数据（更新时间：XXXX）”（3）TDS 值超标（&gt;600mg/L）：水质等级标红显示 “水质超标”，提示 “当前水质不建议饮用”</w:t>
             </w:r>
           </w:p>
         </w:tc>
@@ -5999,7 +9802,7 @@
     </w:p>
     <w:tbl>
       <w:tblPr>
-        <w:tblStyle w:val="5"/>
+        <w:tblStyle w:val="8"/>
         <w:tblW w:w="0" w:type="auto"/>
         <w:tblInd w:w="0" w:type="dxa"/>
         <w:tblBorders>
@@ -6033,7 +9836,6 @@
             <w:insideH w:val="none" w:color="auto" w:sz="0" w:space="0"/>
             <w:insideV w:val="none" w:color="auto" w:sz="0" w:space="0"/>
           </w:tblBorders>
-          <w:shd w:val="clear" w:color="auto" w:fill="auto"/>
           <w:tblCellMar>
             <w:top w:w="0" w:type="dxa"/>
             <w:left w:w="0" w:type="dxa"/>
@@ -6182,6 +9984,7 @@
             <w:insideH w:val="none" w:color="auto" w:sz="0" w:space="0"/>
             <w:insideV w:val="none" w:color="auto" w:sz="0" w:space="0"/>
           </w:tblBorders>
+          <w:shd w:val="clear" w:color="auto" w:fill="auto"/>
           <w:tblCellMar>
             <w:top w:w="0" w:type="dxa"/>
             <w:left w:w="0" w:type="dxa"/>
@@ -6253,78 +10056,6 @@
                 <w:lang w:val="en-US" w:eastAsia="zh-CN"/>
               </w:rPr>
               <w:t>-DrinkRecord</w:t>
-            </w:r>
-          </w:p>
-        </w:tc>
-      </w:tr>
-      <w:tr>
-        <w:tblPrEx>
-          <w:tblBorders>
-            <w:top w:val="single" w:color="auto" w:sz="2" w:space="0"/>
-            <w:left w:val="single" w:color="auto" w:sz="2" w:space="0"/>
-            <w:bottom w:val="single" w:color="auto" w:sz="2" w:space="0"/>
-            <w:right w:val="single" w:color="auto" w:sz="2" w:space="0"/>
-            <w:insideH w:val="none" w:color="auto" w:sz="0" w:space="0"/>
-            <w:insideV w:val="none" w:color="auto" w:sz="0" w:space="0"/>
-          </w:tblBorders>
-          <w:tblCellMar>
-            <w:top w:w="0" w:type="dxa"/>
-            <w:left w:w="0" w:type="dxa"/>
-            <w:bottom w:w="0" w:type="dxa"/>
-            <w:right w:w="0" w:type="dxa"/>
-          </w:tblCellMar>
-        </w:tblPrEx>
-        <w:tc>
-          <w:tcPr>
-            <w:tcW w:w="0" w:type="auto"/>
-            <w:tcBorders>
-              <w:top w:val="nil"/>
-              <w:left w:val="nil"/>
-              <w:bottom w:val="nil"/>
-              <w:right w:val="single" w:color="auto" w:sz="2" w:space="0"/>
-            </w:tcBorders>
-            <w:shd w:val="clear" w:color="auto" w:fill="auto"/>
-            <w:tcMar>
-              <w:top w:w="120" w:type="dxa"/>
-              <w:left w:w="180" w:type="dxa"/>
-              <w:bottom w:w="120" w:type="dxa"/>
-              <w:right w:w="180" w:type="dxa"/>
-            </w:tcMar>
-            <w:vAlign w:val="center"/>
-          </w:tcPr>
-          <w:p>
-            <w:r>
-              <w:rPr>
-                <w:lang w:val="en-US" w:eastAsia="zh-CN"/>
-              </w:rPr>
-              <w:t>主要执行者</w:t>
-            </w:r>
-          </w:p>
-        </w:tc>
-        <w:tc>
-          <w:tcPr>
-            <w:tcW w:w="0" w:type="auto"/>
-            <w:tcBorders>
-              <w:top w:val="nil"/>
-              <w:left w:val="nil"/>
-              <w:bottom w:val="nil"/>
-              <w:right w:val="nil"/>
-            </w:tcBorders>
-            <w:shd w:val="clear" w:color="auto" w:fill="auto"/>
-            <w:tcMar>
-              <w:top w:w="120" w:type="dxa"/>
-              <w:left w:w="180" w:type="dxa"/>
-              <w:bottom w:w="120" w:type="dxa"/>
-              <w:right w:w="180" w:type="dxa"/>
-            </w:tcMar>
-            <w:vAlign w:val="center"/>
-          </w:tcPr>
-          <w:p>
-            <w:r>
-              <w:rPr>
-                <w:lang w:val="en-US" w:eastAsia="zh-CN"/>
-              </w:rPr>
-              <w:t>学生</w:t>
             </w:r>
           </w:p>
         </w:tc>
@@ -6370,7 +10101,7 @@
               <w:rPr>
                 <w:lang w:val="en-US" w:eastAsia="zh-CN"/>
               </w:rPr>
-              <w:t>目标</w:t>
+              <w:t>主要执行者</w:t>
             </w:r>
           </w:p>
         </w:tc>
@@ -6397,7 +10128,7 @@
               <w:rPr>
                 <w:lang w:val="en-US" w:eastAsia="zh-CN"/>
               </w:rPr>
-              <w:t>查看当日及历史饮水量，掌握个人饮水情况</w:t>
+              <w:t>学生</w:t>
             </w:r>
           </w:p>
         </w:tc>
@@ -6443,7 +10174,7 @@
               <w:rPr>
                 <w:lang w:val="en-US" w:eastAsia="zh-CN"/>
               </w:rPr>
-              <w:t>范围</w:t>
+              <w:t>目标</w:t>
             </w:r>
           </w:p>
         </w:tc>
@@ -6470,7 +10201,7 @@
               <w:rPr>
                 <w:lang w:val="en-US" w:eastAsia="zh-CN"/>
               </w:rPr>
-              <w:t>校园直饮矿化水物联网运维平台 - 水伴 APP</w:t>
+              <w:t>查看当日及历史饮水量，掌握个人饮水情况</w:t>
             </w:r>
           </w:p>
         </w:tc>
@@ -6516,7 +10247,7 @@
               <w:rPr>
                 <w:lang w:val="en-US" w:eastAsia="zh-CN"/>
               </w:rPr>
-              <w:t>前置条件</w:t>
+              <w:t>范围</w:t>
             </w:r>
           </w:p>
         </w:tc>
@@ -6543,79 +10274,7 @@
               <w:rPr>
                 <w:lang w:val="en-US" w:eastAsia="zh-CN"/>
               </w:rPr>
-              <w:t>学生已登录 APP，存在历史饮水记录（当日或往日）；APP 网络连接正常（或有缓存数据）</w:t>
-            </w:r>
-          </w:p>
-        </w:tc>
-      </w:tr>
-      <w:tr>
-        <w:tblPrEx>
-          <w:tblBorders>
-            <w:top w:val="single" w:color="auto" w:sz="2" w:space="0"/>
-            <w:left w:val="single" w:color="auto" w:sz="2" w:space="0"/>
-            <w:bottom w:val="single" w:color="auto" w:sz="2" w:space="0"/>
-            <w:right w:val="single" w:color="auto" w:sz="2" w:space="0"/>
-            <w:insideH w:val="none" w:color="auto" w:sz="0" w:space="0"/>
-            <w:insideV w:val="none" w:color="auto" w:sz="0" w:space="0"/>
-          </w:tblBorders>
-          <w:tblCellMar>
-            <w:top w:w="0" w:type="dxa"/>
-            <w:left w:w="0" w:type="dxa"/>
-            <w:bottom w:w="0" w:type="dxa"/>
-            <w:right w:w="0" w:type="dxa"/>
-          </w:tblCellMar>
-        </w:tblPrEx>
-        <w:tc>
-          <w:tcPr>
-            <w:tcW w:w="0" w:type="auto"/>
-            <w:tcBorders>
-              <w:top w:val="nil"/>
-              <w:left w:val="nil"/>
-              <w:bottom w:val="nil"/>
-              <w:right w:val="single" w:color="auto" w:sz="2" w:space="0"/>
-            </w:tcBorders>
-            <w:shd w:val="clear" w:color="auto" w:fill="auto"/>
-            <w:tcMar>
-              <w:top w:w="120" w:type="dxa"/>
-              <w:left w:w="180" w:type="dxa"/>
-              <w:bottom w:w="120" w:type="dxa"/>
-              <w:right w:w="180" w:type="dxa"/>
-            </w:tcMar>
-            <w:vAlign w:val="center"/>
-          </w:tcPr>
-          <w:p>
-            <w:r>
-              <w:rPr>
-                <w:lang w:val="en-US" w:eastAsia="zh-CN"/>
-              </w:rPr>
-              <w:t>交互动作</w:t>
-            </w:r>
-          </w:p>
-        </w:tc>
-        <w:tc>
-          <w:tcPr>
-            <w:tcW w:w="0" w:type="auto"/>
-            <w:tcBorders>
-              <w:top w:val="nil"/>
-              <w:left w:val="nil"/>
-              <w:bottom w:val="nil"/>
-              <w:right w:val="nil"/>
-            </w:tcBorders>
-            <w:shd w:val="clear" w:color="auto" w:fill="auto"/>
-            <w:tcMar>
-              <w:top w:w="120" w:type="dxa"/>
-              <w:left w:w="180" w:type="dxa"/>
-              <w:bottom w:w="120" w:type="dxa"/>
-              <w:right w:w="180" w:type="dxa"/>
-            </w:tcMar>
-            <w:vAlign w:val="center"/>
-          </w:tcPr>
-          <w:p>
-            <w:r>
-              <w:rPr>
-                <w:lang w:val="en-US" w:eastAsia="zh-CN"/>
-              </w:rPr>
-              <w:t>（1）学生点击 “我的→饮水记录”（2）页面默认展示 “今日” 饮水量：顶部进度条（当前 / 推荐饮水量）、下方按时间展示当日每次饮水记录（3）学生切换 “昨日 / 本周 / 本月” 标签，查看历史饮水量（本周 / 本月用柱状图展示）</w:t>
+              <w:t>校园直饮矿化水物联网运维平台 - 水伴 APP</w:t>
             </w:r>
           </w:p>
         </w:tc>
@@ -6661,6 +10320,152 @@
               <w:rPr>
                 <w:lang w:val="en-US" w:eastAsia="zh-CN"/>
               </w:rPr>
+              <w:t>前置条件</w:t>
+            </w:r>
+          </w:p>
+        </w:tc>
+        <w:tc>
+          <w:tcPr>
+            <w:tcW w:w="0" w:type="auto"/>
+            <w:tcBorders>
+              <w:top w:val="nil"/>
+              <w:left w:val="nil"/>
+              <w:bottom w:val="nil"/>
+              <w:right w:val="nil"/>
+            </w:tcBorders>
+            <w:shd w:val="clear" w:color="auto" w:fill="auto"/>
+            <w:tcMar>
+              <w:top w:w="120" w:type="dxa"/>
+              <w:left w:w="180" w:type="dxa"/>
+              <w:bottom w:w="120" w:type="dxa"/>
+              <w:right w:w="180" w:type="dxa"/>
+            </w:tcMar>
+            <w:vAlign w:val="center"/>
+          </w:tcPr>
+          <w:p>
+            <w:r>
+              <w:rPr>
+                <w:lang w:val="en-US" w:eastAsia="zh-CN"/>
+              </w:rPr>
+              <w:t>学生已登录 APP，存在历史饮水记录（当日或往日）；APP 网络连接正常（或有缓存数据）</w:t>
+            </w:r>
+          </w:p>
+        </w:tc>
+      </w:tr>
+      <w:tr>
+        <w:tblPrEx>
+          <w:tblBorders>
+            <w:top w:val="single" w:color="auto" w:sz="2" w:space="0"/>
+            <w:left w:val="single" w:color="auto" w:sz="2" w:space="0"/>
+            <w:bottom w:val="single" w:color="auto" w:sz="2" w:space="0"/>
+            <w:right w:val="single" w:color="auto" w:sz="2" w:space="0"/>
+            <w:insideH w:val="none" w:color="auto" w:sz="0" w:space="0"/>
+            <w:insideV w:val="none" w:color="auto" w:sz="0" w:space="0"/>
+          </w:tblBorders>
+          <w:shd w:val="clear" w:color="auto" w:fill="auto"/>
+          <w:tblCellMar>
+            <w:top w:w="0" w:type="dxa"/>
+            <w:left w:w="0" w:type="dxa"/>
+            <w:bottom w:w="0" w:type="dxa"/>
+            <w:right w:w="0" w:type="dxa"/>
+          </w:tblCellMar>
+        </w:tblPrEx>
+        <w:tc>
+          <w:tcPr>
+            <w:tcW w:w="0" w:type="auto"/>
+            <w:tcBorders>
+              <w:top w:val="nil"/>
+              <w:left w:val="nil"/>
+              <w:bottom w:val="nil"/>
+              <w:right w:val="single" w:color="auto" w:sz="2" w:space="0"/>
+            </w:tcBorders>
+            <w:shd w:val="clear" w:color="auto" w:fill="auto"/>
+            <w:tcMar>
+              <w:top w:w="120" w:type="dxa"/>
+              <w:left w:w="180" w:type="dxa"/>
+              <w:bottom w:w="120" w:type="dxa"/>
+              <w:right w:w="180" w:type="dxa"/>
+            </w:tcMar>
+            <w:vAlign w:val="center"/>
+          </w:tcPr>
+          <w:p>
+            <w:r>
+              <w:rPr>
+                <w:lang w:val="en-US" w:eastAsia="zh-CN"/>
+              </w:rPr>
+              <w:t>交互动作</w:t>
+            </w:r>
+          </w:p>
+        </w:tc>
+        <w:tc>
+          <w:tcPr>
+            <w:tcW w:w="0" w:type="auto"/>
+            <w:tcBorders>
+              <w:top w:val="nil"/>
+              <w:left w:val="nil"/>
+              <w:bottom w:val="nil"/>
+              <w:right w:val="nil"/>
+            </w:tcBorders>
+            <w:shd w:val="clear" w:color="auto" w:fill="auto"/>
+            <w:tcMar>
+              <w:top w:w="120" w:type="dxa"/>
+              <w:left w:w="180" w:type="dxa"/>
+              <w:bottom w:w="120" w:type="dxa"/>
+              <w:right w:w="180" w:type="dxa"/>
+            </w:tcMar>
+            <w:vAlign w:val="center"/>
+          </w:tcPr>
+          <w:p>
+            <w:r>
+              <w:rPr>
+                <w:lang w:val="en-US" w:eastAsia="zh-CN"/>
+              </w:rPr>
+              <w:t>（1）学生点击 “我的→饮水记录”（2）页面默认展示 “今日” 饮水量：顶部进度条（当前 / 推荐饮水量）、下方按时间展示当日每次饮水记录（3）学生切换 “昨日 / 本周 / 本月” 标签，查看历史饮水量（本周 / 本月用柱状图展示）</w:t>
+            </w:r>
+          </w:p>
+        </w:tc>
+      </w:tr>
+      <w:tr>
+        <w:tblPrEx>
+          <w:tblBorders>
+            <w:top w:val="single" w:color="auto" w:sz="2" w:space="0"/>
+            <w:left w:val="single" w:color="auto" w:sz="2" w:space="0"/>
+            <w:bottom w:val="single" w:color="auto" w:sz="2" w:space="0"/>
+            <w:right w:val="single" w:color="auto" w:sz="2" w:space="0"/>
+            <w:insideH w:val="none" w:color="auto" w:sz="0" w:space="0"/>
+            <w:insideV w:val="none" w:color="auto" w:sz="0" w:space="0"/>
+          </w:tblBorders>
+          <w:shd w:val="clear" w:color="auto" w:fill="auto"/>
+          <w:tblCellMar>
+            <w:top w:w="0" w:type="dxa"/>
+            <w:left w:w="0" w:type="dxa"/>
+            <w:bottom w:w="0" w:type="dxa"/>
+            <w:right w:w="0" w:type="dxa"/>
+          </w:tblCellMar>
+        </w:tblPrEx>
+        <w:tc>
+          <w:tcPr>
+            <w:tcW w:w="0" w:type="auto"/>
+            <w:tcBorders>
+              <w:top w:val="nil"/>
+              <w:left w:val="nil"/>
+              <w:bottom w:val="nil"/>
+              <w:right w:val="single" w:color="auto" w:sz="2" w:space="0"/>
+            </w:tcBorders>
+            <w:shd w:val="clear" w:color="auto" w:fill="auto"/>
+            <w:tcMar>
+              <w:top w:w="120" w:type="dxa"/>
+              <w:left w:w="180" w:type="dxa"/>
+              <w:bottom w:w="120" w:type="dxa"/>
+              <w:right w:w="180" w:type="dxa"/>
+            </w:tcMar>
+            <w:vAlign w:val="center"/>
+          </w:tcPr>
+          <w:p>
+            <w:r>
+              <w:rPr>
+                <w:lang w:val="en-US" w:eastAsia="zh-CN"/>
+              </w:rPr>
               <w:t>扩展交互</w:t>
             </w:r>
           </w:p>
@@ -6854,7 +10659,7 @@
     </w:p>
     <w:tbl>
       <w:tblPr>
-        <w:tblStyle w:val="5"/>
+        <w:tblStyle w:val="8"/>
         <w:tblW w:w="0" w:type="auto"/>
         <w:tblInd w:w="0" w:type="dxa"/>
         <w:tblBorders>
@@ -7056,6 +10861,7 @@
             <w:insideH w:val="none" w:color="auto" w:sz="0" w:space="0"/>
             <w:insideV w:val="none" w:color="auto" w:sz="0" w:space="0"/>
           </w:tblBorders>
+          <w:shd w:val="clear" w:color="auto" w:fill="FFFFFF"/>
           <w:tblCellMar>
             <w:top w:w="0" w:type="dxa"/>
             <w:left w:w="0" w:type="dxa"/>
@@ -7140,90 +10946,6 @@
                 <w:lang w:val="en-US" w:eastAsia="zh-CN"/>
               </w:rPr>
               <w:t>-ViewTerminalLocation</w:t>
-            </w:r>
-          </w:p>
-        </w:tc>
-      </w:tr>
-      <w:tr>
-        <w:tblPrEx>
-          <w:tblBorders>
-            <w:top w:val="single" w:color="auto" w:sz="2" w:space="0"/>
-            <w:left w:val="single" w:color="auto" w:sz="2" w:space="0"/>
-            <w:bottom w:val="single" w:color="auto" w:sz="2" w:space="0"/>
-            <w:right w:val="single" w:color="auto" w:sz="2" w:space="0"/>
-            <w:insideH w:val="none" w:color="auto" w:sz="0" w:space="0"/>
-            <w:insideV w:val="none" w:color="auto" w:sz="0" w:space="0"/>
-          </w:tblBorders>
-          <w:tblCellMar>
-            <w:top w:w="0" w:type="dxa"/>
-            <w:left w:w="0" w:type="dxa"/>
-            <w:bottom w:w="0" w:type="dxa"/>
-            <w:right w:w="0" w:type="dxa"/>
-          </w:tblCellMar>
-        </w:tblPrEx>
-        <w:tc>
-          <w:tcPr>
-            <w:tcW w:w="0" w:type="auto"/>
-            <w:tcBorders>
-              <w:top w:val="nil"/>
-              <w:left w:val="nil"/>
-              <w:bottom w:val="nil"/>
-              <w:right w:val="single" w:color="auto" w:sz="2" w:space="0"/>
-            </w:tcBorders>
-            <w:shd w:val="clear" w:color="auto" w:fill="FFFFFF"/>
-            <w:tcMar>
-              <w:top w:w="120" w:type="dxa"/>
-              <w:left w:w="180" w:type="dxa"/>
-              <w:bottom w:w="120" w:type="dxa"/>
-              <w:right w:w="180" w:type="dxa"/>
-            </w:tcMar>
-            <w:vAlign w:val="center"/>
-          </w:tcPr>
-          <w:p>
-            <w:pPr>
-              <w:rPr>
-                <w:rFonts w:hint="default"/>
-              </w:rPr>
-            </w:pPr>
-            <w:r>
-              <w:rPr>
-                <w:rFonts w:hint="default"/>
-                <w:lang w:val="en-US" w:eastAsia="zh-CN"/>
-              </w:rPr>
-              <w:t>主要执行者</w:t>
-            </w:r>
-          </w:p>
-        </w:tc>
-        <w:tc>
-          <w:tcPr>
-            <w:tcW w:w="0" w:type="auto"/>
-            <w:tcBorders>
-              <w:top w:val="nil"/>
-              <w:left w:val="nil"/>
-              <w:bottom w:val="nil"/>
-              <w:right w:val="nil"/>
-            </w:tcBorders>
-            <w:shd w:val="clear" w:color="auto" w:fill="FFFFFF"/>
-            <w:tcMar>
-              <w:top w:w="120" w:type="dxa"/>
-              <w:left w:w="180" w:type="dxa"/>
-              <w:bottom w:w="120" w:type="dxa"/>
-              <w:right w:w="180" w:type="dxa"/>
-            </w:tcMar>
-            <w:vAlign w:val="center"/>
-          </w:tcPr>
-          <w:p>
-            <w:pPr>
-              <w:rPr>
-                <w:rFonts w:hint="default"/>
-              </w:rPr>
-            </w:pPr>
-            <w:r>
-              <w:rPr>
-                <w:rFonts w:hint="default"/>
-                <w:lang w:val="en-US" w:eastAsia="zh-CN"/>
-              </w:rPr>
-              <w:t>学生</w:t>
             </w:r>
           </w:p>
         </w:tc>
@@ -7275,7 +10997,7 @@
                 <w:rFonts w:hint="default"/>
                 <w:lang w:val="en-US" w:eastAsia="zh-CN"/>
               </w:rPr>
-              <w:t>目标</w:t>
+              <w:t>主要执行者</w:t>
             </w:r>
           </w:p>
         </w:tc>
@@ -7308,7 +11030,7 @@
                 <w:rFonts w:hint="default"/>
                 <w:lang w:val="en-US" w:eastAsia="zh-CN"/>
               </w:rPr>
-              <w:t>查看校园内矿化水终端机的地图分布，获取终端机位置及状态信息</w:t>
+              <w:t>学生</w:t>
             </w:r>
           </w:p>
         </w:tc>
@@ -7360,7 +11082,7 @@
                 <w:rFonts w:hint="default"/>
                 <w:lang w:val="en-US" w:eastAsia="zh-CN"/>
               </w:rPr>
-              <w:t>范围</w:t>
+              <w:t>目标</w:t>
             </w:r>
           </w:p>
         </w:tc>
@@ -7393,7 +11115,7 @@
                 <w:rFonts w:hint="default"/>
                 <w:lang w:val="en-US" w:eastAsia="zh-CN"/>
               </w:rPr>
-              <w:t>校园直饮矿化水物联网运维平台 - 水伴 APP</w:t>
+              <w:t>查看校园内矿化水终端机的地图分布，获取终端机位置及状态信息</w:t>
             </w:r>
           </w:p>
         </w:tc>
@@ -7445,7 +11167,7 @@
                 <w:rFonts w:hint="default"/>
                 <w:lang w:val="en-US" w:eastAsia="zh-CN"/>
               </w:rPr>
-              <w:t>前置条件</w:t>
+              <w:t>范围</w:t>
             </w:r>
           </w:p>
         </w:tc>
@@ -7478,91 +11200,7 @@
                 <w:rFonts w:hint="default"/>
                 <w:lang w:val="en-US" w:eastAsia="zh-CN"/>
               </w:rPr>
-              <w:t>学生已登录 APP；APP 已获取校园地图数据及终端机位置信息</w:t>
-            </w:r>
-          </w:p>
-        </w:tc>
-      </w:tr>
-      <w:tr>
-        <w:tblPrEx>
-          <w:tblBorders>
-            <w:top w:val="single" w:color="auto" w:sz="2" w:space="0"/>
-            <w:left w:val="single" w:color="auto" w:sz="2" w:space="0"/>
-            <w:bottom w:val="single" w:color="auto" w:sz="2" w:space="0"/>
-            <w:right w:val="single" w:color="auto" w:sz="2" w:space="0"/>
-            <w:insideH w:val="none" w:color="auto" w:sz="0" w:space="0"/>
-            <w:insideV w:val="none" w:color="auto" w:sz="0" w:space="0"/>
-          </w:tblBorders>
-          <w:tblCellMar>
-            <w:top w:w="0" w:type="dxa"/>
-            <w:left w:w="0" w:type="dxa"/>
-            <w:bottom w:w="0" w:type="dxa"/>
-            <w:right w:w="0" w:type="dxa"/>
-          </w:tblCellMar>
-        </w:tblPrEx>
-        <w:tc>
-          <w:tcPr>
-            <w:tcW w:w="0" w:type="auto"/>
-            <w:tcBorders>
-              <w:top w:val="nil"/>
-              <w:left w:val="nil"/>
-              <w:bottom w:val="nil"/>
-              <w:right w:val="single" w:color="auto" w:sz="2" w:space="0"/>
-            </w:tcBorders>
-            <w:shd w:val="clear" w:color="auto" w:fill="FFFFFF"/>
-            <w:tcMar>
-              <w:top w:w="120" w:type="dxa"/>
-              <w:left w:w="180" w:type="dxa"/>
-              <w:bottom w:w="120" w:type="dxa"/>
-              <w:right w:w="180" w:type="dxa"/>
-            </w:tcMar>
-            <w:vAlign w:val="center"/>
-          </w:tcPr>
-          <w:p>
-            <w:pPr>
-              <w:rPr>
-                <w:rFonts w:hint="default"/>
-              </w:rPr>
-            </w:pPr>
-            <w:r>
-              <w:rPr>
-                <w:rFonts w:hint="default"/>
-                <w:lang w:val="en-US" w:eastAsia="zh-CN"/>
-              </w:rPr>
-              <w:t>交互动作</w:t>
-            </w:r>
-          </w:p>
-        </w:tc>
-        <w:tc>
-          <w:tcPr>
-            <w:tcW w:w="0" w:type="auto"/>
-            <w:tcBorders>
-              <w:top w:val="nil"/>
-              <w:left w:val="nil"/>
-              <w:bottom w:val="nil"/>
-              <w:right w:val="nil"/>
-            </w:tcBorders>
-            <w:shd w:val="clear" w:color="auto" w:fill="FFFFFF"/>
-            <w:tcMar>
-              <w:top w:w="120" w:type="dxa"/>
-              <w:left w:w="180" w:type="dxa"/>
-              <w:bottom w:w="120" w:type="dxa"/>
-              <w:right w:w="180" w:type="dxa"/>
-            </w:tcMar>
-            <w:vAlign w:val="center"/>
-          </w:tcPr>
-          <w:p>
-            <w:pPr>
-              <w:rPr>
-                <w:rFonts w:hint="default"/>
-              </w:rPr>
-            </w:pPr>
-            <w:r>
-              <w:rPr>
-                <w:rFonts w:hint="default"/>
-                <w:lang w:val="en-US" w:eastAsia="zh-CN"/>
-              </w:rPr>
-              <w:t>（1）学生点击 “终端机→地图查看”（2）系统加载校园地图，标注所有终端机位置（在线终端机标绿色，离线标灰色）（3）学生点击某终端机图标，弹出详情卡片（含终端机 ID、位置描述、关联制水机、当前状态）（4）学生点击 “导航” 按钮，调用地图导航应用规划到该终端机的路线</w:t>
+              <w:t>校园直饮矿化水物联网运维平台 - 水伴 APP</w:t>
             </w:r>
           </w:p>
         </w:tc>
@@ -7614,6 +11252,176 @@
                 <w:rFonts w:hint="default"/>
                 <w:lang w:val="en-US" w:eastAsia="zh-CN"/>
               </w:rPr>
+              <w:t>前置条件</w:t>
+            </w:r>
+          </w:p>
+        </w:tc>
+        <w:tc>
+          <w:tcPr>
+            <w:tcW w:w="0" w:type="auto"/>
+            <w:tcBorders>
+              <w:top w:val="nil"/>
+              <w:left w:val="nil"/>
+              <w:bottom w:val="nil"/>
+              <w:right w:val="nil"/>
+            </w:tcBorders>
+            <w:shd w:val="clear" w:color="auto" w:fill="FFFFFF"/>
+            <w:tcMar>
+              <w:top w:w="120" w:type="dxa"/>
+              <w:left w:w="180" w:type="dxa"/>
+              <w:bottom w:w="120" w:type="dxa"/>
+              <w:right w:w="180" w:type="dxa"/>
+            </w:tcMar>
+            <w:vAlign w:val="center"/>
+          </w:tcPr>
+          <w:p>
+            <w:pPr>
+              <w:rPr>
+                <w:rFonts w:hint="default"/>
+              </w:rPr>
+            </w:pPr>
+            <w:r>
+              <w:rPr>
+                <w:rFonts w:hint="default"/>
+                <w:lang w:val="en-US" w:eastAsia="zh-CN"/>
+              </w:rPr>
+              <w:t>学生已登录 APP；APP 已获取校园地图数据及终端机位置信息</w:t>
+            </w:r>
+          </w:p>
+        </w:tc>
+      </w:tr>
+      <w:tr>
+        <w:tblPrEx>
+          <w:tblBorders>
+            <w:top w:val="single" w:color="auto" w:sz="2" w:space="0"/>
+            <w:left w:val="single" w:color="auto" w:sz="2" w:space="0"/>
+            <w:bottom w:val="single" w:color="auto" w:sz="2" w:space="0"/>
+            <w:right w:val="single" w:color="auto" w:sz="2" w:space="0"/>
+            <w:insideH w:val="none" w:color="auto" w:sz="0" w:space="0"/>
+            <w:insideV w:val="none" w:color="auto" w:sz="0" w:space="0"/>
+          </w:tblBorders>
+          <w:shd w:val="clear" w:color="auto" w:fill="FFFFFF"/>
+          <w:tblCellMar>
+            <w:top w:w="0" w:type="dxa"/>
+            <w:left w:w="0" w:type="dxa"/>
+            <w:bottom w:w="0" w:type="dxa"/>
+            <w:right w:w="0" w:type="dxa"/>
+          </w:tblCellMar>
+        </w:tblPrEx>
+        <w:tc>
+          <w:tcPr>
+            <w:tcW w:w="0" w:type="auto"/>
+            <w:tcBorders>
+              <w:top w:val="nil"/>
+              <w:left w:val="nil"/>
+              <w:bottom w:val="nil"/>
+              <w:right w:val="single" w:color="auto" w:sz="2" w:space="0"/>
+            </w:tcBorders>
+            <w:shd w:val="clear" w:color="auto" w:fill="FFFFFF"/>
+            <w:tcMar>
+              <w:top w:w="120" w:type="dxa"/>
+              <w:left w:w="180" w:type="dxa"/>
+              <w:bottom w:w="120" w:type="dxa"/>
+              <w:right w:w="180" w:type="dxa"/>
+            </w:tcMar>
+            <w:vAlign w:val="center"/>
+          </w:tcPr>
+          <w:p>
+            <w:pPr>
+              <w:rPr>
+                <w:rFonts w:hint="default"/>
+              </w:rPr>
+            </w:pPr>
+            <w:r>
+              <w:rPr>
+                <w:rFonts w:hint="default"/>
+                <w:lang w:val="en-US" w:eastAsia="zh-CN"/>
+              </w:rPr>
+              <w:t>交互动作</w:t>
+            </w:r>
+          </w:p>
+        </w:tc>
+        <w:tc>
+          <w:tcPr>
+            <w:tcW w:w="0" w:type="auto"/>
+            <w:tcBorders>
+              <w:top w:val="nil"/>
+              <w:left w:val="nil"/>
+              <w:bottom w:val="nil"/>
+              <w:right w:val="nil"/>
+            </w:tcBorders>
+            <w:shd w:val="clear" w:color="auto" w:fill="FFFFFF"/>
+            <w:tcMar>
+              <w:top w:w="120" w:type="dxa"/>
+              <w:left w:w="180" w:type="dxa"/>
+              <w:bottom w:w="120" w:type="dxa"/>
+              <w:right w:w="180" w:type="dxa"/>
+            </w:tcMar>
+            <w:vAlign w:val="center"/>
+          </w:tcPr>
+          <w:p>
+            <w:pPr>
+              <w:rPr>
+                <w:rFonts w:hint="default"/>
+              </w:rPr>
+            </w:pPr>
+            <w:r>
+              <w:rPr>
+                <w:rFonts w:hint="default"/>
+                <w:lang w:val="en-US" w:eastAsia="zh-CN"/>
+              </w:rPr>
+              <w:t>（1）学生点击 “终端机→地图查看”（2）系统加载校园地图，标注所有终端机位置（在线终端机标绿色，离线标灰色）（3）学生点击某终端机图标，弹出详情卡片（含终端机 ID、位置描述、关联制水机、当前状态）（4）学生点击 “导航” 按钮，调用地图导航应用规划到该终端机的路线</w:t>
+            </w:r>
+          </w:p>
+        </w:tc>
+      </w:tr>
+      <w:tr>
+        <w:tblPrEx>
+          <w:tblBorders>
+            <w:top w:val="single" w:color="auto" w:sz="2" w:space="0"/>
+            <w:left w:val="single" w:color="auto" w:sz="2" w:space="0"/>
+            <w:bottom w:val="single" w:color="auto" w:sz="2" w:space="0"/>
+            <w:right w:val="single" w:color="auto" w:sz="2" w:space="0"/>
+            <w:insideH w:val="none" w:color="auto" w:sz="0" w:space="0"/>
+            <w:insideV w:val="none" w:color="auto" w:sz="0" w:space="0"/>
+          </w:tblBorders>
+          <w:shd w:val="clear" w:color="auto" w:fill="FFFFFF"/>
+          <w:tblCellMar>
+            <w:top w:w="0" w:type="dxa"/>
+            <w:left w:w="0" w:type="dxa"/>
+            <w:bottom w:w="0" w:type="dxa"/>
+            <w:right w:w="0" w:type="dxa"/>
+          </w:tblCellMar>
+        </w:tblPrEx>
+        <w:tc>
+          <w:tcPr>
+            <w:tcW w:w="0" w:type="auto"/>
+            <w:tcBorders>
+              <w:top w:val="nil"/>
+              <w:left w:val="nil"/>
+              <w:bottom w:val="nil"/>
+              <w:right w:val="single" w:color="auto" w:sz="2" w:space="0"/>
+            </w:tcBorders>
+            <w:shd w:val="clear" w:color="auto" w:fill="FFFFFF"/>
+            <w:tcMar>
+              <w:top w:w="120" w:type="dxa"/>
+              <w:left w:w="180" w:type="dxa"/>
+              <w:bottom w:w="120" w:type="dxa"/>
+              <w:right w:w="180" w:type="dxa"/>
+            </w:tcMar>
+            <w:vAlign w:val="center"/>
+          </w:tcPr>
+          <w:p>
+            <w:pPr>
+              <w:rPr>
+                <w:rFonts w:hint="default"/>
+              </w:rPr>
+            </w:pPr>
+            <w:r>
+              <w:rPr>
+                <w:rFonts w:hint="default"/>
+                <w:lang w:val="en-US" w:eastAsia="zh-CN"/>
+              </w:rPr>
               <w:t>扩展交互</w:t>
             </w:r>
           </w:p>
@@ -7709,69 +11517,6 @@
           <w:rFonts w:hint="default"/>
         </w:rPr>
       </w:pPr>
-    </w:p>
-    <w:p>
-      <w:pPr>
-        <w:rPr>
-          <w:rFonts w:hint="default"/>
-        </w:rPr>
-      </w:pPr>
-    </w:p>
-    <w:p>
-      <w:pPr>
-        <w:rPr>
-          <w:rFonts w:hint="default"/>
-        </w:rPr>
-      </w:pPr>
-    </w:p>
-    <w:p>
-      <w:pPr>
-        <w:rPr>
-          <w:rFonts w:hint="default"/>
-        </w:rPr>
-      </w:pPr>
-    </w:p>
-    <w:p>
-      <w:pPr>
-        <w:rPr>
-          <w:rFonts w:hint="default"/>
-        </w:rPr>
-      </w:pPr>
-    </w:p>
-    <w:p>
-      <w:pPr>
-        <w:rPr>
-          <w:rFonts w:hint="default"/>
-        </w:rPr>
-      </w:pPr>
-    </w:p>
-    <w:p>
-      <w:pPr>
-        <w:rPr>
-          <w:rFonts w:hint="default"/>
-        </w:rPr>
-      </w:pPr>
-    </w:p>
-    <w:p>
-      <w:pPr>
-        <w:rPr>
-          <w:rFonts w:hint="default"/>
-        </w:rPr>
-      </w:pPr>
-    </w:p>
-    <w:p>
-      <w:pPr>
-        <w:rPr>
-          <w:rFonts w:hint="default"/>
-        </w:rPr>
-      </w:pPr>
-    </w:p>
-    <w:p>
-      <w:pPr>
-        <w:rPr>
-          <w:rFonts w:hint="default"/>
-        </w:rPr>
-      </w:pPr>
       <w:r>
         <w:rPr>
           <w:rFonts w:hint="default"/>
@@ -7794,7 +11539,7 @@
     </w:p>
     <w:tbl>
       <w:tblPr>
-        <w:tblStyle w:val="5"/>
+        <w:tblStyle w:val="8"/>
         <w:tblW w:w="0" w:type="auto"/>
         <w:tblInd w:w="0" w:type="dxa"/>
         <w:tblBorders>
@@ -8481,13 +12226,173 @@
     </w:tbl>
     <w:p/>
     <w:sectPr>
+      <w:footerReference r:id="rId3" w:type="default"/>
       <w:pgSz w:w="11906" w:h="16838"/>
       <w:pgMar w:top="1440" w:right="1800" w:bottom="1440" w:left="1800" w:header="851" w:footer="992" w:gutter="0"/>
+      <w:pgNumType w:fmt="decimal"/>
       <w:cols w:space="425" w:num="1"/>
       <w:docGrid w:type="lines" w:linePitch="312" w:charSpace="0"/>
     </w:sectPr>
   </w:body>
 </w:document>
+</file>
+
+<file path=word/footer1.xml><?xml version="1.0" encoding="utf-8"?>
+<w:ftr xmlns:wpc="http://schemas.microsoft.com/office/word/2010/wordprocessingCanvas" xmlns:mc="http://schemas.openxmlformats.org/markup-compatibility/2006" xmlns:o="urn:schemas-microsoft-com:office:office" xmlns:r="http://schemas.openxmlformats.org/officeDocument/2006/relationships" xmlns:m="http://schemas.openxmlformats.org/officeDocument/2006/math" xmlns:v="urn:schemas-microsoft-com:vml" xmlns:wp14="http://schemas.microsoft.com/office/word/2010/wordprocessingDrawing" xmlns:wp="http://schemas.openxmlformats.org/drawingml/2006/wordprocessingDrawing" xmlns:w10="urn:schemas-microsoft-com:office:word" xmlns:w="http://schemas.openxmlformats.org/wordprocessingml/2006/main" xmlns:w14="http://schemas.microsoft.com/office/word/2010/wordml" xmlns:w15="http://schemas.microsoft.com/office/word/2012/wordml" xmlns:wpg="http://schemas.microsoft.com/office/word/2010/wordprocessingGroup" xmlns:wpi="http://schemas.microsoft.com/office/word/2010/wordprocessingInk" xmlns:wne="http://schemas.microsoft.com/office/word/2006/wordml" xmlns:wps="http://schemas.microsoft.com/office/word/2010/wordprocessingShape" xmlns:wpsCustomData="http://www.wps.cn/officeDocument/2013/wpsCustomData" mc:Ignorable="w14 w15 wp14">
+  <w:p>
+    <w:pPr>
+      <w:pStyle w:val="5"/>
+    </w:pPr>
+    <w:r>
+      <w:rPr>
+        <w:sz w:val="18"/>
+      </w:rPr>
+      <mc:AlternateContent>
+        <mc:Choice Requires="wps">
+          <w:drawing>
+            <wp:anchor distT="0" distB="0" distL="114300" distR="114300" simplePos="0" relativeHeight="251659264" behindDoc="0" locked="0" layoutInCell="1" allowOverlap="1">
+              <wp:simplePos x="0" y="0"/>
+              <wp:positionH relativeFrom="margin">
+                <wp:align>center</wp:align>
+              </wp:positionH>
+              <wp:positionV relativeFrom="paragraph">
+                <wp:posOffset>0</wp:posOffset>
+              </wp:positionV>
+              <wp:extent cx="1828800" cy="1828800"/>
+              <wp:effectExtent l="0" t="0" r="0" b="0"/>
+              <wp:wrapNone/>
+              <wp:docPr id="1" name="文本框 1"/>
+              <wp:cNvGraphicFramePr/>
+              <a:graphic xmlns:a="http://schemas.openxmlformats.org/drawingml/2006/main">
+                <a:graphicData uri="http://schemas.microsoft.com/office/word/2010/wordprocessingShape">
+                  <wps:wsp>
+                    <wps:cNvSpPr txBox="1"/>
+                    <wps:spPr>
+                      <a:xfrm>
+                        <a:off x="0" y="0"/>
+                        <a:ext cx="1828800" cy="1828800"/>
+                      </a:xfrm>
+                      <a:prstGeom prst="rect">
+                        <a:avLst/>
+                      </a:prstGeom>
+                      <a:noFill/>
+                      <a:ln w="6350">
+                        <a:noFill/>
+                      </a:ln>
+                      <a:extLst>
+                        <a:ext uri="{909E8E84-426E-40DD-AFC4-6F175D3DCCD1}">
+                          <a14:hiddenFill xmlns:a14="http://schemas.microsoft.com/office/drawing/2010/main">
+                            <a:solidFill>
+                              <a:schemeClr val="lt1"/>
+                            </a:solidFill>
+                          </a14:hiddenFill>
+                        </a:ext>
+                        <a:ext uri="{91240B29-F687-4F45-9708-019B960494DF}">
+                          <a14:hiddenLine xmlns:a14="http://schemas.microsoft.com/office/drawing/2010/main" w="6350">
+                            <a:solidFill>
+                              <a:prstClr val="black"/>
+                            </a:solidFill>
+                          </a14:hiddenLine>
+                        </a:ext>
+                      </a:extLst>
+                    </wps:spPr>
+                    <wps:style>
+                      <a:lnRef idx="0">
+                        <a:schemeClr val="accent1"/>
+                      </a:lnRef>
+                      <a:fillRef idx="0">
+                        <a:schemeClr val="accent1"/>
+                      </a:fillRef>
+                      <a:effectRef idx="0">
+                        <a:schemeClr val="accent1"/>
+                      </a:effectRef>
+                      <a:fontRef idx="minor">
+                        <a:schemeClr val="dk1"/>
+                      </a:fontRef>
+                    </wps:style>
+                    <wps:txbx>
+                      <w:txbxContent>
+                        <w:p>
+                          <w:pPr>
+                            <w:pStyle w:val="5"/>
+                          </w:pPr>
+                          <w:r>
+                            <w:t xml:space="preserve">第 </w:t>
+                          </w:r>
+                          <w:r>
+                            <w:fldChar w:fldCharType="begin"/>
+                          </w:r>
+                          <w:r>
+                            <w:instrText xml:space="preserve"> PAGE  \* MERGEFORMAT </w:instrText>
+                          </w:r>
+                          <w:r>
+                            <w:fldChar w:fldCharType="separate"/>
+                          </w:r>
+                          <w:r>
+                            <w:t>1</w:t>
+                          </w:r>
+                          <w:r>
+                            <w:fldChar w:fldCharType="end"/>
+                          </w:r>
+                          <w:r>
+                            <w:t xml:space="preserve"> 页</w:t>
+                          </w:r>
+                        </w:p>
+                      </w:txbxContent>
+                    </wps:txbx>
+                    <wps:bodyPr rot="0" spcFirstLastPara="0" vertOverflow="overflow" horzOverflow="overflow" vert="horz" wrap="none" lIns="0" tIns="0" rIns="0" bIns="0" numCol="1" spcCol="0" rtlCol="0" fromWordArt="0" anchor="t" anchorCtr="0" forceAA="0" upright="0" compatLnSpc="1">
+                      <a:spAutoFit/>
+                    </wps:bodyPr>
+                  </wps:wsp>
+                </a:graphicData>
+              </a:graphic>
+            </wp:anchor>
+          </w:drawing>
+        </mc:Choice>
+        <mc:Fallback>
+          <w:pict>
+            <v:shape id="_x0000_s1026" o:spid="_x0000_s1026" o:spt="202" type="#_x0000_t202" style="position:absolute;left:0pt;margin-top:0pt;height:144pt;width:144pt;mso-position-horizontal:center;mso-position-horizontal-relative:margin;mso-wrap-style:none;z-index:251659264;mso-width-relative:page;mso-height-relative:page;" filled="f" stroked="f" coordsize="21600,21600" o:gfxdata="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">
+              <v:fill on="f" focussize="0,0"/>
+              <v:stroke on="f" weight="0.5pt"/>
+              <v:imagedata o:title=""/>
+              <o:lock v:ext="edit" aspectratio="f"/>
+              <v:textbox inset="0mm,0mm,0mm,0mm" style="mso-fit-shape-to-text:t;">
+                <w:txbxContent>
+                  <w:p>
+                    <w:pPr>
+                      <w:pStyle w:val="5"/>
+                    </w:pPr>
+                    <w:r>
+                      <w:t xml:space="preserve">第 </w:t>
+                    </w:r>
+                    <w:r>
+                      <w:fldChar w:fldCharType="begin"/>
+                    </w:r>
+                    <w:r>
+                      <w:instrText xml:space="preserve"> PAGE  \* MERGEFORMAT </w:instrText>
+                    </w:r>
+                    <w:r>
+                      <w:fldChar w:fldCharType="separate"/>
+                    </w:r>
+                    <w:r>
+                      <w:t>1</w:t>
+                    </w:r>
+                    <w:r>
+                      <w:fldChar w:fldCharType="end"/>
+                    </w:r>
+                    <w:r>
+                      <w:t xml:space="preserve"> 页</w:t>
+                    </w:r>
+                  </w:p>
+                </w:txbxContent>
+              </v:textbox>
+            </v:shape>
+          </w:pict>
+        </mc:Fallback>
+      </mc:AlternateContent>
+    </w:r>
+  </w:p>
+</w:ftr>
 </file>
 
 <file path=word/styles.xml><?xml version="1.0" encoding="utf-8"?>
@@ -8532,7 +12437,7 @@
     <w:lsdException w:unhideWhenUsed="0" w:uiPriority="0" w:semiHidden="0" w:name="Normal Indent"/>
     <w:lsdException w:unhideWhenUsed="0" w:uiPriority="0" w:semiHidden="0" w:name="footnote text"/>
     <w:lsdException w:unhideWhenUsed="0" w:uiPriority="0" w:semiHidden="0" w:name="annotation text"/>
-    <w:lsdException w:unhideWhenUsed="0" w:uiPriority="0" w:semiHidden="0" w:name="header"/>
+    <w:lsdException w:qFormat="1" w:unhideWhenUsed="0" w:uiPriority="0" w:semiHidden="0" w:name="header"/>
     <w:lsdException w:unhideWhenUsed="0" w:uiPriority="0" w:semiHidden="0" w:name="footer"/>
     <w:lsdException w:unhideWhenUsed="0" w:uiPriority="0" w:semiHidden="0" w:name="index heading"/>
     <w:lsdException w:qFormat="1" w:uiPriority="0" w:name="caption"/>
@@ -8830,12 +12735,12 @@
       <w:lang w:val="en-US" w:eastAsia="zh-CN" w:bidi="ar"/>
     </w:rPr>
   </w:style>
-  <w:style w:type="character" w:default="1" w:styleId="6">
+  <w:style w:type="character" w:default="1" w:styleId="9">
     <w:name w:val="Default Paragraph Font"/>
     <w:semiHidden/>
     <w:uiPriority w:val="0"/>
   </w:style>
-  <w:style w:type="table" w:default="1" w:styleId="5">
+  <w:style w:type="table" w:default="1" w:styleId="8">
     <w:name w:val="Normal Table"/>
     <w:semiHidden/>
     <w:uiPriority w:val="0"/>
@@ -8847,6 +12752,59 @@
         <w:right w:w="108" w:type="dxa"/>
       </w:tblCellMar>
     </w:tblPr>
+  </w:style>
+  <w:style w:type="paragraph" w:styleId="5">
+    <w:name w:val="footer"/>
+    <w:basedOn w:val="1"/>
+    <w:uiPriority w:val="0"/>
+    <w:pPr>
+      <w:tabs>
+        <w:tab w:val="center" w:pos="4153"/>
+        <w:tab w:val="right" w:pos="8306"/>
+      </w:tabs>
+      <w:snapToGrid w:val="0"/>
+      <w:jc w:val="left"/>
+    </w:pPr>
+    <w:rPr>
+      <w:sz w:val="18"/>
+    </w:rPr>
+  </w:style>
+  <w:style w:type="paragraph" w:styleId="6">
+    <w:name w:val="header"/>
+    <w:basedOn w:val="1"/>
+    <w:qFormat/>
+    <w:uiPriority w:val="0"/>
+    <w:pPr>
+      <w:tabs>
+        <w:tab w:val="center" w:pos="4320"/>
+        <w:tab w:val="right" w:pos="8640"/>
+      </w:tabs>
+    </w:pPr>
+  </w:style>
+  <w:style w:type="paragraph" w:styleId="7">
+    <w:name w:val="Title"/>
+    <w:basedOn w:val="1"/>
+    <w:next w:val="1"/>
+    <w:qFormat/>
+    <w:uiPriority w:val="0"/>
+    <w:pPr>
+      <w:spacing w:line="240" w:lineRule="auto"/>
+      <w:jc w:val="center"/>
+    </w:pPr>
+    <w:rPr>
+      <w:b/>
+      <w:sz w:val="36"/>
+    </w:rPr>
+  </w:style>
+  <w:style w:type="paragraph" w:customStyle="1" w:styleId="10">
+    <w:name w:val="Tabletext"/>
+    <w:basedOn w:val="1"/>
+    <w:qFormat/>
+    <w:uiPriority w:val="6"/>
+    <w:pPr>
+      <w:keepLines/>
+      <w:spacing w:after="120"/>
+    </w:pPr>
   </w:style>
 </w:styles>
 </file>
@@ -9096,4 +13054,21 @@
   </a:themeElements>
   <a:objectDefaults/>
 </a:theme>
+</file>
+
+<file path=customXml/item1.xml><?xml version="1.0" encoding="utf-8"?>
+<s:customData xmlns="http://www.wps.cn/officeDocument/2013/wpsCustomData" xmlns:s="http://www.wps.cn/officeDocument/2013/wpsCustomData">
+  <customSectProps/>
+  <customShpExts>
+    <customShpInfo spid="_x0000_s1026" textRotate="1"/>
+  </customShpExts>
+</s:customData>
+</file>
+
+<file path=customXml/itemProps1.xml><?xml version="1.0" encoding="utf-8"?>
+<ds:datastoreItem xmlns:ds="http://schemas.openxmlformats.org/officeDocument/2006/customXml" ds:itemID="{B1977F7D-205B-4081-913C-38D41E755F92}">
+  <ds:schemaRefs>
+    <ds:schemaRef ds:uri="http://www.wps.cn/officeDocument/2013/wpsCustomData"/>
+  </ds:schemaRefs>
+</ds:datastoreItem>
 </file>
--- a/doc/project/01-需求文档/用例文档第一稿.docx
+++ b/doc/project/01-需求文档/用例文档第一稿.docx
@@ -820,58 +820,37 @@
           <w:rFonts w:hint="eastAsia"/>
           <w:lang w:val="en-US" w:eastAsia="zh-CN"/>
         </w:rPr>
-        <w:t xml:space="preserve">  2.1管理员</w:t>
+        <w:t xml:space="preserve">  2.1管理员用例图                                                        4</w:t>
       </w:r>
+    </w:p>
+    <w:p>
+      <w:pPr>
+        <w:rPr>
+          <w:rFonts w:hint="default"/>
+          <w:lang w:val="en-US" w:eastAsia="zh-CN"/>
+        </w:rPr>
+      </w:pPr>
       <w:r>
         <w:rPr>
           <w:rFonts w:hint="eastAsia"/>
           <w:lang w:val="en-US" w:eastAsia="zh-CN"/>
         </w:rPr>
-        <w:t>用例图                                                        4</w:t>
+        <w:t xml:space="preserve">  2.2维修人员用例图                                                      5</w:t>
       </w:r>
     </w:p>
     <w:p>
       <w:pPr>
-        <w:rPr>
-          <w:rFonts w:hint="default"/>
-          <w:lang w:val="en-US" w:eastAsia="zh-CN"/>
-        </w:rPr>
-      </w:pPr>
-      <w:r>
         <w:rPr>
           <w:rFonts w:hint="eastAsia"/>
           <w:lang w:val="en-US" w:eastAsia="zh-CN"/>
         </w:rPr>
-        <w:t xml:space="preserve">  2.2维修人员</w:t>
-      </w:r>
+      </w:pPr>
       <w:r>
         <w:rPr>
           <w:rFonts w:hint="eastAsia"/>
           <w:lang w:val="en-US" w:eastAsia="zh-CN"/>
         </w:rPr>
-        <w:t>用例图                                                      5</w:t>
-      </w:r>
-    </w:p>
-    <w:p>
-      <w:pPr>
-        <w:rPr>
-          <w:rFonts w:hint="eastAsia"/>
-          <w:lang w:val="en-US" w:eastAsia="zh-CN"/>
-        </w:rPr>
-      </w:pPr>
-      <w:r>
-        <w:rPr>
-          <w:rFonts w:hint="eastAsia"/>
-          <w:lang w:val="en-US" w:eastAsia="zh-CN"/>
-        </w:rPr>
-        <w:t xml:space="preserve">  2.3学生</w:t>
-      </w:r>
-      <w:r>
-        <w:rPr>
-          <w:rFonts w:hint="eastAsia"/>
-          <w:lang w:val="en-US" w:eastAsia="zh-CN"/>
-        </w:rPr>
-        <w:t xml:space="preserve">用例图                                                          6   </w:t>
+        <w:t xml:space="preserve">  2.3学生用例图                                                          6   </w:t>
       </w:r>
     </w:p>
     <w:p>
@@ -1247,6 +1226,7 @@
     </w:p>
     <w:tbl>
       <w:tblPr>
+        <w:tblStyle w:val="8"/>
         <w:tblW w:w="0" w:type="auto"/>
         <w:tblInd w:w="0" w:type="dxa"/>
         <w:tblBorders>
@@ -1257,7 +1237,7 @@
           <w:insideH w:val="none" w:color="auto" w:sz="0" w:space="0"/>
           <w:insideV w:val="none" w:color="auto" w:sz="0" w:space="0"/>
         </w:tblBorders>
-        <w:shd w:val="clear"/>
+        <w:shd w:val="clear" w:color="auto" w:fill="auto"/>
         <w:tblLayout w:type="autofit"/>
         <w:tblCellMar>
           <w:top w:w="0" w:type="dxa"/>
@@ -1281,7 +1261,6 @@
             <w:insideH w:val="none" w:color="auto" w:sz="0" w:space="0"/>
             <w:insideV w:val="none" w:color="auto" w:sz="0" w:space="0"/>
           </w:tblBorders>
-          <w:shd w:val="clear"/>
           <w:tblCellMar>
             <w:top w:w="0" w:type="dxa"/>
             <w:left w:w="0" w:type="dxa"/>
@@ -1421,7 +1400,7 @@
               <w:bottom w:val="nil"/>
               <w:right w:val="single" w:color="auto" w:sz="2" w:space="0"/>
             </w:tcBorders>
-            <w:shd w:val="clear"/>
+            <w:shd w:val="clear" w:color="auto" w:fill="auto"/>
             <w:tcMar>
               <w:top w:w="120" w:type="dxa"/>
               <w:left w:w="180" w:type="dxa"/>
@@ -1455,7 +1434,7 @@
               <w:bottom w:val="nil"/>
               <w:right w:val="single" w:color="auto" w:sz="2" w:space="0"/>
             </w:tcBorders>
-            <w:shd w:val="clear"/>
+            <w:shd w:val="clear" w:color="auto" w:fill="auto"/>
             <w:tcMar>
               <w:top w:w="120" w:type="dxa"/>
               <w:left w:w="180" w:type="dxa"/>
@@ -1489,7 +1468,7 @@
               <w:bottom w:val="nil"/>
               <w:right w:val="nil"/>
             </w:tcBorders>
-            <w:shd w:val="clear"/>
+            <w:shd w:val="clear" w:color="auto" w:fill="auto"/>
             <w:tcMar>
               <w:top w:w="120" w:type="dxa"/>
               <w:left w:w="180" w:type="dxa"/>
@@ -1541,7 +1520,7 @@
               <w:bottom w:val="nil"/>
               <w:right w:val="single" w:color="auto" w:sz="2" w:space="0"/>
             </w:tcBorders>
-            <w:shd w:val="clear"/>
+            <w:shd w:val="clear" w:color="auto" w:fill="auto"/>
             <w:tcMar>
               <w:top w:w="120" w:type="dxa"/>
               <w:left w:w="180" w:type="dxa"/>
@@ -1575,7 +1554,7 @@
               <w:bottom w:val="nil"/>
               <w:right w:val="single" w:color="auto" w:sz="2" w:space="0"/>
             </w:tcBorders>
-            <w:shd w:val="clear"/>
+            <w:shd w:val="clear" w:color="auto" w:fill="auto"/>
             <w:tcMar>
               <w:top w:w="120" w:type="dxa"/>
               <w:left w:w="180" w:type="dxa"/>
@@ -1609,7 +1588,7 @@
               <w:bottom w:val="nil"/>
               <w:right w:val="nil"/>
             </w:tcBorders>
-            <w:shd w:val="clear"/>
+            <w:shd w:val="clear" w:color="auto" w:fill="auto"/>
             <w:tcMar>
               <w:top w:w="120" w:type="dxa"/>
               <w:left w:w="180" w:type="dxa"/>
@@ -1661,7 +1640,7 @@
               <w:bottom w:val="nil"/>
               <w:right w:val="single" w:color="auto" w:sz="2" w:space="0"/>
             </w:tcBorders>
-            <w:shd w:val="clear"/>
+            <w:shd w:val="clear" w:color="auto" w:fill="auto"/>
             <w:tcMar>
               <w:top w:w="120" w:type="dxa"/>
               <w:left w:w="180" w:type="dxa"/>
@@ -1695,7 +1674,7 @@
               <w:bottom w:val="nil"/>
               <w:right w:val="single" w:color="auto" w:sz="2" w:space="0"/>
             </w:tcBorders>
-            <w:shd w:val="clear"/>
+            <w:shd w:val="clear" w:color="auto" w:fill="auto"/>
             <w:tcMar>
               <w:top w:w="120" w:type="dxa"/>
               <w:left w:w="180" w:type="dxa"/>
@@ -1729,7 +1708,7 @@
               <w:bottom w:val="nil"/>
               <w:right w:val="nil"/>
             </w:tcBorders>
-            <w:shd w:val="clear"/>
+            <w:shd w:val="clear" w:color="auto" w:fill="auto"/>
             <w:tcMar>
               <w:top w:w="120" w:type="dxa"/>
               <w:left w:w="180" w:type="dxa"/>
@@ -1751,369 +1730,6 @@
                 <w:lang w:val="en-US" w:eastAsia="zh-CN"/>
               </w:rPr>
               <w:t>UC-ADMIN-003-UserManage</w:t>
-            </w:r>
-          </w:p>
-        </w:tc>
-      </w:tr>
-      <w:tr>
-        <w:tblPrEx>
-          <w:tblBorders>
-            <w:top w:val="single" w:color="auto" w:sz="2" w:space="0"/>
-            <w:left w:val="single" w:color="auto" w:sz="2" w:space="0"/>
-            <w:bottom w:val="single" w:color="auto" w:sz="2" w:space="0"/>
-            <w:right w:val="single" w:color="auto" w:sz="2" w:space="0"/>
-            <w:insideH w:val="none" w:color="auto" w:sz="0" w:space="0"/>
-            <w:insideV w:val="none" w:color="auto" w:sz="0" w:space="0"/>
-          </w:tblBorders>
-          <w:shd w:val="clear"/>
-          <w:tblCellMar>
-            <w:top w:w="0" w:type="dxa"/>
-            <w:left w:w="0" w:type="dxa"/>
-            <w:bottom w:w="0" w:type="dxa"/>
-            <w:right w:w="0" w:type="dxa"/>
-          </w:tblCellMar>
-        </w:tblPrEx>
-        <w:tc>
-          <w:tcPr>
-            <w:tcW w:w="0" w:type="auto"/>
-            <w:tcBorders>
-              <w:top w:val="nil"/>
-              <w:left w:val="nil"/>
-              <w:bottom w:val="nil"/>
-              <w:right w:val="single" w:color="auto" w:sz="2" w:space="0"/>
-            </w:tcBorders>
-            <w:shd w:val="clear"/>
-            <w:tcMar>
-              <w:top w:w="120" w:type="dxa"/>
-              <w:left w:w="180" w:type="dxa"/>
-              <w:bottom w:w="120" w:type="dxa"/>
-              <w:right w:w="180" w:type="dxa"/>
-            </w:tcMar>
-            <w:vAlign w:val="center"/>
-          </w:tcPr>
-          <w:p>
-            <w:pPr>
-              <w:rPr>
-                <w:rFonts w:hint="eastAsia"/>
-                <w:lang w:val="en-US" w:eastAsia="zh-CN"/>
-              </w:rPr>
-            </w:pPr>
-            <w:r>
-              <w:rPr>
-                <w:rFonts w:hint="eastAsia"/>
-                <w:lang w:val="en-US" w:eastAsia="zh-CN"/>
-              </w:rPr>
-              <w:t>管理员</w:t>
-            </w:r>
-          </w:p>
-        </w:tc>
-        <w:tc>
-          <w:tcPr>
-            <w:tcW w:w="0" w:type="auto"/>
-            <w:tcBorders>
-              <w:top w:val="nil"/>
-              <w:left w:val="nil"/>
-              <w:bottom w:val="nil"/>
-              <w:right w:val="single" w:color="auto" w:sz="2" w:space="0"/>
-            </w:tcBorders>
-            <w:shd w:val="clear"/>
-            <w:tcMar>
-              <w:top w:w="120" w:type="dxa"/>
-              <w:left w:w="180" w:type="dxa"/>
-              <w:bottom w:w="120" w:type="dxa"/>
-              <w:right w:w="180" w:type="dxa"/>
-            </w:tcMar>
-            <w:vAlign w:val="center"/>
-          </w:tcPr>
-          <w:p>
-            <w:pPr>
-              <w:rPr>
-                <w:rFonts w:hint="eastAsia"/>
-                <w:lang w:val="en-US" w:eastAsia="zh-CN"/>
-              </w:rPr>
-            </w:pPr>
-            <w:r>
-              <w:rPr>
-                <w:rFonts w:hint="eastAsia"/>
-                <w:lang w:val="en-US" w:eastAsia="zh-CN"/>
-              </w:rPr>
-              <w:t>地区管理</w:t>
-            </w:r>
-          </w:p>
-        </w:tc>
-        <w:tc>
-          <w:tcPr>
-            <w:tcW w:w="0" w:type="auto"/>
-            <w:tcBorders>
-              <w:top w:val="nil"/>
-              <w:left w:val="nil"/>
-              <w:bottom w:val="nil"/>
-              <w:right w:val="nil"/>
-            </w:tcBorders>
-            <w:shd w:val="clear"/>
-            <w:tcMar>
-              <w:top w:w="120" w:type="dxa"/>
-              <w:left w:w="180" w:type="dxa"/>
-              <w:bottom w:w="120" w:type="dxa"/>
-              <w:right w:w="180" w:type="dxa"/>
-            </w:tcMar>
-            <w:vAlign w:val="center"/>
-          </w:tcPr>
-          <w:p>
-            <w:pPr>
-              <w:rPr>
-                <w:rFonts w:hint="eastAsia"/>
-                <w:lang w:val="en-US" w:eastAsia="zh-CN"/>
-              </w:rPr>
-            </w:pPr>
-            <w:r>
-              <w:rPr>
-                <w:rFonts w:hint="eastAsia"/>
-                <w:lang w:val="en-US" w:eastAsia="zh-CN"/>
-              </w:rPr>
-              <w:t>UC-ADMIN-004-AreaManage</w:t>
-            </w:r>
-          </w:p>
-        </w:tc>
-      </w:tr>
-      <w:tr>
-        <w:tblPrEx>
-          <w:tblBorders>
-            <w:top w:val="single" w:color="auto" w:sz="2" w:space="0"/>
-            <w:left w:val="single" w:color="auto" w:sz="2" w:space="0"/>
-            <w:bottom w:val="single" w:color="auto" w:sz="2" w:space="0"/>
-            <w:right w:val="single" w:color="auto" w:sz="2" w:space="0"/>
-            <w:insideH w:val="none" w:color="auto" w:sz="0" w:space="0"/>
-            <w:insideV w:val="none" w:color="auto" w:sz="0" w:space="0"/>
-          </w:tblBorders>
-          <w:shd w:val="clear"/>
-          <w:tblCellMar>
-            <w:top w:w="0" w:type="dxa"/>
-            <w:left w:w="0" w:type="dxa"/>
-            <w:bottom w:w="0" w:type="dxa"/>
-            <w:right w:w="0" w:type="dxa"/>
-          </w:tblCellMar>
-        </w:tblPrEx>
-        <w:tc>
-          <w:tcPr>
-            <w:tcW w:w="0" w:type="auto"/>
-            <w:tcBorders>
-              <w:top w:val="nil"/>
-              <w:left w:val="nil"/>
-              <w:bottom w:val="nil"/>
-              <w:right w:val="single" w:color="auto" w:sz="2" w:space="0"/>
-            </w:tcBorders>
-            <w:shd w:val="clear"/>
-            <w:tcMar>
-              <w:top w:w="120" w:type="dxa"/>
-              <w:left w:w="180" w:type="dxa"/>
-              <w:bottom w:w="120" w:type="dxa"/>
-              <w:right w:w="180" w:type="dxa"/>
-            </w:tcMar>
-            <w:vAlign w:val="center"/>
-          </w:tcPr>
-          <w:p>
-            <w:pPr>
-              <w:rPr>
-                <w:rFonts w:hint="eastAsia"/>
-                <w:lang w:val="en-US" w:eastAsia="zh-CN"/>
-              </w:rPr>
-            </w:pPr>
-            <w:r>
-              <w:rPr>
-                <w:rFonts w:hint="eastAsia"/>
-                <w:lang w:val="en-US" w:eastAsia="zh-CN"/>
-              </w:rPr>
-              <w:t>维修人员</w:t>
-            </w:r>
-          </w:p>
-        </w:tc>
-        <w:tc>
-          <w:tcPr>
-            <w:tcW w:w="0" w:type="auto"/>
-            <w:tcBorders>
-              <w:top w:val="nil"/>
-              <w:left w:val="nil"/>
-              <w:bottom w:val="nil"/>
-              <w:right w:val="single" w:color="auto" w:sz="2" w:space="0"/>
-            </w:tcBorders>
-            <w:shd w:val="clear"/>
-            <w:tcMar>
-              <w:top w:w="120" w:type="dxa"/>
-              <w:left w:w="180" w:type="dxa"/>
-              <w:bottom w:w="120" w:type="dxa"/>
-              <w:right w:w="180" w:type="dxa"/>
-            </w:tcMar>
-            <w:vAlign w:val="center"/>
-          </w:tcPr>
-          <w:p>
-            <w:pPr>
-              <w:rPr>
-                <w:rFonts w:hint="eastAsia"/>
-                <w:lang w:val="en-US" w:eastAsia="zh-CN"/>
-              </w:rPr>
-            </w:pPr>
-            <w:r>
-              <w:rPr>
-                <w:rFonts w:hint="eastAsia"/>
-                <w:lang w:val="en-US" w:eastAsia="zh-CN"/>
-              </w:rPr>
-              <w:t>本辖区设备巡检</w:t>
-            </w:r>
-          </w:p>
-        </w:tc>
-        <w:tc>
-          <w:tcPr>
-            <w:tcW w:w="0" w:type="auto"/>
-            <w:tcBorders>
-              <w:top w:val="nil"/>
-              <w:left w:val="nil"/>
-              <w:bottom w:val="nil"/>
-              <w:right w:val="nil"/>
-            </w:tcBorders>
-            <w:shd w:val="clear"/>
-            <w:tcMar>
-              <w:top w:w="120" w:type="dxa"/>
-              <w:left w:w="180" w:type="dxa"/>
-              <w:bottom w:w="120" w:type="dxa"/>
-              <w:right w:w="180" w:type="dxa"/>
-            </w:tcMar>
-            <w:vAlign w:val="center"/>
-          </w:tcPr>
-          <w:p>
-            <w:pPr>
-              <w:rPr>
-                <w:rFonts w:hint="eastAsia"/>
-                <w:lang w:val="en-US" w:eastAsia="zh-CN"/>
-              </w:rPr>
-            </w:pPr>
-            <w:r>
-              <w:rPr>
-                <w:rFonts w:hint="eastAsia"/>
-                <w:lang w:val="en-US" w:eastAsia="zh-CN"/>
-              </w:rPr>
-              <w:t>UC-REP-001-DeviceCheck</w:t>
-            </w:r>
-          </w:p>
-        </w:tc>
-      </w:tr>
-      <w:tr>
-        <w:tblPrEx>
-          <w:tblBorders>
-            <w:top w:val="single" w:color="auto" w:sz="2" w:space="0"/>
-            <w:left w:val="single" w:color="auto" w:sz="2" w:space="0"/>
-            <w:bottom w:val="single" w:color="auto" w:sz="2" w:space="0"/>
-            <w:right w:val="single" w:color="auto" w:sz="2" w:space="0"/>
-            <w:insideH w:val="none" w:color="auto" w:sz="0" w:space="0"/>
-            <w:insideV w:val="none" w:color="auto" w:sz="0" w:space="0"/>
-          </w:tblBorders>
-          <w:shd w:val="clear"/>
-          <w:tblCellMar>
-            <w:top w:w="0" w:type="dxa"/>
-            <w:left w:w="0" w:type="dxa"/>
-            <w:bottom w:w="0" w:type="dxa"/>
-            <w:right w:w="0" w:type="dxa"/>
-          </w:tblCellMar>
-        </w:tblPrEx>
-        <w:tc>
-          <w:tcPr>
-            <w:tcW w:w="0" w:type="auto"/>
-            <w:tcBorders>
-              <w:top w:val="nil"/>
-              <w:left w:val="nil"/>
-              <w:bottom w:val="nil"/>
-              <w:right w:val="single" w:color="auto" w:sz="2" w:space="0"/>
-            </w:tcBorders>
-            <w:shd w:val="clear"/>
-            <w:tcMar>
-              <w:top w:w="120" w:type="dxa"/>
-              <w:left w:w="180" w:type="dxa"/>
-              <w:bottom w:w="120" w:type="dxa"/>
-              <w:right w:w="180" w:type="dxa"/>
-            </w:tcMar>
-            <w:vAlign w:val="center"/>
-          </w:tcPr>
-          <w:p>
-            <w:pPr>
-              <w:rPr>
-                <w:rFonts w:hint="eastAsia"/>
-                <w:lang w:val="en-US" w:eastAsia="zh-CN"/>
-              </w:rPr>
-            </w:pPr>
-            <w:r>
-              <w:rPr>
-                <w:rFonts w:hint="eastAsia"/>
-                <w:lang w:val="en-US" w:eastAsia="zh-CN"/>
-              </w:rPr>
-              <w:t>维修人员</w:t>
-            </w:r>
-          </w:p>
-        </w:tc>
-        <w:tc>
-          <w:tcPr>
-            <w:tcW w:w="0" w:type="auto"/>
-            <w:tcBorders>
-              <w:top w:val="nil"/>
-              <w:left w:val="nil"/>
-              <w:bottom w:val="nil"/>
-              <w:right w:val="single" w:color="auto" w:sz="2" w:space="0"/>
-            </w:tcBorders>
-            <w:shd w:val="clear"/>
-            <w:tcMar>
-              <w:top w:w="120" w:type="dxa"/>
-              <w:left w:w="180" w:type="dxa"/>
-              <w:bottom w:w="120" w:type="dxa"/>
-              <w:right w:w="180" w:type="dxa"/>
-            </w:tcMar>
-            <w:vAlign w:val="center"/>
-          </w:tcPr>
-          <w:p>
-            <w:pPr>
-              <w:rPr>
-                <w:rFonts w:hint="eastAsia"/>
-                <w:lang w:val="en-US" w:eastAsia="zh-CN"/>
-              </w:rPr>
-            </w:pPr>
-            <w:r>
-              <w:rPr>
-                <w:rFonts w:hint="eastAsia"/>
-                <w:lang w:val="en-US" w:eastAsia="zh-CN"/>
-              </w:rPr>
-              <w:t>工单抢单与处理</w:t>
-            </w:r>
-          </w:p>
-        </w:tc>
-        <w:tc>
-          <w:tcPr>
-            <w:tcW w:w="0" w:type="auto"/>
-            <w:tcBorders>
-              <w:top w:val="nil"/>
-              <w:left w:val="nil"/>
-              <w:bottom w:val="nil"/>
-              <w:right w:val="nil"/>
-            </w:tcBorders>
-            <w:shd w:val="clear"/>
-            <w:tcMar>
-              <w:top w:w="120" w:type="dxa"/>
-              <w:left w:w="180" w:type="dxa"/>
-              <w:bottom w:w="120" w:type="dxa"/>
-              <w:right w:w="180" w:type="dxa"/>
-            </w:tcMar>
-            <w:vAlign w:val="center"/>
-          </w:tcPr>
-          <w:p>
-            <w:pPr>
-              <w:rPr>
-                <w:rFonts w:hint="eastAsia"/>
-                <w:lang w:val="en-US" w:eastAsia="zh-CN"/>
-              </w:rPr>
-            </w:pPr>
-            <w:r>
-              <w:rPr>
-                <w:rFonts w:hint="eastAsia"/>
-                <w:lang w:val="en-US" w:eastAsia="zh-CN"/>
-              </w:rPr>
-              <w:t>UC-REP-002-WorkOrderHandle</w:t>
             </w:r>
           </w:p>
         </w:tc>
@@ -2144,7 +1760,7 @@
               <w:bottom w:val="nil"/>
               <w:right w:val="single" w:color="auto" w:sz="2" w:space="0"/>
             </w:tcBorders>
-            <w:shd w:val="clear"/>
+            <w:shd w:val="clear" w:color="auto" w:fill="auto"/>
             <w:tcMar>
               <w:top w:w="120" w:type="dxa"/>
               <w:left w:w="180" w:type="dxa"/>
@@ -2165,7 +1781,7 @@
                 <w:rFonts w:hint="eastAsia"/>
                 <w:lang w:val="en-US" w:eastAsia="zh-CN"/>
               </w:rPr>
-              <w:t>学生</w:t>
+              <w:t>管理员</w:t>
             </w:r>
           </w:p>
         </w:tc>
@@ -2178,7 +1794,7 @@
               <w:bottom w:val="nil"/>
               <w:right w:val="single" w:color="auto" w:sz="2" w:space="0"/>
             </w:tcBorders>
-            <w:shd w:val="clear"/>
+            <w:shd w:val="clear" w:color="auto" w:fill="auto"/>
             <w:tcMar>
               <w:top w:w="120" w:type="dxa"/>
               <w:left w:w="180" w:type="dxa"/>
@@ -2199,7 +1815,7 @@
                 <w:rFonts w:hint="eastAsia"/>
                 <w:lang w:val="en-US" w:eastAsia="zh-CN"/>
               </w:rPr>
-              <w:t>扫码用水</w:t>
+              <w:t>地区管理</w:t>
             </w:r>
           </w:p>
         </w:tc>
@@ -2212,7 +1828,7 @@
               <w:bottom w:val="nil"/>
               <w:right w:val="nil"/>
             </w:tcBorders>
-            <w:shd w:val="clear"/>
+            <w:shd w:val="clear" w:color="auto" w:fill="auto"/>
             <w:tcMar>
               <w:top w:w="120" w:type="dxa"/>
               <w:left w:w="180" w:type="dxa"/>
@@ -2233,13 +1849,7 @@
                 <w:rFonts w:hint="eastAsia"/>
                 <w:lang w:val="en-US" w:eastAsia="zh-CN"/>
               </w:rPr>
-              <w:t>UC-STU-001-</w:t>
-            </w:r>
-            <w:r>
-              <w:rPr>
-                <w:lang w:val="en-US" w:eastAsia="zh-CN"/>
-              </w:rPr>
-              <w:t>ScanDrink</w:t>
+              <w:t>UC-ADMIN-004-AreaManage</w:t>
             </w:r>
           </w:p>
         </w:tc>
@@ -2270,7 +1880,7 @@
               <w:bottom w:val="nil"/>
               <w:right w:val="single" w:color="auto" w:sz="2" w:space="0"/>
             </w:tcBorders>
-            <w:shd w:val="clear"/>
+            <w:shd w:val="clear" w:color="auto" w:fill="auto"/>
             <w:tcMar>
               <w:top w:w="120" w:type="dxa"/>
               <w:left w:w="180" w:type="dxa"/>
@@ -2282,7 +1892,7 @@
           <w:p>
             <w:pPr>
               <w:rPr>
-                <w:rFonts w:hint="default"/>
+                <w:rFonts w:hint="eastAsia"/>
                 <w:lang w:val="en-US" w:eastAsia="zh-CN"/>
               </w:rPr>
             </w:pPr>
@@ -2291,7 +1901,7 @@
                 <w:rFonts w:hint="eastAsia"/>
                 <w:lang w:val="en-US" w:eastAsia="zh-CN"/>
               </w:rPr>
-              <w:t>学生</w:t>
+              <w:t>维修人员</w:t>
             </w:r>
           </w:p>
         </w:tc>
@@ -2304,7 +1914,7 @@
               <w:bottom w:val="nil"/>
               <w:right w:val="single" w:color="auto" w:sz="2" w:space="0"/>
             </w:tcBorders>
-            <w:shd w:val="clear"/>
+            <w:shd w:val="clear" w:color="auto" w:fill="auto"/>
             <w:tcMar>
               <w:top w:w="120" w:type="dxa"/>
               <w:left w:w="180" w:type="dxa"/>
@@ -2325,7 +1935,7 @@
                 <w:rFonts w:hint="eastAsia"/>
                 <w:lang w:val="en-US" w:eastAsia="zh-CN"/>
               </w:rPr>
-              <w:t>水质查询</w:t>
+              <w:t>本辖区设备巡检</w:t>
             </w:r>
           </w:p>
         </w:tc>
@@ -2338,7 +1948,7 @@
               <w:bottom w:val="nil"/>
               <w:right w:val="nil"/>
             </w:tcBorders>
-            <w:shd w:val="clear"/>
+            <w:shd w:val="clear" w:color="auto" w:fill="auto"/>
             <w:tcMar>
               <w:top w:w="120" w:type="dxa"/>
               <w:left w:w="180" w:type="dxa"/>
@@ -2356,130 +1966,10 @@
             </w:pPr>
             <w:r>
               <w:rPr>
-                <w:lang w:val="en-US" w:eastAsia="zh-CN"/>
-              </w:rPr>
-              <w:t>UC-STU-002-QualityCheck</w:t>
-            </w:r>
-          </w:p>
-        </w:tc>
-      </w:tr>
-      <w:tr>
-        <w:tblPrEx>
-          <w:tblBorders>
-            <w:top w:val="single" w:color="auto" w:sz="2" w:space="0"/>
-            <w:left w:val="single" w:color="auto" w:sz="2" w:space="0"/>
-            <w:bottom w:val="single" w:color="auto" w:sz="2" w:space="0"/>
-            <w:right w:val="single" w:color="auto" w:sz="2" w:space="0"/>
-            <w:insideH w:val="none" w:color="auto" w:sz="0" w:space="0"/>
-            <w:insideV w:val="none" w:color="auto" w:sz="0" w:space="0"/>
-          </w:tblBorders>
-          <w:shd w:val="clear"/>
-          <w:tblCellMar>
-            <w:top w:w="0" w:type="dxa"/>
-            <w:left w:w="0" w:type="dxa"/>
-            <w:bottom w:w="0" w:type="dxa"/>
-            <w:right w:w="0" w:type="dxa"/>
-          </w:tblCellMar>
-        </w:tblPrEx>
-        <w:tc>
-          <w:tcPr>
-            <w:tcW w:w="0" w:type="auto"/>
-            <w:tcBorders>
-              <w:top w:val="nil"/>
-              <w:left w:val="nil"/>
-              <w:bottom w:val="nil"/>
-              <w:right w:val="single" w:color="auto" w:sz="2" w:space="0"/>
-            </w:tcBorders>
-            <w:shd w:val="clear"/>
-            <w:tcMar>
-              <w:top w:w="120" w:type="dxa"/>
-              <w:left w:w="180" w:type="dxa"/>
-              <w:bottom w:w="120" w:type="dxa"/>
-              <w:right w:w="180" w:type="dxa"/>
-            </w:tcMar>
-            <w:vAlign w:val="center"/>
-          </w:tcPr>
-          <w:p>
-            <w:pPr>
-              <w:rPr>
                 <w:rFonts w:hint="eastAsia"/>
                 <w:lang w:val="en-US" w:eastAsia="zh-CN"/>
               </w:rPr>
-            </w:pPr>
-            <w:r>
-              <w:rPr>
-                <w:rFonts w:hint="eastAsia"/>
-                <w:lang w:val="en-US" w:eastAsia="zh-CN"/>
-              </w:rPr>
-              <w:t>学生</w:t>
-            </w:r>
-          </w:p>
-        </w:tc>
-        <w:tc>
-          <w:tcPr>
-            <w:tcW w:w="0" w:type="auto"/>
-            <w:tcBorders>
-              <w:top w:val="nil"/>
-              <w:left w:val="nil"/>
-              <w:bottom w:val="nil"/>
-              <w:right w:val="single" w:color="auto" w:sz="2" w:space="0"/>
-            </w:tcBorders>
-            <w:shd w:val="clear"/>
-            <w:tcMar>
-              <w:top w:w="120" w:type="dxa"/>
-              <w:left w:w="180" w:type="dxa"/>
-              <w:bottom w:w="120" w:type="dxa"/>
-              <w:right w:w="180" w:type="dxa"/>
-            </w:tcMar>
-            <w:vAlign w:val="center"/>
-          </w:tcPr>
-          <w:p>
-            <w:pPr>
-              <w:rPr>
-                <w:rFonts w:hint="eastAsia"/>
-                <w:lang w:val="en-US" w:eastAsia="zh-CN"/>
-              </w:rPr>
-            </w:pPr>
-            <w:r>
-              <w:rPr>
-                <w:rFonts w:hint="eastAsia"/>
-                <w:lang w:val="en-US" w:eastAsia="zh-CN"/>
-              </w:rPr>
-              <w:t>查看每日饮水量</w:t>
-            </w:r>
-          </w:p>
-        </w:tc>
-        <w:tc>
-          <w:tcPr>
-            <w:tcW w:w="0" w:type="auto"/>
-            <w:tcBorders>
-              <w:top w:val="nil"/>
-              <w:left w:val="nil"/>
-              <w:bottom w:val="nil"/>
-              <w:right w:val="nil"/>
-            </w:tcBorders>
-            <w:shd w:val="clear"/>
-            <w:tcMar>
-              <w:top w:w="120" w:type="dxa"/>
-              <w:left w:w="180" w:type="dxa"/>
-              <w:bottom w:w="120" w:type="dxa"/>
-              <w:right w:w="180" w:type="dxa"/>
-            </w:tcMar>
-            <w:vAlign w:val="center"/>
-          </w:tcPr>
-          <w:p>
-            <w:pPr>
-              <w:rPr>
-                <w:rFonts w:hint="eastAsia"/>
-                <w:lang w:val="en-US" w:eastAsia="zh-CN"/>
-              </w:rPr>
-            </w:pPr>
-            <w:r>
-              <w:rPr>
-                <w:rFonts w:hint="eastAsia"/>
-                <w:lang w:val="en-US" w:eastAsia="zh-CN"/>
-              </w:rPr>
-              <w:t>UC-STU-003-DrinkRecord</w:t>
+              <w:t>UC-REP-001-DeviceCheck</w:t>
             </w:r>
           </w:p>
         </w:tc>
@@ -2510,7 +2000,7 @@
               <w:bottom w:val="nil"/>
               <w:right w:val="single" w:color="auto" w:sz="2" w:space="0"/>
             </w:tcBorders>
-            <w:shd w:val="clear"/>
+            <w:shd w:val="clear" w:color="auto" w:fill="auto"/>
             <w:tcMar>
               <w:top w:w="120" w:type="dxa"/>
               <w:left w:w="180" w:type="dxa"/>
@@ -2531,7 +2021,7 @@
                 <w:rFonts w:hint="eastAsia"/>
                 <w:lang w:val="en-US" w:eastAsia="zh-CN"/>
               </w:rPr>
-              <w:t>学生</w:t>
+              <w:t>维修人员</w:t>
             </w:r>
           </w:p>
         </w:tc>
@@ -2544,7 +2034,7 @@
               <w:bottom w:val="nil"/>
               <w:right w:val="single" w:color="auto" w:sz="2" w:space="0"/>
             </w:tcBorders>
-            <w:shd w:val="clear"/>
+            <w:shd w:val="clear" w:color="auto" w:fill="auto"/>
             <w:tcMar>
               <w:top w:w="120" w:type="dxa"/>
               <w:left w:w="180" w:type="dxa"/>
@@ -2565,7 +2055,7 @@
                 <w:rFonts w:hint="eastAsia"/>
                 <w:lang w:val="en-US" w:eastAsia="zh-CN"/>
               </w:rPr>
-              <w:t>查看校内矿化水终端机的位置</w:t>
+              <w:t>工单抢单与处理</w:t>
             </w:r>
           </w:p>
         </w:tc>
@@ -2578,7 +2068,7 @@
               <w:bottom w:val="nil"/>
               <w:right w:val="nil"/>
             </w:tcBorders>
-            <w:shd w:val="clear"/>
+            <w:shd w:val="clear" w:color="auto" w:fill="auto"/>
             <w:tcMar>
               <w:top w:w="120" w:type="dxa"/>
               <w:left w:w="180" w:type="dxa"/>
@@ -2599,7 +2089,7 @@
                 <w:rFonts w:hint="eastAsia"/>
                 <w:lang w:val="en-US" w:eastAsia="zh-CN"/>
               </w:rPr>
-              <w:t>UC-STU-004-ViewTerminalLocation</w:t>
+              <w:t>UC-REP-002-WorkOrderHandle</w:t>
             </w:r>
           </w:p>
         </w:tc>
@@ -2630,7 +2120,7 @@
               <w:bottom w:val="nil"/>
               <w:right w:val="single" w:color="auto" w:sz="2" w:space="0"/>
             </w:tcBorders>
-            <w:shd w:val="clear"/>
+            <w:shd w:val="clear" w:color="auto" w:fill="auto"/>
             <w:tcMar>
               <w:top w:w="120" w:type="dxa"/>
               <w:left w:w="180" w:type="dxa"/>
@@ -2651,6 +2141,491 @@
                 <w:rFonts w:hint="eastAsia"/>
                 <w:lang w:val="en-US" w:eastAsia="zh-CN"/>
               </w:rPr>
+              <w:t>学生</w:t>
+            </w:r>
+          </w:p>
+        </w:tc>
+        <w:tc>
+          <w:tcPr>
+            <w:tcW w:w="0" w:type="auto"/>
+            <w:tcBorders>
+              <w:top w:val="nil"/>
+              <w:left w:val="nil"/>
+              <w:bottom w:val="nil"/>
+              <w:right w:val="single" w:color="auto" w:sz="2" w:space="0"/>
+            </w:tcBorders>
+            <w:shd w:val="clear" w:color="auto" w:fill="auto"/>
+            <w:tcMar>
+              <w:top w:w="120" w:type="dxa"/>
+              <w:left w:w="180" w:type="dxa"/>
+              <w:bottom w:w="120" w:type="dxa"/>
+              <w:right w:w="180" w:type="dxa"/>
+            </w:tcMar>
+            <w:vAlign w:val="center"/>
+          </w:tcPr>
+          <w:p>
+            <w:pPr>
+              <w:rPr>
+                <w:rFonts w:hint="eastAsia"/>
+                <w:lang w:val="en-US" w:eastAsia="zh-CN"/>
+              </w:rPr>
+            </w:pPr>
+            <w:r>
+              <w:rPr>
+                <w:rFonts w:hint="eastAsia"/>
+                <w:lang w:val="en-US" w:eastAsia="zh-CN"/>
+              </w:rPr>
+              <w:t>扫码用水</w:t>
+            </w:r>
+          </w:p>
+        </w:tc>
+        <w:tc>
+          <w:tcPr>
+            <w:tcW w:w="0" w:type="auto"/>
+            <w:tcBorders>
+              <w:top w:val="nil"/>
+              <w:left w:val="nil"/>
+              <w:bottom w:val="nil"/>
+              <w:right w:val="nil"/>
+            </w:tcBorders>
+            <w:shd w:val="clear" w:color="auto" w:fill="auto"/>
+            <w:tcMar>
+              <w:top w:w="120" w:type="dxa"/>
+              <w:left w:w="180" w:type="dxa"/>
+              <w:bottom w:w="120" w:type="dxa"/>
+              <w:right w:w="180" w:type="dxa"/>
+            </w:tcMar>
+            <w:vAlign w:val="center"/>
+          </w:tcPr>
+          <w:p>
+            <w:pPr>
+              <w:rPr>
+                <w:rFonts w:hint="eastAsia"/>
+                <w:lang w:val="en-US" w:eastAsia="zh-CN"/>
+              </w:rPr>
+            </w:pPr>
+            <w:r>
+              <w:rPr>
+                <w:rFonts w:hint="eastAsia"/>
+                <w:lang w:val="en-US" w:eastAsia="zh-CN"/>
+              </w:rPr>
+              <w:t>UC-STU-001-</w:t>
+            </w:r>
+            <w:r>
+              <w:rPr>
+                <w:lang w:val="en-US" w:eastAsia="zh-CN"/>
+              </w:rPr>
+              <w:t>ScanDrink</w:t>
+            </w:r>
+          </w:p>
+        </w:tc>
+      </w:tr>
+      <w:tr>
+        <w:tblPrEx>
+          <w:tblBorders>
+            <w:top w:val="single" w:color="auto" w:sz="2" w:space="0"/>
+            <w:left w:val="single" w:color="auto" w:sz="2" w:space="0"/>
+            <w:bottom w:val="single" w:color="auto" w:sz="2" w:space="0"/>
+            <w:right w:val="single" w:color="auto" w:sz="2" w:space="0"/>
+            <w:insideH w:val="none" w:color="auto" w:sz="0" w:space="0"/>
+            <w:insideV w:val="none" w:color="auto" w:sz="0" w:space="0"/>
+          </w:tblBorders>
+          <w:tblCellMar>
+            <w:top w:w="0" w:type="dxa"/>
+            <w:left w:w="0" w:type="dxa"/>
+            <w:bottom w:w="0" w:type="dxa"/>
+            <w:right w:w="0" w:type="dxa"/>
+          </w:tblCellMar>
+        </w:tblPrEx>
+        <w:tc>
+          <w:tcPr>
+            <w:tcW w:w="0" w:type="auto"/>
+            <w:tcBorders>
+              <w:top w:val="nil"/>
+              <w:left w:val="nil"/>
+              <w:bottom w:val="nil"/>
+              <w:right w:val="single" w:color="auto" w:sz="2" w:space="0"/>
+            </w:tcBorders>
+            <w:shd w:val="clear" w:color="auto" w:fill="auto"/>
+            <w:tcMar>
+              <w:top w:w="120" w:type="dxa"/>
+              <w:left w:w="180" w:type="dxa"/>
+              <w:bottom w:w="120" w:type="dxa"/>
+              <w:right w:w="180" w:type="dxa"/>
+            </w:tcMar>
+            <w:vAlign w:val="center"/>
+          </w:tcPr>
+          <w:p>
+            <w:pPr>
+              <w:rPr>
+                <w:rFonts w:hint="default"/>
+                <w:lang w:val="en-US" w:eastAsia="zh-CN"/>
+              </w:rPr>
+            </w:pPr>
+            <w:r>
+              <w:rPr>
+                <w:rFonts w:hint="eastAsia"/>
+                <w:lang w:val="en-US" w:eastAsia="zh-CN"/>
+              </w:rPr>
+              <w:t>学生</w:t>
+            </w:r>
+          </w:p>
+        </w:tc>
+        <w:tc>
+          <w:tcPr>
+            <w:tcW w:w="0" w:type="auto"/>
+            <w:tcBorders>
+              <w:top w:val="nil"/>
+              <w:left w:val="nil"/>
+              <w:bottom w:val="nil"/>
+              <w:right w:val="single" w:color="auto" w:sz="2" w:space="0"/>
+            </w:tcBorders>
+            <w:shd w:val="clear" w:color="auto" w:fill="auto"/>
+            <w:tcMar>
+              <w:top w:w="120" w:type="dxa"/>
+              <w:left w:w="180" w:type="dxa"/>
+              <w:bottom w:w="120" w:type="dxa"/>
+              <w:right w:w="180" w:type="dxa"/>
+            </w:tcMar>
+            <w:vAlign w:val="center"/>
+          </w:tcPr>
+          <w:p>
+            <w:pPr>
+              <w:rPr>
+                <w:rFonts w:hint="eastAsia"/>
+                <w:lang w:val="en-US" w:eastAsia="zh-CN"/>
+              </w:rPr>
+            </w:pPr>
+            <w:r>
+              <w:rPr>
+                <w:rFonts w:hint="eastAsia"/>
+                <w:lang w:val="en-US" w:eastAsia="zh-CN"/>
+              </w:rPr>
+              <w:t>水质查询</w:t>
+            </w:r>
+          </w:p>
+        </w:tc>
+        <w:tc>
+          <w:tcPr>
+            <w:tcW w:w="0" w:type="auto"/>
+            <w:tcBorders>
+              <w:top w:val="nil"/>
+              <w:left w:val="nil"/>
+              <w:bottom w:val="nil"/>
+              <w:right w:val="nil"/>
+            </w:tcBorders>
+            <w:shd w:val="clear" w:color="auto" w:fill="auto"/>
+            <w:tcMar>
+              <w:top w:w="120" w:type="dxa"/>
+              <w:left w:w="180" w:type="dxa"/>
+              <w:bottom w:w="120" w:type="dxa"/>
+              <w:right w:w="180" w:type="dxa"/>
+            </w:tcMar>
+            <w:vAlign w:val="center"/>
+          </w:tcPr>
+          <w:p>
+            <w:pPr>
+              <w:rPr>
+                <w:rFonts w:hint="eastAsia"/>
+                <w:lang w:val="en-US" w:eastAsia="zh-CN"/>
+              </w:rPr>
+            </w:pPr>
+            <w:r>
+              <w:rPr>
+                <w:lang w:val="en-US" w:eastAsia="zh-CN"/>
+              </w:rPr>
+              <w:t>UC-STU-002-QualityCheck</w:t>
+            </w:r>
+          </w:p>
+        </w:tc>
+      </w:tr>
+      <w:tr>
+        <w:tblPrEx>
+          <w:tblBorders>
+            <w:top w:val="single" w:color="auto" w:sz="2" w:space="0"/>
+            <w:left w:val="single" w:color="auto" w:sz="2" w:space="0"/>
+            <w:bottom w:val="single" w:color="auto" w:sz="2" w:space="0"/>
+            <w:right w:val="single" w:color="auto" w:sz="2" w:space="0"/>
+            <w:insideH w:val="none" w:color="auto" w:sz="0" w:space="0"/>
+            <w:insideV w:val="none" w:color="auto" w:sz="0" w:space="0"/>
+          </w:tblBorders>
+          <w:tblCellMar>
+            <w:top w:w="0" w:type="dxa"/>
+            <w:left w:w="0" w:type="dxa"/>
+            <w:bottom w:w="0" w:type="dxa"/>
+            <w:right w:w="0" w:type="dxa"/>
+          </w:tblCellMar>
+        </w:tblPrEx>
+        <w:tc>
+          <w:tcPr>
+            <w:tcW w:w="0" w:type="auto"/>
+            <w:tcBorders>
+              <w:top w:val="nil"/>
+              <w:left w:val="nil"/>
+              <w:bottom w:val="nil"/>
+              <w:right w:val="single" w:color="auto" w:sz="2" w:space="0"/>
+            </w:tcBorders>
+            <w:shd w:val="clear" w:color="auto" w:fill="auto"/>
+            <w:tcMar>
+              <w:top w:w="120" w:type="dxa"/>
+              <w:left w:w="180" w:type="dxa"/>
+              <w:bottom w:w="120" w:type="dxa"/>
+              <w:right w:w="180" w:type="dxa"/>
+            </w:tcMar>
+            <w:vAlign w:val="center"/>
+          </w:tcPr>
+          <w:p>
+            <w:pPr>
+              <w:rPr>
+                <w:rFonts w:hint="eastAsia"/>
+                <w:lang w:val="en-US" w:eastAsia="zh-CN"/>
+              </w:rPr>
+            </w:pPr>
+            <w:r>
+              <w:rPr>
+                <w:rFonts w:hint="eastAsia"/>
+                <w:lang w:val="en-US" w:eastAsia="zh-CN"/>
+              </w:rPr>
+              <w:t>学生</w:t>
+            </w:r>
+          </w:p>
+        </w:tc>
+        <w:tc>
+          <w:tcPr>
+            <w:tcW w:w="0" w:type="auto"/>
+            <w:tcBorders>
+              <w:top w:val="nil"/>
+              <w:left w:val="nil"/>
+              <w:bottom w:val="nil"/>
+              <w:right w:val="single" w:color="auto" w:sz="2" w:space="0"/>
+            </w:tcBorders>
+            <w:shd w:val="clear" w:color="auto" w:fill="auto"/>
+            <w:tcMar>
+              <w:top w:w="120" w:type="dxa"/>
+              <w:left w:w="180" w:type="dxa"/>
+              <w:bottom w:w="120" w:type="dxa"/>
+              <w:right w:w="180" w:type="dxa"/>
+            </w:tcMar>
+            <w:vAlign w:val="center"/>
+          </w:tcPr>
+          <w:p>
+            <w:pPr>
+              <w:rPr>
+                <w:rFonts w:hint="eastAsia"/>
+                <w:lang w:val="en-US" w:eastAsia="zh-CN"/>
+              </w:rPr>
+            </w:pPr>
+            <w:r>
+              <w:rPr>
+                <w:rFonts w:hint="eastAsia"/>
+                <w:lang w:val="en-US" w:eastAsia="zh-CN"/>
+              </w:rPr>
+              <w:t>查看每日饮水量</w:t>
+            </w:r>
+          </w:p>
+        </w:tc>
+        <w:tc>
+          <w:tcPr>
+            <w:tcW w:w="0" w:type="auto"/>
+            <w:tcBorders>
+              <w:top w:val="nil"/>
+              <w:left w:val="nil"/>
+              <w:bottom w:val="nil"/>
+              <w:right w:val="nil"/>
+            </w:tcBorders>
+            <w:shd w:val="clear" w:color="auto" w:fill="auto"/>
+            <w:tcMar>
+              <w:top w:w="120" w:type="dxa"/>
+              <w:left w:w="180" w:type="dxa"/>
+              <w:bottom w:w="120" w:type="dxa"/>
+              <w:right w:w="180" w:type="dxa"/>
+            </w:tcMar>
+            <w:vAlign w:val="center"/>
+          </w:tcPr>
+          <w:p>
+            <w:pPr>
+              <w:rPr>
+                <w:rFonts w:hint="eastAsia"/>
+                <w:lang w:val="en-US" w:eastAsia="zh-CN"/>
+              </w:rPr>
+            </w:pPr>
+            <w:r>
+              <w:rPr>
+                <w:rFonts w:hint="eastAsia"/>
+                <w:lang w:val="en-US" w:eastAsia="zh-CN"/>
+              </w:rPr>
+              <w:t>UC-STU-003-DrinkRecord</w:t>
+            </w:r>
+          </w:p>
+        </w:tc>
+      </w:tr>
+      <w:tr>
+        <w:tblPrEx>
+          <w:tblBorders>
+            <w:top w:val="single" w:color="auto" w:sz="2" w:space="0"/>
+            <w:left w:val="single" w:color="auto" w:sz="2" w:space="0"/>
+            <w:bottom w:val="single" w:color="auto" w:sz="2" w:space="0"/>
+            <w:right w:val="single" w:color="auto" w:sz="2" w:space="0"/>
+            <w:insideH w:val="none" w:color="auto" w:sz="0" w:space="0"/>
+            <w:insideV w:val="none" w:color="auto" w:sz="0" w:space="0"/>
+          </w:tblBorders>
+          <w:tblCellMar>
+            <w:top w:w="0" w:type="dxa"/>
+            <w:left w:w="0" w:type="dxa"/>
+            <w:bottom w:w="0" w:type="dxa"/>
+            <w:right w:w="0" w:type="dxa"/>
+          </w:tblCellMar>
+        </w:tblPrEx>
+        <w:tc>
+          <w:tcPr>
+            <w:tcW w:w="0" w:type="auto"/>
+            <w:tcBorders>
+              <w:top w:val="nil"/>
+              <w:left w:val="nil"/>
+              <w:bottom w:val="nil"/>
+              <w:right w:val="single" w:color="auto" w:sz="2" w:space="0"/>
+            </w:tcBorders>
+            <w:shd w:val="clear" w:color="auto" w:fill="auto"/>
+            <w:tcMar>
+              <w:top w:w="120" w:type="dxa"/>
+              <w:left w:w="180" w:type="dxa"/>
+              <w:bottom w:w="120" w:type="dxa"/>
+              <w:right w:w="180" w:type="dxa"/>
+            </w:tcMar>
+            <w:vAlign w:val="center"/>
+          </w:tcPr>
+          <w:p>
+            <w:pPr>
+              <w:rPr>
+                <w:rFonts w:hint="eastAsia"/>
+                <w:lang w:val="en-US" w:eastAsia="zh-CN"/>
+              </w:rPr>
+            </w:pPr>
+            <w:r>
+              <w:rPr>
+                <w:rFonts w:hint="eastAsia"/>
+                <w:lang w:val="en-US" w:eastAsia="zh-CN"/>
+              </w:rPr>
+              <w:t>学生</w:t>
+            </w:r>
+          </w:p>
+        </w:tc>
+        <w:tc>
+          <w:tcPr>
+            <w:tcW w:w="0" w:type="auto"/>
+            <w:tcBorders>
+              <w:top w:val="nil"/>
+              <w:left w:val="nil"/>
+              <w:bottom w:val="nil"/>
+              <w:right w:val="single" w:color="auto" w:sz="2" w:space="0"/>
+            </w:tcBorders>
+            <w:shd w:val="clear" w:color="auto" w:fill="auto"/>
+            <w:tcMar>
+              <w:top w:w="120" w:type="dxa"/>
+              <w:left w:w="180" w:type="dxa"/>
+              <w:bottom w:w="120" w:type="dxa"/>
+              <w:right w:w="180" w:type="dxa"/>
+            </w:tcMar>
+            <w:vAlign w:val="center"/>
+          </w:tcPr>
+          <w:p>
+            <w:pPr>
+              <w:rPr>
+                <w:rFonts w:hint="eastAsia"/>
+                <w:lang w:val="en-US" w:eastAsia="zh-CN"/>
+              </w:rPr>
+            </w:pPr>
+            <w:r>
+              <w:rPr>
+                <w:rFonts w:hint="eastAsia"/>
+                <w:lang w:val="en-US" w:eastAsia="zh-CN"/>
+              </w:rPr>
+              <w:t>查看校内矿化水终端机的位置</w:t>
+            </w:r>
+          </w:p>
+        </w:tc>
+        <w:tc>
+          <w:tcPr>
+            <w:tcW w:w="0" w:type="auto"/>
+            <w:tcBorders>
+              <w:top w:val="nil"/>
+              <w:left w:val="nil"/>
+              <w:bottom w:val="nil"/>
+              <w:right w:val="nil"/>
+            </w:tcBorders>
+            <w:shd w:val="clear" w:color="auto" w:fill="auto"/>
+            <w:tcMar>
+              <w:top w:w="120" w:type="dxa"/>
+              <w:left w:w="180" w:type="dxa"/>
+              <w:bottom w:w="120" w:type="dxa"/>
+              <w:right w:w="180" w:type="dxa"/>
+            </w:tcMar>
+            <w:vAlign w:val="center"/>
+          </w:tcPr>
+          <w:p>
+            <w:pPr>
+              <w:rPr>
+                <w:rFonts w:hint="eastAsia"/>
+                <w:lang w:val="en-US" w:eastAsia="zh-CN"/>
+              </w:rPr>
+            </w:pPr>
+            <w:r>
+              <w:rPr>
+                <w:rFonts w:hint="eastAsia"/>
+                <w:lang w:val="en-US" w:eastAsia="zh-CN"/>
+              </w:rPr>
+              <w:t>UC-STU-004-ViewTerminalLocation</w:t>
+            </w:r>
+          </w:p>
+        </w:tc>
+      </w:tr>
+      <w:tr>
+        <w:tblPrEx>
+          <w:tblBorders>
+            <w:top w:val="single" w:color="auto" w:sz="2" w:space="0"/>
+            <w:left w:val="single" w:color="auto" w:sz="2" w:space="0"/>
+            <w:bottom w:val="single" w:color="auto" w:sz="2" w:space="0"/>
+            <w:right w:val="single" w:color="auto" w:sz="2" w:space="0"/>
+            <w:insideH w:val="none" w:color="auto" w:sz="0" w:space="0"/>
+            <w:insideV w:val="none" w:color="auto" w:sz="0" w:space="0"/>
+          </w:tblBorders>
+          <w:tblCellMar>
+            <w:top w:w="0" w:type="dxa"/>
+            <w:left w:w="0" w:type="dxa"/>
+            <w:bottom w:w="0" w:type="dxa"/>
+            <w:right w:w="0" w:type="dxa"/>
+          </w:tblCellMar>
+        </w:tblPrEx>
+        <w:tc>
+          <w:tcPr>
+            <w:tcW w:w="0" w:type="auto"/>
+            <w:tcBorders>
+              <w:top w:val="nil"/>
+              <w:left w:val="nil"/>
+              <w:bottom w:val="nil"/>
+              <w:right w:val="single" w:color="auto" w:sz="2" w:space="0"/>
+            </w:tcBorders>
+            <w:shd w:val="clear" w:color="auto" w:fill="auto"/>
+            <w:tcMar>
+              <w:top w:w="120" w:type="dxa"/>
+              <w:left w:w="180" w:type="dxa"/>
+              <w:bottom w:w="120" w:type="dxa"/>
+              <w:right w:w="180" w:type="dxa"/>
+            </w:tcMar>
+            <w:vAlign w:val="center"/>
+          </w:tcPr>
+          <w:p>
+            <w:pPr>
+              <w:rPr>
+                <w:rFonts w:hint="eastAsia"/>
+                <w:lang w:val="en-US" w:eastAsia="zh-CN"/>
+              </w:rPr>
+            </w:pPr>
+            <w:r>
+              <w:rPr>
+                <w:rFonts w:hint="eastAsia"/>
+                <w:lang w:val="en-US" w:eastAsia="zh-CN"/>
+              </w:rPr>
               <w:t>系统</w:t>
             </w:r>
           </w:p>
@@ -2664,7 +2639,7 @@
               <w:bottom w:val="nil"/>
               <w:right w:val="single" w:color="auto" w:sz="2" w:space="0"/>
             </w:tcBorders>
-            <w:shd w:val="clear"/>
+            <w:shd w:val="clear" w:color="auto" w:fill="auto"/>
             <w:tcMar>
               <w:top w:w="120" w:type="dxa"/>
               <w:left w:w="180" w:type="dxa"/>
@@ -2698,7 +2673,7 @@
               <w:bottom w:val="nil"/>
               <w:right w:val="nil"/>
             </w:tcBorders>
-            <w:shd w:val="clear"/>
+            <w:shd w:val="clear" w:color="auto" w:fill="auto"/>
             <w:tcMar>
               <w:top w:w="120" w:type="dxa"/>
               <w:left w:w="180" w:type="dxa"/>
@@ -3619,9 +3594,7 @@
           <w:rFonts w:hint="default"/>
         </w:rPr>
       </w:pPr>
-      <w:bookmarkStart w:id="0" w:name="_GoBack"/>
-    </w:p>
-    <w:bookmarkEnd w:id="0"/>
+    </w:p>
     <w:p>
       <w:pPr>
         <w:rPr>
@@ -4038,7 +4011,6 @@
             <w:insideH w:val="none" w:color="auto" w:sz="0" w:space="0"/>
             <w:insideV w:val="none" w:color="auto" w:sz="0" w:space="0"/>
           </w:tblBorders>
-          <w:shd w:val="clear" w:color="auto" w:fill="auto"/>
           <w:tblCellMar>
             <w:top w:w="0" w:type="dxa"/>
             <w:left w:w="0" w:type="dxa"/>
@@ -4617,7 +4589,6 @@
             <w:insideH w:val="none" w:color="auto" w:sz="0" w:space="0"/>
             <w:insideV w:val="none" w:color="auto" w:sz="0" w:space="0"/>
           </w:tblBorders>
-          <w:shd w:val="clear" w:color="auto" w:fill="auto"/>
           <w:tblCellMar>
             <w:top w:w="0" w:type="dxa"/>
             <w:left w:w="0" w:type="dxa"/>
@@ -4839,7 +4810,6 @@
             <w:insideH w:val="none" w:color="auto" w:sz="0" w:space="0"/>
             <w:insideV w:val="none" w:color="auto" w:sz="0" w:space="0"/>
           </w:tblBorders>
-          <w:shd w:val="clear" w:color="auto" w:fill="auto"/>
           <w:tblCellMar>
             <w:top w:w="0" w:type="dxa"/>
             <w:left w:w="0" w:type="dxa"/>
@@ -6101,6 +6071,7 @@
             <w:insideH w:val="none" w:color="auto" w:sz="0" w:space="0"/>
             <w:insideV w:val="none" w:color="auto" w:sz="0" w:space="0"/>
           </w:tblBorders>
+          <w:shd w:val="clear" w:color="auto" w:fill="auto"/>
           <w:tblCellMar>
             <w:top w:w="0" w:type="dxa"/>
             <w:left w:w="0" w:type="dxa"/>
@@ -6249,6 +6220,7 @@
             <w:insideH w:val="none" w:color="auto" w:sz="0" w:space="0"/>
             <w:insideV w:val="none" w:color="auto" w:sz="0" w:space="0"/>
           </w:tblBorders>
+          <w:shd w:val="clear" w:color="auto" w:fill="auto"/>
           <w:tblCellMar>
             <w:top w:w="0" w:type="dxa"/>
             <w:left w:w="0" w:type="dxa"/>
@@ -6612,7 +6584,6 @@
             <w:insideH w:val="none" w:color="auto" w:sz="0" w:space="0"/>
             <w:insideV w:val="none" w:color="auto" w:sz="0" w:space="0"/>
           </w:tblBorders>
-          <w:shd w:val="clear" w:color="auto" w:fill="auto"/>
           <w:tblCellMar>
             <w:top w:w="0" w:type="dxa"/>
             <w:left w:w="0" w:type="dxa"/>
@@ -6685,7 +6656,6 @@
             <w:insideH w:val="none" w:color="auto" w:sz="0" w:space="0"/>
             <w:insideV w:val="none" w:color="auto" w:sz="0" w:space="0"/>
           </w:tblBorders>
-          <w:shd w:val="clear" w:color="auto" w:fill="auto"/>
           <w:tblCellMar>
             <w:top w:w="0" w:type="dxa"/>
             <w:left w:w="0" w:type="dxa"/>
@@ -6853,6 +6823,7 @@
             <w:insideH w:val="none" w:color="auto" w:sz="0" w:space="0"/>
             <w:insideV w:val="none" w:color="auto" w:sz="0" w:space="0"/>
           </w:tblBorders>
+          <w:shd w:val="clear" w:color="auto" w:fill="auto"/>
           <w:tblCellMar>
             <w:top w:w="0" w:type="dxa"/>
             <w:left w:w="0" w:type="dxa"/>
@@ -6914,150 +6885,6 @@
                 <w:lang w:val="en-US" w:eastAsia="zh-CN"/>
               </w:rPr>
               <w:t>内容</w:t>
-            </w:r>
-          </w:p>
-        </w:tc>
-      </w:tr>
-      <w:tr>
-        <w:tblPrEx>
-          <w:tblBorders>
-            <w:top w:val="single" w:color="auto" w:sz="2" w:space="0"/>
-            <w:left w:val="single" w:color="auto" w:sz="2" w:space="0"/>
-            <w:bottom w:val="single" w:color="auto" w:sz="2" w:space="0"/>
-            <w:right w:val="single" w:color="auto" w:sz="2" w:space="0"/>
-            <w:insideH w:val="none" w:color="auto" w:sz="0" w:space="0"/>
-            <w:insideV w:val="none" w:color="auto" w:sz="0" w:space="0"/>
-          </w:tblBorders>
-          <w:tblCellMar>
-            <w:top w:w="0" w:type="dxa"/>
-            <w:left w:w="0" w:type="dxa"/>
-            <w:bottom w:w="0" w:type="dxa"/>
-            <w:right w:w="0" w:type="dxa"/>
-          </w:tblCellMar>
-        </w:tblPrEx>
-        <w:tc>
-          <w:tcPr>
-            <w:tcW w:w="0" w:type="auto"/>
-            <w:tcBorders>
-              <w:top w:val="nil"/>
-              <w:left w:val="nil"/>
-              <w:bottom w:val="nil"/>
-              <w:right w:val="single" w:color="auto" w:sz="2" w:space="0"/>
-            </w:tcBorders>
-            <w:shd w:val="clear" w:color="auto" w:fill="auto"/>
-            <w:tcMar>
-              <w:top w:w="120" w:type="dxa"/>
-              <w:left w:w="180" w:type="dxa"/>
-              <w:bottom w:w="120" w:type="dxa"/>
-              <w:right w:w="180" w:type="dxa"/>
-            </w:tcMar>
-            <w:vAlign w:val="center"/>
-          </w:tcPr>
-          <w:p>
-            <w:r>
-              <w:rPr>
-                <w:lang w:val="en-US" w:eastAsia="zh-CN"/>
-              </w:rPr>
-              <w:t>用例名</w:t>
-            </w:r>
-          </w:p>
-        </w:tc>
-        <w:tc>
-          <w:tcPr>
-            <w:tcW w:w="0" w:type="auto"/>
-            <w:tcBorders>
-              <w:top w:val="nil"/>
-              <w:left w:val="nil"/>
-              <w:bottom w:val="nil"/>
-              <w:right w:val="nil"/>
-            </w:tcBorders>
-            <w:shd w:val="clear" w:color="auto" w:fill="auto"/>
-            <w:tcMar>
-              <w:top w:w="120" w:type="dxa"/>
-              <w:left w:w="180" w:type="dxa"/>
-              <w:bottom w:w="120" w:type="dxa"/>
-              <w:right w:w="180" w:type="dxa"/>
-            </w:tcMar>
-            <w:vAlign w:val="center"/>
-          </w:tcPr>
-          <w:p>
-            <w:r>
-              <w:rPr>
-                <w:lang w:val="en-US" w:eastAsia="zh-CN"/>
-              </w:rPr>
-              <w:t>本辖区设备巡检</w:t>
-            </w:r>
-          </w:p>
-        </w:tc>
-      </w:tr>
-      <w:tr>
-        <w:tblPrEx>
-          <w:tblBorders>
-            <w:top w:val="single" w:color="auto" w:sz="2" w:space="0"/>
-            <w:left w:val="single" w:color="auto" w:sz="2" w:space="0"/>
-            <w:bottom w:val="single" w:color="auto" w:sz="2" w:space="0"/>
-            <w:right w:val="single" w:color="auto" w:sz="2" w:space="0"/>
-            <w:insideH w:val="none" w:color="auto" w:sz="0" w:space="0"/>
-            <w:insideV w:val="none" w:color="auto" w:sz="0" w:space="0"/>
-          </w:tblBorders>
-          <w:tblCellMar>
-            <w:top w:w="0" w:type="dxa"/>
-            <w:left w:w="0" w:type="dxa"/>
-            <w:bottom w:w="0" w:type="dxa"/>
-            <w:right w:w="0" w:type="dxa"/>
-          </w:tblCellMar>
-        </w:tblPrEx>
-        <w:tc>
-          <w:tcPr>
-            <w:tcW w:w="0" w:type="auto"/>
-            <w:tcBorders>
-              <w:top w:val="nil"/>
-              <w:left w:val="nil"/>
-              <w:bottom w:val="nil"/>
-              <w:right w:val="single" w:color="auto" w:sz="2" w:space="0"/>
-            </w:tcBorders>
-            <w:shd w:val="clear" w:color="auto" w:fill="auto"/>
-            <w:tcMar>
-              <w:top w:w="120" w:type="dxa"/>
-              <w:left w:w="180" w:type="dxa"/>
-              <w:bottom w:w="120" w:type="dxa"/>
-              <w:right w:w="180" w:type="dxa"/>
-            </w:tcMar>
-            <w:vAlign w:val="center"/>
-          </w:tcPr>
-          <w:p>
-            <w:r>
-              <w:rPr>
-                <w:lang w:val="en-US" w:eastAsia="zh-CN"/>
-              </w:rPr>
-              <w:t>用例标识</w:t>
-            </w:r>
-          </w:p>
-        </w:tc>
-        <w:tc>
-          <w:tcPr>
-            <w:tcW w:w="0" w:type="auto"/>
-            <w:tcBorders>
-              <w:top w:val="nil"/>
-              <w:left w:val="nil"/>
-              <w:bottom w:val="nil"/>
-              <w:right w:val="nil"/>
-            </w:tcBorders>
-            <w:shd w:val="clear" w:color="auto" w:fill="auto"/>
-            <w:tcMar>
-              <w:top w:w="120" w:type="dxa"/>
-              <w:left w:w="180" w:type="dxa"/>
-              <w:bottom w:w="120" w:type="dxa"/>
-              <w:right w:w="180" w:type="dxa"/>
-            </w:tcMar>
-            <w:vAlign w:val="center"/>
-          </w:tcPr>
-          <w:p>
-            <w:r>
-              <w:rPr>
-                <w:lang w:val="en-US" w:eastAsia="zh-CN"/>
-              </w:rPr>
-              <w:t>UC-REP-001-DeviceCheck</w:t>
             </w:r>
           </w:p>
         </w:tc>
@@ -7103,7 +6930,7 @@
               <w:rPr>
                 <w:lang w:val="en-US" w:eastAsia="zh-CN"/>
               </w:rPr>
-              <w:t>主要执行者</w:t>
+              <w:t>用例名</w:t>
             </w:r>
           </w:p>
         </w:tc>
@@ -7130,223 +6957,7 @@
               <w:rPr>
                 <w:lang w:val="en-US" w:eastAsia="zh-CN"/>
               </w:rPr>
-              <w:t>维修人员</w:t>
-            </w:r>
-          </w:p>
-        </w:tc>
-      </w:tr>
-      <w:tr>
-        <w:tblPrEx>
-          <w:tblBorders>
-            <w:top w:val="single" w:color="auto" w:sz="2" w:space="0"/>
-            <w:left w:val="single" w:color="auto" w:sz="2" w:space="0"/>
-            <w:bottom w:val="single" w:color="auto" w:sz="2" w:space="0"/>
-            <w:right w:val="single" w:color="auto" w:sz="2" w:space="0"/>
-            <w:insideH w:val="none" w:color="auto" w:sz="0" w:space="0"/>
-            <w:insideV w:val="none" w:color="auto" w:sz="0" w:space="0"/>
-          </w:tblBorders>
-          <w:tblCellMar>
-            <w:top w:w="0" w:type="dxa"/>
-            <w:left w:w="0" w:type="dxa"/>
-            <w:bottom w:w="0" w:type="dxa"/>
-            <w:right w:w="0" w:type="dxa"/>
-          </w:tblCellMar>
-        </w:tblPrEx>
-        <w:tc>
-          <w:tcPr>
-            <w:tcW w:w="0" w:type="auto"/>
-            <w:tcBorders>
-              <w:top w:val="nil"/>
-              <w:left w:val="nil"/>
-              <w:bottom w:val="nil"/>
-              <w:right w:val="single" w:color="auto" w:sz="2" w:space="0"/>
-            </w:tcBorders>
-            <w:shd w:val="clear" w:color="auto" w:fill="auto"/>
-            <w:tcMar>
-              <w:top w:w="120" w:type="dxa"/>
-              <w:left w:w="180" w:type="dxa"/>
-              <w:bottom w:w="120" w:type="dxa"/>
-              <w:right w:w="180" w:type="dxa"/>
-            </w:tcMar>
-            <w:vAlign w:val="center"/>
-          </w:tcPr>
-          <w:p>
-            <w:r>
-              <w:rPr>
-                <w:lang w:val="en-US" w:eastAsia="zh-CN"/>
-              </w:rPr>
-              <w:t>目标</w:t>
-            </w:r>
-          </w:p>
-        </w:tc>
-        <w:tc>
-          <w:tcPr>
-            <w:tcW w:w="0" w:type="auto"/>
-            <w:tcBorders>
-              <w:top w:val="nil"/>
-              <w:left w:val="nil"/>
-              <w:bottom w:val="nil"/>
-              <w:right w:val="nil"/>
-            </w:tcBorders>
-            <w:shd w:val="clear" w:color="auto" w:fill="auto"/>
-            <w:tcMar>
-              <w:top w:w="120" w:type="dxa"/>
-              <w:left w:w="180" w:type="dxa"/>
-              <w:bottom w:w="120" w:type="dxa"/>
-              <w:right w:w="180" w:type="dxa"/>
-            </w:tcMar>
-            <w:vAlign w:val="center"/>
-          </w:tcPr>
-          <w:p>
-            <w:r>
-              <w:rPr>
-                <w:lang w:val="en-US" w:eastAsia="zh-CN"/>
-              </w:rPr>
-              <w:t>巡检本辖区设备，记录设备状态（正常 / 异常）并提交巡检结果</w:t>
-            </w:r>
-          </w:p>
-        </w:tc>
-      </w:tr>
-      <w:tr>
-        <w:tblPrEx>
-          <w:tblBorders>
-            <w:top w:val="single" w:color="auto" w:sz="2" w:space="0"/>
-            <w:left w:val="single" w:color="auto" w:sz="2" w:space="0"/>
-            <w:bottom w:val="single" w:color="auto" w:sz="2" w:space="0"/>
-            <w:right w:val="single" w:color="auto" w:sz="2" w:space="0"/>
-            <w:insideH w:val="none" w:color="auto" w:sz="0" w:space="0"/>
-            <w:insideV w:val="none" w:color="auto" w:sz="0" w:space="0"/>
-          </w:tblBorders>
-          <w:tblCellMar>
-            <w:top w:w="0" w:type="dxa"/>
-            <w:left w:w="0" w:type="dxa"/>
-            <w:bottom w:w="0" w:type="dxa"/>
-            <w:right w:w="0" w:type="dxa"/>
-          </w:tblCellMar>
-        </w:tblPrEx>
-        <w:tc>
-          <w:tcPr>
-            <w:tcW w:w="0" w:type="auto"/>
-            <w:tcBorders>
-              <w:top w:val="nil"/>
-              <w:left w:val="nil"/>
-              <w:bottom w:val="nil"/>
-              <w:right w:val="single" w:color="auto" w:sz="2" w:space="0"/>
-            </w:tcBorders>
-            <w:shd w:val="clear" w:color="auto" w:fill="auto"/>
-            <w:tcMar>
-              <w:top w:w="120" w:type="dxa"/>
-              <w:left w:w="180" w:type="dxa"/>
-              <w:bottom w:w="120" w:type="dxa"/>
-              <w:right w:w="180" w:type="dxa"/>
-            </w:tcMar>
-            <w:vAlign w:val="center"/>
-          </w:tcPr>
-          <w:p>
-            <w:r>
-              <w:rPr>
-                <w:lang w:val="en-US" w:eastAsia="zh-CN"/>
-              </w:rPr>
-              <w:t>范围</w:t>
-            </w:r>
-          </w:p>
-        </w:tc>
-        <w:tc>
-          <w:tcPr>
-            <w:tcW w:w="0" w:type="auto"/>
-            <w:tcBorders>
-              <w:top w:val="nil"/>
-              <w:left w:val="nil"/>
-              <w:bottom w:val="nil"/>
-              <w:right w:val="nil"/>
-            </w:tcBorders>
-            <w:shd w:val="clear" w:color="auto" w:fill="auto"/>
-            <w:tcMar>
-              <w:top w:w="120" w:type="dxa"/>
-              <w:left w:w="180" w:type="dxa"/>
-              <w:bottom w:w="120" w:type="dxa"/>
-              <w:right w:w="180" w:type="dxa"/>
-            </w:tcMar>
-            <w:vAlign w:val="center"/>
-          </w:tcPr>
-          <w:p>
-            <w:r>
-              <w:rPr>
-                <w:lang w:val="en-US" w:eastAsia="zh-CN"/>
-              </w:rPr>
-              <w:t>校园直饮矿化水物联网运维平台 - 运维 APP</w:t>
-            </w:r>
-          </w:p>
-        </w:tc>
-      </w:tr>
-      <w:tr>
-        <w:tblPrEx>
-          <w:tblBorders>
-            <w:top w:val="single" w:color="auto" w:sz="2" w:space="0"/>
-            <w:left w:val="single" w:color="auto" w:sz="2" w:space="0"/>
-            <w:bottom w:val="single" w:color="auto" w:sz="2" w:space="0"/>
-            <w:right w:val="single" w:color="auto" w:sz="2" w:space="0"/>
-            <w:insideH w:val="none" w:color="auto" w:sz="0" w:space="0"/>
-            <w:insideV w:val="none" w:color="auto" w:sz="0" w:space="0"/>
-          </w:tblBorders>
-          <w:tblCellMar>
-            <w:top w:w="0" w:type="dxa"/>
-            <w:left w:w="0" w:type="dxa"/>
-            <w:bottom w:w="0" w:type="dxa"/>
-            <w:right w:w="0" w:type="dxa"/>
-          </w:tblCellMar>
-        </w:tblPrEx>
-        <w:tc>
-          <w:tcPr>
-            <w:tcW w:w="0" w:type="auto"/>
-            <w:tcBorders>
-              <w:top w:val="nil"/>
-              <w:left w:val="nil"/>
-              <w:bottom w:val="nil"/>
-              <w:right w:val="single" w:color="auto" w:sz="2" w:space="0"/>
-            </w:tcBorders>
-            <w:shd w:val="clear" w:color="auto" w:fill="auto"/>
-            <w:tcMar>
-              <w:top w:w="120" w:type="dxa"/>
-              <w:left w:w="180" w:type="dxa"/>
-              <w:bottom w:w="120" w:type="dxa"/>
-              <w:right w:w="180" w:type="dxa"/>
-            </w:tcMar>
-            <w:vAlign w:val="center"/>
-          </w:tcPr>
-          <w:p>
-            <w:r>
-              <w:rPr>
-                <w:lang w:val="en-US" w:eastAsia="zh-CN"/>
-              </w:rPr>
-              <w:t>前置条件</w:t>
-            </w:r>
-          </w:p>
-        </w:tc>
-        <w:tc>
-          <w:tcPr>
-            <w:tcW w:w="0" w:type="auto"/>
-            <w:tcBorders>
-              <w:top w:val="nil"/>
-              <w:left w:val="nil"/>
-              <w:bottom w:val="nil"/>
-              <w:right w:val="nil"/>
-            </w:tcBorders>
-            <w:shd w:val="clear" w:color="auto" w:fill="auto"/>
-            <w:tcMar>
-              <w:top w:w="120" w:type="dxa"/>
-              <w:left w:w="180" w:type="dxa"/>
-              <w:bottom w:w="120" w:type="dxa"/>
-              <w:right w:w="180" w:type="dxa"/>
-            </w:tcMar>
-            <w:vAlign w:val="center"/>
-          </w:tcPr>
-          <w:p>
-            <w:r>
-              <w:rPr>
-                <w:lang w:val="en-US" w:eastAsia="zh-CN"/>
-              </w:rPr>
-              <w:t>维修人员已登录 APP，账号绑定所属片区；APP 已加载本辖区设备列表（支持离线缓存）</w:t>
+              <w:t>本辖区设备巡检</w:t>
             </w:r>
           </w:p>
         </w:tc>
@@ -7392,7 +7003,7 @@
               <w:rPr>
                 <w:lang w:val="en-US" w:eastAsia="zh-CN"/>
               </w:rPr>
-              <w:t>交互动作</w:t>
+              <w:t>用例标识</w:t>
             </w:r>
           </w:p>
         </w:tc>
@@ -7419,7 +7030,7 @@
               <w:rPr>
                 <w:lang w:val="en-US" w:eastAsia="zh-CN"/>
               </w:rPr>
-              <w:t>（1）维修人员点击 “巡检→片区设备”（2）页面加载本辖区设备列表，按 “制水机 / 供水机” 分组，含设备 ID、名称、位置、上次巡检时间（3）点击设备右侧 “开始巡检” 按钮，填写巡检表单（设备状态、异常描述、现场照片可选）（4）点击 “提交巡检”，系统保存巡检记录</w:t>
+              <w:t>UC-REP-001-DeviceCheck</w:t>
             </w:r>
           </w:p>
         </w:tc>
@@ -7434,6 +7045,371 @@
             <w:insideH w:val="none" w:color="auto" w:sz="0" w:space="0"/>
             <w:insideV w:val="none" w:color="auto" w:sz="0" w:space="0"/>
           </w:tblBorders>
+          <w:shd w:val="clear" w:color="auto" w:fill="auto"/>
+          <w:tblCellMar>
+            <w:top w:w="0" w:type="dxa"/>
+            <w:left w:w="0" w:type="dxa"/>
+            <w:bottom w:w="0" w:type="dxa"/>
+            <w:right w:w="0" w:type="dxa"/>
+          </w:tblCellMar>
+        </w:tblPrEx>
+        <w:tc>
+          <w:tcPr>
+            <w:tcW w:w="0" w:type="auto"/>
+            <w:tcBorders>
+              <w:top w:val="nil"/>
+              <w:left w:val="nil"/>
+              <w:bottom w:val="nil"/>
+              <w:right w:val="single" w:color="auto" w:sz="2" w:space="0"/>
+            </w:tcBorders>
+            <w:shd w:val="clear" w:color="auto" w:fill="auto"/>
+            <w:tcMar>
+              <w:top w:w="120" w:type="dxa"/>
+              <w:left w:w="180" w:type="dxa"/>
+              <w:bottom w:w="120" w:type="dxa"/>
+              <w:right w:w="180" w:type="dxa"/>
+            </w:tcMar>
+            <w:vAlign w:val="center"/>
+          </w:tcPr>
+          <w:p>
+            <w:r>
+              <w:rPr>
+                <w:lang w:val="en-US" w:eastAsia="zh-CN"/>
+              </w:rPr>
+              <w:t>主要执行者</w:t>
+            </w:r>
+          </w:p>
+        </w:tc>
+        <w:tc>
+          <w:tcPr>
+            <w:tcW w:w="0" w:type="auto"/>
+            <w:tcBorders>
+              <w:top w:val="nil"/>
+              <w:left w:val="nil"/>
+              <w:bottom w:val="nil"/>
+              <w:right w:val="nil"/>
+            </w:tcBorders>
+            <w:shd w:val="clear" w:color="auto" w:fill="auto"/>
+            <w:tcMar>
+              <w:top w:w="120" w:type="dxa"/>
+              <w:left w:w="180" w:type="dxa"/>
+              <w:bottom w:w="120" w:type="dxa"/>
+              <w:right w:w="180" w:type="dxa"/>
+            </w:tcMar>
+            <w:vAlign w:val="center"/>
+          </w:tcPr>
+          <w:p>
+            <w:r>
+              <w:rPr>
+                <w:lang w:val="en-US" w:eastAsia="zh-CN"/>
+              </w:rPr>
+              <w:t>维修人员</w:t>
+            </w:r>
+          </w:p>
+        </w:tc>
+      </w:tr>
+      <w:tr>
+        <w:tblPrEx>
+          <w:tblBorders>
+            <w:top w:val="single" w:color="auto" w:sz="2" w:space="0"/>
+            <w:left w:val="single" w:color="auto" w:sz="2" w:space="0"/>
+            <w:bottom w:val="single" w:color="auto" w:sz="2" w:space="0"/>
+            <w:right w:val="single" w:color="auto" w:sz="2" w:space="0"/>
+            <w:insideH w:val="none" w:color="auto" w:sz="0" w:space="0"/>
+            <w:insideV w:val="none" w:color="auto" w:sz="0" w:space="0"/>
+          </w:tblBorders>
+          <w:tblCellMar>
+            <w:top w:w="0" w:type="dxa"/>
+            <w:left w:w="0" w:type="dxa"/>
+            <w:bottom w:w="0" w:type="dxa"/>
+            <w:right w:w="0" w:type="dxa"/>
+          </w:tblCellMar>
+        </w:tblPrEx>
+        <w:tc>
+          <w:tcPr>
+            <w:tcW w:w="0" w:type="auto"/>
+            <w:tcBorders>
+              <w:top w:val="nil"/>
+              <w:left w:val="nil"/>
+              <w:bottom w:val="nil"/>
+              <w:right w:val="single" w:color="auto" w:sz="2" w:space="0"/>
+            </w:tcBorders>
+            <w:shd w:val="clear" w:color="auto" w:fill="auto"/>
+            <w:tcMar>
+              <w:top w:w="120" w:type="dxa"/>
+              <w:left w:w="180" w:type="dxa"/>
+              <w:bottom w:w="120" w:type="dxa"/>
+              <w:right w:w="180" w:type="dxa"/>
+            </w:tcMar>
+            <w:vAlign w:val="center"/>
+          </w:tcPr>
+          <w:p>
+            <w:r>
+              <w:rPr>
+                <w:lang w:val="en-US" w:eastAsia="zh-CN"/>
+              </w:rPr>
+              <w:t>目标</w:t>
+            </w:r>
+          </w:p>
+        </w:tc>
+        <w:tc>
+          <w:tcPr>
+            <w:tcW w:w="0" w:type="auto"/>
+            <w:tcBorders>
+              <w:top w:val="nil"/>
+              <w:left w:val="nil"/>
+              <w:bottom w:val="nil"/>
+              <w:right w:val="nil"/>
+            </w:tcBorders>
+            <w:shd w:val="clear" w:color="auto" w:fill="auto"/>
+            <w:tcMar>
+              <w:top w:w="120" w:type="dxa"/>
+              <w:left w:w="180" w:type="dxa"/>
+              <w:bottom w:w="120" w:type="dxa"/>
+              <w:right w:w="180" w:type="dxa"/>
+            </w:tcMar>
+            <w:vAlign w:val="center"/>
+          </w:tcPr>
+          <w:p>
+            <w:r>
+              <w:rPr>
+                <w:lang w:val="en-US" w:eastAsia="zh-CN"/>
+              </w:rPr>
+              <w:t>巡检本辖区设备，记录设备状态（正常 / 异常）并提交巡检结果</w:t>
+            </w:r>
+          </w:p>
+        </w:tc>
+      </w:tr>
+      <w:tr>
+        <w:tblPrEx>
+          <w:tblBorders>
+            <w:top w:val="single" w:color="auto" w:sz="2" w:space="0"/>
+            <w:left w:val="single" w:color="auto" w:sz="2" w:space="0"/>
+            <w:bottom w:val="single" w:color="auto" w:sz="2" w:space="0"/>
+            <w:right w:val="single" w:color="auto" w:sz="2" w:space="0"/>
+            <w:insideH w:val="none" w:color="auto" w:sz="0" w:space="0"/>
+            <w:insideV w:val="none" w:color="auto" w:sz="0" w:space="0"/>
+          </w:tblBorders>
+          <w:shd w:val="clear" w:color="auto" w:fill="auto"/>
+          <w:tblCellMar>
+            <w:top w:w="0" w:type="dxa"/>
+            <w:left w:w="0" w:type="dxa"/>
+            <w:bottom w:w="0" w:type="dxa"/>
+            <w:right w:w="0" w:type="dxa"/>
+          </w:tblCellMar>
+        </w:tblPrEx>
+        <w:tc>
+          <w:tcPr>
+            <w:tcW w:w="0" w:type="auto"/>
+            <w:tcBorders>
+              <w:top w:val="nil"/>
+              <w:left w:val="nil"/>
+              <w:bottom w:val="nil"/>
+              <w:right w:val="single" w:color="auto" w:sz="2" w:space="0"/>
+            </w:tcBorders>
+            <w:shd w:val="clear" w:color="auto" w:fill="auto"/>
+            <w:tcMar>
+              <w:top w:w="120" w:type="dxa"/>
+              <w:left w:w="180" w:type="dxa"/>
+              <w:bottom w:w="120" w:type="dxa"/>
+              <w:right w:w="180" w:type="dxa"/>
+            </w:tcMar>
+            <w:vAlign w:val="center"/>
+          </w:tcPr>
+          <w:p>
+            <w:r>
+              <w:rPr>
+                <w:lang w:val="en-US" w:eastAsia="zh-CN"/>
+              </w:rPr>
+              <w:t>范围</w:t>
+            </w:r>
+          </w:p>
+        </w:tc>
+        <w:tc>
+          <w:tcPr>
+            <w:tcW w:w="0" w:type="auto"/>
+            <w:tcBorders>
+              <w:top w:val="nil"/>
+              <w:left w:val="nil"/>
+              <w:bottom w:val="nil"/>
+              <w:right w:val="nil"/>
+            </w:tcBorders>
+            <w:shd w:val="clear" w:color="auto" w:fill="auto"/>
+            <w:tcMar>
+              <w:top w:w="120" w:type="dxa"/>
+              <w:left w:w="180" w:type="dxa"/>
+              <w:bottom w:w="120" w:type="dxa"/>
+              <w:right w:w="180" w:type="dxa"/>
+            </w:tcMar>
+            <w:vAlign w:val="center"/>
+          </w:tcPr>
+          <w:p>
+            <w:r>
+              <w:rPr>
+                <w:lang w:val="en-US" w:eastAsia="zh-CN"/>
+              </w:rPr>
+              <w:t>校园直饮矿化水物联网运维平台 - 运维 APP</w:t>
+            </w:r>
+          </w:p>
+        </w:tc>
+      </w:tr>
+      <w:tr>
+        <w:tblPrEx>
+          <w:tblBorders>
+            <w:top w:val="single" w:color="auto" w:sz="2" w:space="0"/>
+            <w:left w:val="single" w:color="auto" w:sz="2" w:space="0"/>
+            <w:bottom w:val="single" w:color="auto" w:sz="2" w:space="0"/>
+            <w:right w:val="single" w:color="auto" w:sz="2" w:space="0"/>
+            <w:insideH w:val="none" w:color="auto" w:sz="0" w:space="0"/>
+            <w:insideV w:val="none" w:color="auto" w:sz="0" w:space="0"/>
+          </w:tblBorders>
+          <w:shd w:val="clear" w:color="auto" w:fill="auto"/>
+          <w:tblCellMar>
+            <w:top w:w="0" w:type="dxa"/>
+            <w:left w:w="0" w:type="dxa"/>
+            <w:bottom w:w="0" w:type="dxa"/>
+            <w:right w:w="0" w:type="dxa"/>
+          </w:tblCellMar>
+        </w:tblPrEx>
+        <w:tc>
+          <w:tcPr>
+            <w:tcW w:w="0" w:type="auto"/>
+            <w:tcBorders>
+              <w:top w:val="nil"/>
+              <w:left w:val="nil"/>
+              <w:bottom w:val="nil"/>
+              <w:right w:val="single" w:color="auto" w:sz="2" w:space="0"/>
+            </w:tcBorders>
+            <w:shd w:val="clear" w:color="auto" w:fill="auto"/>
+            <w:tcMar>
+              <w:top w:w="120" w:type="dxa"/>
+              <w:left w:w="180" w:type="dxa"/>
+              <w:bottom w:w="120" w:type="dxa"/>
+              <w:right w:w="180" w:type="dxa"/>
+            </w:tcMar>
+            <w:vAlign w:val="center"/>
+          </w:tcPr>
+          <w:p>
+            <w:r>
+              <w:rPr>
+                <w:lang w:val="en-US" w:eastAsia="zh-CN"/>
+              </w:rPr>
+              <w:t>前置条件</w:t>
+            </w:r>
+          </w:p>
+        </w:tc>
+        <w:tc>
+          <w:tcPr>
+            <w:tcW w:w="0" w:type="auto"/>
+            <w:tcBorders>
+              <w:top w:val="nil"/>
+              <w:left w:val="nil"/>
+              <w:bottom w:val="nil"/>
+              <w:right w:val="nil"/>
+            </w:tcBorders>
+            <w:shd w:val="clear" w:color="auto" w:fill="auto"/>
+            <w:tcMar>
+              <w:top w:w="120" w:type="dxa"/>
+              <w:left w:w="180" w:type="dxa"/>
+              <w:bottom w:w="120" w:type="dxa"/>
+              <w:right w:w="180" w:type="dxa"/>
+            </w:tcMar>
+            <w:vAlign w:val="center"/>
+          </w:tcPr>
+          <w:p>
+            <w:r>
+              <w:rPr>
+                <w:lang w:val="en-US" w:eastAsia="zh-CN"/>
+              </w:rPr>
+              <w:t>维修人员已登录 APP，账号绑定所属片区；APP 已加载本辖区设备列表（支持离线缓存）</w:t>
+            </w:r>
+          </w:p>
+        </w:tc>
+      </w:tr>
+      <w:tr>
+        <w:tblPrEx>
+          <w:tblBorders>
+            <w:top w:val="single" w:color="auto" w:sz="2" w:space="0"/>
+            <w:left w:val="single" w:color="auto" w:sz="2" w:space="0"/>
+            <w:bottom w:val="single" w:color="auto" w:sz="2" w:space="0"/>
+            <w:right w:val="single" w:color="auto" w:sz="2" w:space="0"/>
+            <w:insideH w:val="none" w:color="auto" w:sz="0" w:space="0"/>
+            <w:insideV w:val="none" w:color="auto" w:sz="0" w:space="0"/>
+          </w:tblBorders>
+          <w:shd w:val="clear" w:color="auto" w:fill="auto"/>
+          <w:tblCellMar>
+            <w:top w:w="0" w:type="dxa"/>
+            <w:left w:w="0" w:type="dxa"/>
+            <w:bottom w:w="0" w:type="dxa"/>
+            <w:right w:w="0" w:type="dxa"/>
+          </w:tblCellMar>
+        </w:tblPrEx>
+        <w:tc>
+          <w:tcPr>
+            <w:tcW w:w="0" w:type="auto"/>
+            <w:tcBorders>
+              <w:top w:val="nil"/>
+              <w:left w:val="nil"/>
+              <w:bottom w:val="nil"/>
+              <w:right w:val="single" w:color="auto" w:sz="2" w:space="0"/>
+            </w:tcBorders>
+            <w:shd w:val="clear" w:color="auto" w:fill="auto"/>
+            <w:tcMar>
+              <w:top w:w="120" w:type="dxa"/>
+              <w:left w:w="180" w:type="dxa"/>
+              <w:bottom w:w="120" w:type="dxa"/>
+              <w:right w:w="180" w:type="dxa"/>
+            </w:tcMar>
+            <w:vAlign w:val="center"/>
+          </w:tcPr>
+          <w:p>
+            <w:r>
+              <w:rPr>
+                <w:lang w:val="en-US" w:eastAsia="zh-CN"/>
+              </w:rPr>
+              <w:t>交互动作</w:t>
+            </w:r>
+          </w:p>
+        </w:tc>
+        <w:tc>
+          <w:tcPr>
+            <w:tcW w:w="0" w:type="auto"/>
+            <w:tcBorders>
+              <w:top w:val="nil"/>
+              <w:left w:val="nil"/>
+              <w:bottom w:val="nil"/>
+              <w:right w:val="nil"/>
+            </w:tcBorders>
+            <w:shd w:val="clear" w:color="auto" w:fill="auto"/>
+            <w:tcMar>
+              <w:top w:w="120" w:type="dxa"/>
+              <w:left w:w="180" w:type="dxa"/>
+              <w:bottom w:w="120" w:type="dxa"/>
+              <w:right w:w="180" w:type="dxa"/>
+            </w:tcMar>
+            <w:vAlign w:val="center"/>
+          </w:tcPr>
+          <w:p>
+            <w:r>
+              <w:rPr>
+                <w:lang w:val="en-US" w:eastAsia="zh-CN"/>
+              </w:rPr>
+              <w:t>（1）维修人员点击 “巡检→片区设备”（2）页面加载本辖区设备列表，按 “制水机 / 供水机” 分组，含设备 ID、名称、位置、上次巡检时间（3）点击设备右侧 “开始巡检” 按钮，填写巡检表单（设备状态、异常描述、现场照片可选）（4）点击 “提交巡检”，系统保存巡检记录</w:t>
+            </w:r>
+          </w:p>
+        </w:tc>
+      </w:tr>
+      <w:tr>
+        <w:tblPrEx>
+          <w:tblBorders>
+            <w:top w:val="single" w:color="auto" w:sz="2" w:space="0"/>
+            <w:left w:val="single" w:color="auto" w:sz="2" w:space="0"/>
+            <w:bottom w:val="single" w:color="auto" w:sz="2" w:space="0"/>
+            <w:right w:val="single" w:color="auto" w:sz="2" w:space="0"/>
+            <w:insideH w:val="none" w:color="auto" w:sz="0" w:space="0"/>
+            <w:insideV w:val="none" w:color="auto" w:sz="0" w:space="0"/>
+          </w:tblBorders>
+          <w:shd w:val="clear" w:color="auto" w:fill="auto"/>
           <w:tblCellMar>
             <w:top w:w="0" w:type="dxa"/>
             <w:left w:w="0" w:type="dxa"/>
@@ -7657,6 +7633,7 @@
             <w:insideH w:val="none" w:color="auto" w:sz="0" w:space="0"/>
             <w:insideV w:val="none" w:color="auto" w:sz="0" w:space="0"/>
           </w:tblBorders>
+          <w:shd w:val="clear" w:color="auto" w:fill="auto"/>
           <w:tblCellMar>
             <w:top w:w="0" w:type="dxa"/>
             <w:left w:w="0" w:type="dxa"/>
@@ -7715,6 +7692,78 @@
                 <w:lang w:val="en-US" w:eastAsia="zh-CN"/>
               </w:rPr>
               <w:t>工单抢单与处理</w:t>
+            </w:r>
+          </w:p>
+        </w:tc>
+      </w:tr>
+      <w:tr>
+        <w:tblPrEx>
+          <w:tblBorders>
+            <w:top w:val="single" w:color="auto" w:sz="2" w:space="0"/>
+            <w:left w:val="single" w:color="auto" w:sz="2" w:space="0"/>
+            <w:bottom w:val="single" w:color="auto" w:sz="2" w:space="0"/>
+            <w:right w:val="single" w:color="auto" w:sz="2" w:space="0"/>
+            <w:insideH w:val="none" w:color="auto" w:sz="0" w:space="0"/>
+            <w:insideV w:val="none" w:color="auto" w:sz="0" w:space="0"/>
+          </w:tblBorders>
+          <w:tblCellMar>
+            <w:top w:w="0" w:type="dxa"/>
+            <w:left w:w="0" w:type="dxa"/>
+            <w:bottom w:w="0" w:type="dxa"/>
+            <w:right w:w="0" w:type="dxa"/>
+          </w:tblCellMar>
+        </w:tblPrEx>
+        <w:tc>
+          <w:tcPr>
+            <w:tcW w:w="0" w:type="auto"/>
+            <w:tcBorders>
+              <w:top w:val="nil"/>
+              <w:left w:val="nil"/>
+              <w:bottom w:val="nil"/>
+              <w:right w:val="single" w:color="auto" w:sz="2" w:space="0"/>
+            </w:tcBorders>
+            <w:shd w:val="clear" w:color="auto" w:fill="auto"/>
+            <w:tcMar>
+              <w:top w:w="120" w:type="dxa"/>
+              <w:left w:w="180" w:type="dxa"/>
+              <w:bottom w:w="120" w:type="dxa"/>
+              <w:right w:w="180" w:type="dxa"/>
+            </w:tcMar>
+            <w:vAlign w:val="center"/>
+          </w:tcPr>
+          <w:p>
+            <w:r>
+              <w:rPr>
+                <w:lang w:val="en-US" w:eastAsia="zh-CN"/>
+              </w:rPr>
+              <w:t>用例标识</w:t>
+            </w:r>
+          </w:p>
+        </w:tc>
+        <w:tc>
+          <w:tcPr>
+            <w:tcW w:w="0" w:type="auto"/>
+            <w:tcBorders>
+              <w:top w:val="nil"/>
+              <w:left w:val="nil"/>
+              <w:bottom w:val="nil"/>
+              <w:right w:val="nil"/>
+            </w:tcBorders>
+            <w:shd w:val="clear" w:color="auto" w:fill="auto"/>
+            <w:tcMar>
+              <w:top w:w="120" w:type="dxa"/>
+              <w:left w:w="180" w:type="dxa"/>
+              <w:bottom w:w="120" w:type="dxa"/>
+              <w:right w:w="180" w:type="dxa"/>
+            </w:tcMar>
+            <w:vAlign w:val="center"/>
+          </w:tcPr>
+          <w:p>
+            <w:r>
+              <w:rPr>
+                <w:lang w:val="en-US" w:eastAsia="zh-CN"/>
+              </w:rPr>
+              <w:t>UC-REP-002-WorkOrderHandle</w:t>
             </w:r>
           </w:p>
         </w:tc>
@@ -7760,78 +7809,6 @@
               <w:rPr>
                 <w:lang w:val="en-US" w:eastAsia="zh-CN"/>
               </w:rPr>
-              <w:t>用例标识</w:t>
-            </w:r>
-          </w:p>
-        </w:tc>
-        <w:tc>
-          <w:tcPr>
-            <w:tcW w:w="0" w:type="auto"/>
-            <w:tcBorders>
-              <w:top w:val="nil"/>
-              <w:left w:val="nil"/>
-              <w:bottom w:val="nil"/>
-              <w:right w:val="nil"/>
-            </w:tcBorders>
-            <w:shd w:val="clear" w:color="auto" w:fill="auto"/>
-            <w:tcMar>
-              <w:top w:w="120" w:type="dxa"/>
-              <w:left w:w="180" w:type="dxa"/>
-              <w:bottom w:w="120" w:type="dxa"/>
-              <w:right w:w="180" w:type="dxa"/>
-            </w:tcMar>
-            <w:vAlign w:val="center"/>
-          </w:tcPr>
-          <w:p>
-            <w:r>
-              <w:rPr>
-                <w:lang w:val="en-US" w:eastAsia="zh-CN"/>
-              </w:rPr>
-              <w:t>UC-REP-002-WorkOrderHandle</w:t>
-            </w:r>
-          </w:p>
-        </w:tc>
-      </w:tr>
-      <w:tr>
-        <w:tblPrEx>
-          <w:tblBorders>
-            <w:top w:val="single" w:color="auto" w:sz="2" w:space="0"/>
-            <w:left w:val="single" w:color="auto" w:sz="2" w:space="0"/>
-            <w:bottom w:val="single" w:color="auto" w:sz="2" w:space="0"/>
-            <w:right w:val="single" w:color="auto" w:sz="2" w:space="0"/>
-            <w:insideH w:val="none" w:color="auto" w:sz="0" w:space="0"/>
-            <w:insideV w:val="none" w:color="auto" w:sz="0" w:space="0"/>
-          </w:tblBorders>
-          <w:tblCellMar>
-            <w:top w:w="0" w:type="dxa"/>
-            <w:left w:w="0" w:type="dxa"/>
-            <w:bottom w:w="0" w:type="dxa"/>
-            <w:right w:w="0" w:type="dxa"/>
-          </w:tblCellMar>
-        </w:tblPrEx>
-        <w:tc>
-          <w:tcPr>
-            <w:tcW w:w="0" w:type="auto"/>
-            <w:tcBorders>
-              <w:top w:val="nil"/>
-              <w:left w:val="nil"/>
-              <w:bottom w:val="nil"/>
-              <w:right w:val="single" w:color="auto" w:sz="2" w:space="0"/>
-            </w:tcBorders>
-            <w:shd w:val="clear" w:color="auto" w:fill="auto"/>
-            <w:tcMar>
-              <w:top w:w="120" w:type="dxa"/>
-              <w:left w:w="180" w:type="dxa"/>
-              <w:bottom w:w="120" w:type="dxa"/>
-              <w:right w:w="180" w:type="dxa"/>
-            </w:tcMar>
-            <w:vAlign w:val="center"/>
-          </w:tcPr>
-          <w:p>
-            <w:r>
-              <w:rPr>
-                <w:lang w:val="en-US" w:eastAsia="zh-CN"/>
-              </w:rPr>
               <w:t>主要执行者</w:t>
             </w:r>
           </w:p>
@@ -8093,7 +8070,6 @@
             <w:insideH w:val="none" w:color="auto" w:sz="0" w:space="0"/>
             <w:insideV w:val="none" w:color="auto" w:sz="0" w:space="0"/>
           </w:tblBorders>
-          <w:shd w:val="clear" w:color="auto" w:fill="auto"/>
           <w:tblCellMar>
             <w:top w:w="0" w:type="dxa"/>
             <w:left w:w="0" w:type="dxa"/>
@@ -8397,6 +8373,7 @@
             <w:insideH w:val="none" w:color="auto" w:sz="0" w:space="0"/>
             <w:insideV w:val="none" w:color="auto" w:sz="0" w:space="0"/>
           </w:tblBorders>
+          <w:shd w:val="clear" w:color="auto" w:fill="auto"/>
           <w:tblCellMar>
             <w:top w:w="0" w:type="dxa"/>
             <w:left w:w="0" w:type="dxa"/>
@@ -8907,27 +8884,8 @@
               </w:rPr>
               <w:t>）学生接水完成后，点击 APP “停止出水” 按钮，终端机停止出水</w:t>
             </w:r>
-            <w:r>
-              <w:rPr>
-                <w:rFonts w:hint="default"/>
-                <w:lang w:val="en-US" w:eastAsia="zh-CN"/>
-              </w:rPr>
-              <w:t>（</w:t>
-            </w:r>
-            <w:r>
-              <w:rPr>
-                <w:rFonts w:hint="eastAsia"/>
-                <w:lang w:val="en-US" w:eastAsia="zh-CN"/>
-              </w:rPr>
-              <w:t>4</w:t>
-            </w:r>
-            <w:r>
-              <w:rPr>
-                <w:rFonts w:hint="default"/>
-                <w:lang w:val="en-US" w:eastAsia="zh-CN"/>
-              </w:rPr>
-              <w:t>）系统自动生成饮水记录（含饮水量、终端机位置、饮水时间），APP 展示本次饮水详情</w:t>
-            </w:r>
+            <w:bookmarkStart w:id="0" w:name="_GoBack"/>
+            <w:bookmarkEnd w:id="0"/>
           </w:p>
         </w:tc>
       </w:tr>
@@ -8941,7 +8899,6 @@
             <w:insideH w:val="none" w:color="auto" w:sz="0" w:space="0"/>
             <w:insideV w:val="none" w:color="auto" w:sz="0" w:space="0"/>
           </w:tblBorders>
-          <w:shd w:val="clear" w:color="auto" w:fill="auto"/>
           <w:tblCellMar>
             <w:top w:w="0" w:type="dxa"/>
             <w:left w:w="0" w:type="dxa"/>
@@ -9151,7 +9108,6 @@
             <w:insideH w:val="none" w:color="auto" w:sz="0" w:space="0"/>
             <w:insideV w:val="none" w:color="auto" w:sz="0" w:space="0"/>
           </w:tblBorders>
-          <w:shd w:val="clear" w:color="auto" w:fill="auto"/>
           <w:tblCellMar>
             <w:top w:w="0" w:type="dxa"/>
             <w:left w:w="0" w:type="dxa"/>
@@ -9516,7 +9472,6 @@
             <w:insideH w:val="none" w:color="auto" w:sz="0" w:space="0"/>
             <w:insideV w:val="none" w:color="auto" w:sz="0" w:space="0"/>
           </w:tblBorders>
-          <w:shd w:val="clear" w:color="auto" w:fill="auto"/>
           <w:tblCellMar>
             <w:top w:w="0" w:type="dxa"/>
             <w:left w:w="0" w:type="dxa"/>
@@ -9589,7 +9544,6 @@
             <w:insideH w:val="none" w:color="auto" w:sz="0" w:space="0"/>
             <w:insideV w:val="none" w:color="auto" w:sz="0" w:space="0"/>
           </w:tblBorders>
-          <w:shd w:val="clear" w:color="auto" w:fill="auto"/>
           <w:tblCellMar>
             <w:top w:w="0" w:type="dxa"/>
             <w:left w:w="0" w:type="dxa"/>
@@ -9836,6 +9790,7 @@
             <w:insideH w:val="none" w:color="auto" w:sz="0" w:space="0"/>
             <w:insideV w:val="none" w:color="auto" w:sz="0" w:space="0"/>
           </w:tblBorders>
+          <w:shd w:val="clear" w:color="auto" w:fill="auto"/>
           <w:tblCellMar>
             <w:top w:w="0" w:type="dxa"/>
             <w:left w:w="0" w:type="dxa"/>
@@ -9897,6 +9852,163 @@
                 <w:lang w:val="en-US" w:eastAsia="zh-CN"/>
               </w:rPr>
               <w:t>内容</w:t>
+            </w:r>
+          </w:p>
+        </w:tc>
+      </w:tr>
+      <w:tr>
+        <w:tblPrEx>
+          <w:tblBorders>
+            <w:top w:val="single" w:color="auto" w:sz="2" w:space="0"/>
+            <w:left w:val="single" w:color="auto" w:sz="2" w:space="0"/>
+            <w:bottom w:val="single" w:color="auto" w:sz="2" w:space="0"/>
+            <w:right w:val="single" w:color="auto" w:sz="2" w:space="0"/>
+            <w:insideH w:val="none" w:color="auto" w:sz="0" w:space="0"/>
+            <w:insideV w:val="none" w:color="auto" w:sz="0" w:space="0"/>
+          </w:tblBorders>
+          <w:tblCellMar>
+            <w:top w:w="0" w:type="dxa"/>
+            <w:left w:w="0" w:type="dxa"/>
+            <w:bottom w:w="0" w:type="dxa"/>
+            <w:right w:w="0" w:type="dxa"/>
+          </w:tblCellMar>
+        </w:tblPrEx>
+        <w:tc>
+          <w:tcPr>
+            <w:tcW w:w="0" w:type="auto"/>
+            <w:tcBorders>
+              <w:top w:val="nil"/>
+              <w:left w:val="nil"/>
+              <w:bottom w:val="nil"/>
+              <w:right w:val="single" w:color="auto" w:sz="2" w:space="0"/>
+            </w:tcBorders>
+            <w:shd w:val="clear" w:color="auto" w:fill="auto"/>
+            <w:tcMar>
+              <w:top w:w="120" w:type="dxa"/>
+              <w:left w:w="180" w:type="dxa"/>
+              <w:bottom w:w="120" w:type="dxa"/>
+              <w:right w:w="180" w:type="dxa"/>
+            </w:tcMar>
+            <w:vAlign w:val="center"/>
+          </w:tcPr>
+          <w:p>
+            <w:r>
+              <w:rPr>
+                <w:lang w:val="en-US" w:eastAsia="zh-CN"/>
+              </w:rPr>
+              <w:t>用例名</w:t>
+            </w:r>
+          </w:p>
+        </w:tc>
+        <w:tc>
+          <w:tcPr>
+            <w:tcW w:w="0" w:type="auto"/>
+            <w:tcBorders>
+              <w:top w:val="nil"/>
+              <w:left w:val="nil"/>
+              <w:bottom w:val="nil"/>
+              <w:right w:val="nil"/>
+            </w:tcBorders>
+            <w:shd w:val="clear" w:color="auto" w:fill="auto"/>
+            <w:tcMar>
+              <w:top w:w="120" w:type="dxa"/>
+              <w:left w:w="180" w:type="dxa"/>
+              <w:bottom w:w="120" w:type="dxa"/>
+              <w:right w:w="180" w:type="dxa"/>
+            </w:tcMar>
+            <w:vAlign w:val="center"/>
+          </w:tcPr>
+          <w:p>
+            <w:r>
+              <w:rPr>
+                <w:lang w:val="en-US" w:eastAsia="zh-CN"/>
+              </w:rPr>
+              <w:t>查看每日饮水量</w:t>
+            </w:r>
+          </w:p>
+        </w:tc>
+      </w:tr>
+      <w:tr>
+        <w:tblPrEx>
+          <w:tblBorders>
+            <w:top w:val="single" w:color="auto" w:sz="2" w:space="0"/>
+            <w:left w:val="single" w:color="auto" w:sz="2" w:space="0"/>
+            <w:bottom w:val="single" w:color="auto" w:sz="2" w:space="0"/>
+            <w:right w:val="single" w:color="auto" w:sz="2" w:space="0"/>
+            <w:insideH w:val="none" w:color="auto" w:sz="0" w:space="0"/>
+            <w:insideV w:val="none" w:color="auto" w:sz="0" w:space="0"/>
+          </w:tblBorders>
+          <w:tblCellMar>
+            <w:top w:w="0" w:type="dxa"/>
+            <w:left w:w="0" w:type="dxa"/>
+            <w:bottom w:w="0" w:type="dxa"/>
+            <w:right w:w="0" w:type="dxa"/>
+          </w:tblCellMar>
+        </w:tblPrEx>
+        <w:tc>
+          <w:tcPr>
+            <w:tcW w:w="0" w:type="auto"/>
+            <w:tcBorders>
+              <w:top w:val="nil"/>
+              <w:left w:val="nil"/>
+              <w:bottom w:val="nil"/>
+              <w:right w:val="single" w:color="auto" w:sz="2" w:space="0"/>
+            </w:tcBorders>
+            <w:shd w:val="clear" w:color="auto" w:fill="auto"/>
+            <w:tcMar>
+              <w:top w:w="120" w:type="dxa"/>
+              <w:left w:w="180" w:type="dxa"/>
+              <w:bottom w:w="120" w:type="dxa"/>
+              <w:right w:w="180" w:type="dxa"/>
+            </w:tcMar>
+            <w:vAlign w:val="center"/>
+          </w:tcPr>
+          <w:p>
+            <w:r>
+              <w:rPr>
+                <w:lang w:val="en-US" w:eastAsia="zh-CN"/>
+              </w:rPr>
+              <w:t>用例标识</w:t>
+            </w:r>
+          </w:p>
+        </w:tc>
+        <w:tc>
+          <w:tcPr>
+            <w:tcW w:w="0" w:type="auto"/>
+            <w:tcBorders>
+              <w:top w:val="nil"/>
+              <w:left w:val="nil"/>
+              <w:bottom w:val="nil"/>
+              <w:right w:val="nil"/>
+            </w:tcBorders>
+            <w:shd w:val="clear" w:color="auto" w:fill="auto"/>
+            <w:tcMar>
+              <w:top w:w="120" w:type="dxa"/>
+              <w:left w:w="180" w:type="dxa"/>
+              <w:bottom w:w="120" w:type="dxa"/>
+              <w:right w:w="180" w:type="dxa"/>
+            </w:tcMar>
+            <w:vAlign w:val="center"/>
+          </w:tcPr>
+          <w:p>
+            <w:r>
+              <w:rPr>
+                <w:lang w:val="en-US" w:eastAsia="zh-CN"/>
+              </w:rPr>
+              <w:t>UC-STU-00</w:t>
+            </w:r>
+            <w:r>
+              <w:rPr>
+                <w:rFonts w:hint="eastAsia"/>
+                <w:lang w:val="en-US" w:eastAsia="zh-CN"/>
+              </w:rPr>
+              <w:t>3</w:t>
+            </w:r>
+            <w:r>
+              <w:rPr>
+                <w:lang w:val="en-US" w:eastAsia="zh-CN"/>
+              </w:rPr>
+              <w:t>-DrinkRecord</w:t>
             </w:r>
           </w:p>
         </w:tc>
@@ -9942,7 +10054,7 @@
               <w:rPr>
                 <w:lang w:val="en-US" w:eastAsia="zh-CN"/>
               </w:rPr>
-              <w:t>用例名</w:t>
+              <w:t>主要执行者</w:t>
             </w:r>
           </w:p>
         </w:tc>
@@ -9969,7 +10081,7 @@
               <w:rPr>
                 <w:lang w:val="en-US" w:eastAsia="zh-CN"/>
               </w:rPr>
-              <w:t>查看每日饮水量</w:t>
+              <w:t>学生</w:t>
             </w:r>
           </w:p>
         </w:tc>
@@ -9984,166 +10096,6 @@
             <w:insideH w:val="none" w:color="auto" w:sz="0" w:space="0"/>
             <w:insideV w:val="none" w:color="auto" w:sz="0" w:space="0"/>
           </w:tblBorders>
-          <w:shd w:val="clear" w:color="auto" w:fill="auto"/>
-          <w:tblCellMar>
-            <w:top w:w="0" w:type="dxa"/>
-            <w:left w:w="0" w:type="dxa"/>
-            <w:bottom w:w="0" w:type="dxa"/>
-            <w:right w:w="0" w:type="dxa"/>
-          </w:tblCellMar>
-        </w:tblPrEx>
-        <w:tc>
-          <w:tcPr>
-            <w:tcW w:w="0" w:type="auto"/>
-            <w:tcBorders>
-              <w:top w:val="nil"/>
-              <w:left w:val="nil"/>
-              <w:bottom w:val="nil"/>
-              <w:right w:val="single" w:color="auto" w:sz="2" w:space="0"/>
-            </w:tcBorders>
-            <w:shd w:val="clear" w:color="auto" w:fill="auto"/>
-            <w:tcMar>
-              <w:top w:w="120" w:type="dxa"/>
-              <w:left w:w="180" w:type="dxa"/>
-              <w:bottom w:w="120" w:type="dxa"/>
-              <w:right w:w="180" w:type="dxa"/>
-            </w:tcMar>
-            <w:vAlign w:val="center"/>
-          </w:tcPr>
-          <w:p>
-            <w:r>
-              <w:rPr>
-                <w:lang w:val="en-US" w:eastAsia="zh-CN"/>
-              </w:rPr>
-              <w:t>用例标识</w:t>
-            </w:r>
-          </w:p>
-        </w:tc>
-        <w:tc>
-          <w:tcPr>
-            <w:tcW w:w="0" w:type="auto"/>
-            <w:tcBorders>
-              <w:top w:val="nil"/>
-              <w:left w:val="nil"/>
-              <w:bottom w:val="nil"/>
-              <w:right w:val="nil"/>
-            </w:tcBorders>
-            <w:shd w:val="clear" w:color="auto" w:fill="auto"/>
-            <w:tcMar>
-              <w:top w:w="120" w:type="dxa"/>
-              <w:left w:w="180" w:type="dxa"/>
-              <w:bottom w:w="120" w:type="dxa"/>
-              <w:right w:w="180" w:type="dxa"/>
-            </w:tcMar>
-            <w:vAlign w:val="center"/>
-          </w:tcPr>
-          <w:p>
-            <w:r>
-              <w:rPr>
-                <w:lang w:val="en-US" w:eastAsia="zh-CN"/>
-              </w:rPr>
-              <w:t>UC-STU-00</w:t>
-            </w:r>
-            <w:r>
-              <w:rPr>
-                <w:rFonts w:hint="eastAsia"/>
-                <w:lang w:val="en-US" w:eastAsia="zh-CN"/>
-              </w:rPr>
-              <w:t>3</w:t>
-            </w:r>
-            <w:r>
-              <w:rPr>
-                <w:lang w:val="en-US" w:eastAsia="zh-CN"/>
-              </w:rPr>
-              <w:t>-DrinkRecord</w:t>
-            </w:r>
-          </w:p>
-        </w:tc>
-      </w:tr>
-      <w:tr>
-        <w:tblPrEx>
-          <w:tblBorders>
-            <w:top w:val="single" w:color="auto" w:sz="2" w:space="0"/>
-            <w:left w:val="single" w:color="auto" w:sz="2" w:space="0"/>
-            <w:bottom w:val="single" w:color="auto" w:sz="2" w:space="0"/>
-            <w:right w:val="single" w:color="auto" w:sz="2" w:space="0"/>
-            <w:insideH w:val="none" w:color="auto" w:sz="0" w:space="0"/>
-            <w:insideV w:val="none" w:color="auto" w:sz="0" w:space="0"/>
-          </w:tblBorders>
-          <w:shd w:val="clear" w:color="auto" w:fill="auto"/>
-          <w:tblCellMar>
-            <w:top w:w="0" w:type="dxa"/>
-            <w:left w:w="0" w:type="dxa"/>
-            <w:bottom w:w="0" w:type="dxa"/>
-            <w:right w:w="0" w:type="dxa"/>
-          </w:tblCellMar>
-        </w:tblPrEx>
-        <w:tc>
-          <w:tcPr>
-            <w:tcW w:w="0" w:type="auto"/>
-            <w:tcBorders>
-              <w:top w:val="nil"/>
-              <w:left w:val="nil"/>
-              <w:bottom w:val="nil"/>
-              <w:right w:val="single" w:color="auto" w:sz="2" w:space="0"/>
-            </w:tcBorders>
-            <w:shd w:val="clear" w:color="auto" w:fill="auto"/>
-            <w:tcMar>
-              <w:top w:w="120" w:type="dxa"/>
-              <w:left w:w="180" w:type="dxa"/>
-              <w:bottom w:w="120" w:type="dxa"/>
-              <w:right w:w="180" w:type="dxa"/>
-            </w:tcMar>
-            <w:vAlign w:val="center"/>
-          </w:tcPr>
-          <w:p>
-            <w:r>
-              <w:rPr>
-                <w:lang w:val="en-US" w:eastAsia="zh-CN"/>
-              </w:rPr>
-              <w:t>主要执行者</w:t>
-            </w:r>
-          </w:p>
-        </w:tc>
-        <w:tc>
-          <w:tcPr>
-            <w:tcW w:w="0" w:type="auto"/>
-            <w:tcBorders>
-              <w:top w:val="nil"/>
-              <w:left w:val="nil"/>
-              <w:bottom w:val="nil"/>
-              <w:right w:val="nil"/>
-            </w:tcBorders>
-            <w:shd w:val="clear" w:color="auto" w:fill="auto"/>
-            <w:tcMar>
-              <w:top w:w="120" w:type="dxa"/>
-              <w:left w:w="180" w:type="dxa"/>
-              <w:bottom w:w="120" w:type="dxa"/>
-              <w:right w:w="180" w:type="dxa"/>
-            </w:tcMar>
-            <w:vAlign w:val="center"/>
-          </w:tcPr>
-          <w:p>
-            <w:r>
-              <w:rPr>
-                <w:lang w:val="en-US" w:eastAsia="zh-CN"/>
-              </w:rPr>
-              <w:t>学生</w:t>
-            </w:r>
-          </w:p>
-        </w:tc>
-      </w:tr>
-      <w:tr>
-        <w:tblPrEx>
-          <w:tblBorders>
-            <w:top w:val="single" w:color="auto" w:sz="2" w:space="0"/>
-            <w:left w:val="single" w:color="auto" w:sz="2" w:space="0"/>
-            <w:bottom w:val="single" w:color="auto" w:sz="2" w:space="0"/>
-            <w:right w:val="single" w:color="auto" w:sz="2" w:space="0"/>
-            <w:insideH w:val="none" w:color="auto" w:sz="0" w:space="0"/>
-            <w:insideV w:val="none" w:color="auto" w:sz="0" w:space="0"/>
-          </w:tblBorders>
-          <w:shd w:val="clear" w:color="auto" w:fill="auto"/>
           <w:tblCellMar>
             <w:top w:w="0" w:type="dxa"/>
             <w:left w:w="0" w:type="dxa"/>
@@ -10861,7 +10813,6 @@
             <w:insideH w:val="none" w:color="auto" w:sz="0" w:space="0"/>
             <w:insideV w:val="none" w:color="auto" w:sz="0" w:space="0"/>
           </w:tblBorders>
-          <w:shd w:val="clear" w:color="auto" w:fill="FFFFFF"/>
           <w:tblCellMar>
             <w:top w:w="0" w:type="dxa"/>
             <w:left w:w="0" w:type="dxa"/>
@@ -11045,7 +10996,6 @@
             <w:insideH w:val="none" w:color="auto" w:sz="0" w:space="0"/>
             <w:insideV w:val="none" w:color="auto" w:sz="0" w:space="0"/>
           </w:tblBorders>
-          <w:shd w:val="clear" w:color="auto" w:fill="FFFFFF"/>
           <w:tblCellMar>
             <w:top w:w="0" w:type="dxa"/>
             <w:left w:w="0" w:type="dxa"/>
@@ -11130,7 +11080,6 @@
             <w:insideH w:val="none" w:color="auto" w:sz="0" w:space="0"/>
             <w:insideV w:val="none" w:color="auto" w:sz="0" w:space="0"/>
           </w:tblBorders>
-          <w:shd w:val="clear" w:color="auto" w:fill="FFFFFF"/>
           <w:tblCellMar>
             <w:top w:w="0" w:type="dxa"/>
             <w:left w:w="0" w:type="dxa"/>
@@ -12279,22 +12228,6 @@
                       <a:ln w="6350">
                         <a:noFill/>
                       </a:ln>
-                      <a:extLst>
-                        <a:ext uri="{909E8E84-426E-40DD-AFC4-6F175D3DCCD1}">
-                          <a14:hiddenFill xmlns:a14="http://schemas.microsoft.com/office/drawing/2010/main">
-                            <a:solidFill>
-                              <a:schemeClr val="lt1"/>
-                            </a:solidFill>
-                          </a14:hiddenFill>
-                        </a:ext>
-                        <a:ext uri="{91240B29-F687-4F45-9708-019B960494DF}">
-                          <a14:hiddenLine xmlns:a14="http://schemas.microsoft.com/office/drawing/2010/main" w="6350">
-                            <a:solidFill>
-                              <a:prstClr val="black"/>
-                            </a:solidFill>
-                          </a14:hiddenLine>
-                        </a:ext>
-                      </a:extLst>
                     </wps:spPr>
                     <wps:style>
                       <a:lnRef idx="0">
@@ -12351,7 +12284,7 @@
         </mc:Choice>
         <mc:Fallback>
           <w:pict>
-            <v:shape id="_x0000_s1026" o:spid="_x0000_s1026" o:spt="202" type="#_x0000_t202" style="position:absolute;left:0pt;margin-top:0pt;height:144pt;width:144pt;mso-position-horizontal:center;mso-position-horizontal-relative:margin;mso-wrap-style:none;z-index:251659264;mso-width-relative:page;mso-height-relative:page;" filled="f" stroked="f" coordsize="21600,21600" o:gfxdata="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">
+            <v:shape id="_x0000_s1026" o:spid="_x0000_s1026" o:spt="202" type="#_x0000_t202" style="position:absolute;left:0pt;margin-top:0pt;height:144pt;width:144pt;mso-position-horizontal:center;mso-position-horizontal-relative:margin;mso-wrap-style:none;z-index:251659264;mso-width-relative:page;mso-height-relative:page;" filled="f" stroked="f" coordsize="21600,21600" o:gfxdata="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">
               <v:fill on="f" focussize="0,0"/>
               <v:stroke on="f" weight="0.5pt"/>
               <v:imagedata o:title=""/>
@@ -12438,7 +12371,7 @@
     <w:lsdException w:unhideWhenUsed="0" w:uiPriority="0" w:semiHidden="0" w:name="footnote text"/>
     <w:lsdException w:unhideWhenUsed="0" w:uiPriority="0" w:semiHidden="0" w:name="annotation text"/>
     <w:lsdException w:qFormat="1" w:unhideWhenUsed="0" w:uiPriority="0" w:semiHidden="0" w:name="header"/>
-    <w:lsdException w:unhideWhenUsed="0" w:uiPriority="0" w:semiHidden="0" w:name="footer"/>
+    <w:lsdException w:qFormat="1" w:unhideWhenUsed="0" w:uiPriority="0" w:semiHidden="0" w:name="footer"/>
     <w:lsdException w:unhideWhenUsed="0" w:uiPriority="0" w:semiHidden="0" w:name="index heading"/>
     <w:lsdException w:qFormat="1" w:uiPriority="0" w:name="caption"/>
     <w:lsdException w:unhideWhenUsed="0" w:uiPriority="0" w:semiHidden="0" w:name="table of figures"/>
@@ -12756,6 +12689,7 @@
   <w:style w:type="paragraph" w:styleId="5">
     <w:name w:val="footer"/>
     <w:basedOn w:val="1"/>
+    <w:qFormat/>
     <w:uiPriority w:val="0"/>
     <w:pPr>
       <w:tabs>
